--- a/Отчет_ИКБО-31-24_ЖильцоваСО_КТ1.docx
+++ b/Отчет_ИКБО-31-24_ЖильцоваСО_КТ1.docx
@@ -2,6 +2,687 @@
 <file path=word/document.xml><?xml version="1.0" encoding="utf-8"?>
 <w:document xmlns:wpc="http://schemas.microsoft.com/office/word/2010/wordprocessingCanvas" xmlns:mc="http://schemas.openxmlformats.org/markup-compatibility/2006" xmlns:o="urn:schemas-microsoft-com:office:office" xmlns:r="http://schemas.openxmlformats.org/officeDocument/2006/relationships" xmlns:m="http://schemas.openxmlformats.org/officeDocument/2006/math" xmlns:v="urn:schemas-microsoft-com:vml" xmlns:wp14="http://schemas.microsoft.com/office/word/2010/wordprocessingDrawing" xmlns:wp="http://schemas.openxmlformats.org/drawingml/2006/wordprocessingDrawing" xmlns:w10="urn:schemas-microsoft-com:office:word" xmlns:w="http://schemas.openxmlformats.org/wordprocessingml/2006/main" xmlns:w14="http://schemas.microsoft.com/office/word/2010/wordml" xmlns:wpg="http://schemas.microsoft.com/office/word/2010/wordprocessingGroup" xmlns:wpi="http://schemas.microsoft.com/office/word/2010/wordprocessingInk" xmlns:wne="http://schemas.microsoft.com/office/word/2006/wordml" xmlns:wps="http://schemas.microsoft.com/office/word/2010/wordprocessingShape" mc:Ignorable="w14 wp14">
   <w:body>
+    <w:tbl>
+      <w:tblPr>
+        <w:tblW w:w="5000" w:type="pct"/>
+        <w:tblCellMar>
+          <w:left w:w="0" w:type="dxa"/>
+          <w:right w:w="0" w:type="dxa"/>
+        </w:tblCellMar>
+        <w:tblLook w:val="0000" w:firstRow="0" w:lastRow="0" w:firstColumn="0" w:lastColumn="0" w:noHBand="0" w:noVBand="0"/>
+      </w:tblPr>
+      <w:tblGrid>
+        <w:gridCol w:w="9355"/>
+      </w:tblGrid>
+      <w:tr>
+        <w:trPr>
+          <w:cantSplit/>
+          <w:trHeight w:val="180"/>
+        </w:trPr>
+        <w:tc>
+          <w:tcPr>
+            <w:tcW w:w="5000" w:type="pct"/>
+          </w:tcPr>
+          <w:p>
+            <w:pPr>
+              <w:spacing w:after="0" w:line="240" w:lineRule="auto"/>
+              <w:jc w:val="center"/>
+              <w:rPr>
+                <w:caps/>
+              </w:rPr>
+            </w:pPr>
+            <w:r>
+              <w:rPr>
+                <w:caps/>
+                <w:noProof/>
+                <w:lang w:val="ru-RU"/>
+              </w:rPr>
+              <w:drawing>
+                <wp:inline distT="0" distB="0" distL="0" distR="0" wp14:anchorId="55018A6B" wp14:editId="3728175E">
+                  <wp:extent cx="992038" cy="1124059"/>
+                  <wp:effectExtent l="19050" t="0" r="0" b="0"/>
+                  <wp:docPr id="1" name="Рисунок 2"/>
+                  <wp:cNvGraphicFramePr>
+                    <a:graphicFrameLocks xmlns:a="http://schemas.openxmlformats.org/drawingml/2006/main" noChangeAspect="1"/>
+                  </wp:cNvGraphicFramePr>
+                  <a:graphic xmlns:a="http://schemas.openxmlformats.org/drawingml/2006/main">
+                    <a:graphicData uri="http://schemas.openxmlformats.org/drawingml/2006/picture">
+                      <pic:pic xmlns:pic="http://schemas.openxmlformats.org/drawingml/2006/picture">
+                        <pic:nvPicPr>
+                          <pic:cNvPr id="0" name="ЗНАК_МИРЭА_ч_б.tif"/>
+                          <pic:cNvPicPr>
+                            <a:picLocks noChangeAspect="1"/>
+                          </pic:cNvPicPr>
+                        </pic:nvPicPr>
+                        <pic:blipFill>
+                          <a:blip r:embed="rId6"/>
+                          <a:stretch/>
+                        </pic:blipFill>
+                        <pic:spPr bwMode="auto">
+                          <a:xfrm>
+                            <a:off x="0" y="0"/>
+                            <a:ext cx="992600" cy="1124695"/>
+                          </a:xfrm>
+                          <a:prstGeom prst="rect">
+                            <a:avLst/>
+                          </a:prstGeom>
+                        </pic:spPr>
+                      </pic:pic>
+                    </a:graphicData>
+                  </a:graphic>
+                </wp:inline>
+              </w:drawing>
+            </w:r>
+          </w:p>
+          <w:p>
+            <w:pPr>
+              <w:spacing w:after="0" w:line="240" w:lineRule="auto"/>
+              <w:jc w:val="center"/>
+              <w:rPr>
+                <w:caps/>
+              </w:rPr>
+            </w:pPr>
+            <w:r>
+              <w:rPr>
+                <w:caps/>
+              </w:rPr>
+              <w:t>МИНОБРНАУКИ РОССИИ</w:t>
+            </w:r>
+          </w:p>
+        </w:tc>
+      </w:tr>
+      <w:tr>
+        <w:trPr>
+          <w:cantSplit/>
+          <w:trHeight w:val="1417"/>
+        </w:trPr>
+        <w:tc>
+          <w:tcPr>
+            <w:tcW w:w="5000" w:type="pct"/>
+          </w:tcPr>
+          <w:p>
+            <w:pPr>
+              <w:widowControl w:val="0"/>
+              <w:spacing w:after="0" w:line="216" w:lineRule="auto"/>
+              <w:jc w:val="center"/>
+              <w:rPr>
+                <w:b/>
+                <w:iCs/>
+                <w:sz w:val="20"/>
+              </w:rPr>
+            </w:pPr>
+            <w:r>
+              <w:rPr>
+                <w:iCs/>
+              </w:rPr>
+              <w:t>Федеральное государственное бюджетное образовательное учреждение</w:t>
+            </w:r>
+            <w:r>
+              <w:rPr>
+                <w:iCs/>
+              </w:rPr>
+              <w:br/>
+              <w:t>высшего образования</w:t>
+            </w:r>
+            <w:r>
+              <w:rPr>
+                <w:iCs/>
+              </w:rPr>
+              <w:br/>
+            </w:r>
+            <w:r>
+              <w:rPr>
+                <w:b/>
+                <w:bCs/>
+                <w:iCs/>
+              </w:rPr>
+              <w:t>«МИРЭА ‒ Российский технологический университет»</w:t>
+            </w:r>
+          </w:p>
+          <w:p>
+            <w:pPr>
+              <w:spacing w:after="0" w:line="240" w:lineRule="auto"/>
+              <w:jc w:val="center"/>
+            </w:pPr>
+            <w:r>
+              <w:rPr>
+                <w:b/>
+                <w:sz w:val="32"/>
+                <w:szCs w:val="32"/>
+              </w:rPr>
+              <w:t xml:space="preserve"> РТУ МИРЭА </w:t>
+            </w:r>
+            <w:r>
+              <w:rPr>
+                <w:b/>
+                <w:noProof/>
+                <w:sz w:val="32"/>
+                <w:szCs w:val="32"/>
+                <w:lang w:val="ru-RU"/>
+              </w:rPr>
+              <mc:AlternateContent>
+                <mc:Choice Requires="wps">
+                  <w:drawing>
+                    <wp:inline distT="0" distB="0" distL="0" distR="0" wp14:anchorId="18154B97" wp14:editId="04019C8D">
+                      <wp:extent cx="5600700" cy="1270"/>
+                      <wp:effectExtent l="20955" t="22860" r="26670" b="23495"/>
+                      <wp:docPr id="2" name="Прямая соединительная линия 1"/>
+                      <wp:cNvGraphicFramePr/>
+                      <a:graphic xmlns:a="http://schemas.openxmlformats.org/drawingml/2006/main">
+                        <a:graphicData uri="http://schemas.microsoft.com/office/word/2010/wordprocessingShape">
+                          <wps:wsp>
+                            <wps:cNvCnPr/>
+                            <wps:spPr bwMode="auto">
+                              <a:xfrm flipV="1">
+                                <a:off x="0" y="0"/>
+                                <a:ext cx="5600700" cy="1270"/>
+                              </a:xfrm>
+                              <a:prstGeom prst="line">
+                                <a:avLst/>
+                              </a:prstGeom>
+                              <a:noFill/>
+                              <a:ln w="38100" cmpd="dbl">
+                                <a:solidFill>
+                                  <a:srgbClr val="000000"/>
+                                </a:solidFill>
+                                <a:round/>
+                                <a:headEnd/>
+                                <a:tailEnd/>
+                              </a:ln>
+                            </wps:spPr>
+                            <wps:bodyPr/>
+                          </wps:wsp>
+                        </a:graphicData>
+                      </a:graphic>
+                    </wp:inline>
+                  </w:drawing>
+                </mc:Choice>
+                <mc:Fallback>
+                  <w:pict>
+                    <v:line id="Прямая соединительная линия 1" o:spid="_x0000_s1026" style="flip:y;visibility:visible;mso-wrap-style:square;mso-left-percent:-10001;mso-top-percent:-10001;mso-position-horizontal:absolute;mso-position-horizontal-relative:char;mso-position-vertical:absolute;mso-position-vertical-relative:line;mso-left-percent:-10001;mso-top-percent:-10001" from="0,0" to="441pt,.1pt" o:gfxdata="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" strokeweight="3pt">
+                      <v:stroke linestyle="thinThin"/>
+                      <w10:anchorlock/>
+                    </v:line>
+                  </w:pict>
+                </mc:Fallback>
+              </mc:AlternateContent>
+            </w:r>
+          </w:p>
+        </w:tc>
+      </w:tr>
+    </w:tbl>
+    <w:p>
+      <w:pPr>
+        <w:spacing w:after="0"/>
+        <w:jc w:val="center"/>
+      </w:pPr>
+      <w:r>
+        <w:rPr>
+          <w:b/>
+        </w:rPr>
+        <w:t>Институт информационных технологий (ИИТ)</w:t>
+      </w:r>
+    </w:p>
+    <w:p>
+      <w:pPr>
+        <w:spacing w:after="0"/>
+        <w:jc w:val="center"/>
+        <w:rPr>
+          <w:b/>
+        </w:rPr>
+      </w:pPr>
+      <w:r>
+        <w:rPr>
+          <w:b/>
+        </w:rPr>
+        <w:t>Кафедра игровой индустрии</w:t>
+      </w:r>
+    </w:p>
+    <w:p>
+      <w:pPr>
+        <w:spacing w:after="0"/>
+        <w:rPr>
+          <w:b/>
+        </w:rPr>
+      </w:pPr>
+    </w:p>
+    <w:p>
+      <w:pPr>
+        <w:spacing w:after="0"/>
+        <w:rPr>
+          <w:b/>
+        </w:rPr>
+      </w:pPr>
+    </w:p>
+    <w:p>
+      <w:pPr>
+        <w:spacing w:after="0"/>
+        <w:jc w:val="center"/>
+        <w:rPr>
+          <w:b/>
+          <w:sz w:val="32"/>
+          <w:szCs w:val="32"/>
+        </w:rPr>
+      </w:pPr>
+      <w:r>
+        <w:rPr>
+          <w:b/>
+          <w:sz w:val="32"/>
+          <w:szCs w:val="32"/>
+        </w:rPr>
+        <w:t>ОТЧЁТ ПО ПРОИЗВОДСТВЕННОЙ ПРАКТИКЕ</w:t>
+      </w:r>
+    </w:p>
+    <w:p>
+      <w:pPr>
+        <w:spacing w:after="0"/>
+        <w:jc w:val="center"/>
+        <w:rPr>
+          <w:b/>
+          <w:sz w:val="28"/>
+          <w:szCs w:val="28"/>
+        </w:rPr>
+      </w:pPr>
+      <w:r>
+        <w:rPr>
+          <w:b/>
+          <w:sz w:val="28"/>
+          <w:szCs w:val="28"/>
+        </w:rPr>
+        <w:t>Учебная практика</w:t>
+      </w:r>
+    </w:p>
+    <w:p>
+      <w:pPr>
+        <w:spacing w:after="0" w:line="360" w:lineRule="auto"/>
+        <w:rPr>
+          <w:sz w:val="28"/>
+          <w:szCs w:val="28"/>
+        </w:rPr>
+      </w:pPr>
+    </w:p>
+    <w:p>
+      <w:pPr>
+        <w:spacing w:after="0"/>
+        <w:rPr>
+          <w:sz w:val="28"/>
+          <w:szCs w:val="28"/>
+        </w:rPr>
+      </w:pPr>
+      <w:r>
+        <w:rPr>
+          <w:sz w:val="28"/>
+          <w:szCs w:val="28"/>
+        </w:rPr>
+        <w:t>приказ Университета о направлении на практику от «31» августа 2026 г. № 7109-С</w:t>
+      </w:r>
+    </w:p>
+    <w:p>
+      <w:pPr>
+        <w:spacing w:after="0" w:line="360" w:lineRule="auto"/>
+        <w:rPr>
+          <w:sz w:val="28"/>
+          <w:szCs w:val="28"/>
+        </w:rPr>
+      </w:pPr>
+    </w:p>
+    <w:p>
+      <w:pPr>
+        <w:spacing w:after="0" w:line="360" w:lineRule="auto"/>
+        <w:jc w:val="center"/>
+        <w:rPr>
+          <w:sz w:val="28"/>
+          <w:szCs w:val="28"/>
+        </w:rPr>
+      </w:pPr>
+    </w:p>
+    <w:tbl>
+      <w:tblPr>
+        <w:tblStyle w:val="a6"/>
+        <w:tblW w:w="9743" w:type="dxa"/>
+        <w:tblBorders>
+          <w:top w:val="none" w:sz="0" w:space="0" w:color="auto"/>
+          <w:left w:val="none" w:sz="0" w:space="0" w:color="auto"/>
+          <w:bottom w:val="none" w:sz="0" w:space="0" w:color="auto"/>
+          <w:right w:val="none" w:sz="0" w:space="0" w:color="auto"/>
+          <w:insideH w:val="none" w:sz="0" w:space="0" w:color="auto"/>
+          <w:insideV w:val="none" w:sz="0" w:space="0" w:color="auto"/>
+        </w:tblBorders>
+        <w:tblLook w:val="04A0" w:firstRow="1" w:lastRow="0" w:firstColumn="1" w:lastColumn="0" w:noHBand="0" w:noVBand="1"/>
+      </w:tblPr>
+      <w:tblGrid>
+        <w:gridCol w:w="3759"/>
+        <w:gridCol w:w="2473"/>
+        <w:gridCol w:w="3511"/>
+      </w:tblGrid>
+      <w:tr>
+        <w:trPr>
+          <w:cantSplit/>
+        </w:trPr>
+        <w:tc>
+          <w:tcPr>
+            <w:tcW w:w="3759" w:type="dxa"/>
+          </w:tcPr>
+          <w:p>
+            <w:pPr>
+              <w:ind w:firstLine="0"/>
+            </w:pPr>
+            <w:r>
+              <w:t xml:space="preserve">Отчёт представлен </w:t>
+            </w:r>
+            <w:proofErr w:type="gramStart"/>
+            <w:r>
+              <w:t>к</w:t>
+            </w:r>
+            <w:proofErr w:type="gramEnd"/>
+          </w:p>
+          <w:p>
+            <w:pPr>
+              <w:ind w:firstLine="0"/>
+            </w:pPr>
+            <w:r>
+              <w:t>рассмотрению:</w:t>
+            </w:r>
+          </w:p>
+          <w:p>
+            <w:pPr>
+              <w:ind w:firstLine="0"/>
+            </w:pPr>
+            <w:r>
+              <w:t>Студент группы ИКБО-31-24</w:t>
+            </w:r>
+          </w:p>
+          <w:p>
+            <w:pPr>
+              <w:ind w:firstLine="0"/>
+            </w:pPr>
+          </w:p>
+        </w:tc>
+        <w:tc>
+          <w:tcPr>
+            <w:tcW w:w="2473" w:type="dxa"/>
+          </w:tcPr>
+          <w:p>
+            <w:pPr>
+              <w:ind w:firstLine="0"/>
+            </w:pPr>
+          </w:p>
+          <w:p>
+            <w:pPr>
+              <w:ind w:firstLine="0"/>
+            </w:pPr>
+          </w:p>
+          <w:p>
+            <w:pPr>
+              <w:ind w:firstLine="0"/>
+            </w:pPr>
+            <w:r>
+              <w:t>«21» декабря 2026 г.</w:t>
+            </w:r>
+          </w:p>
+        </w:tc>
+        <w:tc>
+          <w:tcPr>
+            <w:tcW w:w="3511" w:type="dxa"/>
+          </w:tcPr>
+          <w:p>
+            <w:pPr>
+              <w:ind w:firstLine="0"/>
+            </w:pPr>
+          </w:p>
+          <w:p>
+            <w:pPr>
+              <w:pBdr>
+                <w:bottom w:val="single" w:sz="12" w:space="1" w:color="000000"/>
+              </w:pBdr>
+              <w:ind w:firstLine="0"/>
+            </w:pPr>
+          </w:p>
+          <w:p>
+            <w:pPr>
+              <w:pBdr>
+                <w:bottom w:val="single" w:sz="12" w:space="1" w:color="000000"/>
+              </w:pBdr>
+              <w:ind w:firstLine="0"/>
+              <w:jc w:val="right"/>
+            </w:pPr>
+            <w:r>
+              <w:t xml:space="preserve">                  </w:t>
+            </w:r>
+            <w:proofErr w:type="spellStart"/>
+            <w:r>
+              <w:t>Жильцова</w:t>
+            </w:r>
+            <w:proofErr w:type="spellEnd"/>
+            <w:r>
+              <w:t xml:space="preserve"> С.О.</w:t>
+            </w:r>
+          </w:p>
+          <w:p>
+            <w:pPr>
+              <w:ind w:firstLine="0"/>
+              <w:jc w:val="center"/>
+              <w:rPr>
+                <w:sz w:val="22"/>
+                <w:szCs w:val="22"/>
+              </w:rPr>
+            </w:pPr>
+            <w:r>
+              <w:rPr>
+                <w:sz w:val="22"/>
+                <w:szCs w:val="22"/>
+              </w:rPr>
+              <w:t>(подпись и расшифровка подписи)</w:t>
+            </w:r>
+          </w:p>
+          <w:p>
+            <w:pPr>
+              <w:ind w:firstLine="0"/>
+            </w:pPr>
+          </w:p>
+        </w:tc>
+      </w:tr>
+      <w:tr>
+        <w:trPr>
+          <w:cantSplit/>
+        </w:trPr>
+        <w:tc>
+          <w:tcPr>
+            <w:tcW w:w="3759" w:type="dxa"/>
+          </w:tcPr>
+          <w:p>
+            <w:pPr>
+              <w:ind w:firstLine="0"/>
+            </w:pPr>
+            <w:r>
+              <w:t>Отчёт утверждён.</w:t>
+            </w:r>
+          </w:p>
+          <w:p>
+            <w:pPr>
+              <w:ind w:firstLine="0"/>
+            </w:pPr>
+            <w:proofErr w:type="gramStart"/>
+            <w:r>
+              <w:t>Допущен</w:t>
+            </w:r>
+            <w:proofErr w:type="gramEnd"/>
+            <w:r>
+              <w:t xml:space="preserve"> к защите:</w:t>
+            </w:r>
+          </w:p>
+          <w:p>
+            <w:pPr>
+              <w:ind w:firstLine="0"/>
+            </w:pPr>
+          </w:p>
+        </w:tc>
+        <w:tc>
+          <w:tcPr>
+            <w:tcW w:w="2473" w:type="dxa"/>
+          </w:tcPr>
+          <w:p>
+            <w:pPr>
+              <w:ind w:firstLine="0"/>
+            </w:pPr>
+          </w:p>
+        </w:tc>
+        <w:tc>
+          <w:tcPr>
+            <w:tcW w:w="3511" w:type="dxa"/>
+          </w:tcPr>
+          <w:p>
+            <w:pPr>
+              <w:ind w:firstLine="0"/>
+            </w:pPr>
+          </w:p>
+        </w:tc>
+      </w:tr>
+      <w:tr>
+        <w:trPr>
+          <w:cantSplit/>
+        </w:trPr>
+        <w:tc>
+          <w:tcPr>
+            <w:tcW w:w="3759" w:type="dxa"/>
+          </w:tcPr>
+          <w:p>
+            <w:pPr>
+              <w:ind w:firstLine="0"/>
+              <w:jc w:val="left"/>
+            </w:pPr>
+            <w:r>
+              <w:t xml:space="preserve">Руководитель практики </w:t>
+            </w:r>
+          </w:p>
+          <w:p>
+            <w:pPr>
+              <w:ind w:firstLine="0"/>
+              <w:jc w:val="left"/>
+            </w:pPr>
+            <w:r>
+              <w:t>от кафедры</w:t>
+            </w:r>
+          </w:p>
+        </w:tc>
+        <w:tc>
+          <w:tcPr>
+            <w:tcW w:w="2473" w:type="dxa"/>
+          </w:tcPr>
+          <w:p>
+            <w:pPr>
+              <w:ind w:firstLine="0"/>
+            </w:pPr>
+          </w:p>
+          <w:p>
+            <w:pPr>
+              <w:ind w:firstLine="0"/>
+            </w:pPr>
+            <w:r>
+              <w:t>«21» декабря 2026 г.</w:t>
+            </w:r>
+          </w:p>
+        </w:tc>
+        <w:tc>
+          <w:tcPr>
+            <w:tcW w:w="3511" w:type="dxa"/>
+          </w:tcPr>
+          <w:p>
+            <w:pPr>
+              <w:ind w:firstLine="0"/>
+            </w:pPr>
+          </w:p>
+          <w:p>
+            <w:pPr>
+              <w:pBdr>
+                <w:bottom w:val="single" w:sz="12" w:space="1" w:color="000000"/>
+              </w:pBdr>
+              <w:ind w:firstLine="0"/>
+              <w:jc w:val="right"/>
+            </w:pPr>
+            <w:r>
+              <w:t xml:space="preserve">                  Синицын А.В.</w:t>
+            </w:r>
+          </w:p>
+          <w:p>
+            <w:pPr>
+              <w:ind w:firstLine="0"/>
+              <w:jc w:val="center"/>
+              <w:rPr>
+                <w:sz w:val="22"/>
+                <w:szCs w:val="22"/>
+              </w:rPr>
+            </w:pPr>
+            <w:r>
+              <w:rPr>
+                <w:sz w:val="22"/>
+                <w:szCs w:val="22"/>
+              </w:rPr>
+              <w:t>(подпись и расшифровка подписи)</w:t>
+            </w:r>
+          </w:p>
+          <w:p>
+            <w:pPr>
+              <w:ind w:firstLine="0"/>
+            </w:pPr>
+          </w:p>
+          <w:p>
+            <w:pPr>
+              <w:ind w:firstLine="0"/>
+            </w:pPr>
+          </w:p>
+        </w:tc>
+      </w:tr>
+    </w:tbl>
+    <w:p>
+      <w:pPr>
+        <w:spacing w:after="0" w:line="360" w:lineRule="auto"/>
+        <w:jc w:val="center"/>
+        <w:rPr>
+          <w:sz w:val="28"/>
+          <w:szCs w:val="28"/>
+        </w:rPr>
+      </w:pPr>
+    </w:p>
+    <w:p>
+      <w:pPr>
+        <w:spacing w:after="0"/>
+        <w:jc w:val="center"/>
+        <w:rPr>
+          <w:sz w:val="28"/>
+          <w:szCs w:val="28"/>
+        </w:rPr>
+      </w:pPr>
+    </w:p>
+    <w:p>
+      <w:pPr>
+        <w:spacing w:after="0"/>
+        <w:rPr>
+          <w:sz w:val="28"/>
+          <w:szCs w:val="28"/>
+        </w:rPr>
+      </w:pPr>
+    </w:p>
+    <w:p>
+      <w:pPr>
+        <w:spacing w:after="0"/>
+        <w:jc w:val="center"/>
+        <w:rPr>
+          <w:sz w:val="28"/>
+          <w:szCs w:val="28"/>
+        </w:rPr>
+      </w:pPr>
+      <w:r>
+        <w:rPr>
+          <w:sz w:val="28"/>
+          <w:szCs w:val="28"/>
+        </w:rPr>
+        <w:t>Москва 2026 г.</w:t>
+      </w:r>
+      <w:r>
+        <w:br w:type="page" w:clear="all"/>
+      </w:r>
+    </w:p>
     <w:p>
       <w:pPr>
         <w:spacing w:after="0" w:line="360" w:lineRule="auto"/>
@@ -20,6 +701,7 @@
           <w:szCs w:val="28"/>
           <w:lang w:val="ru-RU"/>
         </w:rPr>
+        <w:lastRenderedPageBreak/>
         <w:t>Введение</w:t>
       </w:r>
     </w:p>
@@ -190,43 +872,33 @@
           <w:szCs w:val="28"/>
           <w:lang w:val="ru-RU"/>
         </w:rPr>
-        <w:t xml:space="preserve">процесс сеансового обслуживания </w:t>
-      </w:r>
-      <w:proofErr w:type="gramStart"/>
-      <w:r>
-        <w:rPr>
-          <w:sz w:val="28"/>
-          <w:szCs w:val="28"/>
-          <w:lang w:val="ru-RU"/>
-        </w:rPr>
-        <w:t>на</w:t>
-      </w:r>
-      <w:proofErr w:type="gramEnd"/>
-      <w:r>
-        <w:rPr>
-          <w:sz w:val="28"/>
-          <w:szCs w:val="28"/>
-          <w:lang w:val="ru-RU"/>
-        </w:rPr>
-        <w:t xml:space="preserve"> </w:t>
-      </w:r>
-      <w:proofErr w:type="gramStart"/>
-      <w:r>
-        <w:rPr>
-          <w:sz w:val="28"/>
-          <w:szCs w:val="28"/>
-          <w:lang w:val="ru-RU"/>
-        </w:rPr>
-        <w:t>арена</w:t>
-      </w:r>
-      <w:proofErr w:type="gramEnd"/>
-      <w:r>
-        <w:rPr>
-          <w:sz w:val="28"/>
-          <w:szCs w:val="28"/>
-          <w:lang w:val="ru-RU"/>
-        </w:rPr>
-        <w:t xml:space="preserve"> виртуальной реальности как объект автоматизации, а в качестве предмета исследования - информационные процессы и операции, возникающие при оформлении и проведении сеанса на арене виртуальной реальности, подлежащие автоматизации.</w:t>
+        <w:t xml:space="preserve">процесс сеансового обслуживания на </w:t>
+      </w:r>
+      <w:r>
+        <w:rPr>
+          <w:sz w:val="28"/>
+          <w:szCs w:val="28"/>
+          <w:lang w:val="ru-RU"/>
+        </w:rPr>
+        <w:t>арене</w:t>
+      </w:r>
+      <w:r>
+        <w:rPr>
+          <w:sz w:val="28"/>
+          <w:szCs w:val="28"/>
+          <w:lang w:val="ru-RU"/>
+        </w:rPr>
+        <w:t xml:space="preserve"> виртуальной реальности как объект автоматизации, а в качестве предмета исследования - информационные процессы и операции, возникающие при оформлении и про</w:t>
+      </w:r>
+      <w:bookmarkStart w:id="0" w:name="_GoBack"/>
+      <w:bookmarkEnd w:id="0"/>
+      <w:r>
+        <w:rPr>
+          <w:sz w:val="28"/>
+          <w:szCs w:val="28"/>
+          <w:lang w:val="ru-RU"/>
+        </w:rPr>
+        <w:t>ведении сеанса на арене виртуальной реальности, подлежащие автоматизации.</w:t>
       </w:r>
     </w:p>
     <w:p>
@@ -246,7 +918,91 @@
           <w:szCs w:val="28"/>
           <w:lang w:val="ru-RU"/>
         </w:rPr>
-        <w:t>Цель данной практики - разработать программный продукт, который позволит реализовать и автоматизировать сеансовое обслуживание на арене виртуальной реальности.</w:t>
+        <w:t xml:space="preserve">Таким </w:t>
+      </w:r>
+      <w:r>
+        <w:rPr>
+          <w:sz w:val="28"/>
+          <w:szCs w:val="28"/>
+          <w:lang w:val="ru-RU"/>
+        </w:rPr>
+        <w:t xml:space="preserve">образом, </w:t>
+      </w:r>
+      <w:r>
+        <w:rPr>
+          <w:sz w:val="28"/>
+          <w:szCs w:val="28"/>
+          <w:lang w:val="ru-RU"/>
+        </w:rPr>
+        <w:t>тема</w:t>
+      </w:r>
+      <w:r>
+        <w:rPr>
+          <w:sz w:val="28"/>
+          <w:szCs w:val="28"/>
+          <w:lang w:val="ru-RU"/>
+        </w:rPr>
+        <w:t xml:space="preserve"> данной </w:t>
+      </w:r>
+      <w:r>
+        <w:rPr>
+          <w:sz w:val="28"/>
+          <w:szCs w:val="28"/>
+          <w:lang w:val="ru-RU"/>
+        </w:rPr>
+        <w:t xml:space="preserve">учебной </w:t>
+      </w:r>
+      <w:r>
+        <w:rPr>
+          <w:sz w:val="28"/>
+          <w:szCs w:val="28"/>
+          <w:lang w:val="ru-RU"/>
+        </w:rPr>
+        <w:t xml:space="preserve">практики – </w:t>
+      </w:r>
+      <w:r>
+        <w:rPr>
+          <w:sz w:val="28"/>
+          <w:szCs w:val="28"/>
+          <w:lang w:val="ru-RU"/>
+        </w:rPr>
+        <w:t>«разработка программного продукта для автоматизации сеансового обслуживания на арене виртуальной реальности».</w:t>
+      </w:r>
+    </w:p>
+    <w:p>
+      <w:pPr>
+        <w:spacing w:after="0" w:line="360" w:lineRule="auto"/>
+        <w:ind w:firstLine="709"/>
+        <w:jc w:val="both"/>
+        <w:rPr>
+          <w:sz w:val="28"/>
+          <w:szCs w:val="28"/>
+          <w:lang w:val="ru-RU"/>
+        </w:rPr>
+      </w:pPr>
+      <w:r>
+        <w:rPr>
+          <w:sz w:val="28"/>
+          <w:szCs w:val="28"/>
+          <w:lang w:val="ru-RU"/>
+        </w:rPr>
+        <w:t>Ц</w:t>
+      </w:r>
+      <w:r>
+        <w:rPr>
+          <w:sz w:val="28"/>
+          <w:szCs w:val="28"/>
+          <w:lang w:val="ru-RU"/>
+        </w:rPr>
+        <w:t xml:space="preserve">ель </w:t>
+      </w:r>
+      <w:r>
+        <w:rPr>
+          <w:sz w:val="28"/>
+          <w:szCs w:val="28"/>
+          <w:lang w:val="ru-RU"/>
+        </w:rPr>
+        <w:t>практики - разработать программный продукт, который позволит реализовать и автоматизировать сеансовое обслуживание на арене виртуальной реальности.</w:t>
       </w:r>
     </w:p>
     <w:p>
@@ -318,16 +1074,8 @@
           <w:szCs w:val="28"/>
           <w:lang w:val="ru-RU"/>
         </w:rPr>
-        <w:t xml:space="preserve">Аналитический этап: построить модель основного бизнес-процесса в принятой нотации, выявить автоматизируемые операции, построить логическую модель данных, разработать алгоритмы решения </w:t>
-      </w:r>
-      <w:r>
-        <w:rPr>
-          <w:sz w:val="28"/>
-          <w:szCs w:val="28"/>
-          <w:lang w:val="ru-RU"/>
-        </w:rPr>
         <w:lastRenderedPageBreak/>
-        <w:t xml:space="preserve">задачи, построить их схемы, оценить вычислительную сложность, реализовать алгоритмы на языке </w:t>
+        <w:t xml:space="preserve">Аналитический этап: построить модель основного бизнес-процесса в принятой нотации, выявить автоматизируемые операции, построить логическую модель данных, разработать алгоритмы решения задачи, построить их схемы, оценить вычислительную сложность, реализовать алгоритмы на языке </w:t>
       </w:r>
       <w:proofErr w:type="spellStart"/>
       <w:r>
@@ -682,9 +1430,8 @@
           <w:szCs w:val="28"/>
           <w:lang w:val="ru-RU"/>
         </w:rPr>
-        <w:t xml:space="preserve">. Данная среда бесплатна для личного и коммерческого использования. Кроме того она обладает встроенным отладчиком и может анализировать код, что ускоряет разработку: встроенное </w:t>
-      </w:r>
-      <w:proofErr w:type="spellStart"/>
+        <w:t xml:space="preserve"> 2023.3.2</w:t>
+      </w:r>
       <w:r>
         <w:rPr>
           <w:rStyle w:val="a4"/>
@@ -694,9 +1441,9 @@
           <w:szCs w:val="28"/>
           <w:lang w:val="ru-RU"/>
         </w:rPr>
-        <w:t>автодополнение</w:t>
-      </w:r>
-      <w:proofErr w:type="spellEnd"/>
+        <w:t xml:space="preserve">. Данная среда бесплатна для личного и коммерческого использования. Кроме того она обладает встроенным отладчиком и может анализировать код, что ускоряет разработку: встроенное </w:t>
+      </w:r>
+      <w:proofErr w:type="spellStart"/>
       <w:r>
         <w:rPr>
           <w:rStyle w:val="a4"/>
@@ -706,6 +1453,18 @@
           <w:szCs w:val="28"/>
           <w:lang w:val="ru-RU"/>
         </w:rPr>
+        <w:t>автодополнение</w:t>
+      </w:r>
+      <w:proofErr w:type="spellEnd"/>
+      <w:r>
+        <w:rPr>
+          <w:rStyle w:val="a4"/>
+          <w:rFonts w:eastAsia="Calibri"/>
+          <w:b w:val="0"/>
+          <w:sz w:val="28"/>
+          <w:szCs w:val="28"/>
+          <w:lang w:val="ru-RU"/>
+        </w:rPr>
         <w:t xml:space="preserve">, проверка ошибок </w:t>
       </w:r>
       <w:r>
@@ -803,7 +1562,17 @@
           <w:szCs w:val="28"/>
           <w:lang w:val="ru-RU"/>
         </w:rPr>
-        <w:t xml:space="preserve"> распространённостью. В качестве среды разработки </w:t>
+        <w:t xml:space="preserve"> </w:t>
+      </w:r>
+      <w:r>
+        <w:rPr>
+          <w:bCs/>
+          <w:sz w:val="28"/>
+          <w:szCs w:val="28"/>
+          <w:lang w:val="ru-RU"/>
+        </w:rPr>
+        <w:lastRenderedPageBreak/>
+        <w:t xml:space="preserve">распространённостью. В качестве среды разработки </w:t>
       </w:r>
       <w:proofErr w:type="gramStart"/>
       <w:r>
@@ -903,6 +1672,15 @@
           <w:szCs w:val="28"/>
           <w:lang w:val="ru-RU"/>
         </w:rPr>
+        <w:t xml:space="preserve"> 2026.2.2</w:t>
+      </w:r>
+      <w:r>
+        <w:rPr>
+          <w:bCs/>
+          <w:sz w:val="28"/>
+          <w:szCs w:val="28"/>
+          <w:lang w:val="ru-RU"/>
+        </w:rPr>
         <w:t xml:space="preserve">. Данная среда бесплатна для личного и коммерческого использования. Также она включает </w:t>
       </w:r>
       <w:proofErr w:type="spellStart"/>
@@ -923,17 +1701,7 @@
           <w:szCs w:val="28"/>
           <w:lang w:val="ru-RU"/>
         </w:rPr>
-        <w:t xml:space="preserve">, подсказки и </w:t>
-      </w:r>
-      <w:r>
-        <w:rPr>
-          <w:bCs/>
-          <w:sz w:val="28"/>
-          <w:szCs w:val="28"/>
-          <w:lang w:val="ru-RU"/>
-        </w:rPr>
-        <w:lastRenderedPageBreak/>
-        <w:t xml:space="preserve">продвинутый </w:t>
+        <w:t xml:space="preserve">, подсказки и продвинутый </w:t>
       </w:r>
       <w:proofErr w:type="spellStart"/>
       <w:r>
@@ -1099,6 +1867,15 @@
           <w:szCs w:val="28"/>
           <w:lang w:val="ru-RU"/>
         </w:rPr>
+        <w:t xml:space="preserve"> 18</w:t>
+      </w:r>
+      <w:r>
+        <w:rPr>
+          <w:bCs/>
+          <w:sz w:val="28"/>
+          <w:szCs w:val="28"/>
+          <w:lang w:val="ru-RU"/>
+        </w:rPr>
         <w:t xml:space="preserve"> [14]</w:t>
       </w:r>
       <w:r>
@@ -1325,6 +2102,7 @@
           <w:sz w:val="28"/>
           <w:szCs w:val="28"/>
         </w:rPr>
+        <w:lastRenderedPageBreak/>
         <w:t xml:space="preserve">Сейчас виртуальная </w:t>
       </w:r>
       <w:r>
@@ -1397,7 +2175,7 @@
           <w:sz w:val="28"/>
           <w:szCs w:val="28"/>
         </w:rPr>
-        <w:t xml:space="preserve">Это </w:t>
+        <w:t xml:space="preserve">Это возможно </w:t>
       </w:r>
       <w:r>
         <w:rPr>
@@ -1406,8 +2184,7 @@
           <w:sz w:val="28"/>
           <w:szCs w:val="28"/>
         </w:rPr>
-        <w:lastRenderedPageBreak/>
-        <w:t xml:space="preserve">возможно </w:t>
+        <w:t>благодаря</w:t>
       </w:r>
       <w:r>
         <w:rPr>
@@ -1416,8 +2193,9 @@
           <w:sz w:val="28"/>
           <w:szCs w:val="28"/>
         </w:rPr>
-        <w:t>благодаря</w:t>
-      </w:r>
+        <w:t xml:space="preserve"> основным принципам виртуальной реальности: </w:t>
+      </w:r>
+      <w:proofErr w:type="spellStart"/>
       <w:r>
         <w:rPr>
           <w:rStyle w:val="rynqvb"/>
@@ -1425,9 +2203,9 @@
           <w:sz w:val="28"/>
           <w:szCs w:val="28"/>
         </w:rPr>
-        <w:t xml:space="preserve"> основным принципам виртуальной реальности: </w:t>
-      </w:r>
-      <w:proofErr w:type="spellStart"/>
+        <w:t>иммерсивность</w:t>
+      </w:r>
+      <w:proofErr w:type="spellEnd"/>
       <w:r>
         <w:rPr>
           <w:rStyle w:val="rynqvb"/>
@@ -1435,9 +2213,8 @@
           <w:sz w:val="28"/>
           <w:szCs w:val="28"/>
         </w:rPr>
-        <w:t>иммерсивность</w:t>
-      </w:r>
-      <w:proofErr w:type="spellEnd"/>
+        <w:t xml:space="preserve"> (эффект погружения), интерактивность (возможность взаимодействия с виртуальной средой) и присутствие (иллюзия нахождения внутри виртуального мира) [7]. </w:t>
+      </w:r>
       <w:r>
         <w:rPr>
           <w:rStyle w:val="rynqvb"/>
@@ -1445,7 +2222,7 @@
           <w:sz w:val="28"/>
           <w:szCs w:val="28"/>
         </w:rPr>
-        <w:t xml:space="preserve"> (эффект погружения), интерактивность (возможность взаимодействия с виртуальной средой) и присутствие (иллюзия нахождения внутри виртуального мира) [7]. </w:t>
+        <w:t>Но первое, что приходит многим в голову</w:t>
       </w:r>
       <w:r>
         <w:rPr>
@@ -1454,15 +2231,6 @@
           <w:sz w:val="28"/>
           <w:szCs w:val="28"/>
         </w:rPr>
-        <w:t>Но первое, что приходит многим в голову</w:t>
-      </w:r>
-      <w:r>
-        <w:rPr>
-          <w:rStyle w:val="rynqvb"/>
-          <w:bCs/>
-          <w:sz w:val="28"/>
-          <w:szCs w:val="28"/>
-        </w:rPr>
         <w:t xml:space="preserve"> при словах виртуальная реальность – это индустрия развлечений.</w:t>
       </w:r>
     </w:p>
@@ -1527,15 +2295,7 @@
           <w:szCs w:val="28"/>
           <w:lang w:val="ru-RU"/>
         </w:rPr>
-        <w:t>С</w:t>
-      </w:r>
-      <w:r>
-        <w:rPr>
-          <w:sz w:val="28"/>
-          <w:szCs w:val="28"/>
-          <w:lang w:val="ru-RU"/>
-        </w:rPr>
-        <w:t xml:space="preserve">овременные устройства уже могут порадовать качеством графики, детализацией и реалистичностью, а разрабатываемые тактильные устройства позволят пользователям чувствовать текстуры и поверхности виртуальных миров, что сделает </w:t>
+        <w:t xml:space="preserve">Современные устройства уже могут порадовать качеством графики, детализацией и реалистичностью, а разрабатываемые тактильные устройства позволят пользователям чувствовать текстуры и поверхности виртуальных миров, что сделает </w:t>
       </w:r>
       <w:r>
         <w:rPr>
@@ -1567,15 +2327,7 @@
           <w:szCs w:val="28"/>
           <w:lang w:val="ru-RU"/>
         </w:rPr>
-        <w:t>[7]</w:t>
-      </w:r>
-      <w:r>
-        <w:rPr>
-          <w:sz w:val="28"/>
-          <w:szCs w:val="28"/>
-          <w:lang w:val="ru-RU"/>
-        </w:rPr>
-        <w:t>.</w:t>
+        <w:t>[7].</w:t>
       </w:r>
     </w:p>
     <w:p>
@@ -1650,51 +2402,15 @@
           <w:szCs w:val="28"/>
           <w:lang w:val="ru-RU"/>
         </w:rPr>
-        <w:t xml:space="preserve">Наиболее распространенной </w:t>
-      </w:r>
-      <w:proofErr w:type="gramStart"/>
-      <w:r>
-        <w:rPr>
-          <w:sz w:val="28"/>
-          <w:szCs w:val="28"/>
-          <w:lang w:val="ru-RU"/>
-        </w:rPr>
-        <w:t>бизнес-м</w:t>
-      </w:r>
-      <w:bookmarkStart w:id="0" w:name="_GoBack"/>
-      <w:bookmarkEnd w:id="0"/>
-      <w:r>
-        <w:rPr>
-          <w:sz w:val="28"/>
-          <w:szCs w:val="28"/>
-          <w:lang w:val="ru-RU"/>
-        </w:rPr>
-        <w:t>оделью</w:t>
-      </w:r>
-      <w:proofErr w:type="gramEnd"/>
-      <w:r>
-        <w:rPr>
-          <w:sz w:val="28"/>
-          <w:szCs w:val="28"/>
-          <w:lang w:val="ru-RU"/>
-        </w:rPr>
-        <w:t xml:space="preserve"> в этой области является клуб с ареной виртуальной реальности (</w:t>
-      </w:r>
-      <w:r>
-        <w:rPr>
-          <w:sz w:val="28"/>
-          <w:szCs w:val="28"/>
-          <w:lang w:val="en-US"/>
-        </w:rPr>
-        <w:t>VR</w:t>
-      </w:r>
-      <w:r>
-        <w:rPr>
-          <w:sz w:val="28"/>
-          <w:szCs w:val="28"/>
-          <w:lang w:val="ru-RU"/>
-        </w:rPr>
-        <w:t>-арена).</w:t>
+        <w:t>Одной из распространённых форм организации VR-развлечений является клуб с ареной виртуальной реальности (VR-арена)</w:t>
+      </w:r>
+      <w:r>
+        <w:rPr>
+          <w:sz w:val="28"/>
+          <w:szCs w:val="28"/>
+          <w:lang w:val="ru-RU"/>
+        </w:rPr>
+        <w:t>.</w:t>
       </w:r>
     </w:p>
     <w:p>
@@ -1878,6 +2594,7 @@
           <w:szCs w:val="28"/>
           <w:lang w:val="ru-RU"/>
         </w:rPr>
+        <w:lastRenderedPageBreak/>
         <w:t xml:space="preserve">Сейчас для эффективного функционирования </w:t>
       </w:r>
       <w:r>
@@ -1894,68 +2611,23 @@
           <w:szCs w:val="28"/>
           <w:lang w:val="ru-RU"/>
         </w:rPr>
-        <w:t xml:space="preserve">-арены должны обладать системой, которая будет реализовывать автоматизированное бронирование слотов, рассчитывать время между клиентами, сама </w:t>
-      </w:r>
-      <w:r>
-        <w:rPr>
-          <w:sz w:val="28"/>
-          <w:szCs w:val="28"/>
-          <w:lang w:val="ru-RU"/>
-        </w:rPr>
-        <w:lastRenderedPageBreak/>
-        <w:t>подключать и отключать клиентов, а также позволит производить учет оборудования, персонала и слотов в одном месте, сводя работу администраторов к минимуму, устраняя человеческий фактор</w:t>
-      </w:r>
-      <w:proofErr w:type="gramStart"/>
-      <w:r>
-        <w:rPr>
-          <w:sz w:val="28"/>
-          <w:szCs w:val="28"/>
-          <w:lang w:val="ru-RU"/>
-        </w:rPr>
-        <w:t>.</w:t>
-      </w:r>
-      <w:proofErr w:type="gramEnd"/>
-      <w:r>
-        <w:rPr>
-          <w:sz w:val="28"/>
-          <w:szCs w:val="28"/>
-          <w:lang w:val="ru-RU"/>
-        </w:rPr>
-        <w:t xml:space="preserve"> </w:t>
-      </w:r>
-      <w:r>
-        <w:rPr>
-          <w:sz w:val="28"/>
-          <w:szCs w:val="28"/>
-          <w:lang w:val="ru-RU"/>
-        </w:rPr>
-        <w:t>П</w:t>
-      </w:r>
-      <w:proofErr w:type="spellStart"/>
-      <w:r>
-        <w:rPr>
-          <w:sz w:val="28"/>
-          <w:szCs w:val="28"/>
-          <w:lang w:val="ru-RU"/>
-        </w:rPr>
-        <w:t>ри</w:t>
-      </w:r>
-      <w:proofErr w:type="spellEnd"/>
-      <w:r>
-        <w:rPr>
-          <w:sz w:val="28"/>
-          <w:szCs w:val="28"/>
-          <w:lang w:val="ru-RU"/>
-        </w:rPr>
-        <w:t xml:space="preserve"> автоматизации сеансового обслуживания VR-арены важно не просто внедрить систему, а интегрировать её в существующие процессы с учётом специфики отрасли</w:t>
-      </w:r>
-      <w:r>
-        <w:rPr>
-          <w:sz w:val="28"/>
-          <w:szCs w:val="28"/>
-          <w:lang w:val="ru-RU"/>
-        </w:rPr>
-        <w:t xml:space="preserve"> [6]</w:t>
+        <w:t>-арены должны обладать системой, которая будет реализовывать автоматизированное бронирование слотов, рассчитывать время между клиентами, сама подключать и отключать клиентов, а также позволит производить учет оборудования, персонала и слотов в одном месте, сводя работу администраторов к минимуму, устраняя человеческий фактор</w:t>
+      </w:r>
+      <w:r>
+        <w:rPr>
+          <w:sz w:val="28"/>
+          <w:szCs w:val="28"/>
+          <w:lang w:val="ru-RU"/>
+        </w:rPr>
+        <w:t xml:space="preserve">. </w:t>
+      </w:r>
+      <w:r>
+        <w:rPr>
+          <w:sz w:val="28"/>
+          <w:szCs w:val="28"/>
+          <w:lang w:val="ru-RU"/>
+        </w:rPr>
+        <w:t>При автоматизации сеансового обслуживания VR-арены важно не просто внедрить систему, а интегрировать её в существующие процессы с учётом специфики отрасли [6]</w:t>
       </w:r>
       <w:r>
         <w:rPr>
@@ -2019,7 +2691,7 @@
         <w:rPr>
           <w:sz w:val="28"/>
           <w:szCs w:val="28"/>
-          <w:lang w:val="en-US"/>
+          <w:lang w:val="ru-RU"/>
         </w:rPr>
       </w:pPr>
       <w:r>
@@ -2276,7 +2948,16 @@
           <w:szCs w:val="28"/>
           <w:lang w:val="ru-RU"/>
         </w:rPr>
-        <w:t xml:space="preserve"> трекинга. Услуга окончательно закрепилась в сеансовом формате: клиент выбирал сценарий и время, арена предоставляла оборудование и инструктора. В этот период активно развивалось онлайн-бронирование через сайты и </w:t>
+        <w:t xml:space="preserve"> трекинга. Услуга окончательно закрепилась в сеансовом формате: клиент выбирал сценарий и время, арена предоставляла </w:t>
+      </w:r>
+      <w:r>
+        <w:rPr>
+          <w:sz w:val="28"/>
+          <w:szCs w:val="28"/>
+          <w:lang w:val="ru-RU"/>
+        </w:rPr>
+        <w:lastRenderedPageBreak/>
+        <w:t xml:space="preserve">оборудование и инструктора. В этот период активно развивалось онлайн-бронирование через сайты и </w:t>
       </w:r>
       <w:proofErr w:type="spellStart"/>
       <w:r>
@@ -2332,16 +3013,7 @@
           <w:szCs w:val="28"/>
           <w:lang w:val="ru-RU"/>
         </w:rPr>
-        <w:t xml:space="preserve"> (высокая </w:t>
-      </w:r>
-      <w:r>
-        <w:rPr>
-          <w:sz w:val="28"/>
-          <w:szCs w:val="28"/>
-          <w:lang w:val="ru-RU"/>
-        </w:rPr>
-        <w:lastRenderedPageBreak/>
-        <w:t>стоимость инфраструктуры и отдельных устройств), нормативными (отсутствие отра</w:t>
+        <w:t xml:space="preserve"> (высокая стоимость инфраструктуры и отдельных устройств), нормативными (отсутствие отра</w:t>
       </w:r>
       <w:r>
         <w:rPr>
@@ -2365,6 +3037,138 @@
           <w:szCs w:val="28"/>
           <w:lang w:val="ru-RU"/>
         </w:rPr>
+        <w:t>. П</w:t>
+      </w:r>
+      <w:r>
+        <w:rPr>
+          <w:sz w:val="28"/>
+          <w:szCs w:val="28"/>
+          <w:lang w:val="ru-RU"/>
+        </w:rPr>
+        <w:t xml:space="preserve">ервые </w:t>
+      </w:r>
+      <w:r>
+        <w:rPr>
+          <w:sz w:val="28"/>
+          <w:szCs w:val="28"/>
+          <w:lang w:val="ru-RU"/>
+        </w:rPr>
+        <w:t>AR</w:t>
+      </w:r>
+      <w:r>
+        <w:rPr>
+          <w:sz w:val="28"/>
+          <w:szCs w:val="28"/>
+          <w:lang w:val="ru-RU"/>
+        </w:rPr>
+        <w:t>/</w:t>
+      </w:r>
+      <w:r>
+        <w:rPr>
+          <w:sz w:val="28"/>
+          <w:szCs w:val="28"/>
+          <w:lang w:val="ru-RU"/>
+        </w:rPr>
+        <w:t>VR</w:t>
+      </w:r>
+      <w:r>
+        <w:rPr>
+          <w:sz w:val="28"/>
+          <w:szCs w:val="28"/>
+          <w:lang w:val="ru-RU"/>
+        </w:rPr>
+        <w:t xml:space="preserve">-проекты начали появляться </w:t>
+      </w:r>
+      <w:r>
+        <w:rPr>
+          <w:sz w:val="28"/>
+          <w:szCs w:val="28"/>
+          <w:lang w:val="ru-RU"/>
+        </w:rPr>
+        <w:t xml:space="preserve">в </w:t>
+      </w:r>
+      <w:r>
+        <w:rPr>
+          <w:sz w:val="28"/>
+          <w:szCs w:val="28"/>
+          <w:lang w:val="ru-RU"/>
+        </w:rPr>
+        <w:t>2016 году</w:t>
+      </w:r>
+      <w:r>
+        <w:rPr>
+          <w:sz w:val="28"/>
+          <w:szCs w:val="28"/>
+          <w:lang w:val="ru-RU"/>
+        </w:rPr>
+        <w:t xml:space="preserve"> после появления в открытой продаже первого </w:t>
+      </w:r>
+      <w:r>
+        <w:rPr>
+          <w:sz w:val="28"/>
+          <w:szCs w:val="28"/>
+          <w:lang w:val="ru-RU"/>
+        </w:rPr>
+        <w:t xml:space="preserve">VR-шлема </w:t>
+      </w:r>
+      <w:proofErr w:type="spellStart"/>
+      <w:r>
+        <w:rPr>
+          <w:sz w:val="28"/>
+          <w:szCs w:val="28"/>
+          <w:lang w:val="ru-RU"/>
+        </w:rPr>
+        <w:t>Oculus</w:t>
+      </w:r>
+      <w:proofErr w:type="spellEnd"/>
+      <w:r>
+        <w:rPr>
+          <w:sz w:val="28"/>
+          <w:szCs w:val="28"/>
+          <w:lang w:val="ru-RU"/>
+        </w:rPr>
+        <w:t xml:space="preserve"> </w:t>
+      </w:r>
+      <w:proofErr w:type="spellStart"/>
+      <w:r>
+        <w:rPr>
+          <w:sz w:val="28"/>
+          <w:szCs w:val="28"/>
+          <w:lang w:val="ru-RU"/>
+        </w:rPr>
+        <w:t>Rift</w:t>
+      </w:r>
+      <w:proofErr w:type="spellEnd"/>
+      <w:r>
+        <w:rPr>
+          <w:sz w:val="28"/>
+          <w:szCs w:val="28"/>
+          <w:lang w:val="ru-RU"/>
+        </w:rPr>
+        <w:t xml:space="preserve"> CV1</w:t>
+      </w:r>
+      <w:r>
+        <w:rPr>
+          <w:sz w:val="28"/>
+          <w:szCs w:val="28"/>
+          <w:lang w:val="ru-RU"/>
+        </w:rPr>
+        <w:t xml:space="preserve"> </w:t>
+      </w:r>
+      <w:r>
+        <w:rPr>
+          <w:sz w:val="28"/>
+          <w:szCs w:val="28"/>
+          <w:lang w:val="ru-RU"/>
+        </w:rPr>
+        <w:t>[9]</w:t>
+      </w:r>
+      <w:r>
+        <w:rPr>
+          <w:sz w:val="28"/>
+          <w:szCs w:val="28"/>
+          <w:lang w:val="ru-RU"/>
+        </w:rPr>
         <w:t xml:space="preserve">. </w:t>
       </w:r>
       <w:r>
@@ -2373,70 +3177,15 @@
           <w:szCs w:val="28"/>
           <w:lang w:val="ru-RU"/>
         </w:rPr>
-        <w:t>П</w:t>
-      </w:r>
-      <w:r>
-        <w:rPr>
-          <w:sz w:val="28"/>
-          <w:szCs w:val="28"/>
-          <w:lang w:val="ru-RU"/>
-        </w:rPr>
-        <w:t xml:space="preserve">ервые </w:t>
-      </w:r>
-      <w:r>
-        <w:rPr>
-          <w:sz w:val="28"/>
-          <w:szCs w:val="28"/>
-          <w:lang w:val="en-US"/>
-        </w:rPr>
-        <w:t>AR</w:t>
-      </w:r>
-      <w:r>
-        <w:rPr>
-          <w:sz w:val="28"/>
-          <w:szCs w:val="28"/>
-          <w:lang w:val="ru-RU"/>
-        </w:rPr>
-        <w:t>/</w:t>
-      </w:r>
-      <w:r>
-        <w:rPr>
-          <w:sz w:val="28"/>
-          <w:szCs w:val="28"/>
-          <w:lang w:val="en-US"/>
-        </w:rPr>
-        <w:t>VR</w:t>
-      </w:r>
-      <w:r>
-        <w:rPr>
-          <w:sz w:val="28"/>
-          <w:szCs w:val="28"/>
-          <w:lang w:val="ru-RU"/>
-        </w:rPr>
-        <w:t xml:space="preserve">-проекты начали появляться </w:t>
-      </w:r>
-      <w:r>
-        <w:rPr>
-          <w:sz w:val="28"/>
-          <w:szCs w:val="28"/>
-          <w:lang w:val="ru-RU"/>
-        </w:rPr>
-        <w:t xml:space="preserve">в </w:t>
-      </w:r>
-      <w:r>
-        <w:rPr>
-          <w:sz w:val="28"/>
-          <w:szCs w:val="28"/>
-          <w:lang w:val="ru-RU"/>
-        </w:rPr>
-        <w:t xml:space="preserve">2016 году. </w:t>
-      </w:r>
-      <w:r>
-        <w:rPr>
-          <w:sz w:val="28"/>
-          <w:szCs w:val="28"/>
-        </w:rPr>
-        <w:t>Интеграция с торгово-развлекательными центрами ускорила распространение VR-технологий</w:t>
+        <w:t>А их и</w:t>
+      </w:r>
+      <w:r>
+        <w:rPr>
+          <w:sz w:val="28"/>
+          <w:szCs w:val="28"/>
+          <w:lang w:val="ru-RU"/>
+        </w:rPr>
+        <w:t>нтеграция с торгово-развлекательными центрами ускорила распространение VR-технологий</w:t>
       </w:r>
       <w:r>
         <w:rPr>
@@ -2556,15 +3305,7 @@
           <w:szCs w:val="28"/>
           <w:lang w:val="ru-RU"/>
         </w:rPr>
-        <w:t>[6]</w:t>
-      </w:r>
-      <w:r>
-        <w:rPr>
-          <w:sz w:val="28"/>
-          <w:szCs w:val="28"/>
-          <w:lang w:val="ru-RU"/>
-        </w:rPr>
-        <w:t>.</w:t>
+        <w:t>[6].</w:t>
       </w:r>
     </w:p>
     <w:p>
@@ -2826,6 +3567,7 @@
           <w:szCs w:val="28"/>
           <w:lang w:val="ru-RU"/>
         </w:rPr>
+        <w:lastRenderedPageBreak/>
         <w:t>1.4 Основной бизнес процесс</w:t>
       </w:r>
     </w:p>
@@ -2846,16 +3588,7 @@
           <w:szCs w:val="28"/>
           <w:lang w:val="ru-RU"/>
         </w:rPr>
-        <w:t xml:space="preserve">Автоматизация бизнес-процессов на предприятиях сферы услуг представляет собой комплексную стратегическую трансформацию операционной деятельности, направленную на оптимизацию взаимодействия </w:t>
-      </w:r>
-      <w:r>
-        <w:rPr>
-          <w:sz w:val="28"/>
-          <w:szCs w:val="28"/>
-          <w:lang w:val="ru-RU"/>
-        </w:rPr>
-        <w:lastRenderedPageBreak/>
-        <w:t>между персоналом, клиентами и системами управления с целью повышения эффективности труда и качества обслуживания [6]</w:t>
+        <w:t>Автоматизация бизнес-процессов на предприятиях сферы услуг представляет собой комплексную стратегическую трансформацию операционной деятельности, направленную на оптимизацию взаимодействия между персоналом, клиентами и системами управления с целью повышения эффективности труда и качества обслуживания [6]</w:t>
       </w:r>
       <w:r>
         <w:rPr>
@@ -3019,6 +3752,7 @@
           <w:szCs w:val="28"/>
           <w:lang w:val="ru-RU"/>
         </w:rPr>
+        <w:lastRenderedPageBreak/>
         <w:t>Клиент отправляет запрос на сеанс, выбирая сценарий, дату, время и число участников. Администратор сверяет расписани</w:t>
       </w:r>
       <w:r>
@@ -3097,7 +3831,6 @@
           <w:szCs w:val="28"/>
           <w:lang w:val="ru-RU"/>
         </w:rPr>
-        <w:lastRenderedPageBreak/>
         <w:t>За 10-15 минут до сеанса проводиться подготовка. Техник проверяет исправность оборудования, заряд аккумулятора, проводит санобработку и калибровку, запускает сценарий.</w:t>
       </w:r>
     </w:p>
@@ -3178,7 +3911,7 @@
           <w:szCs w:val="28"/>
           <w:lang w:val="ru-RU"/>
         </w:rPr>
-        <w:t>В конце дня или недели администратором пишутся отчеты: сверяется выручка, оценивается загрузка и наличие инцидентов.</w:t>
+        <w:t>Отдельно стоит учитывать ветки, которые возникают на практике: неисправность оборудования перед сеансом, неявка клиента, перенос брони. Даже если они не автоматизируются полностью, система должна их обрабатывать, иначе расписание и отчётность будут расходиться с реальностью.</w:t>
       </w:r>
     </w:p>
     <w:p>
@@ -3198,7 +3931,25 @@
           <w:szCs w:val="28"/>
           <w:lang w:val="ru-RU"/>
         </w:rPr>
-        <w:t>Отдельно стоит учитывать ветки, которые возникают на практике: неисправность оборудования перед сеансом, неявка клиента, перенос брони. Даже если они не автоматизируются полностью, система должна их обрабатывать, иначе расписание и отчётность будут расходиться с реальностью.</w:t>
+        <w:t xml:space="preserve">Выходами процесса являются проведенный сеанс, чек, </w:t>
+      </w:r>
+      <w:proofErr w:type="gramStart"/>
+      <w:r>
+        <w:rPr>
+          <w:sz w:val="28"/>
+          <w:szCs w:val="28"/>
+          <w:lang w:val="ru-RU"/>
+        </w:rPr>
+        <w:t>закрытая</w:t>
+      </w:r>
+      <w:proofErr w:type="gramEnd"/>
+      <w:r>
+        <w:rPr>
+          <w:sz w:val="28"/>
+          <w:szCs w:val="28"/>
+          <w:lang w:val="ru-RU"/>
+        </w:rPr>
+        <w:t xml:space="preserve"> бронь и отчет.</w:t>
       </w:r>
     </w:p>
     <w:p>
@@ -3218,25 +3969,71 @@
           <w:szCs w:val="28"/>
           <w:lang w:val="ru-RU"/>
         </w:rPr>
-        <w:t xml:space="preserve">Выходами процесса являются проведенный сеанс, чек, </w:t>
-      </w:r>
-      <w:proofErr w:type="gramStart"/>
-      <w:r>
-        <w:rPr>
-          <w:sz w:val="28"/>
-          <w:szCs w:val="28"/>
-          <w:lang w:val="ru-RU"/>
-        </w:rPr>
-        <w:t>закрытая</w:t>
-      </w:r>
-      <w:proofErr w:type="gramEnd"/>
-      <w:r>
-        <w:rPr>
-          <w:sz w:val="28"/>
-          <w:szCs w:val="28"/>
-          <w:lang w:val="ru-RU"/>
-        </w:rPr>
-        <w:t xml:space="preserve"> бронь и отчет.</w:t>
+        <w:t xml:space="preserve">Как можно заметить, проблемными местами в этом бизнес процессе являются моменты, когда администратор вручную бронирует сеансы и подключает клиентов. Сверка слотов вручную может привести к двойным бронированиям и конфликтам, например, когда не было учтено время на подготовку оборудования. Кроме того часто без единой системы данные хранятся в разных местах и могут теряться, путаться или противоречить друг другу. </w:t>
+      </w:r>
+      <w:r>
+        <w:rPr>
+          <w:sz w:val="28"/>
+          <w:szCs w:val="28"/>
+          <w:lang w:val="ru-RU"/>
+        </w:rPr>
+        <w:t xml:space="preserve">Так как для </w:t>
+      </w:r>
+      <w:r>
+        <w:rPr>
+          <w:sz w:val="28"/>
+          <w:szCs w:val="28"/>
+          <w:lang w:val="en-US"/>
+        </w:rPr>
+        <w:t>VR</w:t>
+      </w:r>
+      <w:r>
+        <w:rPr>
+          <w:sz w:val="28"/>
+          <w:szCs w:val="28"/>
+          <w:lang w:val="ru-RU"/>
+        </w:rPr>
+        <w:t>-</w:t>
+      </w:r>
+      <w:r>
+        <w:rPr>
+          <w:sz w:val="28"/>
+          <w:szCs w:val="28"/>
+          <w:lang w:val="ru-RU"/>
+        </w:rPr>
+        <w:t>арен высока степень физического участия посетителей</w:t>
+      </w:r>
+      <w:r>
+        <w:rPr>
+          <w:sz w:val="28"/>
+          <w:szCs w:val="28"/>
+          <w:lang w:val="ru-RU"/>
+        </w:rPr>
+        <w:t xml:space="preserve"> </w:t>
+      </w:r>
+      <w:r>
+        <w:rPr>
+          <w:sz w:val="28"/>
+          <w:szCs w:val="28"/>
+          <w:lang w:val="ru-RU"/>
+        </w:rPr>
+        <w:t>[1]</w:t>
+      </w:r>
+      <w:r>
+        <w:rPr>
+          <w:sz w:val="28"/>
+          <w:szCs w:val="28"/>
+          <w:lang w:val="ru-RU"/>
+        </w:rPr>
+        <w:t xml:space="preserve">, возникают особые требования к организации сеансов и управлению оборудованием для достижения </w:t>
+      </w:r>
+      <w:r>
+        <w:rPr>
+          <w:sz w:val="28"/>
+          <w:szCs w:val="28"/>
+          <w:lang w:val="ru-RU"/>
+        </w:rPr>
+        <w:t>лучшего опыта для клиента.</w:t>
       </w:r>
     </w:p>
     <w:p>
@@ -3256,122 +4053,8 @@
           <w:szCs w:val="28"/>
           <w:lang w:val="ru-RU"/>
         </w:rPr>
-        <w:t>Как можно заметить, проблемными местами в этом бизнес процессе являются моменты, когда администратор вручную бронирует сеансы и подключает клиентов. Сверка слотов вручную может привести к двойным бронированиям и конфликтам, например, когда не было учтено время на подготовку оборудования. Кроме того часто без единой системы данные хранятся в разных местах и могут теряться, путаться или противоречить друг другу. Также важно учитывать состояние оборудования, чтобы вовремя проводить техосмотры и не допускать поломок.</w:t>
-      </w:r>
-      <w:r>
-        <w:rPr>
-          <w:sz w:val="28"/>
-          <w:szCs w:val="28"/>
-          <w:lang w:val="ru-RU"/>
-        </w:rPr>
-        <w:t xml:space="preserve"> Так как для </w:t>
-      </w:r>
-      <w:r>
-        <w:rPr>
-          <w:sz w:val="28"/>
-          <w:szCs w:val="28"/>
-          <w:lang w:val="en-US"/>
-        </w:rPr>
-        <w:t>VR</w:t>
-      </w:r>
-      <w:r>
-        <w:rPr>
-          <w:sz w:val="28"/>
-          <w:szCs w:val="28"/>
-          <w:lang w:val="ru-RU"/>
-        </w:rPr>
-        <w:t>-</w:t>
-      </w:r>
-      <w:r>
-        <w:rPr>
-          <w:sz w:val="28"/>
-          <w:szCs w:val="28"/>
-          <w:lang w:val="ru-RU"/>
-        </w:rPr>
-        <w:t>арен высока степень физического участия посетителей</w:t>
-      </w:r>
-      <w:r>
-        <w:rPr>
-          <w:sz w:val="28"/>
-          <w:szCs w:val="28"/>
-          <w:lang w:val="ru-RU"/>
-        </w:rPr>
-        <w:t xml:space="preserve"> </w:t>
-      </w:r>
-      <w:r>
-        <w:rPr>
-          <w:sz w:val="28"/>
-          <w:szCs w:val="28"/>
-          <w:lang w:val="ru-RU"/>
-        </w:rPr>
-        <w:t>[1]</w:t>
-      </w:r>
-      <w:r>
-        <w:rPr>
-          <w:sz w:val="28"/>
-          <w:szCs w:val="28"/>
-          <w:lang w:val="ru-RU"/>
-        </w:rPr>
-        <w:t xml:space="preserve">, возникают особые требования к организации сеансов и управлению оборудованием для достижения </w:t>
-      </w:r>
-      <w:r>
-        <w:rPr>
-          <w:sz w:val="28"/>
-          <w:szCs w:val="28"/>
-          <w:lang w:val="ru-RU"/>
-        </w:rPr>
-        <w:t>лучшего опыта для клиента.</w:t>
-      </w:r>
-      <w:r>
-        <w:rPr>
-          <w:sz w:val="28"/>
-          <w:szCs w:val="28"/>
-          <w:lang w:val="ru-RU"/>
-        </w:rPr>
-        <w:t xml:space="preserve"> Без автоматизированного сбора данных </w:t>
-      </w:r>
-      <w:r>
-        <w:rPr>
-          <w:sz w:val="28"/>
-          <w:szCs w:val="28"/>
-          <w:lang w:val="ru-RU"/>
-        </w:rPr>
         <w:lastRenderedPageBreak/>
-        <w:t xml:space="preserve">невозможно будет своевременно выявлять неисправности и </w:t>
-      </w:r>
-      <w:proofErr w:type="spellStart"/>
-      <w:r>
-        <w:rPr>
-          <w:sz w:val="28"/>
-          <w:szCs w:val="28"/>
-          <w:lang w:val="ru-RU"/>
-        </w:rPr>
-        <w:t>планирвоать</w:t>
-      </w:r>
-      <w:proofErr w:type="spellEnd"/>
-      <w:r>
-        <w:rPr>
-          <w:sz w:val="28"/>
-          <w:szCs w:val="28"/>
-          <w:lang w:val="ru-RU"/>
-        </w:rPr>
-        <w:t xml:space="preserve"> техническое обслуживание, что ведет к простоям и потерям выручки </w:t>
-      </w:r>
-      <w:r>
-        <w:rPr>
-          <w:sz w:val="28"/>
-          <w:szCs w:val="28"/>
-          <w:lang w:val="ru-RU"/>
-        </w:rPr>
-        <w:t>[2]</w:t>
-      </w:r>
-      <w:r>
-        <w:rPr>
-          <w:sz w:val="28"/>
-          <w:szCs w:val="28"/>
-          <w:lang w:val="ru-RU"/>
-        </w:rPr>
-        <w:t>.</w:t>
+        <w:t>Для решения этих проблем нужна автоматическая система, которая будет сверять расписание с учётом времени подготовки между сеансами, подключать и отключать клиентов, учитывать состояние оборудования и формировать отчётность. Это сократит простои, исключит двойные брони и снизит нагрузку на администратора.</w:t>
       </w:r>
     </w:p>
     <w:p>
@@ -3391,7 +4074,87 @@
           <w:szCs w:val="28"/>
           <w:lang w:val="ru-RU"/>
         </w:rPr>
-        <w:t>Для решения этих проблем нужна автоматическая система, которая будет сверять расписание с учётом времени подготовки между сеансами, подключать и отключать клиентов, учитывать состояние оборудования и формировать отчётность. Это сократит простои, исключит двойные брони и снизит нагрузку на администратора.</w:t>
+        <w:t>Также стоит отметить, что подобная система позволит в будущем формировать ежедневную и еженедельную отч</w:t>
+      </w:r>
+      <w:r>
+        <w:rPr>
+          <w:sz w:val="28"/>
+          <w:szCs w:val="28"/>
+          <w:lang w:val="ru-RU"/>
+        </w:rPr>
+        <w:t xml:space="preserve">етность автоматически. Это позволит анализировать поведение клиентов, загруженность, сверять выручку и т.д. Кроме того </w:t>
+      </w:r>
+      <w:r>
+        <w:rPr>
+          <w:sz w:val="28"/>
+          <w:szCs w:val="28"/>
+          <w:lang w:val="ru-RU"/>
+        </w:rPr>
+        <w:t>автоматизированн</w:t>
+      </w:r>
+      <w:r>
+        <w:rPr>
+          <w:sz w:val="28"/>
+          <w:szCs w:val="28"/>
+          <w:lang w:val="ru-RU"/>
+        </w:rPr>
+        <w:t>ый сбор</w:t>
+      </w:r>
+      <w:r>
+        <w:rPr>
+          <w:sz w:val="28"/>
+          <w:szCs w:val="28"/>
+          <w:lang w:val="ru-RU"/>
+        </w:rPr>
+        <w:t xml:space="preserve"> данных </w:t>
+      </w:r>
+      <w:r>
+        <w:rPr>
+          <w:sz w:val="28"/>
+          <w:szCs w:val="28"/>
+          <w:lang w:val="ru-RU"/>
+        </w:rPr>
+        <w:t xml:space="preserve">поможет </w:t>
+      </w:r>
+      <w:r>
+        <w:rPr>
+          <w:sz w:val="28"/>
+          <w:szCs w:val="28"/>
+          <w:lang w:val="ru-RU"/>
+        </w:rPr>
+        <w:t xml:space="preserve">своевременно выявлять неисправности и планировать техническое обслуживание, что </w:t>
+      </w:r>
+      <w:r>
+        <w:rPr>
+          <w:sz w:val="28"/>
+          <w:szCs w:val="28"/>
+          <w:lang w:val="ru-RU"/>
+        </w:rPr>
+        <w:t>сократит простои и потери</w:t>
+      </w:r>
+      <w:r>
+        <w:rPr>
+          <w:sz w:val="28"/>
+          <w:szCs w:val="28"/>
+          <w:lang w:val="ru-RU"/>
+        </w:rPr>
+        <w:t xml:space="preserve"> выручки </w:t>
+      </w:r>
+      <w:r>
+        <w:rPr>
+          <w:sz w:val="28"/>
+          <w:szCs w:val="28"/>
+          <w:lang w:val="ru-RU"/>
+        </w:rPr>
+        <w:t>[2]</w:t>
+      </w:r>
+      <w:r>
+        <w:rPr>
+          <w:sz w:val="28"/>
+          <w:szCs w:val="28"/>
+          <w:lang w:val="ru-RU"/>
+        </w:rPr>
+        <w:t>.</w:t>
       </w:r>
     </w:p>
     <w:p>
@@ -3531,7 +4294,15 @@
           <w:szCs w:val="28"/>
           <w:lang w:val="en-US"/>
         </w:rPr>
-        <w:t xml:space="preserve">«Free-roam location-based virtual reality entertainment: An affordance analysis», </w:t>
+        <w:t>«Free-roam location-based virtual reality entertainment: An af</w:t>
+      </w:r>
+      <w:r>
+        <w:rPr>
+          <w:sz w:val="28"/>
+          <w:szCs w:val="28"/>
+          <w:lang w:val="en-US"/>
+        </w:rPr>
+        <w:t xml:space="preserve">fordance analysis», </w:t>
       </w:r>
       <w:proofErr w:type="spellStart"/>
       <w:r>
@@ -3549,7 +4320,7 @@
           <w:szCs w:val="28"/>
           <w:lang w:val="en-US"/>
         </w:rPr>
-        <w:t xml:space="preserve"> Wu a, </w:t>
+        <w:t xml:space="preserve"> Wu, </w:t>
       </w:r>
       <w:proofErr w:type="spellStart"/>
       <w:r>
@@ -3567,7 +4338,15 @@
           <w:szCs w:val="28"/>
           <w:lang w:val="en-US"/>
         </w:rPr>
-        <w:t xml:space="preserve"> Du b, Ding </w:t>
+        <w:t xml:space="preserve"> Du</w:t>
+      </w:r>
+      <w:r>
+        <w:rPr>
+          <w:sz w:val="28"/>
+          <w:szCs w:val="28"/>
+          <w:lang w:val="en-US"/>
+        </w:rPr>
+        <w:t xml:space="preserve">, Ding </w:t>
       </w:r>
       <w:proofErr w:type="spellStart"/>
       <w:r>
@@ -3738,7 +4517,16 @@
           <w:szCs w:val="28"/>
           <w:lang w:val="ru-RU"/>
         </w:rPr>
-        <w:t xml:space="preserve">) воссоздающий облик Великой пирамиды Гизы, возраст которой насчитывает 4500 лет, привлек более 100000 посетителей за первые десять месяцев работы в Шанхае. Этот аттракцион свидетельствует о растущей рыночной привлекательности цифровых развлечений, способных обеспечить полный эффект присутствия и основанных на физической активности. Данная тенденция также отражает общее расширение сектора развлечений, привязанных к конкретной локации: прогнозируется, что к 2030 году объем мирового рынка в этой сфере достигнет 25,90 </w:t>
+        <w:t xml:space="preserve">) воссоздающий облик Великой пирамиды Гизы, возраст которой насчитывает 4500 лет, привлек более 100000 посетителей за первые десять месяцев работы в Шанхае. Этот аттракцион свидетельствует о растущей рыночной привлекательности цифровых развлечений, способных обеспечить полный эффект присутствия и основанных на физической активности. Данная тенденция также отражает общее расширение сектора развлечений, привязанных к конкретной локации: </w:t>
+      </w:r>
+      <w:r>
+        <w:rPr>
+          <w:sz w:val="28"/>
+          <w:szCs w:val="28"/>
+          <w:lang w:val="ru-RU"/>
+        </w:rPr>
+        <w:lastRenderedPageBreak/>
+        <w:t xml:space="preserve">прогнозируется, что к 2030 году объем мирового рынка в этой сфере достигнет 25,90 </w:t>
       </w:r>
       <w:proofErr w:type="gramStart"/>
       <w:r>
@@ -3776,16 +4564,7 @@
           <w:szCs w:val="28"/>
           <w:lang w:val="ru-RU"/>
         </w:rPr>
-        <w:t xml:space="preserve">Важно отметить, что VR-арены представляют собой новую точку пересечения технологий виртуальной реальности и индустрии развлечений на базе конкретных локаций. Они, в отличие от традиционных аттракционов, </w:t>
-      </w:r>
-      <w:r>
-        <w:rPr>
-          <w:sz w:val="28"/>
-          <w:szCs w:val="28"/>
-          <w:lang w:val="ru-RU"/>
-        </w:rPr>
-        <w:lastRenderedPageBreak/>
-        <w:t xml:space="preserve">основанных на физических конструкциях, или домашних </w:t>
+        <w:t xml:space="preserve">Важно отметить, что VR-арены представляют собой новую точку пересечения технологий виртуальной реальности и индустрии развлечений на базе конкретных локаций. Они, в отличие от традиционных аттракционов, основанных на физических конструкциях, или домашних </w:t>
       </w:r>
       <w:r>
         <w:rPr>
@@ -3869,6 +4648,38 @@
           <w:lang w:val="ru-RU"/>
         </w:rPr>
       </w:pPr>
+      <w:r>
+        <w:rPr>
+          <w:sz w:val="28"/>
+          <w:szCs w:val="28"/>
+          <w:lang w:val="ru-RU"/>
+        </w:rPr>
+        <w:t xml:space="preserve">Во-первых, имеющиеся концептуальные модели, разработанные для </w:t>
+      </w:r>
+      <w:r>
+        <w:rPr>
+          <w:sz w:val="28"/>
+          <w:szCs w:val="28"/>
+          <w:lang w:val="en-US"/>
+        </w:rPr>
+        <w:t>VR</w:t>
+      </w:r>
+      <w:r>
+        <w:rPr>
+          <w:sz w:val="28"/>
+          <w:szCs w:val="28"/>
+          <w:lang w:val="ru-RU"/>
+        </w:rPr>
+        <w:t>-систем,</w:t>
+      </w:r>
+      <w:r>
+        <w:rPr>
+          <w:sz w:val="28"/>
+          <w:szCs w:val="28"/>
+          <w:lang w:val="ru-RU"/>
+        </w:rPr>
+        <w:t xml:space="preserve"> </w:t>
+      </w:r>
       <w:proofErr w:type="gramStart"/>
       <w:r>
         <w:rPr>
@@ -3876,7 +4687,74 @@
           <w:szCs w:val="28"/>
           <w:lang w:val="ru-RU"/>
         </w:rPr>
-        <w:t xml:space="preserve">Во-первых, имеющиеся концептуальные модели, разработанные для </w:t>
+        <w:t>рассчитанных</w:t>
+      </w:r>
+      <w:proofErr w:type="gramEnd"/>
+      <w:r>
+        <w:rPr>
+          <w:sz w:val="28"/>
+          <w:szCs w:val="28"/>
+          <w:lang w:val="ru-RU"/>
+        </w:rPr>
+        <w:t xml:space="preserve"> на сидяче</w:t>
+      </w:r>
+      <w:r>
+        <w:rPr>
+          <w:sz w:val="28"/>
+          <w:szCs w:val="28"/>
+          <w:lang w:val="ru-RU"/>
+        </w:rPr>
+        <w:t xml:space="preserve">е положение пользователя, или для </w:t>
+      </w:r>
+      <w:r>
+        <w:rPr>
+          <w:sz w:val="28"/>
+          <w:szCs w:val="28"/>
+          <w:lang w:val="en-US"/>
+        </w:rPr>
+        <w:t>AR</w:t>
+      </w:r>
+      <w:r>
+        <w:rPr>
+          <w:sz w:val="28"/>
+          <w:szCs w:val="28"/>
+          <w:lang w:val="ru-RU"/>
+        </w:rPr>
+        <w:t xml:space="preserve">-приложений, привязанных к местоположению, недостаточны для объяснения высокой степени физического участия, характерной для VR-арен. </w:t>
+      </w:r>
+      <w:proofErr w:type="spellStart"/>
+      <w:r>
+        <w:rPr>
+          <w:sz w:val="28"/>
+          <w:szCs w:val="28"/>
+          <w:lang w:val="ru-RU"/>
+        </w:rPr>
+        <w:t>Предшедствующие</w:t>
+      </w:r>
+      <w:proofErr w:type="spellEnd"/>
+      <w:r>
+        <w:rPr>
+          <w:sz w:val="28"/>
+          <w:szCs w:val="28"/>
+          <w:lang w:val="ru-RU"/>
+        </w:rPr>
+        <w:t xml:space="preserve"> теоретические исследования были сосредоточены преимущественно на приложениях, ориентированных на визуальное и слуховое восприятие, где физическая активность ограничена. VR-арены напротив требуют от посетителей передвижения в физическом пространстве, что усиливает как ощущение физического присутствия, так и эффект социального соприсутствия в реальном времени. Сочетание движений тела и виртуального представления требует нового концептуального подхода, выходящего за рамки традиционных те</w:t>
+      </w:r>
+      <w:r>
+        <w:rPr>
+          <w:sz w:val="28"/>
+          <w:szCs w:val="28"/>
+          <w:lang w:val="ru-RU"/>
+        </w:rPr>
+        <w:t>орий виртуальной реальности. Во-</w:t>
+      </w:r>
+      <w:r>
+        <w:rPr>
+          <w:sz w:val="28"/>
+          <w:szCs w:val="28"/>
+          <w:lang w:val="ru-RU"/>
+        </w:rPr>
+        <w:t xml:space="preserve">вторых, </w:t>
       </w:r>
       <w:r>
         <w:rPr>
@@ -3892,48 +4770,16 @@
           <w:szCs w:val="28"/>
           <w:lang w:val="ru-RU"/>
         </w:rPr>
-        <w:t xml:space="preserve">-систем, рассчитанных на сидячие положение пользователя, или для </w:t>
-      </w:r>
-      <w:r>
-        <w:rPr>
-          <w:sz w:val="28"/>
-          <w:szCs w:val="28"/>
-          <w:lang w:val="en-US"/>
-        </w:rPr>
-        <w:t>AR</w:t>
-      </w:r>
-      <w:r>
-        <w:rPr>
-          <w:sz w:val="28"/>
-          <w:szCs w:val="28"/>
-          <w:lang w:val="ru-RU"/>
-        </w:rPr>
-        <w:t>-приложений, привязанных к местоположению, недостаточны для объяснения высокой степени физического участия, характерной для VR-арен.</w:t>
-      </w:r>
-      <w:proofErr w:type="gramEnd"/>
-      <w:r>
-        <w:rPr>
-          <w:sz w:val="28"/>
-          <w:szCs w:val="28"/>
-          <w:lang w:val="ru-RU"/>
-        </w:rPr>
-        <w:t xml:space="preserve"> Ранее теоретические исследования были сосредоточены преимущественно на приложениях, ориентированных на визуальное и слуховое восприятие, где физическая активность ограничена. VR-арены напротив требуют от посетителей передвижения в физическом пространстве, что усиливает как ощущение физического присутствия, так и эффект социального соприсутствия в реальном времени. Сочетание движений тела и виртуального представления требует нового концептуального подхода, выходящего за рамки традиционных теорий виртуальной реальности. Во-вторых, </w:t>
-      </w:r>
-      <w:r>
-        <w:rPr>
-          <w:sz w:val="28"/>
-          <w:szCs w:val="28"/>
-          <w:lang w:val="en-US"/>
-        </w:rPr>
-        <w:t>VR</w:t>
-      </w:r>
-      <w:r>
-        <w:rPr>
-          <w:sz w:val="28"/>
-          <w:szCs w:val="28"/>
-          <w:lang w:val="ru-RU"/>
-        </w:rPr>
-        <w:t xml:space="preserve"> в сфере туризма чаще всего рассматривается как онлайн-инструмент, ориентированный на маркетинг, тогда как его роль как элемента развлекательной инфраструктуры, привязанной к конкретной локации, остается недостаточно изученной. Анализ того, как проектируются площадки для демонстрации виртуальной реальности с целью создания эффекта погружения, может способствовать лучшему пониманию развлекательных услуг, потребляемых непосредственно в туристических местах.</w:t>
+        <w:t xml:space="preserve"> в сфере туризма чаще всего рассматривается как онлайн-инструмент, ориентированный на маркетинг, тогда как его роль как элемента развлекательной инфраструктуры, привязанной к конкретной локации, </w:t>
+      </w:r>
+      <w:r>
+        <w:rPr>
+          <w:sz w:val="28"/>
+          <w:szCs w:val="28"/>
+          <w:lang w:val="ru-RU"/>
+        </w:rPr>
+        <w:lastRenderedPageBreak/>
+        <w:t>остается недостаточно изученной. Анализ того, как проектируются площадки для демонстрации виртуальной реальности с целью создания эффекта погружения, может способствовать лучшему пониманию развлекательных услуг, потребляемых непосредственно в туристических местах.</w:t>
       </w:r>
     </w:p>
     <w:p>
@@ -3953,7 +4799,6 @@
           <w:szCs w:val="28"/>
           <w:lang w:val="ru-RU"/>
         </w:rPr>
-        <w:lastRenderedPageBreak/>
         <w:t xml:space="preserve">В качестве аналитической рамки мы использовали теорию </w:t>
       </w:r>
       <w:proofErr w:type="spellStart"/>
@@ -4201,7 +5046,16 @@
           <w:szCs w:val="28"/>
           <w:lang w:val="ru-RU"/>
         </w:rPr>
-        <w:t>Во-первых, с теоретической точки зрения, работа предлагает новую концепцию VR-арен, рассматривая их как инфраструктуру впечатлений - подобную туристическим достопримечательностям, - где физическое пространство и цифровой контент объединены в единое целое.</w:t>
+        <w:t xml:space="preserve">Во-первых, с теоретической точки зрения, работа предлагает новую концепцию </w:t>
+      </w:r>
+      <w:r>
+        <w:rPr>
+          <w:sz w:val="28"/>
+          <w:szCs w:val="28"/>
+          <w:lang w:val="ru-RU"/>
+        </w:rPr>
+        <w:lastRenderedPageBreak/>
+        <w:t>VR-арен, рассматривая их как инфраструктуру впечатлений - подобную туристическим достопримечательностям, - где физическое пространство и цифровой контент объединены в единое целое.</w:t>
       </w:r>
       <w:proofErr w:type="gramEnd"/>
       <w:r>
@@ -4210,16 +5064,7 @@
           <w:szCs w:val="28"/>
           <w:lang w:val="ru-RU"/>
         </w:rPr>
-        <w:t xml:space="preserve"> Исследование также расширяет понимание сферы развлечений на базе локаций и индустрии </w:t>
-      </w:r>
-      <w:r>
-        <w:rPr>
-          <w:sz w:val="28"/>
-          <w:szCs w:val="28"/>
-          <w:lang w:val="ru-RU"/>
-        </w:rPr>
-        <w:lastRenderedPageBreak/>
-        <w:t>развлечений для туристов, в частности, раскрывая роль технологий расширенной реальности в создании инновационного опыта, включающего такие элементы, как погружение и эффект физического присутствия. Во-вторых, с практической точки зрения, полученные результаты демонстрируют взаимосвязь между опытом и средой, а также позволяют понять, как технологии способствуют формированию желаемого потребительского опыта или, напротив, препятствуют этому. Это дает возможность сформулировать конкретные рекомендации для проектировщиков и управляющих туристическими объектами по внедрению VR-арен.</w:t>
+        <w:t xml:space="preserve"> Исследование также расширяет понимание сферы развлечений на базе локаций и индустрии развлечений для туристов, в частности, раскрывая роль технологий расширенной реальности в создании инновационного опыта, включающего такие элементы, как погружение и эффект физического присутствия. Во-вторых, с практической точки зрения, полученные результаты демонстрируют взаимосвязь между опытом и средой, а также позволяют понять, как технологии способствуют формированию желаемого потребительского опыта или, напротив, препятствуют этому. Это дает возможность сформулировать конкретные рекомендации для проектировщиков и управляющих туристическими объектами по внедрению VR-арен.</w:t>
       </w:r>
     </w:p>
     <w:p>
@@ -4491,7 +5336,16 @@
           <w:szCs w:val="28"/>
           <w:lang w:val="ru-RU"/>
         </w:rPr>
-        <w:t xml:space="preserve"> средства навигации по сюжету (например, закадровый голос, реквизит на площадке и изменения в окружении) для введения в историю и ее поддержания. Так, в проекте «</w:t>
+        <w:t xml:space="preserve"> средства навигации по сюжету (например, закадровый голос, реквизит на площадке и изменения в окружении) для введения в историю и ее поддержания. Так, в проекте </w:t>
+      </w:r>
+      <w:r>
+        <w:rPr>
+          <w:sz w:val="28"/>
+          <w:szCs w:val="28"/>
+          <w:lang w:val="ru-RU"/>
+        </w:rPr>
+        <w:lastRenderedPageBreak/>
+        <w:t>«</w:t>
       </w:r>
       <w:proofErr w:type="spellStart"/>
       <w:r>
@@ -4581,16 +5435,7 @@
           <w:szCs w:val="28"/>
           <w:lang w:val="ru-RU"/>
         </w:rPr>
-        <w:t xml:space="preserve">» сюжет служит инструментом организации передвижения посетителей. Они начинают с осмотра обломков, открывают для себя фрагменты прошлого через артефакты и визуальные подсказки и </w:t>
-      </w:r>
-      <w:r>
-        <w:rPr>
-          <w:sz w:val="28"/>
-          <w:szCs w:val="28"/>
-          <w:lang w:val="ru-RU"/>
-        </w:rPr>
-        <w:lastRenderedPageBreak/>
-        <w:t>постепенно возвращаются к ключевым событиям на борту судна, выстраивая тем самым целостную повествовательную линию.</w:t>
+        <w:t>» сюжет служит инструментом организации передвижения посетителей. Они начинают с осмотра обломков, открывают для себя фрагменты прошлого через артефакты и визуальные подсказки и постепенно возвращаются к ключевым событиям на борту судна, выстраивая тем самым целостную повествовательную линию.</w:t>
       </w:r>
     </w:p>
     <w:p>
@@ -4610,7 +5455,23 @@
           <w:szCs w:val="28"/>
           <w:lang w:val="ru-RU"/>
         </w:rPr>
-        <w:t>Со способность к рассказыванию историй тесно связана возможность ролевой игры - способность участников воплощать определенные сюжетные роли или действовать в их рамках, опираясь на маркеры идентичности, предписанные сценарием модели поведения и принимая решения от лица персонажа. Принятие перспективы «от первого лица» позволяет игрокам распределять между собой задачи, связанные с развитием сюжета, что улучшает индивидуальное понимание его структуры. В проекте «</w:t>
+        <w:t>Со способность</w:t>
+      </w:r>
+      <w:r>
+        <w:rPr>
+          <w:sz w:val="28"/>
+          <w:szCs w:val="28"/>
+          <w:lang w:val="ru-RU"/>
+        </w:rPr>
+        <w:t>ю</w:t>
+      </w:r>
+      <w:r>
+        <w:rPr>
+          <w:sz w:val="28"/>
+          <w:szCs w:val="28"/>
+          <w:lang w:val="ru-RU"/>
+        </w:rPr>
+        <w:t xml:space="preserve"> к рассказыванию историй тесно связана возможность ролевой игры - способность участников воплощать определенные сюжетные роли или действовать в их рамках, опираясь на маркеры идентичности, предписанные сценарием модели поведения и принимая решения от лица персонажа. Принятие перспективы «от первого лица» позволяет игрокам распределять между собой задачи, связанные с развитием сюжета, что улучшает индивидуальное понимание его структуры. В проекте «</w:t>
       </w:r>
       <w:proofErr w:type="spellStart"/>
       <w:r>
@@ -4738,7 +5599,16 @@
           <w:szCs w:val="28"/>
           <w:lang w:val="ru-RU"/>
         </w:rPr>
-        <w:t xml:space="preserve"> зону. Эти воплощенные в физической среде сигналы позволяют синхронизировать действия группы и сформировать общий эмоциональный настрой, тем самым снижая неопределенность повествования и обеспечивая считываемость задуманного сюжета.</w:t>
+        <w:t xml:space="preserve"> зону. Эти воплощенные в физической среде сигналы позволяют синхронизировать действия группы и сформировать общий эмоциональный настрой, тем самым </w:t>
+      </w:r>
+      <w:r>
+        <w:rPr>
+          <w:sz w:val="28"/>
+          <w:szCs w:val="28"/>
+          <w:lang w:val="ru-RU"/>
+        </w:rPr>
+        <w:lastRenderedPageBreak/>
+        <w:t>снижая неопределенность повествования и обеспечивая считываемость задуманного сюжета.</w:t>
       </w:r>
     </w:p>
     <w:p>
@@ -4798,7 +5668,6 @@
           <w:szCs w:val="28"/>
           <w:lang w:val="en-US"/>
         </w:rPr>
-        <w:lastRenderedPageBreak/>
         <w:t>Xuanjin</w:t>
       </w:r>
       <w:proofErr w:type="spellEnd"/>
@@ -4845,6 +5714,14 @@
           <w:lang w:val="en-US"/>
         </w:rPr>
         <w:t>, Free-roam location-based virtual reality entertainment: An affordance analysis // Journal of Hospitality and Tourism Management. - 2026. - №68</w:t>
+      </w:r>
+      <w:r>
+        <w:rPr>
+          <w:sz w:val="28"/>
+          <w:szCs w:val="28"/>
+          <w:lang w:val="en-US"/>
+        </w:rPr>
+        <w:t xml:space="preserve"> - Article 101501 - DOI: 10.1016/j.jhtm.2026.101501</w:t>
       </w:r>
     </w:p>
     <w:p>
@@ -4969,25 +5846,67 @@
           <w:szCs w:val="28"/>
           <w:lang w:val="en-US"/>
         </w:rPr>
-        <w:t xml:space="preserve"> Design of Company Management Dashboard </w:t>
-      </w:r>
-      <w:proofErr w:type="gramStart"/>
-      <w:r>
-        <w:rPr>
-          <w:sz w:val="28"/>
-          <w:szCs w:val="28"/>
-          <w:lang w:val="en-US"/>
-        </w:rPr>
-        <w:t>With</w:t>
-      </w:r>
-      <w:proofErr w:type="gramEnd"/>
-      <w:r>
-        <w:rPr>
-          <w:sz w:val="28"/>
-          <w:szCs w:val="28"/>
-          <w:lang w:val="en-US"/>
-        </w:rPr>
-        <w:t xml:space="preserve"> Machine Learning Analysis For Optimization of Arcade Game Centre Operations // Journal of Islamic Economics and Business. - 2025. - №7</w:t>
+        <w:t xml:space="preserve"> Design of Company Management Dashboard With Machine Learning Analysis For Optimization of Arcade Game Centre Operations // </w:t>
+      </w:r>
+      <w:proofErr w:type="spellStart"/>
+      <w:r>
+        <w:rPr>
+          <w:sz w:val="28"/>
+          <w:szCs w:val="28"/>
+          <w:lang w:val="en-US"/>
+        </w:rPr>
+        <w:t>журнал</w:t>
+      </w:r>
+      <w:proofErr w:type="spellEnd"/>
+      <w:r>
+        <w:rPr>
+          <w:sz w:val="28"/>
+          <w:szCs w:val="28"/>
+          <w:lang w:val="en-US"/>
+        </w:rPr>
+        <w:t xml:space="preserve"> "Al-</w:t>
+      </w:r>
+      <w:proofErr w:type="spellStart"/>
+      <w:r>
+        <w:rPr>
+          <w:sz w:val="28"/>
+          <w:szCs w:val="28"/>
+          <w:lang w:val="en-US"/>
+        </w:rPr>
+        <w:t>Kharaj</w:t>
+      </w:r>
+      <w:proofErr w:type="spellEnd"/>
+      <w:r>
+        <w:rPr>
+          <w:sz w:val="28"/>
+          <w:szCs w:val="28"/>
+          <w:lang w:val="en-US"/>
+        </w:rPr>
+        <w:t>: Journal of Islamic Econom</w:t>
+      </w:r>
+      <w:r>
+        <w:rPr>
+          <w:sz w:val="28"/>
+          <w:szCs w:val="28"/>
+          <w:lang w:val="en-US"/>
+        </w:rPr>
+        <w:t>ic and Business"</w:t>
+      </w:r>
+      <w:r>
+        <w:rPr>
+          <w:sz w:val="28"/>
+          <w:szCs w:val="28"/>
+          <w:lang w:val="en-US"/>
+        </w:rPr>
+        <w:t xml:space="preserve"> </w:t>
+      </w:r>
+      <w:r>
+        <w:rPr>
+          <w:sz w:val="28"/>
+          <w:szCs w:val="28"/>
+          <w:lang w:val="en-US"/>
+        </w:rPr>
+        <w:t>– 2025. – Vol. 7, no. 3. – DOI: 10.24256/kharaj.v7i3.7942.</w:t>
       </w:r>
     </w:p>
     <w:p>
@@ -5003,16 +5922,82 @@
         <w:rPr>
           <w:sz w:val="28"/>
           <w:szCs w:val="28"/>
-          <w:lang w:val="en-US"/>
-        </w:rPr>
-      </w:pPr>
-      <w:r>
-        <w:rPr>
-          <w:sz w:val="28"/>
-          <w:szCs w:val="28"/>
-          <w:lang w:val="en-US"/>
-        </w:rPr>
-        <w:t>Наумова, О. А. Применение технологии виртуальной реальности в российском бизнесе: проблемы и пути их преодоления / О. А. Наумова, А. В. Тимошенко // Тенденции развития науки и образования. – 2021. – № 69-3. – С. 54-57. – DOI 10.18411/lj-01-2021-99. – EDN ZUQPVI.</w:t>
+          <w:lang w:val="ru-RU"/>
+        </w:rPr>
+      </w:pPr>
+      <w:r>
+        <w:rPr>
+          <w:sz w:val="28"/>
+          <w:szCs w:val="28"/>
+          <w:lang w:val="ru-RU"/>
+        </w:rPr>
+        <w:t xml:space="preserve">Наумова, О. А. Применение технологии виртуальной реальности в российском бизнесе: проблемы и пути их преодоления / О. А. Наумова, А. В. Тимошенко // Тенденции развития науки и образования. – 2021. – № 69-3. – С. 54-57. – </w:t>
+      </w:r>
+      <w:r>
+        <w:rPr>
+          <w:sz w:val="28"/>
+          <w:szCs w:val="28"/>
+          <w:lang w:val="en-US"/>
+        </w:rPr>
+        <w:t>DOI</w:t>
+      </w:r>
+      <w:r>
+        <w:rPr>
+          <w:sz w:val="28"/>
+          <w:szCs w:val="28"/>
+          <w:lang w:val="ru-RU"/>
+        </w:rPr>
+        <w:t xml:space="preserve"> 10.18411/</w:t>
+      </w:r>
+      <w:proofErr w:type="spellStart"/>
+      <w:r>
+        <w:rPr>
+          <w:sz w:val="28"/>
+          <w:szCs w:val="28"/>
+          <w:lang w:val="en-US"/>
+        </w:rPr>
+        <w:t>lj</w:t>
+      </w:r>
+      <w:proofErr w:type="spellEnd"/>
+      <w:r>
+        <w:rPr>
+          <w:sz w:val="28"/>
+          <w:szCs w:val="28"/>
+          <w:lang w:val="ru-RU"/>
+        </w:rPr>
+        <w:t xml:space="preserve">-01-2021-99. – </w:t>
+      </w:r>
+      <w:r>
+        <w:rPr>
+          <w:sz w:val="28"/>
+          <w:szCs w:val="28"/>
+          <w:lang w:val="en-US"/>
+        </w:rPr>
+        <w:t>EDN</w:t>
+      </w:r>
+      <w:r>
+        <w:rPr>
+          <w:sz w:val="28"/>
+          <w:szCs w:val="28"/>
+          <w:lang w:val="ru-RU"/>
+        </w:rPr>
+        <w:t xml:space="preserve"> </w:t>
+      </w:r>
+      <w:r>
+        <w:rPr>
+          <w:sz w:val="28"/>
+          <w:szCs w:val="28"/>
+          <w:lang w:val="en-US"/>
+        </w:rPr>
+        <w:t>ZUQPVI</w:t>
+      </w:r>
+      <w:r>
+        <w:rPr>
+          <w:sz w:val="28"/>
+          <w:szCs w:val="28"/>
+          <w:lang w:val="ru-RU"/>
+        </w:rPr>
+        <w:t>.</w:t>
       </w:r>
     </w:p>
     <w:p>
@@ -5028,15 +6013,15 @@
         <w:rPr>
           <w:sz w:val="28"/>
           <w:szCs w:val="28"/>
-          <w:lang w:val="en-US"/>
-        </w:rPr>
-      </w:pPr>
-      <w:proofErr w:type="spellStart"/>
-      <w:r>
-        <w:rPr>
-          <w:sz w:val="28"/>
-          <w:szCs w:val="28"/>
-          <w:lang w:val="en-US"/>
+          <w:lang w:val="ru-RU"/>
+        </w:rPr>
+      </w:pPr>
+      <w:proofErr w:type="spellStart"/>
+      <w:r>
+        <w:rPr>
+          <w:sz w:val="28"/>
+          <w:szCs w:val="28"/>
+          <w:lang w:val="ru-RU"/>
         </w:rPr>
         <w:t>Богомягкова</w:t>
       </w:r>
@@ -5045,225 +6030,59 @@
         <w:rPr>
           <w:sz w:val="28"/>
           <w:szCs w:val="28"/>
-          <w:lang w:val="en-US"/>
-        </w:rPr>
-        <w:t xml:space="preserve">, Е. А. </w:t>
-      </w:r>
-      <w:proofErr w:type="spellStart"/>
-      <w:r>
-        <w:rPr>
-          <w:sz w:val="28"/>
-          <w:szCs w:val="28"/>
-          <w:lang w:val="en-US"/>
-        </w:rPr>
-        <w:t>Виртуальная</w:t>
-      </w:r>
-      <w:proofErr w:type="spellEnd"/>
-      <w:r>
-        <w:rPr>
-          <w:sz w:val="28"/>
-          <w:szCs w:val="28"/>
-          <w:lang w:val="en-US"/>
-        </w:rPr>
-        <w:t xml:space="preserve"> и </w:t>
-      </w:r>
-      <w:proofErr w:type="spellStart"/>
-      <w:r>
-        <w:rPr>
-          <w:sz w:val="28"/>
-          <w:szCs w:val="28"/>
-          <w:lang w:val="en-US"/>
-        </w:rPr>
-        <w:t>дополненная</w:t>
-      </w:r>
-      <w:proofErr w:type="spellEnd"/>
-      <w:r>
-        <w:rPr>
-          <w:sz w:val="28"/>
-          <w:szCs w:val="28"/>
-          <w:lang w:val="en-US"/>
+          <w:lang w:val="ru-RU"/>
+        </w:rPr>
+        <w:t xml:space="preserve">, Е. А. Виртуальная и дополненная реальность: перспективы применения и развития в бизнесе / Е. А. </w:t>
+      </w:r>
+      <w:proofErr w:type="spellStart"/>
+      <w:r>
+        <w:rPr>
+          <w:sz w:val="28"/>
+          <w:szCs w:val="28"/>
+          <w:lang w:val="ru-RU"/>
+        </w:rPr>
+        <w:t>Богомягкова</w:t>
+      </w:r>
+      <w:proofErr w:type="spellEnd"/>
+      <w:r>
+        <w:rPr>
+          <w:sz w:val="28"/>
+          <w:szCs w:val="28"/>
+          <w:lang w:val="ru-RU"/>
+        </w:rPr>
+        <w:t xml:space="preserve"> // Актуальные вопросы современной экономики. – 2022. – № 10. – С. 375-379. – </w:t>
+      </w:r>
+      <w:r>
+        <w:rPr>
+          <w:sz w:val="28"/>
+          <w:szCs w:val="28"/>
+          <w:lang w:val="en-US"/>
+        </w:rPr>
+        <w:t>EDN</w:t>
+      </w:r>
+      <w:r>
+        <w:rPr>
+          <w:sz w:val="28"/>
+          <w:szCs w:val="28"/>
+          <w:lang w:val="ru-RU"/>
         </w:rPr>
         <w:t xml:space="preserve"> </w:t>
       </w:r>
-      <w:proofErr w:type="spellStart"/>
-      <w:r>
-        <w:rPr>
-          <w:sz w:val="28"/>
-          <w:szCs w:val="28"/>
-          <w:lang w:val="en-US"/>
-        </w:rPr>
-        <w:t>реальность</w:t>
-      </w:r>
-      <w:proofErr w:type="spellEnd"/>
-      <w:r>
-        <w:rPr>
-          <w:sz w:val="28"/>
-          <w:szCs w:val="28"/>
-          <w:lang w:val="en-US"/>
-        </w:rPr>
-        <w:t xml:space="preserve">: </w:t>
-      </w:r>
-      <w:proofErr w:type="spellStart"/>
-      <w:r>
-        <w:rPr>
-          <w:sz w:val="28"/>
-          <w:szCs w:val="28"/>
-          <w:lang w:val="en-US"/>
-        </w:rPr>
-        <w:t>перспективы</w:t>
-      </w:r>
-      <w:proofErr w:type="spellEnd"/>
-      <w:r>
-        <w:rPr>
-          <w:sz w:val="28"/>
-          <w:szCs w:val="28"/>
-          <w:lang w:val="en-US"/>
-        </w:rPr>
-        <w:t xml:space="preserve"> </w:t>
-      </w:r>
-      <w:proofErr w:type="spellStart"/>
-      <w:r>
-        <w:rPr>
-          <w:sz w:val="28"/>
-          <w:szCs w:val="28"/>
-          <w:lang w:val="en-US"/>
-        </w:rPr>
-        <w:t>применения</w:t>
-      </w:r>
-      <w:proofErr w:type="spellEnd"/>
-      <w:r>
-        <w:rPr>
-          <w:sz w:val="28"/>
-          <w:szCs w:val="28"/>
-          <w:lang w:val="en-US"/>
-        </w:rPr>
-        <w:t xml:space="preserve"> и </w:t>
-      </w:r>
-      <w:proofErr w:type="spellStart"/>
-      <w:r>
-        <w:rPr>
-          <w:sz w:val="28"/>
-          <w:szCs w:val="28"/>
-          <w:lang w:val="en-US"/>
-        </w:rPr>
-        <w:t>развития</w:t>
-      </w:r>
-      <w:proofErr w:type="spellEnd"/>
-      <w:r>
-        <w:rPr>
-          <w:sz w:val="28"/>
-          <w:szCs w:val="28"/>
-          <w:lang w:val="en-US"/>
-        </w:rPr>
-        <w:t xml:space="preserve"> в </w:t>
-      </w:r>
-      <w:proofErr w:type="spellStart"/>
-      <w:r>
-        <w:rPr>
-          <w:sz w:val="28"/>
-          <w:szCs w:val="28"/>
-          <w:lang w:val="en-US"/>
-        </w:rPr>
-        <w:t>бизнесе</w:t>
-      </w:r>
-      <w:proofErr w:type="spellEnd"/>
-      <w:r>
-        <w:rPr>
-          <w:sz w:val="28"/>
-          <w:szCs w:val="28"/>
-          <w:lang w:val="en-US"/>
-        </w:rPr>
-        <w:t xml:space="preserve"> / Е. А. </w:t>
-      </w:r>
-      <w:proofErr w:type="spellStart"/>
-      <w:r>
-        <w:rPr>
-          <w:sz w:val="28"/>
-          <w:szCs w:val="28"/>
-          <w:lang w:val="en-US"/>
-        </w:rPr>
-        <w:t>Богомягкова</w:t>
-      </w:r>
-      <w:proofErr w:type="spellEnd"/>
-      <w:r>
-        <w:rPr>
-          <w:sz w:val="28"/>
-          <w:szCs w:val="28"/>
-          <w:lang w:val="en-US"/>
-        </w:rPr>
-        <w:t xml:space="preserve"> // </w:t>
-      </w:r>
-      <w:proofErr w:type="spellStart"/>
-      <w:r>
-        <w:rPr>
-          <w:sz w:val="28"/>
-          <w:szCs w:val="28"/>
-          <w:lang w:val="en-US"/>
-        </w:rPr>
-        <w:t>Актуальные</w:t>
-      </w:r>
-      <w:proofErr w:type="spellEnd"/>
-      <w:r>
-        <w:rPr>
-          <w:sz w:val="28"/>
-          <w:szCs w:val="28"/>
-          <w:lang w:val="en-US"/>
-        </w:rPr>
-        <w:t xml:space="preserve"> </w:t>
-      </w:r>
-      <w:proofErr w:type="spellStart"/>
-      <w:r>
-        <w:rPr>
-          <w:sz w:val="28"/>
-          <w:szCs w:val="28"/>
-          <w:lang w:val="en-US"/>
-        </w:rPr>
-        <w:t>вопросы</w:t>
-      </w:r>
-      <w:proofErr w:type="spellEnd"/>
-      <w:r>
-        <w:rPr>
-          <w:sz w:val="28"/>
-          <w:szCs w:val="28"/>
-          <w:lang w:val="en-US"/>
-        </w:rPr>
-        <w:t xml:space="preserve"> </w:t>
-      </w:r>
-      <w:proofErr w:type="spellStart"/>
-      <w:r>
-        <w:rPr>
-          <w:sz w:val="28"/>
-          <w:szCs w:val="28"/>
-          <w:lang w:val="en-US"/>
-        </w:rPr>
-        <w:t>современной</w:t>
-      </w:r>
-      <w:proofErr w:type="spellEnd"/>
-      <w:r>
-        <w:rPr>
-          <w:sz w:val="28"/>
-          <w:szCs w:val="28"/>
-          <w:lang w:val="en-US"/>
-        </w:rPr>
-        <w:t xml:space="preserve"> </w:t>
-      </w:r>
-      <w:proofErr w:type="spellStart"/>
-      <w:r>
-        <w:rPr>
-          <w:sz w:val="28"/>
-          <w:szCs w:val="28"/>
-          <w:lang w:val="en-US"/>
-        </w:rPr>
-        <w:t>экономики</w:t>
-      </w:r>
-      <w:proofErr w:type="spellEnd"/>
-      <w:r>
-        <w:rPr>
-          <w:sz w:val="28"/>
-          <w:szCs w:val="28"/>
-          <w:lang w:val="en-US"/>
-        </w:rPr>
-        <w:t>. – 2022. – № 10. – С. 375-379. – EDN BNKMBD.</w:t>
+      <w:r>
+        <w:rPr>
+          <w:sz w:val="28"/>
+          <w:szCs w:val="28"/>
+          <w:lang w:val="en-US"/>
+        </w:rPr>
+        <w:t>BNKMBD</w:t>
+      </w:r>
+      <w:r>
+        <w:rPr>
+          <w:sz w:val="28"/>
+          <w:szCs w:val="28"/>
+          <w:lang w:val="ru-RU"/>
+        </w:rPr>
+        <w:t>.</w:t>
       </w:r>
     </w:p>
     <w:p>
@@ -5281,48 +6100,38 @@
           <w:szCs w:val="28"/>
         </w:rPr>
       </w:pPr>
-      <w:proofErr w:type="spellStart"/>
-      <w:r>
-        <w:rPr>
-          <w:sz w:val="28"/>
-          <w:szCs w:val="28"/>
-          <w:lang w:val="en-US"/>
-        </w:rPr>
-        <w:t>Воротников</w:t>
-      </w:r>
-      <w:proofErr w:type="spellEnd"/>
-      <w:r>
-        <w:rPr>
-          <w:sz w:val="28"/>
-          <w:szCs w:val="28"/>
-          <w:lang w:val="en-US"/>
-        </w:rPr>
-        <w:t xml:space="preserve"> К.Р. </w:t>
-      </w:r>
-      <w:proofErr w:type="spellStart"/>
-      <w:r>
-        <w:rPr>
-          <w:sz w:val="28"/>
-          <w:szCs w:val="28"/>
-          <w:lang w:val="en-US"/>
-        </w:rPr>
-        <w:t>Понятие</w:t>
-      </w:r>
-      <w:proofErr w:type="spellEnd"/>
-      <w:r>
-        <w:rPr>
-          <w:sz w:val="28"/>
-          <w:szCs w:val="28"/>
-          <w:lang w:val="en-US"/>
-        </w:rPr>
-        <w:t xml:space="preserve"> и разновидности виртуальной реальности // Материалы международного научного форума обучающихся "молодежь в науке и творчестве". - </w:t>
+      <w:r>
+        <w:rPr>
+          <w:sz w:val="28"/>
+          <w:szCs w:val="28"/>
+          <w:lang w:val="ru-RU"/>
+        </w:rPr>
+        <w:t>Воротников К.Р. Понятие и разновидности виртуальной реальности // Материалы международного научного форума обучающихся "молодежь в науке и творчестве"</w:t>
       </w:r>
       <w:proofErr w:type="gramStart"/>
       <w:r>
         <w:rPr>
           <w:sz w:val="28"/>
           <w:szCs w:val="28"/>
-          <w:lang w:val="en-US"/>
+          <w:lang w:val="ru-RU"/>
+        </w:rPr>
+        <w:t>.</w:t>
+      </w:r>
+      <w:proofErr w:type="gramEnd"/>
+      <w:r>
+        <w:rPr>
+          <w:sz w:val="28"/>
+          <w:szCs w:val="28"/>
+          <w:lang w:val="ru-RU"/>
+        </w:rPr>
+        <w:t xml:space="preserve"> - </w:t>
+      </w:r>
+      <w:proofErr w:type="gramStart"/>
+      <w:r>
+        <w:rPr>
+          <w:sz w:val="28"/>
+          <w:szCs w:val="28"/>
+          <w:lang w:val="ru-RU"/>
         </w:rPr>
         <w:t>п</w:t>
       </w:r>
@@ -5331,7 +6140,7 @@
         <w:rPr>
           <w:sz w:val="28"/>
           <w:szCs w:val="28"/>
-          <w:lang w:val="en-US"/>
+          <w:lang w:val="ru-RU"/>
         </w:rPr>
         <w:t xml:space="preserve">ос. </w:t>
       </w:r>
@@ -5340,7 +6149,7 @@
         <w:rPr>
           <w:sz w:val="28"/>
           <w:szCs w:val="28"/>
-          <w:lang w:val="en-US"/>
+          <w:lang w:val="ru-RU"/>
         </w:rPr>
         <w:t>Электроизолятор</w:t>
       </w:r>
@@ -5349,7 +6158,7 @@
         <w:rPr>
           <w:sz w:val="28"/>
           <w:szCs w:val="28"/>
-          <w:lang w:val="en-US"/>
+          <w:lang w:val="ru-RU"/>
         </w:rPr>
         <w:t xml:space="preserve">: Гжельский государственный университет, Московская область, Раменский район, пос. </w:t>
       </w:r>
@@ -5358,7 +6167,7 @@
         <w:rPr>
           <w:sz w:val="28"/>
           <w:szCs w:val="28"/>
-          <w:lang w:val="en-US"/>
+          <w:lang w:val="ru-RU"/>
         </w:rPr>
         <w:t>Электроизолятор</w:t>
       </w:r>
@@ -5367,7 +6176,7 @@
         <w:rPr>
           <w:sz w:val="28"/>
           <w:szCs w:val="28"/>
-          <w:lang w:val="en-US"/>
+          <w:lang w:val="ru-RU"/>
         </w:rPr>
         <w:t xml:space="preserve">, д.67, </w:t>
       </w:r>
@@ -5376,7 +6185,7 @@
         <w:rPr>
           <w:sz w:val="28"/>
           <w:szCs w:val="28"/>
-          <w:lang w:val="en-US"/>
+          <w:lang w:val="ru-RU"/>
         </w:rPr>
         <w:t>Электроизолятор</w:t>
       </w:r>
@@ -5385,27 +6194,9 @@
         <w:rPr>
           <w:sz w:val="28"/>
           <w:szCs w:val="28"/>
-          <w:lang w:val="en-US"/>
-        </w:rPr>
-        <w:t xml:space="preserve">, 2023. - </w:t>
-      </w:r>
-      <w:proofErr w:type="gramStart"/>
-      <w:r>
-        <w:rPr>
-          <w:sz w:val="28"/>
-          <w:szCs w:val="28"/>
-          <w:lang w:val="en-US"/>
-        </w:rPr>
-        <w:t>С. 39</w:t>
-      </w:r>
-      <w:proofErr w:type="gramEnd"/>
-      <w:r>
-        <w:rPr>
-          <w:sz w:val="28"/>
-          <w:szCs w:val="28"/>
-          <w:lang w:val="en-US"/>
-        </w:rPr>
-        <w:t>-41.</w:t>
+          <w:lang w:val="ru-RU"/>
+        </w:rPr>
+        <w:t>, 2023. - С. 39-41.</w:t>
       </w:r>
     </w:p>
     <w:p>
@@ -5460,6 +6251,36 @@
         </w:rPr>
         <w:t xml:space="preserve"> Автоматизация бизнес-процессов на предприятиях сферы услуг: влияние на эффективность труда персонала // Теория и практика общественного развития. – 2025</w:t>
       </w:r>
+      <w:r>
+        <w:rPr>
+          <w:sz w:val="28"/>
+          <w:szCs w:val="28"/>
+          <w:lang w:val="ru-RU"/>
+        </w:rPr>
+        <w:t xml:space="preserve"> - №4 - </w:t>
+      </w:r>
+      <w:r>
+        <w:rPr>
+          <w:sz w:val="28"/>
+          <w:szCs w:val="28"/>
+        </w:rPr>
+        <w:t>С. 207-213</w:t>
+      </w:r>
+      <w:r>
+        <w:rPr>
+          <w:sz w:val="28"/>
+          <w:szCs w:val="28"/>
+          <w:lang w:val="ru-RU"/>
+        </w:rPr>
+        <w:t xml:space="preserve"> - </w:t>
+      </w:r>
+      <w:r>
+        <w:rPr>
+          <w:sz w:val="28"/>
+          <w:szCs w:val="28"/>
+        </w:rPr>
+        <w:t>DOI: 10.24158/tipor.2025.4.22</w:t>
+      </w:r>
     </w:p>
     <w:p>
       <w:pPr>
@@ -5482,6 +6303,7 @@
           <w:sz w:val="28"/>
           <w:szCs w:val="28"/>
         </w:rPr>
+        <w:lastRenderedPageBreak/>
         <w:t>Асманова</w:t>
       </w:r>
       <w:proofErr w:type="spellEnd"/>
@@ -5600,7 +6422,59 @@
           <w:sz w:val="28"/>
           <w:szCs w:val="28"/>
         </w:rPr>
-        <w:t xml:space="preserve"> Виртуальная реальность: применение и будущее развитие // Управление образованием: теория и практика. - 2025</w:t>
+        <w:t xml:space="preserve"> Виртуальная реальность: применение и будущее развитие // Управление образованием: теория и практика. </w:t>
+      </w:r>
+      <w:r>
+        <w:rPr>
+          <w:sz w:val="28"/>
+          <w:szCs w:val="28"/>
+        </w:rPr>
+        <w:t>–</w:t>
+      </w:r>
+      <w:r>
+        <w:rPr>
+          <w:sz w:val="28"/>
+          <w:szCs w:val="28"/>
+        </w:rPr>
+        <w:t xml:space="preserve"> 2025</w:t>
+      </w:r>
+      <w:r>
+        <w:rPr>
+          <w:sz w:val="28"/>
+          <w:szCs w:val="28"/>
+          <w:lang w:val="ru-RU"/>
+        </w:rPr>
+        <w:t xml:space="preserve"> </w:t>
+      </w:r>
+      <w:r>
+        <w:rPr>
+          <w:sz w:val="28"/>
+          <w:szCs w:val="28"/>
+        </w:rPr>
+        <w:t>–</w:t>
+      </w:r>
+      <w:r>
+        <w:rPr>
+          <w:sz w:val="28"/>
+          <w:szCs w:val="28"/>
+          <w:lang w:val="ru-RU"/>
+        </w:rPr>
+        <w:t xml:space="preserve"> </w:t>
+      </w:r>
+      <w:r>
+        <w:rPr>
+          <w:sz w:val="28"/>
+          <w:szCs w:val="28"/>
+          <w:lang w:val="ru-RU"/>
+        </w:rPr>
+        <w:t>т</w:t>
+      </w:r>
+      <w:r>
+        <w:rPr>
+          <w:sz w:val="28"/>
+          <w:szCs w:val="28"/>
+        </w:rPr>
+        <w:t>. 15, № 1-1. – С. 210–215. – DOI: 10.25726/m1539-9316-0384-i.</w:t>
       </w:r>
     </w:p>
     <w:p>
@@ -5655,6 +6529,66 @@
         </w:rPr>
         <w:t xml:space="preserve"> Цифровая трансформация туристического пространства: новые возможности // Современные проблемы сервиса и туризма. – 2022</w:t>
       </w:r>
+      <w:r>
+        <w:rPr>
+          <w:sz w:val="28"/>
+          <w:szCs w:val="28"/>
+          <w:lang w:val="ru-RU"/>
+        </w:rPr>
+        <w:t xml:space="preserve"> - </w:t>
+      </w:r>
+      <w:r>
+        <w:rPr>
+          <w:sz w:val="28"/>
+          <w:szCs w:val="28"/>
+        </w:rPr>
+        <w:t>Т. 16</w:t>
+      </w:r>
+      <w:r>
+        <w:rPr>
+          <w:sz w:val="28"/>
+          <w:szCs w:val="28"/>
+          <w:lang w:val="ru-RU"/>
+        </w:rPr>
+        <w:t xml:space="preserve"> -</w:t>
+      </w:r>
+      <w:r>
+        <w:rPr>
+          <w:sz w:val="28"/>
+          <w:szCs w:val="28"/>
+        </w:rPr>
+        <w:t xml:space="preserve"> № 1</w:t>
+      </w:r>
+      <w:r>
+        <w:rPr>
+          <w:sz w:val="28"/>
+          <w:szCs w:val="28"/>
+          <w:lang w:val="ru-RU"/>
+        </w:rPr>
+        <w:t xml:space="preserve"> - </w:t>
+      </w:r>
+      <w:r>
+        <w:rPr>
+          <w:sz w:val="28"/>
+          <w:szCs w:val="28"/>
+        </w:rPr>
+        <w:t>С. 157–164</w:t>
+      </w:r>
+      <w:r>
+        <w:rPr>
+          <w:sz w:val="28"/>
+          <w:szCs w:val="28"/>
+          <w:lang w:val="ru-RU"/>
+        </w:rPr>
+        <w:t xml:space="preserve">. - </w:t>
+      </w:r>
+      <w:r>
+        <w:rPr>
+          <w:sz w:val="28"/>
+          <w:szCs w:val="28"/>
+        </w:rPr>
+        <w:t>DOI: 10.24412/1995-0411-2022-1-157-164.</w:t>
+      </w:r>
     </w:p>
     <w:p>
       <w:pPr>
@@ -5676,7 +6610,6 @@
           <w:sz w:val="28"/>
           <w:szCs w:val="28"/>
         </w:rPr>
-        <w:lastRenderedPageBreak/>
         <w:t xml:space="preserve">Долгих Е.Ю., Кожевникова С.Ю. </w:t>
       </w:r>
       <w:r>
@@ -5687,15 +6620,14 @@
         </w:rPr>
         <w:t>И</w:t>
       </w:r>
-      <w:proofErr w:type="spellStart"/>
-      <w:r>
-        <w:rPr>
-          <w:sz w:val="28"/>
-          <w:szCs w:val="28"/>
+      <w:r>
+        <w:rPr>
+          <w:sz w:val="28"/>
+          <w:szCs w:val="28"/>
+          <w:lang w:val="ru-RU"/>
         </w:rPr>
         <w:t>сторический</w:t>
       </w:r>
-      <w:proofErr w:type="spellEnd"/>
       <w:r>
         <w:rPr>
           <w:sz w:val="28"/>
@@ -5725,17 +6657,8 @@
           <w:szCs w:val="28"/>
           <w:lang w:val="ru-RU"/>
         </w:rPr>
-        <w:t>М</w:t>
-      </w:r>
-      <w:proofErr w:type="spellStart"/>
-      <w:r>
-        <w:rPr>
-          <w:sz w:val="28"/>
-          <w:szCs w:val="28"/>
-        </w:rPr>
-        <w:t>олодежь</w:t>
-      </w:r>
-      <w:proofErr w:type="spellEnd"/>
+        <w:t>Молодёжь</w:t>
+      </w:r>
       <w:r>
         <w:rPr>
           <w:sz w:val="28"/>
@@ -5820,9 +6743,56 @@
           <w:szCs w:val="28"/>
           <w:lang w:val="en-US"/>
         </w:rPr>
-        <w:t xml:space="preserve">, L.P. VR in promotion of territory in the New Normal: empirical and research approaches in the times of crisis // RUDN Journal of Studies in Literature and Journalism. - 2023. - №28. - </w:t>
-      </w:r>
-      <w:proofErr w:type="gramStart"/>
+        <w:t>, L.P. VR in promotion of territory in the New Normal: empirical and research approaches in the times of crisis // RUDN Journal of Studies in Litera</w:t>
+      </w:r>
+      <w:r>
+        <w:rPr>
+          <w:sz w:val="28"/>
+          <w:szCs w:val="28"/>
+          <w:lang w:val="en-US"/>
+        </w:rPr>
+        <w:t xml:space="preserve">ture and Journalism. - 2023. – </w:t>
+      </w:r>
+      <w:r>
+        <w:rPr>
+          <w:sz w:val="28"/>
+          <w:szCs w:val="28"/>
+          <w:lang w:val="ru-RU"/>
+        </w:rPr>
+        <w:t>т</w:t>
+      </w:r>
+      <w:r>
+        <w:rPr>
+          <w:sz w:val="28"/>
+          <w:szCs w:val="28"/>
+          <w:lang w:val="en-US"/>
+        </w:rPr>
+        <w:t xml:space="preserve">. </w:t>
+      </w:r>
+      <w:r>
+        <w:rPr>
+          <w:sz w:val="28"/>
+          <w:szCs w:val="28"/>
+          <w:lang w:val="en-US"/>
+        </w:rPr>
+        <w:t>28.</w:t>
+      </w:r>
+      <w:r>
+        <w:rPr>
+          <w:sz w:val="28"/>
+          <w:szCs w:val="28"/>
+          <w:lang w:val="en-US"/>
+        </w:rPr>
+        <w:t xml:space="preserve"> - №4</w:t>
+      </w:r>
+      <w:r>
+        <w:rPr>
+          <w:sz w:val="28"/>
+          <w:szCs w:val="28"/>
+          <w:lang w:val="en-US"/>
+        </w:rPr>
+        <w:t xml:space="preserve"> - </w:t>
+      </w:r>
       <w:r>
         <w:rPr>
           <w:sz w:val="28"/>
@@ -5836,16 +6806,7 @@
           <w:szCs w:val="28"/>
           <w:lang w:val="en-US"/>
         </w:rPr>
-        <w:t>. 809</w:t>
-      </w:r>
-      <w:proofErr w:type="gramEnd"/>
-      <w:r>
-        <w:rPr>
-          <w:sz w:val="28"/>
-          <w:szCs w:val="28"/>
-          <w:lang w:val="en-US"/>
-        </w:rPr>
-        <w:t xml:space="preserve"> - 817.</w:t>
+        <w:t>. 809 – 817 - DOI: 10.22363/2312-9220-2023-28-4-809-817</w:t>
       </w:r>
     </w:p>
     <w:p>
@@ -5900,6 +6861,14 @@
         </w:rPr>
         <w:t xml:space="preserve"> Li User satisfaction formation in virtual reality entertainment: Insights from online reviews and intelligent modeling // Entertainment Computing. - 2026. - №58</w:t>
       </w:r>
+      <w:r>
+        <w:rPr>
+          <w:sz w:val="28"/>
+          <w:szCs w:val="28"/>
+          <w:lang w:val="en-US"/>
+        </w:rPr>
+        <w:t xml:space="preserve"> - Article 101217 - DOI: 10.1016/j.entcom.2026.101217</w:t>
+      </w:r>
     </w:p>
     <w:p>
       <w:pPr>
@@ -5914,46 +6883,148 @@
         <w:rPr>
           <w:sz w:val="28"/>
           <w:szCs w:val="28"/>
-          <w:lang w:val="en-US"/>
-        </w:rPr>
-      </w:pPr>
-      <w:r>
-        <w:rPr>
-          <w:sz w:val="28"/>
-          <w:szCs w:val="28"/>
-          <w:lang w:val="en-US"/>
-        </w:rPr>
-        <w:t>Python 3.14.7 documentation // Python URL: https://docs.python.org/3/ (</w:t>
-      </w:r>
-      <w:r>
-        <w:rPr>
-          <w:sz w:val="28"/>
-          <w:szCs w:val="28"/>
-        </w:rPr>
-        <w:t>дата</w:t>
-      </w:r>
-      <w:r>
-        <w:rPr>
-          <w:sz w:val="28"/>
-          <w:szCs w:val="28"/>
-          <w:lang w:val="en-US"/>
-        </w:rPr>
-        <w:t xml:space="preserve"> </w:t>
-      </w:r>
-      <w:r>
-        <w:rPr>
-          <w:sz w:val="28"/>
-          <w:szCs w:val="28"/>
-        </w:rPr>
-        <w:t>обращения</w:t>
-      </w:r>
-      <w:r>
-        <w:rPr>
-          <w:sz w:val="28"/>
-          <w:szCs w:val="28"/>
-          <w:lang w:val="en-US"/>
-        </w:rPr>
-        <w:t>: 15.09.2026).</w:t>
+          <w:lang w:val="ru-RU"/>
+        </w:rPr>
+      </w:pPr>
+      <w:r>
+        <w:rPr>
+          <w:sz w:val="28"/>
+          <w:szCs w:val="28"/>
+          <w:lang w:val="en-US"/>
+        </w:rPr>
+        <w:t>Python</w:t>
+      </w:r>
+      <w:r>
+        <w:rPr>
+          <w:sz w:val="28"/>
+          <w:szCs w:val="28"/>
+          <w:lang w:val="ru-RU"/>
+        </w:rPr>
+        <w:t xml:space="preserve"> 3.14 </w:t>
+      </w:r>
+      <w:proofErr w:type="gramStart"/>
+      <w:r>
+        <w:rPr>
+          <w:sz w:val="28"/>
+          <w:szCs w:val="28"/>
+          <w:lang w:val="en-US"/>
+        </w:rPr>
+        <w:t>documentation</w:t>
+      </w:r>
+      <w:r>
+        <w:rPr>
+          <w:sz w:val="28"/>
+          <w:szCs w:val="28"/>
+          <w:lang w:val="ru-RU"/>
+        </w:rPr>
+        <w:t xml:space="preserve"> :</w:t>
+      </w:r>
+      <w:proofErr w:type="gramEnd"/>
+      <w:r>
+        <w:rPr>
+          <w:sz w:val="28"/>
+          <w:szCs w:val="28"/>
+          <w:lang w:val="ru-RU"/>
+        </w:rPr>
+        <w:t xml:space="preserve"> сайт. — </w:t>
+      </w:r>
+      <w:r>
+        <w:rPr>
+          <w:sz w:val="28"/>
+          <w:szCs w:val="28"/>
+          <w:lang w:val="en-US"/>
+        </w:rPr>
+        <w:t>URL</w:t>
+      </w:r>
+      <w:r>
+        <w:rPr>
+          <w:sz w:val="28"/>
+          <w:szCs w:val="28"/>
+          <w:lang w:val="ru-RU"/>
+        </w:rPr>
+        <w:t xml:space="preserve">: </w:t>
+      </w:r>
+      <w:r>
+        <w:rPr>
+          <w:sz w:val="28"/>
+          <w:szCs w:val="28"/>
+          <w:lang w:val="en-US"/>
+        </w:rPr>
+        <w:t>https</w:t>
+      </w:r>
+      <w:r>
+        <w:rPr>
+          <w:sz w:val="28"/>
+          <w:szCs w:val="28"/>
+          <w:lang w:val="ru-RU"/>
+        </w:rPr>
+        <w:t>://</w:t>
+      </w:r>
+      <w:r>
+        <w:rPr>
+          <w:sz w:val="28"/>
+          <w:szCs w:val="28"/>
+          <w:lang w:val="en-US"/>
+        </w:rPr>
+        <w:t>docs</w:t>
+      </w:r>
+      <w:r>
+        <w:rPr>
+          <w:sz w:val="28"/>
+          <w:szCs w:val="28"/>
+          <w:lang w:val="ru-RU"/>
+        </w:rPr>
+        <w:t>.</w:t>
+      </w:r>
+      <w:r>
+        <w:rPr>
+          <w:sz w:val="28"/>
+          <w:szCs w:val="28"/>
+          <w:lang w:val="en-US"/>
+        </w:rPr>
+        <w:t>python</w:t>
+      </w:r>
+      <w:r>
+        <w:rPr>
+          <w:sz w:val="28"/>
+          <w:szCs w:val="28"/>
+          <w:lang w:val="ru-RU"/>
+        </w:rPr>
+        <w:t>.</w:t>
+      </w:r>
+      <w:r>
+        <w:rPr>
+          <w:sz w:val="28"/>
+          <w:szCs w:val="28"/>
+          <w:lang w:val="en-US"/>
+        </w:rPr>
+        <w:t>org</w:t>
+      </w:r>
+      <w:r>
+        <w:rPr>
+          <w:sz w:val="28"/>
+          <w:szCs w:val="28"/>
+          <w:lang w:val="ru-RU"/>
+        </w:rPr>
+        <w:t>/3/ (дата обращения: 15.09.2026). — Текст</w:t>
+      </w:r>
+      <w:proofErr w:type="gramStart"/>
+      <w:r>
+        <w:rPr>
+          <w:sz w:val="28"/>
+          <w:szCs w:val="28"/>
+          <w:lang w:val="ru-RU"/>
+        </w:rPr>
+        <w:t xml:space="preserve"> :</w:t>
+      </w:r>
+      <w:proofErr w:type="gramEnd"/>
+      <w:r>
+        <w:rPr>
+          <w:sz w:val="28"/>
+          <w:szCs w:val="28"/>
+          <w:lang w:val="ru-RU"/>
+        </w:rPr>
+        <w:t xml:space="preserve"> электронный.</w:t>
       </w:r>
     </w:p>
     <w:p>
@@ -5969,46 +7040,196 @@
         <w:rPr>
           <w:sz w:val="28"/>
           <w:szCs w:val="28"/>
-          <w:lang w:val="en-US"/>
-        </w:rPr>
-      </w:pPr>
-      <w:r>
-        <w:rPr>
-          <w:sz w:val="28"/>
-          <w:szCs w:val="28"/>
-          <w:lang w:val="en-US"/>
-        </w:rPr>
-        <w:t>Java Documentation // Oracle URL: https://docs.oracle.com/en/java/ (</w:t>
-      </w:r>
-      <w:r>
-        <w:rPr>
-          <w:sz w:val="28"/>
-          <w:szCs w:val="28"/>
-        </w:rPr>
-        <w:t>дата</w:t>
-      </w:r>
-      <w:r>
-        <w:rPr>
-          <w:sz w:val="28"/>
-          <w:szCs w:val="28"/>
-          <w:lang w:val="en-US"/>
+          <w:lang w:val="ru-RU"/>
+        </w:rPr>
+      </w:pPr>
+      <w:r>
+        <w:rPr>
+          <w:sz w:val="28"/>
+          <w:szCs w:val="28"/>
+          <w:lang w:val="en-US"/>
+        </w:rPr>
+        <w:t>Java</w:t>
+      </w:r>
+      <w:r>
+        <w:rPr>
+          <w:sz w:val="28"/>
+          <w:szCs w:val="28"/>
+          <w:lang w:val="ru-RU"/>
         </w:rPr>
         <w:t xml:space="preserve"> </w:t>
       </w:r>
-      <w:r>
-        <w:rPr>
-          <w:sz w:val="28"/>
-          <w:szCs w:val="28"/>
-        </w:rPr>
-        <w:t>обращения</w:t>
-      </w:r>
-      <w:r>
-        <w:rPr>
-          <w:sz w:val="28"/>
-          <w:szCs w:val="28"/>
-          <w:lang w:val="en-US"/>
-        </w:rPr>
-        <w:t>: 16.09.2026).</w:t>
+      <w:proofErr w:type="gramStart"/>
+      <w:r>
+        <w:rPr>
+          <w:sz w:val="28"/>
+          <w:szCs w:val="28"/>
+          <w:lang w:val="en-US"/>
+        </w:rPr>
+        <w:t>Documentation</w:t>
+      </w:r>
+      <w:r>
+        <w:rPr>
+          <w:sz w:val="28"/>
+          <w:szCs w:val="28"/>
+          <w:lang w:val="ru-RU"/>
+        </w:rPr>
+        <w:t xml:space="preserve"> :</w:t>
+      </w:r>
+      <w:proofErr w:type="gramEnd"/>
+      <w:r>
+        <w:rPr>
+          <w:sz w:val="28"/>
+          <w:szCs w:val="28"/>
+          <w:lang w:val="ru-RU"/>
+        </w:rPr>
+        <w:t xml:space="preserve"> сайт. — </w:t>
+      </w:r>
+      <w:r>
+        <w:rPr>
+          <w:sz w:val="28"/>
+          <w:szCs w:val="28"/>
+          <w:lang w:val="en-US"/>
+        </w:rPr>
+        <w:t>Oracle</w:t>
+      </w:r>
+      <w:r>
+        <w:rPr>
+          <w:sz w:val="28"/>
+          <w:szCs w:val="28"/>
+          <w:lang w:val="ru-RU"/>
+        </w:rPr>
+        <w:t xml:space="preserve">. — </w:t>
+      </w:r>
+      <w:r>
+        <w:rPr>
+          <w:sz w:val="28"/>
+          <w:szCs w:val="28"/>
+          <w:lang w:val="en-US"/>
+        </w:rPr>
+        <w:t>URL</w:t>
+      </w:r>
+      <w:r>
+        <w:rPr>
+          <w:sz w:val="28"/>
+          <w:szCs w:val="28"/>
+          <w:lang w:val="ru-RU"/>
+        </w:rPr>
+        <w:t xml:space="preserve">: </w:t>
+      </w:r>
+      <w:r>
+        <w:rPr>
+          <w:sz w:val="28"/>
+          <w:szCs w:val="28"/>
+          <w:lang w:val="en-US"/>
+        </w:rPr>
+        <w:t>https</w:t>
+      </w:r>
+      <w:r>
+        <w:rPr>
+          <w:sz w:val="28"/>
+          <w:szCs w:val="28"/>
+          <w:lang w:val="ru-RU"/>
+        </w:rPr>
+        <w:t>://</w:t>
+      </w:r>
+      <w:r>
+        <w:rPr>
+          <w:sz w:val="28"/>
+          <w:szCs w:val="28"/>
+          <w:lang w:val="en-US"/>
+        </w:rPr>
+        <w:t>docs</w:t>
+      </w:r>
+      <w:r>
+        <w:rPr>
+          <w:sz w:val="28"/>
+          <w:szCs w:val="28"/>
+          <w:lang w:val="ru-RU"/>
+        </w:rPr>
+        <w:t>.</w:t>
+      </w:r>
+      <w:r>
+        <w:rPr>
+          <w:sz w:val="28"/>
+          <w:szCs w:val="28"/>
+          <w:lang w:val="en-US"/>
+        </w:rPr>
+        <w:t>oracle</w:t>
+      </w:r>
+      <w:r>
+        <w:rPr>
+          <w:sz w:val="28"/>
+          <w:szCs w:val="28"/>
+          <w:lang w:val="ru-RU"/>
+        </w:rPr>
+        <w:t>.</w:t>
+      </w:r>
+      <w:r>
+        <w:rPr>
+          <w:sz w:val="28"/>
+          <w:szCs w:val="28"/>
+          <w:lang w:val="en-US"/>
+        </w:rPr>
+        <w:t>com</w:t>
+      </w:r>
+      <w:r>
+        <w:rPr>
+          <w:sz w:val="28"/>
+          <w:szCs w:val="28"/>
+          <w:lang w:val="ru-RU"/>
+        </w:rPr>
+        <w:t>/</w:t>
+      </w:r>
+      <w:r>
+        <w:rPr>
+          <w:sz w:val="28"/>
+          <w:szCs w:val="28"/>
+          <w:lang w:val="en-US"/>
+        </w:rPr>
+        <w:t>en</w:t>
+      </w:r>
+      <w:r>
+        <w:rPr>
+          <w:sz w:val="28"/>
+          <w:szCs w:val="28"/>
+          <w:lang w:val="ru-RU"/>
+        </w:rPr>
+        <w:t>/</w:t>
+      </w:r>
+      <w:r>
+        <w:rPr>
+          <w:sz w:val="28"/>
+          <w:szCs w:val="28"/>
+          <w:lang w:val="en-US"/>
+        </w:rPr>
+        <w:t>java</w:t>
+      </w:r>
+      <w:r>
+        <w:rPr>
+          <w:sz w:val="28"/>
+          <w:szCs w:val="28"/>
+          <w:lang w:val="ru-RU"/>
+        </w:rPr>
+        <w:t>/ (дата обращения: 16.09.2026). — Текст</w:t>
+      </w:r>
+      <w:proofErr w:type="gramStart"/>
+      <w:r>
+        <w:rPr>
+          <w:sz w:val="28"/>
+          <w:szCs w:val="28"/>
+          <w:lang w:val="ru-RU"/>
+        </w:rPr>
+        <w:t xml:space="preserve"> :</w:t>
+      </w:r>
+      <w:proofErr w:type="gramEnd"/>
+      <w:r>
+        <w:rPr>
+          <w:sz w:val="28"/>
+          <w:szCs w:val="28"/>
+          <w:lang w:val="ru-RU"/>
+        </w:rPr>
+        <w:t xml:space="preserve"> электронный.</w:t>
       </w:r>
     </w:p>
     <w:p>
@@ -6027,14 +7248,6 @@
           <w:lang w:val="en-US"/>
         </w:rPr>
       </w:pPr>
-      <w:r>
-        <w:rPr>
-          <w:sz w:val="28"/>
-          <w:szCs w:val="28"/>
-          <w:lang w:val="en-US"/>
-        </w:rPr>
-        <w:t xml:space="preserve">Documentation // </w:t>
-      </w:r>
       <w:proofErr w:type="spellStart"/>
       <w:r>
         <w:rPr>
@@ -6051,15 +7264,72 @@
           <w:szCs w:val="28"/>
           <w:lang w:val="en-US"/>
         </w:rPr>
-        <w:t xml:space="preserve"> URL: https://www.postgresql.org/docs/ (</w:t>
-      </w:r>
-      <w:r>
-        <w:rPr>
-          <w:sz w:val="28"/>
-          <w:szCs w:val="28"/>
+        <w:t xml:space="preserve"> </w:t>
+      </w:r>
+      <w:proofErr w:type="gramStart"/>
+      <w:r>
+        <w:rPr>
+          <w:sz w:val="28"/>
+          <w:szCs w:val="28"/>
+          <w:lang w:val="en-US"/>
+        </w:rPr>
+        <w:t>Documentation :</w:t>
+      </w:r>
+      <w:proofErr w:type="gramEnd"/>
+      <w:r>
+        <w:rPr>
+          <w:sz w:val="28"/>
+          <w:szCs w:val="28"/>
+          <w:lang w:val="en-US"/>
+        </w:rPr>
+        <w:t xml:space="preserve"> </w:t>
+      </w:r>
+      <w:proofErr w:type="spellStart"/>
+      <w:r>
+        <w:rPr>
+          <w:sz w:val="28"/>
+          <w:szCs w:val="28"/>
+          <w:lang w:val="en-US"/>
+        </w:rPr>
+        <w:t>сайт</w:t>
+      </w:r>
+      <w:proofErr w:type="spellEnd"/>
+      <w:r>
+        <w:rPr>
+          <w:sz w:val="28"/>
+          <w:szCs w:val="28"/>
+          <w:lang w:val="en-US"/>
+        </w:rPr>
+        <w:t xml:space="preserve">. — The </w:t>
+      </w:r>
+      <w:proofErr w:type="spellStart"/>
+      <w:r>
+        <w:rPr>
+          <w:sz w:val="28"/>
+          <w:szCs w:val="28"/>
+          <w:lang w:val="en-US"/>
+        </w:rPr>
+        <w:t>PostgreSQL</w:t>
+      </w:r>
+      <w:proofErr w:type="spellEnd"/>
+      <w:r>
+        <w:rPr>
+          <w:sz w:val="28"/>
+          <w:szCs w:val="28"/>
+          <w:lang w:val="en-US"/>
+        </w:rPr>
+        <w:t xml:space="preserve"> Global Development Group. — URL: https://www.postgresql.org/docs/ (</w:t>
+      </w:r>
+      <w:proofErr w:type="spellStart"/>
+      <w:r>
+        <w:rPr>
+          <w:sz w:val="28"/>
+          <w:szCs w:val="28"/>
+          <w:lang w:val="en-US"/>
         </w:rPr>
         <w:t>дата</w:t>
       </w:r>
+      <w:proofErr w:type="spellEnd"/>
       <w:r>
         <w:rPr>
           <w:sz w:val="28"/>
@@ -6068,20 +7338,69 @@
         </w:rPr>
         <w:t xml:space="preserve"> </w:t>
       </w:r>
-      <w:r>
-        <w:rPr>
-          <w:sz w:val="28"/>
-          <w:szCs w:val="28"/>
+      <w:proofErr w:type="spellStart"/>
+      <w:r>
+        <w:rPr>
+          <w:sz w:val="28"/>
+          <w:szCs w:val="28"/>
+          <w:lang w:val="en-US"/>
         </w:rPr>
         <w:t>обращения</w:t>
       </w:r>
-      <w:r>
-        <w:rPr>
-          <w:sz w:val="28"/>
-          <w:szCs w:val="28"/>
-          <w:lang w:val="en-US"/>
-        </w:rPr>
-        <w:t>: 16.09.2026).</w:t>
+      <w:proofErr w:type="spellEnd"/>
+      <w:r>
+        <w:rPr>
+          <w:sz w:val="28"/>
+          <w:szCs w:val="28"/>
+          <w:lang w:val="en-US"/>
+        </w:rPr>
+        <w:t xml:space="preserve">: 16.09.2026). — </w:t>
+      </w:r>
+      <w:proofErr w:type="spellStart"/>
+      <w:proofErr w:type="gramStart"/>
+      <w:r>
+        <w:rPr>
+          <w:sz w:val="28"/>
+          <w:szCs w:val="28"/>
+          <w:lang w:val="en-US"/>
+        </w:rPr>
+        <w:t>Текст</w:t>
+      </w:r>
+      <w:proofErr w:type="spellEnd"/>
+      <w:r>
+        <w:rPr>
+          <w:sz w:val="28"/>
+          <w:szCs w:val="28"/>
+          <w:lang w:val="en-US"/>
+        </w:rPr>
+        <w:t xml:space="preserve"> :</w:t>
+      </w:r>
+      <w:proofErr w:type="gramEnd"/>
+      <w:r>
+        <w:rPr>
+          <w:sz w:val="28"/>
+          <w:szCs w:val="28"/>
+          <w:lang w:val="en-US"/>
+        </w:rPr>
+        <w:t xml:space="preserve"> </w:t>
+      </w:r>
+      <w:proofErr w:type="spellStart"/>
+      <w:r>
+        <w:rPr>
+          <w:sz w:val="28"/>
+          <w:szCs w:val="28"/>
+          <w:lang w:val="en-US"/>
+        </w:rPr>
+        <w:t>электронный</w:t>
+      </w:r>
+      <w:proofErr w:type="spellEnd"/>
+      <w:r>
+        <w:rPr>
+          <w:sz w:val="28"/>
+          <w:szCs w:val="28"/>
+          <w:lang w:val="en-US"/>
+        </w:rPr>
+        <w:t>.</w:t>
       </w:r>
     </w:p>
     <w:p>
@@ -6097,37 +7416,167 @@
         <w:rPr>
           <w:sz w:val="28"/>
           <w:szCs w:val="28"/>
-          <w:lang w:val="en-US"/>
-        </w:rPr>
-      </w:pPr>
-      <w:proofErr w:type="spellStart"/>
-      <w:r>
-        <w:rPr>
-          <w:sz w:val="28"/>
-          <w:szCs w:val="28"/>
+          <w:lang w:val="ru-RU"/>
+        </w:rPr>
+      </w:pPr>
+      <w:r>
+        <w:rPr>
+          <w:sz w:val="28"/>
+          <w:szCs w:val="28"/>
+          <w:lang w:val="en-US"/>
+        </w:rPr>
+        <w:t>Git</w:t>
+      </w:r>
+      <w:r>
+        <w:rPr>
+          <w:sz w:val="28"/>
+          <w:szCs w:val="28"/>
+          <w:lang w:val="ru-RU"/>
+        </w:rPr>
+        <w:t xml:space="preserve"> </w:t>
+      </w:r>
+      <w:proofErr w:type="gramStart"/>
+      <w:r>
+        <w:rPr>
+          <w:sz w:val="28"/>
+          <w:szCs w:val="28"/>
+          <w:lang w:val="en-US"/>
         </w:rPr>
         <w:t>Reference</w:t>
       </w:r>
-      <w:proofErr w:type="spellEnd"/>
-      <w:r>
-        <w:rPr>
-          <w:sz w:val="28"/>
-          <w:szCs w:val="28"/>
-        </w:rPr>
-        <w:t xml:space="preserve"> // Git URL: https://git-scm.com/docs (дата обращения: 15.09.2026).</w:t>
-      </w:r>
-    </w:p>
-    <w:p>
-      <w:pPr>
-        <w:spacing w:after="0" w:line="360" w:lineRule="auto"/>
-        <w:ind w:firstLine="709"/>
-        <w:jc w:val="both"/>
-        <w:rPr>
-          <w:sz w:val="28"/>
-          <w:szCs w:val="28"/>
-          <w:lang w:val="en-US"/>
-        </w:rPr>
-      </w:pPr>
+      <w:r>
+        <w:rPr>
+          <w:sz w:val="28"/>
+          <w:szCs w:val="28"/>
+          <w:lang w:val="ru-RU"/>
+        </w:rPr>
+        <w:t xml:space="preserve"> :</w:t>
+      </w:r>
+      <w:proofErr w:type="gramEnd"/>
+      <w:r>
+        <w:rPr>
+          <w:sz w:val="28"/>
+          <w:szCs w:val="28"/>
+          <w:lang w:val="ru-RU"/>
+        </w:rPr>
+        <w:t xml:space="preserve"> сайт. — </w:t>
+      </w:r>
+      <w:r>
+        <w:rPr>
+          <w:sz w:val="28"/>
+          <w:szCs w:val="28"/>
+          <w:lang w:val="en-US"/>
+        </w:rPr>
+        <w:t>URL</w:t>
+      </w:r>
+      <w:r>
+        <w:rPr>
+          <w:sz w:val="28"/>
+          <w:szCs w:val="28"/>
+          <w:lang w:val="ru-RU"/>
+        </w:rPr>
+        <w:t xml:space="preserve">: </w:t>
+      </w:r>
+      <w:r>
+        <w:rPr>
+          <w:sz w:val="28"/>
+          <w:szCs w:val="28"/>
+          <w:lang w:val="en-US"/>
+        </w:rPr>
+        <w:t>https</w:t>
+      </w:r>
+      <w:r>
+        <w:rPr>
+          <w:sz w:val="28"/>
+          <w:szCs w:val="28"/>
+          <w:lang w:val="ru-RU"/>
+        </w:rPr>
+        <w:t>://</w:t>
+      </w:r>
+      <w:r>
+        <w:rPr>
+          <w:sz w:val="28"/>
+          <w:szCs w:val="28"/>
+          <w:lang w:val="en-US"/>
+        </w:rPr>
+        <w:t>git</w:t>
+      </w:r>
+      <w:r>
+        <w:rPr>
+          <w:sz w:val="28"/>
+          <w:szCs w:val="28"/>
+          <w:lang w:val="ru-RU"/>
+        </w:rPr>
+        <w:t>-</w:t>
+      </w:r>
+      <w:proofErr w:type="spellStart"/>
+      <w:r>
+        <w:rPr>
+          <w:sz w:val="28"/>
+          <w:szCs w:val="28"/>
+          <w:lang w:val="en-US"/>
+        </w:rPr>
+        <w:t>scm</w:t>
+      </w:r>
+      <w:proofErr w:type="spellEnd"/>
+      <w:r>
+        <w:rPr>
+          <w:sz w:val="28"/>
+          <w:szCs w:val="28"/>
+          <w:lang w:val="ru-RU"/>
+        </w:rPr>
+        <w:t>.</w:t>
+      </w:r>
+      <w:r>
+        <w:rPr>
+          <w:sz w:val="28"/>
+          <w:szCs w:val="28"/>
+          <w:lang w:val="en-US"/>
+        </w:rPr>
+        <w:t>com</w:t>
+      </w:r>
+      <w:r>
+        <w:rPr>
+          <w:sz w:val="28"/>
+          <w:szCs w:val="28"/>
+          <w:lang w:val="ru-RU"/>
+        </w:rPr>
+        <w:t>/</w:t>
+      </w:r>
+      <w:r>
+        <w:rPr>
+          <w:sz w:val="28"/>
+          <w:szCs w:val="28"/>
+          <w:lang w:val="en-US"/>
+        </w:rPr>
+        <w:t>docs</w:t>
+      </w:r>
+      <w:r>
+        <w:rPr>
+          <w:sz w:val="28"/>
+          <w:szCs w:val="28"/>
+          <w:lang w:val="ru-RU"/>
+        </w:rPr>
+        <w:t xml:space="preserve"> (дата обращения: 15.09.2026). — Текст</w:t>
+      </w:r>
+      <w:proofErr w:type="gramStart"/>
+      <w:r>
+        <w:rPr>
+          <w:sz w:val="28"/>
+          <w:szCs w:val="28"/>
+          <w:lang w:val="ru-RU"/>
+        </w:rPr>
+        <w:t xml:space="preserve"> :</w:t>
+      </w:r>
+      <w:proofErr w:type="gramEnd"/>
+      <w:r>
+        <w:rPr>
+          <w:sz w:val="28"/>
+          <w:szCs w:val="28"/>
+          <w:lang w:val="ru-RU"/>
+        </w:rPr>
+        <w:t xml:space="preserve"> электронный.</w:t>
+      </w:r>
     </w:p>
     <w:sectPr>
       <w:pgSz w:w="11906" w:h="16838"/>
@@ -6408,7 +7857,7 @@
   <w:abstractNum w:abstractNumId="3">
     <w:nsid w:val="47071D6C"/>
     <w:multiLevelType w:val="hybridMultilevel"/>
-    <w:tmpl w:val="2A242296"/>
+    <w:tmpl w:val="B720CB3A"/>
     <w:lvl w:ilvl="0" w:tplc="04190011">
       <w:start w:val="1"/>
       <w:numFmt w:val="decimal"/>
@@ -6492,6 +7941,92 @@
     </w:lvl>
   </w:abstractNum>
   <w:abstractNum w:abstractNumId="4">
+    <w:nsid w:val="48CC7398"/>
+    <w:multiLevelType w:val="hybridMultilevel"/>
+    <w:tmpl w:val="C0483FF4"/>
+    <w:lvl w:ilvl="0" w:tplc="04190011">
+      <w:start w:val="1"/>
+      <w:numFmt w:val="decimal"/>
+      <w:lvlText w:val="%1)"/>
+      <w:lvlJc w:val="left"/>
+      <w:pPr>
+        <w:ind w:left="1429" w:hanging="360"/>
+      </w:pPr>
+    </w:lvl>
+    <w:lvl w:ilvl="1" w:tplc="04190019" w:tentative="1">
+      <w:start w:val="1"/>
+      <w:numFmt w:val="lowerLetter"/>
+      <w:lvlText w:val="%2."/>
+      <w:lvlJc w:val="left"/>
+      <w:pPr>
+        <w:ind w:left="2149" w:hanging="360"/>
+      </w:pPr>
+    </w:lvl>
+    <w:lvl w:ilvl="2" w:tplc="0419001B" w:tentative="1">
+      <w:start w:val="1"/>
+      <w:numFmt w:val="lowerRoman"/>
+      <w:lvlText w:val="%3."/>
+      <w:lvlJc w:val="right"/>
+      <w:pPr>
+        <w:ind w:left="2869" w:hanging="180"/>
+      </w:pPr>
+    </w:lvl>
+    <w:lvl w:ilvl="3" w:tplc="0419000F" w:tentative="1">
+      <w:start w:val="1"/>
+      <w:numFmt w:val="decimal"/>
+      <w:lvlText w:val="%4."/>
+      <w:lvlJc w:val="left"/>
+      <w:pPr>
+        <w:ind w:left="3589" w:hanging="360"/>
+      </w:pPr>
+    </w:lvl>
+    <w:lvl w:ilvl="4" w:tplc="04190019" w:tentative="1">
+      <w:start w:val="1"/>
+      <w:numFmt w:val="lowerLetter"/>
+      <w:lvlText w:val="%5."/>
+      <w:lvlJc w:val="left"/>
+      <w:pPr>
+        <w:ind w:left="4309" w:hanging="360"/>
+      </w:pPr>
+    </w:lvl>
+    <w:lvl w:ilvl="5" w:tplc="0419001B" w:tentative="1">
+      <w:start w:val="1"/>
+      <w:numFmt w:val="lowerRoman"/>
+      <w:lvlText w:val="%6."/>
+      <w:lvlJc w:val="right"/>
+      <w:pPr>
+        <w:ind w:left="5029" w:hanging="180"/>
+      </w:pPr>
+    </w:lvl>
+    <w:lvl w:ilvl="6" w:tplc="0419000F" w:tentative="1">
+      <w:start w:val="1"/>
+      <w:numFmt w:val="decimal"/>
+      <w:lvlText w:val="%7."/>
+      <w:lvlJc w:val="left"/>
+      <w:pPr>
+        <w:ind w:left="5749" w:hanging="360"/>
+      </w:pPr>
+    </w:lvl>
+    <w:lvl w:ilvl="7" w:tplc="04190019" w:tentative="1">
+      <w:start w:val="1"/>
+      <w:numFmt w:val="lowerLetter"/>
+      <w:lvlText w:val="%8."/>
+      <w:lvlJc w:val="left"/>
+      <w:pPr>
+        <w:ind w:left="6469" w:hanging="360"/>
+      </w:pPr>
+    </w:lvl>
+    <w:lvl w:ilvl="8" w:tplc="0419001B" w:tentative="1">
+      <w:start w:val="1"/>
+      <w:numFmt w:val="lowerRoman"/>
+      <w:lvlText w:val="%9."/>
+      <w:lvlJc w:val="right"/>
+      <w:pPr>
+        <w:ind w:left="7189" w:hanging="180"/>
+      </w:pPr>
+    </w:lvl>
+  </w:abstractNum>
+  <w:abstractNum w:abstractNumId="5">
     <w:nsid w:val="506D23B6"/>
     <w:multiLevelType w:val="hybridMultilevel"/>
     <w:tmpl w:val="8286C274"/>
@@ -6580,7 +8115,7 @@
       </w:pPr>
     </w:lvl>
   </w:abstractNum>
-  <w:abstractNum w:abstractNumId="5">
+  <w:abstractNum w:abstractNumId="6">
     <w:nsid w:val="668B1E18"/>
     <w:multiLevelType w:val="multilevel"/>
     <w:tmpl w:val="45FC3722"/>
@@ -6693,7 +8228,7 @@
       </w:rPr>
     </w:lvl>
   </w:abstractNum>
-  <w:abstractNum w:abstractNumId="6">
+  <w:abstractNum w:abstractNumId="7">
     <w:nsid w:val="69B9318E"/>
     <w:multiLevelType w:val="hybridMultilevel"/>
     <w:tmpl w:val="8C0E7C94"/>
@@ -6783,22 +8318,25 @@
     <w:abstractNumId w:val="1"/>
   </w:num>
   <w:num w:numId="2">
-    <w:abstractNumId w:val="4"/>
+    <w:abstractNumId w:val="5"/>
   </w:num>
   <w:num w:numId="3">
     <w:abstractNumId w:val="2"/>
   </w:num>
   <w:num w:numId="4">
-    <w:abstractNumId w:val="5"/>
+    <w:abstractNumId w:val="6"/>
   </w:num>
   <w:num w:numId="5">
-    <w:abstractNumId w:val="6"/>
+    <w:abstractNumId w:val="7"/>
   </w:num>
   <w:num w:numId="6">
     <w:abstractNumId w:val="0"/>
   </w:num>
   <w:num w:numId="7">
     <w:abstractNumId w:val="3"/>
+  </w:num>
+  <w:num w:numId="8">
+    <w:abstractNumId w:val="4"/>
   </w:num>
 </w:numbering>
 </file>
@@ -7095,6 +8633,71 @@
       <w:u w:val="single"/>
     </w:rPr>
   </w:style>
+  <w:style w:type="table" w:styleId="a6">
+    <w:name w:val="Table Grid"/>
+    <w:basedOn w:val="a1"/>
+    <w:uiPriority w:val="59"/>
+    <w:rsid w:val="00C470D0"/>
+    <w:pPr>
+      <w:spacing w:after="0" w:line="240" w:lineRule="auto"/>
+      <w:ind w:firstLine="567"/>
+      <w:jc w:val="both"/>
+    </w:pPr>
+    <w:rPr>
+      <w:rFonts w:ascii="Times New Roman" w:eastAsiaTheme="minorEastAsia" w:hAnsi="Times New Roman" w:cs="Times New Roman"/>
+      <w:sz w:val="28"/>
+      <w:szCs w:val="28"/>
+      <w:lang w:eastAsia="ru-RU"/>
+    </w:rPr>
+    <w:tblPr>
+      <w:tblInd w:w="0" w:type="dxa"/>
+      <w:tblBorders>
+        <w:top w:val="single" w:sz="4" w:space="0" w:color="000000"/>
+        <w:left w:val="single" w:sz="4" w:space="0" w:color="000000"/>
+        <w:bottom w:val="single" w:sz="4" w:space="0" w:color="000000"/>
+        <w:right w:val="single" w:sz="4" w:space="0" w:color="000000"/>
+        <w:insideH w:val="single" w:sz="4" w:space="0" w:color="000000"/>
+        <w:insideV w:val="single" w:sz="4" w:space="0" w:color="000000"/>
+      </w:tblBorders>
+      <w:tblCellMar>
+        <w:top w:w="0" w:type="dxa"/>
+        <w:left w:w="108" w:type="dxa"/>
+        <w:bottom w:w="0" w:type="dxa"/>
+        <w:right w:w="108" w:type="dxa"/>
+      </w:tblCellMar>
+    </w:tblPr>
+  </w:style>
+  <w:style w:type="paragraph" w:styleId="a7">
+    <w:name w:val="Balloon Text"/>
+    <w:basedOn w:val="a"/>
+    <w:link w:val="a8"/>
+    <w:uiPriority w:val="99"/>
+    <w:semiHidden/>
+    <w:unhideWhenUsed/>
+    <w:rsid w:val="00C470D0"/>
+    <w:pPr>
+      <w:spacing w:after="0" w:line="240" w:lineRule="auto"/>
+    </w:pPr>
+    <w:rPr>
+      <w:rFonts w:ascii="Tahoma" w:hAnsi="Tahoma" w:cs="Tahoma"/>
+      <w:sz w:val="16"/>
+      <w:szCs w:val="16"/>
+    </w:rPr>
+  </w:style>
+  <w:style w:type="character" w:customStyle="1" w:styleId="a8">
+    <w:name w:val="Текст выноски Знак"/>
+    <w:basedOn w:val="a0"/>
+    <w:link w:val="a7"/>
+    <w:uiPriority w:val="99"/>
+    <w:semiHidden/>
+    <w:rsid w:val="00C470D0"/>
+    <w:rPr>
+      <w:rFonts w:ascii="Tahoma" w:eastAsia="Times New Roman" w:hAnsi="Tahoma" w:cs="Tahoma"/>
+      <w:sz w:val="16"/>
+      <w:szCs w:val="16"/>
+      <w:lang w:val="ru" w:eastAsia="ru-RU"/>
+    </w:rPr>
+  </w:style>
 </w:styles>
 </file>
 
@@ -7388,6 +8991,71 @@
     <w:rPr>
       <w:color w:val="0000FF"/>
       <w:u w:val="single"/>
+    </w:rPr>
+  </w:style>
+  <w:style w:type="table" w:styleId="a6">
+    <w:name w:val="Table Grid"/>
+    <w:basedOn w:val="a1"/>
+    <w:uiPriority w:val="59"/>
+    <w:rsid w:val="00C470D0"/>
+    <w:pPr>
+      <w:spacing w:after="0" w:line="240" w:lineRule="auto"/>
+      <w:ind w:firstLine="567"/>
+      <w:jc w:val="both"/>
+    </w:pPr>
+    <w:rPr>
+      <w:rFonts w:ascii="Times New Roman" w:eastAsiaTheme="minorEastAsia" w:hAnsi="Times New Roman" w:cs="Times New Roman"/>
+      <w:sz w:val="28"/>
+      <w:szCs w:val="28"/>
+      <w:lang w:eastAsia="ru-RU"/>
+    </w:rPr>
+    <w:tblPr>
+      <w:tblInd w:w="0" w:type="dxa"/>
+      <w:tblBorders>
+        <w:top w:val="single" w:sz="4" w:space="0" w:color="000000"/>
+        <w:left w:val="single" w:sz="4" w:space="0" w:color="000000"/>
+        <w:bottom w:val="single" w:sz="4" w:space="0" w:color="000000"/>
+        <w:right w:val="single" w:sz="4" w:space="0" w:color="000000"/>
+        <w:insideH w:val="single" w:sz="4" w:space="0" w:color="000000"/>
+        <w:insideV w:val="single" w:sz="4" w:space="0" w:color="000000"/>
+      </w:tblBorders>
+      <w:tblCellMar>
+        <w:top w:w="0" w:type="dxa"/>
+        <w:left w:w="108" w:type="dxa"/>
+        <w:bottom w:w="0" w:type="dxa"/>
+        <w:right w:w="108" w:type="dxa"/>
+      </w:tblCellMar>
+    </w:tblPr>
+  </w:style>
+  <w:style w:type="paragraph" w:styleId="a7">
+    <w:name w:val="Balloon Text"/>
+    <w:basedOn w:val="a"/>
+    <w:link w:val="a8"/>
+    <w:uiPriority w:val="99"/>
+    <w:semiHidden/>
+    <w:unhideWhenUsed/>
+    <w:rsid w:val="00C470D0"/>
+    <w:pPr>
+      <w:spacing w:after="0" w:line="240" w:lineRule="auto"/>
+    </w:pPr>
+    <w:rPr>
+      <w:rFonts w:ascii="Tahoma" w:hAnsi="Tahoma" w:cs="Tahoma"/>
+      <w:sz w:val="16"/>
+      <w:szCs w:val="16"/>
+    </w:rPr>
+  </w:style>
+  <w:style w:type="character" w:customStyle="1" w:styleId="a8">
+    <w:name w:val="Текст выноски Знак"/>
+    <w:basedOn w:val="a0"/>
+    <w:link w:val="a7"/>
+    <w:uiPriority w:val="99"/>
+    <w:semiHidden/>
+    <w:rsid w:val="00C470D0"/>
+    <w:rPr>
+      <w:rFonts w:ascii="Tahoma" w:eastAsia="Times New Roman" w:hAnsi="Tahoma" w:cs="Tahoma"/>
+      <w:sz w:val="16"/>
+      <w:szCs w:val="16"/>
+      <w:lang w:val="ru" w:eastAsia="ru-RU"/>
     </w:rPr>
   </w:style>
 </w:styles>

--- a/Отчет_ИКБО-31-24_ЖильцоваСО_КТ1.docx
+++ b/Отчет_ИКБО-31-24_ЖильцоваСО_КТ1.docx
@@ -888,17 +888,7 @@
           <w:szCs w:val="28"/>
           <w:lang w:val="ru-RU"/>
         </w:rPr>
-        <w:t xml:space="preserve"> виртуальной реальности как объект автоматизации, а в качестве предмета исследования - информационные процессы и операции, возникающие при оформлении и про</w:t>
-      </w:r>
-      <w:bookmarkStart w:id="0" w:name="_GoBack"/>
-      <w:bookmarkEnd w:id="0"/>
-      <w:r>
-        <w:rPr>
-          <w:sz w:val="28"/>
-          <w:szCs w:val="28"/>
-          <w:lang w:val="ru-RU"/>
-        </w:rPr>
-        <w:t>ведении сеанса на арене виртуальной реальности, подлежащие автоматизации.</w:t>
+        <w:t xml:space="preserve"> виртуальной реальности как объект автоматизации, а в качестве предмета исследования - информационные процессы и операции, возникающие при оформлении и проведении сеанса на арене виртуальной реальности, подлежащие автоматизации.</w:t>
       </w:r>
     </w:p>
     <w:p>
@@ -2081,7 +2071,25 @@
           <w:sz w:val="28"/>
           <w:szCs w:val="28"/>
         </w:rPr>
-        <w:t xml:space="preserve"> Помимо VR, выделяют дополненную (AR), смешанную (MR) и расширенную (XR) реальность — эти технологии различаются степенью интеграции виртуальных объектов в физический мир [5].</w:t>
+        <w:t xml:space="preserve"> Помимо VR, выделяют дополненную (AR), смешанную (MR) и расширенную (XR) реальность </w:t>
+      </w:r>
+      <w:r>
+        <w:rPr>
+          <w:rStyle w:val="rynqvb"/>
+          <w:bCs/>
+          <w:sz w:val="28"/>
+          <w:szCs w:val="28"/>
+        </w:rPr>
+        <w:t>–</w:t>
+      </w:r>
+      <w:r>
+        <w:rPr>
+          <w:rStyle w:val="rynqvb"/>
+          <w:bCs/>
+          <w:sz w:val="28"/>
+          <w:szCs w:val="28"/>
+        </w:rPr>
+        <w:t xml:space="preserve"> эти технологии различаются степенью интеграции виртуальных объектов в физический мир [5].</w:t>
       </w:r>
     </w:p>
     <w:p>
@@ -3632,7 +3640,31 @@
           <w:szCs w:val="28"/>
           <w:lang w:val="ru-RU"/>
         </w:rPr>
-        <w:t>В центре этого процесса находится реализация сеанса: именно на этом этапе клиент получает услугу, а арена — выручку. Остальные шаги (бронирование, оплата, отчётность) обслуживают сеанс или фиксируют его результат, поэтому при автоматизации в первую очередь важно поддержать именно проведение сеанса.</w:t>
+        <w:t xml:space="preserve">В центре этого процесса находится реализация сеанса: именно на этом этапе клиент получает услугу, а арена </w:t>
+      </w:r>
+      <w:r>
+        <w:rPr>
+          <w:sz w:val="28"/>
+          <w:szCs w:val="28"/>
+          <w:lang w:val="ru-RU"/>
+        </w:rPr>
+        <w:t>–</w:t>
+      </w:r>
+      <w:r>
+        <w:rPr>
+          <w:sz w:val="28"/>
+          <w:szCs w:val="28"/>
+          <w:lang w:val="ru-RU"/>
+        </w:rPr>
+        <w:t xml:space="preserve"> выручку. Остальные шаги (бронирование, оплата, отчётность) обслуживают сеанс или фиксируют его результат, поэтому при автоматизации в первую очередь важно поддержать именно проведение сеанса.</w:t>
+      </w:r>
+      <w:r>
+        <w:rPr>
+          <w:sz w:val="28"/>
+          <w:szCs w:val="28"/>
+          <w:lang w:val="ru-RU"/>
+        </w:rPr>
+        <w:t xml:space="preserve"> </w:t>
       </w:r>
     </w:p>
     <w:p>
@@ -3688,13 +3720,30 @@
           <w:lang w:val="ru-RU"/>
         </w:rPr>
       </w:pPr>
-      <w:r>
-        <w:rPr>
-          <w:sz w:val="28"/>
-          <w:szCs w:val="28"/>
-          <w:lang w:val="ru-RU"/>
-        </w:rPr>
-        <w:t>На вход поступает заявка клиента на сеанс: выбранный сценарий, желаемая дата и время, число участников и контактные данные. Заявка приходит от клиента — напрямую или через сайт/</w:t>
+      <w:bookmarkStart w:id="0" w:name="_GoBack"/>
+      <w:r>
+        <w:rPr>
+          <w:sz w:val="28"/>
+          <w:szCs w:val="28"/>
+          <w:lang w:val="ru-RU"/>
+        </w:rPr>
+        <w:t xml:space="preserve">На вход поступает заявка клиента на сеанс: выбранный сценарий, желаемая дата и время, число участников и контактные данные. Заявка приходит от клиента </w:t>
+      </w:r>
+      <w:r>
+        <w:rPr>
+          <w:sz w:val="28"/>
+          <w:szCs w:val="28"/>
+          <w:lang w:val="ru-RU"/>
+        </w:rPr>
+        <w:t>–</w:t>
+      </w:r>
+      <w:r>
+        <w:rPr>
+          <w:sz w:val="28"/>
+          <w:szCs w:val="28"/>
+          <w:lang w:val="ru-RU"/>
+        </w:rPr>
+        <w:t xml:space="preserve"> напрямую или через сайт/</w:t>
       </w:r>
       <w:proofErr w:type="spellStart"/>
       <w:r>
@@ -3831,7 +3880,15 @@
           <w:szCs w:val="28"/>
           <w:lang w:val="ru-RU"/>
         </w:rPr>
-        <w:t>За 10-15 минут до сеанса проводиться подготовка. Техник проверяет исправность оборудования, заряд аккумулятора, проводит санобработку и калибровку, запускает сценарий.</w:t>
+        <w:t>За 10-15 минут до сеанса проводиться подготовка. Техник проверяет исправность оборудования, заряд аккумулятора, проводит санобработку и калибровку</w:t>
+      </w:r>
+      <w:r>
+        <w:rPr>
+          <w:sz w:val="28"/>
+          <w:szCs w:val="28"/>
+          <w:lang w:val="ru-RU"/>
+        </w:rPr>
+        <w:t>.</w:t>
       </w:r>
     </w:p>
     <w:p>
@@ -3851,7 +3908,15 @@
           <w:szCs w:val="28"/>
           <w:lang w:val="ru-RU"/>
         </w:rPr>
-        <w:t>После прихода клиента инструктор объясняет правила, технику безопасности, управление.</w:t>
+        <w:t>После прихода клиента инструктор объясняет правила, технику безопасности,</w:t>
+      </w:r>
+      <w:r>
+        <w:rPr>
+          <w:sz w:val="28"/>
+          <w:szCs w:val="28"/>
+          <w:lang w:val="ru-RU"/>
+        </w:rPr>
+        <w:t xml:space="preserve"> управление и запускает сценарий.</w:t>
       </w:r>
     </w:p>
     <w:p>
@@ -3891,7 +3956,23 @@
           <w:szCs w:val="28"/>
           <w:lang w:val="ru-RU"/>
         </w:rPr>
-        <w:t>После завершения сеанса техник забирает оборудование и проводит подготовку к следующему сеансу. Фиксируется факт оказания услуги, выдается чек и проводиться оплата.</w:t>
+        <w:t xml:space="preserve">После завершения сеанса </w:t>
+      </w:r>
+      <w:r>
+        <w:rPr>
+          <w:sz w:val="28"/>
+          <w:szCs w:val="28"/>
+          <w:lang w:val="ru-RU"/>
+        </w:rPr>
+        <w:t>ф</w:t>
+      </w:r>
+      <w:r>
+        <w:rPr>
+          <w:sz w:val="28"/>
+          <w:szCs w:val="28"/>
+          <w:lang w:val="ru-RU"/>
+        </w:rPr>
+        <w:t>иксируется факт оказания услуги, выдается чек и проводиться оплата.</w:t>
       </w:r>
     </w:p>
     <w:p>
@@ -3952,6 +4033,7 @@
         <w:t xml:space="preserve"> бронь и отчет.</w:t>
       </w:r>
     </w:p>
+    <w:bookmarkEnd w:id="0"/>
     <w:p>
       <w:pPr>
         <w:spacing w:after="0" w:line="360" w:lineRule="auto"/>
@@ -6926,7 +7008,23 @@
           <w:szCs w:val="28"/>
           <w:lang w:val="ru-RU"/>
         </w:rPr>
-        <w:t xml:space="preserve"> сайт. — </w:t>
+        <w:t xml:space="preserve"> сайт. </w:t>
+      </w:r>
+      <w:r>
+        <w:rPr>
+          <w:sz w:val="28"/>
+          <w:szCs w:val="28"/>
+          <w:lang w:val="ru-RU"/>
+        </w:rPr>
+        <w:t>–</w:t>
+      </w:r>
+      <w:r>
+        <w:rPr>
+          <w:sz w:val="28"/>
+          <w:szCs w:val="28"/>
+          <w:lang w:val="ru-RU"/>
+        </w:rPr>
+        <w:t xml:space="preserve"> </w:t>
       </w:r>
       <w:r>
         <w:rPr>
@@ -7006,7 +7104,23 @@
           <w:szCs w:val="28"/>
           <w:lang w:val="ru-RU"/>
         </w:rPr>
-        <w:t>/3/ (дата обращения: 15.09.2026). — Текст</w:t>
+        <w:t xml:space="preserve">/3/ (дата обращения: 15.09.2026). </w:t>
+      </w:r>
+      <w:r>
+        <w:rPr>
+          <w:sz w:val="28"/>
+          <w:szCs w:val="28"/>
+          <w:lang w:val="ru-RU"/>
+        </w:rPr>
+        <w:t>–</w:t>
+      </w:r>
+      <w:r>
+        <w:rPr>
+          <w:sz w:val="28"/>
+          <w:szCs w:val="28"/>
+          <w:lang w:val="ru-RU"/>
+        </w:rPr>
+        <w:t xml:space="preserve"> Текст</w:t>
       </w:r>
       <w:proofErr w:type="gramStart"/>
       <w:r>
@@ -7083,7 +7197,23 @@
           <w:szCs w:val="28"/>
           <w:lang w:val="ru-RU"/>
         </w:rPr>
-        <w:t xml:space="preserve"> сайт. — </w:t>
+        <w:t xml:space="preserve"> сайт. </w:t>
+      </w:r>
+      <w:r>
+        <w:rPr>
+          <w:sz w:val="28"/>
+          <w:szCs w:val="28"/>
+          <w:lang w:val="ru-RU"/>
+        </w:rPr>
+        <w:t>–</w:t>
+      </w:r>
+      <w:r>
+        <w:rPr>
+          <w:sz w:val="28"/>
+          <w:szCs w:val="28"/>
+          <w:lang w:val="ru-RU"/>
+        </w:rPr>
+        <w:t xml:space="preserve"> </w:t>
       </w:r>
       <w:r>
         <w:rPr>
@@ -7099,7 +7229,23 @@
           <w:szCs w:val="28"/>
           <w:lang w:val="ru-RU"/>
         </w:rPr>
-        <w:t xml:space="preserve">. — </w:t>
+        <w:t xml:space="preserve">. </w:t>
+      </w:r>
+      <w:r>
+        <w:rPr>
+          <w:sz w:val="28"/>
+          <w:szCs w:val="28"/>
+          <w:lang w:val="ru-RU"/>
+        </w:rPr>
+        <w:t>–</w:t>
+      </w:r>
+      <w:r>
+        <w:rPr>
+          <w:sz w:val="28"/>
+          <w:szCs w:val="28"/>
+          <w:lang w:val="ru-RU"/>
+        </w:rPr>
+        <w:t xml:space="preserve"> </w:t>
       </w:r>
       <w:r>
         <w:rPr>
@@ -7211,7 +7357,23 @@
           <w:szCs w:val="28"/>
           <w:lang w:val="ru-RU"/>
         </w:rPr>
-        <w:t>/ (дата обращения: 16.09.2026). — Текст</w:t>
+        <w:t xml:space="preserve">/ (дата обращения: 16.09.2026). </w:t>
+      </w:r>
+      <w:r>
+        <w:rPr>
+          <w:sz w:val="28"/>
+          <w:szCs w:val="28"/>
+          <w:lang w:val="ru-RU"/>
+        </w:rPr>
+        <w:t>–</w:t>
+      </w:r>
+      <w:r>
+        <w:rPr>
+          <w:sz w:val="28"/>
+          <w:szCs w:val="28"/>
+          <w:lang w:val="ru-RU"/>
+        </w:rPr>
+        <w:t xml:space="preserve"> Текст</w:t>
       </w:r>
       <w:proofErr w:type="gramStart"/>
       <w:r>
@@ -7300,7 +7462,23 @@
           <w:szCs w:val="28"/>
           <w:lang w:val="en-US"/>
         </w:rPr>
-        <w:t xml:space="preserve">. — The </w:t>
+        <w:t xml:space="preserve">. </w:t>
+      </w:r>
+      <w:r>
+        <w:rPr>
+          <w:sz w:val="28"/>
+          <w:szCs w:val="28"/>
+          <w:lang w:val="en-US"/>
+        </w:rPr>
+        <w:t>–</w:t>
+      </w:r>
+      <w:r>
+        <w:rPr>
+          <w:sz w:val="28"/>
+          <w:szCs w:val="28"/>
+          <w:lang w:val="en-US"/>
+        </w:rPr>
+        <w:t xml:space="preserve"> The </w:t>
       </w:r>
       <w:proofErr w:type="spellStart"/>
       <w:r>
@@ -7318,7 +7496,23 @@
           <w:szCs w:val="28"/>
           <w:lang w:val="en-US"/>
         </w:rPr>
-        <w:t xml:space="preserve"> Global Development Group. — URL: https://www.postgresql.org/docs/ (</w:t>
+        <w:t xml:space="preserve"> Global Development Group. </w:t>
+      </w:r>
+      <w:r>
+        <w:rPr>
+          <w:sz w:val="28"/>
+          <w:szCs w:val="28"/>
+          <w:lang w:val="en-US"/>
+        </w:rPr>
+        <w:t>–</w:t>
+      </w:r>
+      <w:r>
+        <w:rPr>
+          <w:sz w:val="28"/>
+          <w:szCs w:val="28"/>
+          <w:lang w:val="en-US"/>
+        </w:rPr>
+        <w:t xml:space="preserve"> URL: https://www.postgresql.org/docs/ (</w:t>
       </w:r>
       <w:proofErr w:type="spellStart"/>
       <w:r>
@@ -7354,7 +7548,23 @@
           <w:szCs w:val="28"/>
           <w:lang w:val="en-US"/>
         </w:rPr>
-        <w:t xml:space="preserve">: 16.09.2026). — </w:t>
+        <w:t xml:space="preserve">: 16.09.2026). </w:t>
+      </w:r>
+      <w:r>
+        <w:rPr>
+          <w:sz w:val="28"/>
+          <w:szCs w:val="28"/>
+          <w:lang w:val="en-US"/>
+        </w:rPr>
+        <w:t>–</w:t>
+      </w:r>
+      <w:r>
+        <w:rPr>
+          <w:sz w:val="28"/>
+          <w:szCs w:val="28"/>
+          <w:lang w:val="en-US"/>
+        </w:rPr>
+        <w:t xml:space="preserve"> </w:t>
       </w:r>
       <w:proofErr w:type="spellStart"/>
       <w:proofErr w:type="gramStart"/>
@@ -7459,7 +7669,23 @@
           <w:szCs w:val="28"/>
           <w:lang w:val="ru-RU"/>
         </w:rPr>
-        <w:t xml:space="preserve"> сайт. — </w:t>
+        <w:t xml:space="preserve"> сайт. </w:t>
+      </w:r>
+      <w:r>
+        <w:rPr>
+          <w:sz w:val="28"/>
+          <w:szCs w:val="28"/>
+          <w:lang w:val="ru-RU"/>
+        </w:rPr>
+        <w:t>–</w:t>
+      </w:r>
+      <w:r>
+        <w:rPr>
+          <w:sz w:val="28"/>
+          <w:szCs w:val="28"/>
+          <w:lang w:val="ru-RU"/>
+        </w:rPr>
+        <w:t xml:space="preserve"> </w:t>
       </w:r>
       <w:r>
         <w:rPr>
@@ -7557,7 +7783,23 @@
           <w:szCs w:val="28"/>
           <w:lang w:val="ru-RU"/>
         </w:rPr>
-        <w:t xml:space="preserve"> (дата обращения: 15.09.2026). — Текст</w:t>
+        <w:t xml:space="preserve"> (дата обращения: 15.09.2026). </w:t>
+      </w:r>
+      <w:r>
+        <w:rPr>
+          <w:sz w:val="28"/>
+          <w:szCs w:val="28"/>
+          <w:lang w:val="ru-RU"/>
+        </w:rPr>
+        <w:t>–</w:t>
+      </w:r>
+      <w:r>
+        <w:rPr>
+          <w:sz w:val="28"/>
+          <w:szCs w:val="28"/>
+          <w:lang w:val="ru-RU"/>
+        </w:rPr>
+        <w:t xml:space="preserve"> Текст</w:t>
       </w:r>
       <w:proofErr w:type="gramStart"/>
       <w:r>
@@ -7577,6 +7819,1113 @@
         </w:rPr>
         <w:t xml:space="preserve"> электронный.</w:t>
       </w:r>
+    </w:p>
+    <w:p>
+      <w:pPr>
+        <w:spacing w:after="0" w:line="360" w:lineRule="auto"/>
+        <w:ind w:left="1069"/>
+        <w:jc w:val="both"/>
+        <w:rPr>
+          <w:b/>
+          <w:sz w:val="28"/>
+          <w:szCs w:val="28"/>
+          <w:lang w:val="ru-RU"/>
+        </w:rPr>
+      </w:pPr>
+      <w:r>
+        <w:rPr>
+          <w:b/>
+          <w:sz w:val="28"/>
+          <w:szCs w:val="28"/>
+          <w:lang w:val="ru-RU"/>
+        </w:rPr>
+        <w:lastRenderedPageBreak/>
+        <w:t>2</w:t>
+      </w:r>
+      <w:r>
+        <w:rPr>
+          <w:b/>
+          <w:sz w:val="28"/>
+          <w:szCs w:val="28"/>
+          <w:lang w:val="ru-RU"/>
+        </w:rPr>
+        <w:t xml:space="preserve">. </w:t>
+      </w:r>
+      <w:r>
+        <w:rPr>
+          <w:b/>
+          <w:sz w:val="28"/>
+          <w:szCs w:val="28"/>
+          <w:lang w:val="ru-RU"/>
+        </w:rPr>
+        <w:t>Аналитический</w:t>
+      </w:r>
+      <w:r>
+        <w:rPr>
+          <w:b/>
+          <w:sz w:val="28"/>
+          <w:szCs w:val="28"/>
+          <w:lang w:val="ru-RU"/>
+        </w:rPr>
+        <w:t xml:space="preserve"> этап</w:t>
+      </w:r>
+    </w:p>
+    <w:p>
+      <w:pPr>
+        <w:spacing w:after="0" w:line="360" w:lineRule="auto"/>
+        <w:ind w:left="1069"/>
+        <w:jc w:val="both"/>
+        <w:rPr>
+          <w:b/>
+          <w:sz w:val="28"/>
+          <w:szCs w:val="28"/>
+          <w:lang w:val="ru-RU"/>
+        </w:rPr>
+      </w:pPr>
+      <w:r>
+        <w:rPr>
+          <w:b/>
+          <w:sz w:val="28"/>
+          <w:szCs w:val="28"/>
+          <w:lang w:val="ru-RU"/>
+        </w:rPr>
+        <w:t>2.1. Модель бизнес-процесса</w:t>
+      </w:r>
+    </w:p>
+    <w:p>
+      <w:pPr>
+        <w:spacing w:after="0" w:line="360" w:lineRule="auto"/>
+        <w:jc w:val="both"/>
+        <w:rPr>
+          <w:sz w:val="28"/>
+          <w:szCs w:val="28"/>
+          <w:lang w:val="ru-RU"/>
+        </w:rPr>
+      </w:pPr>
+      <w:r>
+        <w:rPr>
+          <w:sz w:val="28"/>
+          <w:szCs w:val="28"/>
+          <w:lang w:val="ru-RU"/>
+        </w:rPr>
+        <w:t xml:space="preserve">Для формализации основного бизнес-процесса «Оказание услуги сеансового посещения арены виртуальной реальности», описанного в разделе 1.4, построена модель в нотации </w:t>
+      </w:r>
+      <w:r>
+        <w:rPr>
+          <w:sz w:val="28"/>
+          <w:szCs w:val="28"/>
+          <w:lang w:val="en-US"/>
+        </w:rPr>
+        <w:t>BPMN</w:t>
+      </w:r>
+      <w:r>
+        <w:rPr>
+          <w:sz w:val="28"/>
+          <w:szCs w:val="28"/>
+          <w:lang w:val="ru-RU"/>
+        </w:rPr>
+        <w:t xml:space="preserve"> 2.0</w:t>
+      </w:r>
+      <w:r>
+        <w:rPr>
+          <w:sz w:val="28"/>
+          <w:szCs w:val="28"/>
+          <w:lang w:val="ru-RU"/>
+        </w:rPr>
+        <w:t>. Процесс начинается поступлением заявки клиента и заканчивается закрытием брони.</w:t>
+      </w:r>
+    </w:p>
+    <w:p>
+      <w:pPr>
+        <w:spacing w:after="0" w:line="360" w:lineRule="auto"/>
+        <w:jc w:val="both"/>
+        <w:rPr>
+          <w:sz w:val="28"/>
+          <w:szCs w:val="28"/>
+          <w:lang w:val="ru-RU"/>
+        </w:rPr>
+      </w:pPr>
+      <w:r>
+        <w:rPr>
+          <w:sz w:val="28"/>
+          <w:szCs w:val="28"/>
+          <w:lang w:val="ru-RU"/>
+        </w:rPr>
+        <w:t>На диаграмме (рисунок 1) участники процесса представлены дорожками в пуле</w:t>
+      </w:r>
+      <w:r>
+        <w:rPr>
+          <w:sz w:val="28"/>
+          <w:szCs w:val="28"/>
+          <w:lang w:val="ru-RU"/>
+        </w:rPr>
+        <w:t>: клиент, администратор, техник и</w:t>
+      </w:r>
+      <w:r>
+        <w:rPr>
+          <w:sz w:val="28"/>
+          <w:szCs w:val="28"/>
+          <w:lang w:val="ru-RU"/>
+        </w:rPr>
+        <w:t xml:space="preserve"> инструктор.</w:t>
+      </w:r>
+      <w:r>
+        <w:rPr>
+          <w:sz w:val="28"/>
+          <w:szCs w:val="28"/>
+          <w:lang w:val="ru-RU"/>
+        </w:rPr>
+        <w:t xml:space="preserve"> Каждое действие размещено в дорожке того участница, который его выполняет. </w:t>
+      </w:r>
+      <w:proofErr w:type="gramStart"/>
+      <w:r>
+        <w:rPr>
+          <w:sz w:val="28"/>
+          <w:szCs w:val="28"/>
+          <w:lang w:val="ru-RU"/>
+        </w:rPr>
+        <w:t>Начальное событие – «Поступила заявка клиента на сеанс», конечное – «Сеанс проведен, бронь закрыта, чек выдан».</w:t>
+      </w:r>
+      <w:proofErr w:type="gramEnd"/>
+    </w:p>
+    <w:p>
+      <w:pPr>
+        <w:spacing w:after="0" w:line="360" w:lineRule="auto"/>
+        <w:jc w:val="both"/>
+        <w:rPr>
+          <w:sz w:val="28"/>
+          <w:szCs w:val="28"/>
+          <w:lang w:val="ru-RU"/>
+        </w:rPr>
+      </w:pPr>
+    </w:p>
+    <w:p>
+      <w:pPr>
+        <w:spacing w:after="0" w:line="360" w:lineRule="auto"/>
+        <w:jc w:val="both"/>
+        <w:rPr>
+          <w:b/>
+          <w:sz w:val="28"/>
+          <w:szCs w:val="28"/>
+          <w:lang w:val="ru-RU"/>
+        </w:rPr>
+      </w:pPr>
+      <w:r>
+        <w:rPr>
+          <w:b/>
+          <w:sz w:val="28"/>
+          <w:szCs w:val="28"/>
+          <w:lang w:val="ru-RU"/>
+        </w:rPr>
+        <w:t>2.2. Автоматизируемые операции</w:t>
+      </w:r>
+    </w:p>
+    <w:p>
+      <w:pPr>
+        <w:spacing w:after="0" w:line="360" w:lineRule="auto"/>
+        <w:jc w:val="both"/>
+        <w:rPr>
+          <w:sz w:val="28"/>
+          <w:szCs w:val="28"/>
+          <w:lang w:val="ru-RU"/>
+        </w:rPr>
+      </w:pPr>
+      <w:r>
+        <w:rPr>
+          <w:sz w:val="28"/>
+          <w:szCs w:val="28"/>
+          <w:lang w:val="ru-RU"/>
+        </w:rPr>
+        <w:t>На основе анализа диаграммы выделены операции, которые возьмет на себя разрабатываемая система (таблица 1). Они определяют состав функций процедурной реализации. Названия операций в таблице совпадают с названиями задач на диаграмме (рисунок 1).</w:t>
+      </w:r>
+    </w:p>
+    <w:p>
+      <w:pPr>
+        <w:spacing w:after="0" w:line="360" w:lineRule="auto"/>
+        <w:jc w:val="both"/>
+        <w:rPr>
+          <w:sz w:val="28"/>
+          <w:szCs w:val="28"/>
+          <w:lang w:val="ru-RU"/>
+        </w:rPr>
+      </w:pPr>
+    </w:p>
+    <w:p>
+      <w:pPr>
+        <w:spacing w:after="0" w:line="360" w:lineRule="auto"/>
+        <w:jc w:val="both"/>
+        <w:rPr>
+          <w:sz w:val="28"/>
+          <w:szCs w:val="28"/>
+          <w:lang w:val="ru-RU"/>
+        </w:rPr>
+      </w:pPr>
+      <w:r>
+        <w:rPr>
+          <w:sz w:val="28"/>
+          <w:szCs w:val="28"/>
+          <w:lang w:val="ru-RU"/>
+        </w:rPr>
+        <w:t xml:space="preserve">Таким образом, система </w:t>
+      </w:r>
+      <w:r>
+        <w:rPr>
+          <w:sz w:val="28"/>
+          <w:szCs w:val="28"/>
+          <w:lang w:val="ru-RU"/>
+        </w:rPr>
+        <w:t>автоматизирует подачу заявки, проведение сеанса, закрытие брони. Остальные шаги процесса (инструктаж, санобработку и контроль сеанса) остаются за персоналом.</w:t>
+      </w:r>
+    </w:p>
+    <w:p>
+      <w:pPr>
+        <w:spacing w:after="0" w:line="360" w:lineRule="auto"/>
+        <w:jc w:val="both"/>
+        <w:rPr>
+          <w:sz w:val="28"/>
+          <w:szCs w:val="28"/>
+          <w:lang w:val="ru-RU"/>
+        </w:rPr>
+      </w:pPr>
+    </w:p>
+    <w:p>
+      <w:pPr>
+        <w:spacing w:after="0" w:line="360" w:lineRule="auto"/>
+        <w:jc w:val="both"/>
+        <w:rPr>
+          <w:b/>
+          <w:sz w:val="28"/>
+          <w:szCs w:val="28"/>
+          <w:lang w:val="ru-RU"/>
+        </w:rPr>
+      </w:pPr>
+      <w:r>
+        <w:rPr>
+          <w:b/>
+          <w:sz w:val="28"/>
+          <w:szCs w:val="28"/>
+          <w:lang w:val="ru-RU"/>
+        </w:rPr>
+        <w:t xml:space="preserve">2.2. </w:t>
+      </w:r>
+      <w:r>
+        <w:rPr>
+          <w:b/>
+          <w:sz w:val="28"/>
+          <w:szCs w:val="28"/>
+          <w:lang w:val="ru-RU"/>
+        </w:rPr>
+        <w:t>Логическая модель данных</w:t>
+      </w:r>
+    </w:p>
+    <w:p>
+      <w:pPr>
+        <w:spacing w:after="0" w:line="360" w:lineRule="auto"/>
+        <w:jc w:val="both"/>
+        <w:rPr>
+          <w:sz w:val="28"/>
+          <w:szCs w:val="28"/>
+          <w:lang w:val="ru-RU"/>
+        </w:rPr>
+      </w:pPr>
+      <w:r>
+        <w:rPr>
+          <w:sz w:val="28"/>
+          <w:szCs w:val="28"/>
+          <w:lang w:val="ru-RU"/>
+        </w:rPr>
+        <w:t xml:space="preserve">Логическая модель данных описывает сущности </w:t>
+      </w:r>
+      <w:r>
+        <w:rPr>
+          <w:sz w:val="28"/>
+          <w:szCs w:val="28"/>
+          <w:lang w:val="ru-RU"/>
+        </w:rPr>
+        <w:t>необходимые</w:t>
+      </w:r>
+      <w:r>
+        <w:rPr>
+          <w:sz w:val="28"/>
+          <w:szCs w:val="28"/>
+          <w:lang w:val="ru-RU"/>
+        </w:rPr>
+        <w:t xml:space="preserve"> для работы основного бизнес-процесса, без привязки к конкретной СУБД. Типы столбцов, индексы и </w:t>
+      </w:r>
+      <w:r>
+        <w:rPr>
+          <w:sz w:val="28"/>
+          <w:szCs w:val="28"/>
+          <w:lang w:val="en-US"/>
+        </w:rPr>
+        <w:t>SQL</w:t>
+      </w:r>
+      <w:r>
+        <w:rPr>
+          <w:sz w:val="28"/>
+          <w:szCs w:val="28"/>
+          <w:lang w:val="ru-RU"/>
+        </w:rPr>
+        <w:t xml:space="preserve"> будут определены на этапе построения физической модели. Источником сущностей послужили объекты данных, показанные на </w:t>
+      </w:r>
+      <w:r>
+        <w:rPr>
+          <w:sz w:val="28"/>
+          <w:szCs w:val="28"/>
+          <w:lang w:val="en-US"/>
+        </w:rPr>
+        <w:t>BPMN</w:t>
+      </w:r>
+      <w:r>
+        <w:rPr>
+          <w:sz w:val="28"/>
+          <w:szCs w:val="28"/>
+          <w:lang w:val="ru-RU"/>
+        </w:rPr>
+        <w:t>-диаграмме (рисунок 1): заявка, слот, бронь, оборудование, сеанс, сценарий, сотрудник.</w:t>
+      </w:r>
+    </w:p>
+    <w:p>
+      <w:pPr>
+        <w:spacing w:after="0" w:line="360" w:lineRule="auto"/>
+        <w:jc w:val="both"/>
+        <w:rPr>
+          <w:sz w:val="28"/>
+          <w:szCs w:val="28"/>
+          <w:lang w:val="ru-RU"/>
+        </w:rPr>
+      </w:pPr>
+      <w:r>
+        <w:rPr>
+          <w:sz w:val="28"/>
+          <w:szCs w:val="28"/>
+          <w:lang w:val="ru-RU"/>
+        </w:rPr>
+        <w:lastRenderedPageBreak/>
+        <w:t xml:space="preserve">Модель содержит восемь сущностей, связанных между собой. Для </w:t>
+      </w:r>
+      <w:proofErr w:type="gramStart"/>
+      <w:r>
+        <w:rPr>
+          <w:sz w:val="28"/>
+          <w:szCs w:val="28"/>
+          <w:lang w:val="ru-RU"/>
+        </w:rPr>
+        <w:t>построении</w:t>
+      </w:r>
+      <w:proofErr w:type="gramEnd"/>
+      <w:r>
+        <w:rPr>
+          <w:sz w:val="28"/>
+          <w:szCs w:val="28"/>
+          <w:lang w:val="ru-RU"/>
+        </w:rPr>
+        <w:t xml:space="preserve"> модели были использована нотация «вороньи лапки» (</w:t>
+      </w:r>
+      <w:proofErr w:type="spellStart"/>
+      <w:r>
+        <w:rPr>
+          <w:sz w:val="28"/>
+          <w:szCs w:val="28"/>
+          <w:lang w:val="ru-RU"/>
+        </w:rPr>
+        <w:t>crow's</w:t>
+      </w:r>
+      <w:proofErr w:type="spellEnd"/>
+      <w:r>
+        <w:rPr>
+          <w:sz w:val="28"/>
+          <w:szCs w:val="28"/>
+          <w:lang w:val="ru-RU"/>
+        </w:rPr>
+        <w:t xml:space="preserve"> </w:t>
+      </w:r>
+      <w:proofErr w:type="spellStart"/>
+      <w:r>
+        <w:rPr>
+          <w:sz w:val="28"/>
+          <w:szCs w:val="28"/>
+          <w:lang w:val="ru-RU"/>
+        </w:rPr>
+        <w:t>foot</w:t>
+      </w:r>
+      <w:proofErr w:type="spellEnd"/>
+      <w:r>
+        <w:rPr>
+          <w:sz w:val="28"/>
+          <w:szCs w:val="28"/>
+          <w:lang w:val="ru-RU"/>
+        </w:rPr>
+        <w:t>).</w:t>
+      </w:r>
+      <w:r>
+        <w:rPr>
+          <w:sz w:val="28"/>
+          <w:szCs w:val="28"/>
+          <w:lang w:val="ru-RU"/>
+        </w:rPr>
+        <w:t xml:space="preserve"> Диаграмма приведена на рисунке 2, а сущности в таблице 2.</w:t>
+      </w:r>
+    </w:p>
+    <w:p>
+      <w:pPr>
+        <w:spacing w:after="0" w:line="360" w:lineRule="auto"/>
+        <w:jc w:val="both"/>
+        <w:rPr>
+          <w:sz w:val="28"/>
+          <w:szCs w:val="28"/>
+          <w:lang w:val="ru-RU"/>
+        </w:rPr>
+      </w:pPr>
+    </w:p>
+    <w:p>
+      <w:pPr>
+        <w:spacing w:after="0" w:line="360" w:lineRule="auto"/>
+        <w:jc w:val="both"/>
+        <w:rPr>
+          <w:sz w:val="28"/>
+          <w:szCs w:val="28"/>
+          <w:lang w:val="ru-RU"/>
+        </w:rPr>
+      </w:pPr>
+      <w:r>
+        <w:rPr>
+          <w:sz w:val="28"/>
+          <w:szCs w:val="28"/>
+          <w:lang w:val="ru-RU"/>
+        </w:rPr>
+        <w:t>Кроме того дополнительно опишем связи между сущностями (таблица 3).</w:t>
+      </w:r>
+    </w:p>
+    <w:p>
+      <w:pPr>
+        <w:spacing w:after="0" w:line="360" w:lineRule="auto"/>
+        <w:jc w:val="both"/>
+        <w:rPr>
+          <w:sz w:val="28"/>
+          <w:szCs w:val="28"/>
+          <w:lang w:val="ru-RU"/>
+        </w:rPr>
+      </w:pPr>
+    </w:p>
+    <w:p>
+      <w:pPr>
+        <w:spacing w:after="0" w:line="360" w:lineRule="auto"/>
+        <w:jc w:val="both"/>
+        <w:rPr>
+          <w:sz w:val="28"/>
+          <w:szCs w:val="28"/>
+          <w:lang w:val="ru-RU"/>
+        </w:rPr>
+      </w:pPr>
+      <w:r>
+        <w:rPr>
+          <w:sz w:val="28"/>
+          <w:szCs w:val="28"/>
+          <w:lang w:val="ru-RU"/>
+        </w:rPr>
+        <w:t xml:space="preserve">Логическая модель данных приведена к третьей нормальной форме (3НФ). При ней все атрибуты </w:t>
+      </w:r>
+      <w:proofErr w:type="spellStart"/>
+      <w:r>
+        <w:rPr>
+          <w:sz w:val="28"/>
+          <w:szCs w:val="28"/>
+          <w:lang w:val="ru-RU"/>
+        </w:rPr>
+        <w:t>атомарны</w:t>
+      </w:r>
+      <w:proofErr w:type="spellEnd"/>
+      <w:r>
+        <w:rPr>
+          <w:sz w:val="28"/>
+          <w:szCs w:val="28"/>
+          <w:lang w:val="ru-RU"/>
+        </w:rPr>
+        <w:t xml:space="preserve">, каждый </w:t>
+      </w:r>
+      <w:proofErr w:type="spellStart"/>
+      <w:r>
+        <w:rPr>
+          <w:sz w:val="28"/>
+          <w:szCs w:val="28"/>
+          <w:lang w:val="ru-RU"/>
+        </w:rPr>
+        <w:t>неключевой</w:t>
+      </w:r>
+      <w:proofErr w:type="spellEnd"/>
+      <w:r>
+        <w:rPr>
+          <w:sz w:val="28"/>
+          <w:szCs w:val="28"/>
+          <w:lang w:val="ru-RU"/>
+        </w:rPr>
+        <w:t xml:space="preserve"> атрибут зависит от </w:t>
+      </w:r>
+      <w:r>
+        <w:rPr>
+          <w:sz w:val="28"/>
+          <w:szCs w:val="28"/>
+          <w:lang w:val="ru-RU"/>
+        </w:rPr>
+        <w:t xml:space="preserve">полного первичного ключа, и при этом отсутствуют транзитивные зависимости между </w:t>
+      </w:r>
+      <w:proofErr w:type="spellStart"/>
+      <w:r>
+        <w:rPr>
+          <w:sz w:val="28"/>
+          <w:szCs w:val="28"/>
+          <w:lang w:val="ru-RU"/>
+        </w:rPr>
+        <w:t>неключевым</w:t>
+      </w:r>
+      <w:proofErr w:type="spellEnd"/>
+      <w:r>
+        <w:rPr>
+          <w:sz w:val="28"/>
+          <w:szCs w:val="28"/>
+          <w:lang w:val="ru-RU"/>
+        </w:rPr>
+        <w:t xml:space="preserve"> атрибутами. Это позволяет устранить избыточность данных и предотвратить аномалии при их изменении.</w:t>
+      </w:r>
+    </w:p>
+    <w:p>
+      <w:pPr>
+        <w:spacing w:after="0" w:line="360" w:lineRule="auto"/>
+        <w:jc w:val="both"/>
+        <w:rPr>
+          <w:b/>
+          <w:sz w:val="28"/>
+          <w:szCs w:val="28"/>
+          <w:lang w:val="ru-RU"/>
+        </w:rPr>
+      </w:pPr>
+      <w:r>
+        <w:rPr>
+          <w:b/>
+          <w:sz w:val="28"/>
+          <w:szCs w:val="28"/>
+          <w:lang w:val="ru-RU"/>
+        </w:rPr>
+        <w:t>2.</w:t>
+      </w:r>
+      <w:r>
+        <w:rPr>
+          <w:b/>
+          <w:sz w:val="28"/>
+          <w:szCs w:val="28"/>
+          <w:lang w:val="ru-RU"/>
+        </w:rPr>
+        <w:t>3</w:t>
+      </w:r>
+      <w:r>
+        <w:rPr>
+          <w:b/>
+          <w:sz w:val="28"/>
+          <w:szCs w:val="28"/>
+          <w:lang w:val="ru-RU"/>
+        </w:rPr>
+        <w:t xml:space="preserve">. </w:t>
+      </w:r>
+      <w:r>
+        <w:rPr>
+          <w:b/>
+          <w:sz w:val="28"/>
+          <w:szCs w:val="28"/>
+          <w:lang w:val="ru-RU"/>
+        </w:rPr>
+        <w:t>Алгоритмы</w:t>
+      </w:r>
+    </w:p>
+    <w:p>
+      <w:pPr>
+        <w:spacing w:after="0" w:line="360" w:lineRule="auto"/>
+        <w:jc w:val="both"/>
+        <w:rPr>
+          <w:sz w:val="28"/>
+          <w:szCs w:val="28"/>
+          <w:lang w:val="ru-RU"/>
+        </w:rPr>
+      </w:pPr>
+      <w:r>
+        <w:rPr>
+          <w:sz w:val="28"/>
+          <w:szCs w:val="28"/>
+          <w:lang w:val="ru-RU"/>
+        </w:rPr>
+        <w:t>Для автома</w:t>
+      </w:r>
+      <w:r>
+        <w:rPr>
+          <w:sz w:val="28"/>
+          <w:szCs w:val="28"/>
+          <w:lang w:val="ru-RU"/>
+        </w:rPr>
+        <w:t>тизации операций из таблицы 1 разработаны два алгоритма. Они реализуют операции «</w:t>
+      </w:r>
+      <w:r>
+        <w:rPr>
+          <w:sz w:val="28"/>
+          <w:szCs w:val="28"/>
+          <w:lang w:val="ru-RU"/>
+        </w:rPr>
+        <w:t>Построение свободных окон в расписании на день</w:t>
+      </w:r>
+      <w:r>
+        <w:rPr>
+          <w:sz w:val="28"/>
+          <w:szCs w:val="28"/>
+          <w:lang w:val="ru-RU"/>
+        </w:rPr>
+        <w:t>» и «</w:t>
+      </w:r>
+      <w:r>
+        <w:rPr>
+          <w:sz w:val="28"/>
+          <w:szCs w:val="28"/>
+          <w:lang w:val="ru-RU"/>
+        </w:rPr>
+        <w:t>Расчёт стоимости сеанса с учётом тарифной сетки, скидок и пересечений по времени</w:t>
+      </w:r>
+      <w:r>
+        <w:rPr>
+          <w:sz w:val="28"/>
+          <w:szCs w:val="28"/>
+          <w:lang w:val="ru-RU"/>
+        </w:rPr>
+        <w:t>».</w:t>
+      </w:r>
+    </w:p>
+    <w:p>
+      <w:pPr>
+        <w:spacing w:after="0" w:line="360" w:lineRule="auto"/>
+        <w:jc w:val="both"/>
+        <w:rPr>
+          <w:b/>
+          <w:sz w:val="28"/>
+          <w:szCs w:val="28"/>
+          <w:lang w:val="ru-RU"/>
+        </w:rPr>
+      </w:pPr>
+      <w:r>
+        <w:rPr>
+          <w:b/>
+          <w:sz w:val="28"/>
+          <w:szCs w:val="28"/>
+          <w:lang w:val="ru-RU"/>
+        </w:rPr>
+        <w:t>2.3.1 Алгоритм 1 «Построение свободных окон в расписании на день»</w:t>
+      </w:r>
+    </w:p>
+    <w:p>
+      <w:pPr>
+        <w:spacing w:after="0" w:line="360" w:lineRule="auto"/>
+        <w:jc w:val="both"/>
+        <w:rPr>
+          <w:sz w:val="28"/>
+          <w:szCs w:val="28"/>
+          <w:lang w:val="ru-RU"/>
+        </w:rPr>
+      </w:pPr>
+    </w:p>
+    <w:p>
+      <w:pPr>
+        <w:spacing w:after="0" w:line="360" w:lineRule="auto"/>
+        <w:jc w:val="both"/>
+        <w:rPr>
+          <w:b/>
+          <w:sz w:val="28"/>
+          <w:szCs w:val="28"/>
+          <w:lang w:val="ru-RU"/>
+        </w:rPr>
+      </w:pPr>
+      <w:r>
+        <w:rPr>
+          <w:b/>
+          <w:sz w:val="28"/>
+          <w:szCs w:val="28"/>
+          <w:lang w:val="ru-RU"/>
+        </w:rPr>
+        <w:t>2.3.2 Алгоритм 2 «Расчёт стоимости сеанса с учётом тарифной сетки, скидок и пересечений по времени»</w:t>
+      </w:r>
+    </w:p>
+    <w:p>
+      <w:pPr>
+        <w:spacing w:after="0" w:line="360" w:lineRule="auto"/>
+        <w:jc w:val="both"/>
+        <w:rPr>
+          <w:sz w:val="28"/>
+          <w:szCs w:val="28"/>
+          <w:lang w:val="ru-RU"/>
+        </w:rPr>
+      </w:pPr>
+    </w:p>
+    <w:p>
+      <w:pPr>
+        <w:spacing w:after="0" w:line="360" w:lineRule="auto"/>
+        <w:jc w:val="both"/>
+        <w:rPr>
+          <w:b/>
+          <w:sz w:val="28"/>
+          <w:szCs w:val="28"/>
+          <w:lang w:val="ru-RU"/>
+        </w:rPr>
+      </w:pPr>
+      <w:r>
+        <w:rPr>
+          <w:b/>
+          <w:sz w:val="28"/>
+          <w:szCs w:val="28"/>
+          <w:lang w:val="ru-RU"/>
+        </w:rPr>
+        <w:t>2.</w:t>
+      </w:r>
+      <w:r>
+        <w:rPr>
+          <w:b/>
+          <w:sz w:val="28"/>
+          <w:szCs w:val="28"/>
+          <w:lang w:val="ru-RU"/>
+        </w:rPr>
+        <w:t>4. Процедурная реализация</w:t>
+      </w:r>
+    </w:p>
+    <w:p>
+      <w:pPr>
+        <w:spacing w:after="0" w:line="360" w:lineRule="auto"/>
+        <w:jc w:val="both"/>
+        <w:rPr>
+          <w:b/>
+          <w:sz w:val="28"/>
+          <w:szCs w:val="28"/>
+          <w:lang w:val="ru-RU"/>
+        </w:rPr>
+      </w:pPr>
+      <w:r>
+        <w:rPr>
+          <w:b/>
+          <w:sz w:val="28"/>
+          <w:szCs w:val="28"/>
+          <w:lang w:val="ru-RU"/>
+        </w:rPr>
+        <w:t>2.4.1 Язык и среда разработки</w:t>
+      </w:r>
+    </w:p>
+    <w:p>
+      <w:pPr>
+        <w:spacing w:after="0" w:line="360" w:lineRule="auto"/>
+        <w:jc w:val="both"/>
+        <w:rPr>
+          <w:sz w:val="28"/>
+          <w:szCs w:val="28"/>
+          <w:lang w:val="ru-RU"/>
+        </w:rPr>
+      </w:pPr>
+      <w:r>
+        <w:rPr>
+          <w:sz w:val="28"/>
+          <w:szCs w:val="28"/>
+          <w:lang w:val="ru-RU"/>
+        </w:rPr>
+        <w:t>Как было указано выше</w:t>
+      </w:r>
+      <w:r>
+        <w:rPr>
+          <w:sz w:val="28"/>
+          <w:szCs w:val="28"/>
+          <w:lang w:val="ru-RU"/>
+        </w:rPr>
+        <w:t>,</w:t>
+      </w:r>
+      <w:r>
+        <w:rPr>
+          <w:sz w:val="28"/>
+          <w:szCs w:val="28"/>
+          <w:lang w:val="ru-RU"/>
+        </w:rPr>
+        <w:t xml:space="preserve"> для процедурной реализации выбран язык </w:t>
+      </w:r>
+      <w:r>
+        <w:rPr>
+          <w:sz w:val="28"/>
+          <w:szCs w:val="28"/>
+          <w:lang w:val="en-US"/>
+        </w:rPr>
+        <w:t>Python</w:t>
+      </w:r>
+      <w:r>
+        <w:rPr>
+          <w:sz w:val="28"/>
+          <w:szCs w:val="28"/>
+          <w:lang w:val="ru-RU"/>
+        </w:rPr>
+        <w:t xml:space="preserve"> 3.14.</w:t>
+      </w:r>
+      <w:r>
+        <w:rPr>
+          <w:sz w:val="28"/>
+          <w:szCs w:val="28"/>
+          <w:lang w:val="ru-RU"/>
+        </w:rPr>
+        <w:t xml:space="preserve"> Выбор обусловлен простотой синтаксиса и удобством процедурного стиля. Выбранная среда разработка - </w:t>
+      </w:r>
+      <w:proofErr w:type="spellStart"/>
+      <w:r>
+        <w:rPr>
+          <w:sz w:val="28"/>
+          <w:szCs w:val="28"/>
+          <w:lang w:val="ru-RU"/>
+        </w:rPr>
+        <w:t>PyCharm</w:t>
+      </w:r>
+      <w:proofErr w:type="spellEnd"/>
+      <w:r>
+        <w:rPr>
+          <w:sz w:val="28"/>
+          <w:szCs w:val="28"/>
+          <w:lang w:val="ru-RU"/>
+        </w:rPr>
+        <w:t xml:space="preserve"> </w:t>
+      </w:r>
+      <w:proofErr w:type="spellStart"/>
+      <w:r>
+        <w:rPr>
+          <w:sz w:val="28"/>
+          <w:szCs w:val="28"/>
+          <w:lang w:val="ru-RU"/>
+        </w:rPr>
+        <w:t>Community</w:t>
+      </w:r>
+      <w:proofErr w:type="spellEnd"/>
+      <w:r>
+        <w:rPr>
+          <w:sz w:val="28"/>
+          <w:szCs w:val="28"/>
+          <w:lang w:val="ru-RU"/>
+        </w:rPr>
+        <w:t xml:space="preserve"> </w:t>
+      </w:r>
+      <w:proofErr w:type="spellStart"/>
+      <w:r>
+        <w:rPr>
+          <w:sz w:val="28"/>
+          <w:szCs w:val="28"/>
+          <w:lang w:val="ru-RU"/>
+        </w:rPr>
+        <w:t>Edition</w:t>
+      </w:r>
+      <w:proofErr w:type="spellEnd"/>
+      <w:r>
+        <w:rPr>
+          <w:sz w:val="28"/>
+          <w:szCs w:val="28"/>
+          <w:lang w:val="ru-RU"/>
+        </w:rPr>
+        <w:t xml:space="preserve"> 2023.3.2.</w:t>
+      </w:r>
+    </w:p>
+    <w:p>
+      <w:pPr>
+        <w:spacing w:after="0" w:line="360" w:lineRule="auto"/>
+        <w:jc w:val="both"/>
+        <w:rPr>
+          <w:sz w:val="28"/>
+          <w:szCs w:val="28"/>
+          <w:lang w:val="ru-RU"/>
+        </w:rPr>
+      </w:pPr>
+    </w:p>
+    <w:p>
+      <w:pPr>
+        <w:spacing w:after="0" w:line="360" w:lineRule="auto"/>
+        <w:jc w:val="both"/>
+        <w:rPr>
+          <w:b/>
+          <w:sz w:val="28"/>
+          <w:szCs w:val="28"/>
+          <w:lang w:val="ru-RU"/>
+        </w:rPr>
+      </w:pPr>
+      <w:r>
+        <w:rPr>
+          <w:b/>
+          <w:sz w:val="28"/>
+          <w:szCs w:val="28"/>
+          <w:lang w:val="ru-RU"/>
+        </w:rPr>
+        <w:t>2.4.2</w:t>
+      </w:r>
+      <w:r>
+        <w:rPr>
+          <w:b/>
+          <w:sz w:val="28"/>
+          <w:szCs w:val="28"/>
+          <w:lang w:val="ru-RU"/>
+        </w:rPr>
+        <w:t xml:space="preserve"> </w:t>
+      </w:r>
+      <w:r>
+        <w:rPr>
+          <w:b/>
+          <w:sz w:val="28"/>
+          <w:szCs w:val="28"/>
+          <w:lang w:val="ru-RU"/>
+        </w:rPr>
+        <w:t>Структуры программы</w:t>
+      </w:r>
+    </w:p>
+    <w:p>
+      <w:pPr>
+        <w:spacing w:after="0" w:line="360" w:lineRule="auto"/>
+        <w:jc w:val="both"/>
+        <w:rPr>
+          <w:sz w:val="28"/>
+          <w:szCs w:val="28"/>
+          <w:lang w:val="ru-RU"/>
+        </w:rPr>
+      </w:pPr>
+    </w:p>
+    <w:p>
+      <w:pPr>
+        <w:spacing w:after="0" w:line="360" w:lineRule="auto"/>
+        <w:jc w:val="both"/>
+        <w:rPr>
+          <w:b/>
+          <w:sz w:val="28"/>
+          <w:szCs w:val="28"/>
+          <w:lang w:val="ru-RU"/>
+        </w:rPr>
+      </w:pPr>
+      <w:r>
+        <w:rPr>
+          <w:b/>
+          <w:sz w:val="28"/>
+          <w:szCs w:val="28"/>
+          <w:lang w:val="ru-RU"/>
+        </w:rPr>
+        <w:t>2.4.3</w:t>
+      </w:r>
+      <w:r>
+        <w:rPr>
+          <w:b/>
+          <w:sz w:val="28"/>
+          <w:szCs w:val="28"/>
+          <w:lang w:val="ru-RU"/>
+        </w:rPr>
+        <w:t xml:space="preserve"> </w:t>
+      </w:r>
+      <w:r>
+        <w:rPr>
+          <w:b/>
+          <w:sz w:val="28"/>
+          <w:szCs w:val="28"/>
+          <w:lang w:val="ru-RU"/>
+        </w:rPr>
+        <w:t>Фрагменты кода</w:t>
+      </w:r>
+    </w:p>
+    <w:p>
+      <w:pPr>
+        <w:spacing w:after="0" w:line="360" w:lineRule="auto"/>
+        <w:jc w:val="both"/>
+        <w:rPr>
+          <w:sz w:val="28"/>
+          <w:szCs w:val="28"/>
+          <w:lang w:val="ru-RU"/>
+        </w:rPr>
+      </w:pPr>
+      <w:r>
+        <w:rPr>
+          <w:sz w:val="28"/>
+          <w:szCs w:val="28"/>
+          <w:lang w:val="ru-RU"/>
+        </w:rPr>
+        <w:lastRenderedPageBreak/>
+        <w:t>Ниже приведены фрагменты кода, реализующие автоматизируемые операции из таблицы 1 и оба алгоритма из раздела 2.3.</w:t>
+      </w:r>
+    </w:p>
+    <w:p>
+      <w:pPr>
+        <w:spacing w:after="0" w:line="360" w:lineRule="auto"/>
+        <w:jc w:val="both"/>
+        <w:rPr>
+          <w:sz w:val="28"/>
+          <w:szCs w:val="28"/>
+          <w:lang w:val="ru-RU"/>
+        </w:rPr>
+      </w:pPr>
+    </w:p>
+    <w:p>
+      <w:pPr>
+        <w:spacing w:after="0" w:line="360" w:lineRule="auto"/>
+        <w:jc w:val="both"/>
+        <w:rPr>
+          <w:b/>
+          <w:sz w:val="28"/>
+          <w:szCs w:val="28"/>
+          <w:lang w:val="ru-RU"/>
+        </w:rPr>
+      </w:pPr>
+      <w:r>
+        <w:rPr>
+          <w:b/>
+          <w:sz w:val="28"/>
+          <w:szCs w:val="28"/>
+          <w:lang w:val="ru-RU"/>
+        </w:rPr>
+        <w:t>2.4.4</w:t>
+      </w:r>
+      <w:r>
+        <w:rPr>
+          <w:b/>
+          <w:sz w:val="28"/>
+          <w:szCs w:val="28"/>
+          <w:lang w:val="ru-RU"/>
+        </w:rPr>
+        <w:t xml:space="preserve"> </w:t>
+      </w:r>
+      <w:r>
+        <w:rPr>
+          <w:b/>
+          <w:sz w:val="28"/>
+          <w:szCs w:val="28"/>
+          <w:lang w:val="ru-RU"/>
+        </w:rPr>
+        <w:t>Примеры запуска и вывода</w:t>
+      </w:r>
+    </w:p>
+    <w:p>
+      <w:pPr>
+        <w:spacing w:after="0" w:line="360" w:lineRule="auto"/>
+        <w:jc w:val="both"/>
+        <w:rPr>
+          <w:sz w:val="28"/>
+          <w:szCs w:val="28"/>
+          <w:lang w:val="ru-RU"/>
+        </w:rPr>
+      </w:pPr>
+    </w:p>
+    <w:p>
+      <w:pPr>
+        <w:spacing w:after="0" w:line="360" w:lineRule="auto"/>
+        <w:jc w:val="both"/>
+        <w:rPr>
+          <w:sz w:val="28"/>
+          <w:szCs w:val="28"/>
+          <w:lang w:val="ru-RU"/>
+        </w:rPr>
+      </w:pPr>
+    </w:p>
+    <w:p>
+      <w:pPr>
+        <w:spacing w:after="0" w:line="360" w:lineRule="auto"/>
+        <w:jc w:val="both"/>
+        <w:rPr>
+          <w:sz w:val="28"/>
+          <w:szCs w:val="28"/>
+          <w:lang w:val="ru-RU"/>
+        </w:rPr>
+      </w:pPr>
     </w:p>
     <w:sectPr>
       <w:pgSz w:w="11906" w:h="16838"/>
@@ -8535,6 +9884,29 @@
       <w:szCs w:val="26"/>
     </w:rPr>
   </w:style>
+  <w:style w:type="paragraph" w:styleId="3">
+    <w:name w:val="heading 3"/>
+    <w:basedOn w:val="a"/>
+    <w:next w:val="a"/>
+    <w:link w:val="30"/>
+    <w:uiPriority w:val="9"/>
+    <w:semiHidden/>
+    <w:unhideWhenUsed/>
+    <w:qFormat/>
+    <w:rsid w:val="00753EF8"/>
+    <w:pPr>
+      <w:keepNext/>
+      <w:keepLines/>
+      <w:spacing w:before="200" w:after="0"/>
+      <w:outlineLvl w:val="2"/>
+    </w:pPr>
+    <w:rPr>
+      <w:rFonts w:asciiTheme="majorHAnsi" w:eastAsiaTheme="majorEastAsia" w:hAnsiTheme="majorHAnsi" w:cstheme="majorBidi"/>
+      <w:b/>
+      <w:bCs/>
+      <w:color w:val="4F81BD" w:themeColor="accent1"/>
+    </w:rPr>
+  </w:style>
   <w:style w:type="character" w:default="1" w:styleId="a0">
     <w:name w:val="Default Paragraph Font"/>
     <w:uiPriority w:val="1"/>
@@ -8695,6 +10067,23 @@
       <w:rFonts w:ascii="Tahoma" w:eastAsia="Times New Roman" w:hAnsi="Tahoma" w:cs="Tahoma"/>
       <w:sz w:val="16"/>
       <w:szCs w:val="16"/>
+      <w:lang w:val="ru" w:eastAsia="ru-RU"/>
+    </w:rPr>
+  </w:style>
+  <w:style w:type="character" w:customStyle="1" w:styleId="30">
+    <w:name w:val="Заголовок 3 Знак"/>
+    <w:basedOn w:val="a0"/>
+    <w:link w:val="3"/>
+    <w:uiPriority w:val="9"/>
+    <w:semiHidden/>
+    <w:rsid w:val="00753EF8"/>
+    <w:rPr>
+      <w:rFonts w:asciiTheme="majorHAnsi" w:eastAsiaTheme="majorEastAsia" w:hAnsiTheme="majorHAnsi" w:cstheme="majorBidi"/>
+      <w:b/>
+      <w:bCs/>
+      <w:color w:val="4F81BD" w:themeColor="accent1"/>
+      <w:sz w:val="24"/>
+      <w:szCs w:val="24"/>
       <w:lang w:val="ru" w:eastAsia="ru-RU"/>
     </w:rPr>
   </w:style>
@@ -8895,6 +10284,29 @@
       <w:szCs w:val="26"/>
     </w:rPr>
   </w:style>
+  <w:style w:type="paragraph" w:styleId="3">
+    <w:name w:val="heading 3"/>
+    <w:basedOn w:val="a"/>
+    <w:next w:val="a"/>
+    <w:link w:val="30"/>
+    <w:uiPriority w:val="9"/>
+    <w:semiHidden/>
+    <w:unhideWhenUsed/>
+    <w:qFormat/>
+    <w:rsid w:val="00753EF8"/>
+    <w:pPr>
+      <w:keepNext/>
+      <w:keepLines/>
+      <w:spacing w:before="200" w:after="0"/>
+      <w:outlineLvl w:val="2"/>
+    </w:pPr>
+    <w:rPr>
+      <w:rFonts w:asciiTheme="majorHAnsi" w:eastAsiaTheme="majorEastAsia" w:hAnsiTheme="majorHAnsi" w:cstheme="majorBidi"/>
+      <w:b/>
+      <w:bCs/>
+      <w:color w:val="4F81BD" w:themeColor="accent1"/>
+    </w:rPr>
+  </w:style>
   <w:style w:type="character" w:default="1" w:styleId="a0">
     <w:name w:val="Default Paragraph Font"/>
     <w:uiPriority w:val="1"/>
@@ -9055,6 +10467,23 @@
       <w:rFonts w:ascii="Tahoma" w:eastAsia="Times New Roman" w:hAnsi="Tahoma" w:cs="Tahoma"/>
       <w:sz w:val="16"/>
       <w:szCs w:val="16"/>
+      <w:lang w:val="ru" w:eastAsia="ru-RU"/>
+    </w:rPr>
+  </w:style>
+  <w:style w:type="character" w:customStyle="1" w:styleId="30">
+    <w:name w:val="Заголовок 3 Знак"/>
+    <w:basedOn w:val="a0"/>
+    <w:link w:val="3"/>
+    <w:uiPriority w:val="9"/>
+    <w:semiHidden/>
+    <w:rsid w:val="00753EF8"/>
+    <w:rPr>
+      <w:rFonts w:asciiTheme="majorHAnsi" w:eastAsiaTheme="majorEastAsia" w:hAnsiTheme="majorHAnsi" w:cstheme="majorBidi"/>
+      <w:b/>
+      <w:bCs/>
+      <w:color w:val="4F81BD" w:themeColor="accent1"/>
+      <w:sz w:val="24"/>
+      <w:szCs w:val="24"/>
       <w:lang w:val="ru" w:eastAsia="ru-RU"/>
     </w:rPr>
   </w:style>

--- a/Отчет_ИКБО-31-24_ЖильцоваСО_КТ1.docx
+++ b/Отчет_ИКБО-31-24_ЖильцоваСО_КТ1.docx
@@ -38,7 +38,7 @@
                 <w:lang w:val="ru-RU"/>
               </w:rPr>
               <w:drawing>
-                <wp:inline distT="0" distB="0" distL="0" distR="0" wp14:anchorId="55018A6B" wp14:editId="3728175E">
+                <wp:inline distT="0" distB="0" distL="0" distR="0" wp14:anchorId="495C1F16" wp14:editId="6E217BDC">
                   <wp:extent cx="992038" cy="1124059"/>
                   <wp:effectExtent l="19050" t="0" r="0" b="0"/>
                   <wp:docPr id="1" name="Рисунок 2"/>
@@ -163,7 +163,7 @@
               <mc:AlternateContent>
                 <mc:Choice Requires="wps">
                   <w:drawing>
-                    <wp:inline distT="0" distB="0" distL="0" distR="0" wp14:anchorId="18154B97" wp14:editId="04019C8D">
+                    <wp:inline distT="0" distB="0" distL="0" distR="0" wp14:anchorId="1599A434" wp14:editId="423D2D57">
                       <wp:extent cx="5600700" cy="1270"/>
                       <wp:effectExtent l="20955" t="22860" r="26670" b="23495"/>
                       <wp:docPr id="2" name="Прямая соединительная линия 1"/>
@@ -3720,7 +3720,6 @@
           <w:lang w:val="ru-RU"/>
         </w:rPr>
       </w:pPr>
-      <w:bookmarkStart w:id="0" w:name="_GoBack"/>
       <w:r>
         <w:rPr>
           <w:sz w:val="28"/>
@@ -4033,7 +4032,6 @@
         <w:t xml:space="preserve"> бронь и отчет.</w:t>
       </w:r>
     </w:p>
-    <w:bookmarkEnd w:id="0"/>
     <w:p>
       <w:pPr>
         <w:spacing w:after="0" w:line="360" w:lineRule="auto"/>
@@ -7975,27 +7973,171 @@
           <w:szCs w:val="28"/>
           <w:lang w:val="ru-RU"/>
         </w:rPr>
-        <w:t xml:space="preserve"> Каждое действие размещено в дорожке того участница, который его выполняет. </w:t>
-      </w:r>
-      <w:proofErr w:type="gramStart"/>
-      <w:r>
-        <w:rPr>
-          <w:sz w:val="28"/>
-          <w:szCs w:val="28"/>
-          <w:lang w:val="ru-RU"/>
-        </w:rPr>
-        <w:t>Начальное событие – «Поступила заявка клиента на сеанс», конечное – «Сеанс проведен, бронь закрыта, чек выдан».</w:t>
-      </w:r>
-      <w:proofErr w:type="gramEnd"/>
+        <w:t xml:space="preserve"> Каждое действие размещено в дорожке того участница, который его выполняет. Начальное событие – «Поступила заявка клиента на сеанс», конечное – «Сеанс проведен, </w:t>
+      </w:r>
+      <w:r>
+        <w:rPr>
+          <w:sz w:val="28"/>
+          <w:szCs w:val="28"/>
+          <w:lang w:val="ru-RU"/>
+        </w:rPr>
+        <w:t>услуга оказана</w:t>
+      </w:r>
+      <w:r>
+        <w:rPr>
+          <w:sz w:val="28"/>
+          <w:szCs w:val="28"/>
+          <w:lang w:val="ru-RU"/>
+        </w:rPr>
+        <w:t>».</w:t>
+      </w:r>
     </w:p>
     <w:p>
       <w:pPr>
+        <w:keepNext/>
+        <w:spacing w:after="0" w:line="360" w:lineRule="auto"/>
+        <w:jc w:val="center"/>
+        <w:rPr>
+          <w:color w:val="000000" w:themeColor="text1"/>
+        </w:rPr>
+      </w:pPr>
+      <w:r>
+        <w:rPr>
+          <w:noProof/>
+          <w:color w:val="000000" w:themeColor="text1"/>
+          <w:sz w:val="28"/>
+          <w:szCs w:val="28"/>
+          <w:lang w:val="ru-RU"/>
+        </w:rPr>
+        <w:drawing>
+          <wp:inline distT="0" distB="0" distL="0" distR="0" wp14:anchorId="40014343" wp14:editId="0B7E4752">
+            <wp:extent cx="5924550" cy="1962150"/>
+            <wp:effectExtent l="0" t="0" r="0" b="0"/>
+            <wp:docPr id="3" name="Рисунок 3" descr="C:\Users\Sofiya\AppData\Local\Microsoft\Windows\INetCache\Content.Word\diagram.png"/>
+            <wp:cNvGraphicFramePr>
+              <a:graphicFrameLocks xmlns:a="http://schemas.openxmlformats.org/drawingml/2006/main" noChangeAspect="1"/>
+            </wp:cNvGraphicFramePr>
+            <a:graphic xmlns:a="http://schemas.openxmlformats.org/drawingml/2006/main">
+              <a:graphicData uri="http://schemas.openxmlformats.org/drawingml/2006/picture">
+                <pic:pic xmlns:pic="http://schemas.openxmlformats.org/drawingml/2006/picture">
+                  <pic:nvPicPr>
+                    <pic:cNvPr id="0" name="Picture 3" descr="C:\Users\Sofiya\AppData\Local\Microsoft\Windows\INetCache\Content.Word\diagram.png"/>
+                    <pic:cNvPicPr>
+                      <a:picLocks noChangeAspect="1" noChangeArrowheads="1"/>
+                    </pic:cNvPicPr>
+                  </pic:nvPicPr>
+                  <pic:blipFill>
+                    <a:blip r:embed="rId7" cstate="print">
+                      <a:extLst>
+                        <a:ext uri="{28A0092B-C50C-407E-A947-70E740481C1C}">
+                          <a14:useLocalDpi xmlns:a14="http://schemas.microsoft.com/office/drawing/2010/main" val="0"/>
+                        </a:ext>
+                      </a:extLst>
+                    </a:blip>
+                    <a:srcRect/>
+                    <a:stretch>
+                      <a:fillRect/>
+                    </a:stretch>
+                  </pic:blipFill>
+                  <pic:spPr bwMode="auto">
+                    <a:xfrm>
+                      <a:off x="0" y="0"/>
+                      <a:ext cx="5924550" cy="1962150"/>
+                    </a:xfrm>
+                    <a:prstGeom prst="rect">
+                      <a:avLst/>
+                    </a:prstGeom>
+                    <a:noFill/>
+                    <a:ln>
+                      <a:noFill/>
+                    </a:ln>
+                  </pic:spPr>
+                </pic:pic>
+              </a:graphicData>
+            </a:graphic>
+          </wp:inline>
+        </w:drawing>
+      </w:r>
+    </w:p>
+    <w:p>
+      <w:pPr>
+        <w:pStyle w:val="a9"/>
+        <w:spacing w:after="0" w:line="360" w:lineRule="auto"/>
+        <w:jc w:val="center"/>
+        <w:rPr>
+          <w:color w:val="000000" w:themeColor="text1"/>
+          <w:sz w:val="28"/>
+          <w:szCs w:val="28"/>
+          <w:lang w:val="ru-RU"/>
+        </w:rPr>
+      </w:pPr>
+      <w:r>
+        <w:rPr>
+          <w:color w:val="000000" w:themeColor="text1"/>
+          <w:sz w:val="28"/>
+          <w:szCs w:val="28"/>
+        </w:rPr>
+        <w:t xml:space="preserve">Рисунок </w:t>
+      </w:r>
+      <w:r>
+        <w:rPr>
+          <w:color w:val="000000" w:themeColor="text1"/>
+          <w:sz w:val="28"/>
+          <w:szCs w:val="28"/>
+        </w:rPr>
+        <w:fldChar w:fldCharType="begin"/>
+      </w:r>
+      <w:r>
+        <w:rPr>
+          <w:color w:val="000000" w:themeColor="text1"/>
+          <w:sz w:val="28"/>
+          <w:szCs w:val="28"/>
+        </w:rPr>
+        <w:instrText xml:space="preserve"> SEQ Рисунок \* ARABIC </w:instrText>
+      </w:r>
+      <w:r>
+        <w:rPr>
+          <w:color w:val="000000" w:themeColor="text1"/>
+          <w:sz w:val="28"/>
+          <w:szCs w:val="28"/>
+        </w:rPr>
+        <w:fldChar w:fldCharType="separate"/>
+      </w:r>
+      <w:r>
+        <w:rPr>
+          <w:noProof/>
+          <w:color w:val="000000" w:themeColor="text1"/>
+          <w:sz w:val="28"/>
+          <w:szCs w:val="28"/>
+        </w:rPr>
+        <w:t>1</w:t>
+      </w:r>
+      <w:r>
+        <w:rPr>
+          <w:color w:val="000000" w:themeColor="text1"/>
+          <w:sz w:val="28"/>
+          <w:szCs w:val="28"/>
+        </w:rPr>
+        <w:fldChar w:fldCharType="end"/>
+      </w:r>
+      <w:r>
+        <w:rPr>
+          <w:color w:val="000000" w:themeColor="text1"/>
+          <w:sz w:val="28"/>
+          <w:szCs w:val="28"/>
+          <w:lang w:val="ru-RU"/>
+        </w:rPr>
+        <w:t>. Модель бизнес-процесса</w:t>
+      </w:r>
+    </w:p>
+    <w:p>
+      <w:pPr>
         <w:spacing w:after="0" w:line="360" w:lineRule="auto"/>
         <w:jc w:val="both"/>
         <w:rPr>
           <w:sz w:val="28"/>
           <w:szCs w:val="28"/>
-          <w:lang w:val="ru-RU"/>
+          <w:lang w:val="en-US"/>
         </w:rPr>
       </w:pPr>
     </w:p>
@@ -8036,7 +8178,31 @@
           <w:szCs w:val="28"/>
           <w:lang w:val="ru-RU"/>
         </w:rPr>
-        <w:t>На основе анализа диаграммы выделены операции, которые возьмет на себя разрабатываемая система (таблица 1). Они определяют состав функций процедурной реализации. Названия операций в таблице совпадают с названиями задач на диаграмме (рисунок 1).</w:t>
+        <w:t>На основе анализа модели бизнес-процесса</w:t>
+      </w:r>
+      <w:r>
+        <w:rPr>
+          <w:sz w:val="28"/>
+          <w:szCs w:val="28"/>
+          <w:lang w:val="ru-RU"/>
+        </w:rPr>
+        <w:t xml:space="preserve"> выделены операции, которые возьмет на себя разрабатываемая система (таблица 1). Они определяют состав функций процедурной реализации. Названия операций в таблице совпадают с названиям</w:t>
+      </w:r>
+      <w:r>
+        <w:rPr>
+          <w:sz w:val="28"/>
+          <w:szCs w:val="28"/>
+          <w:lang w:val="ru-RU"/>
+        </w:rPr>
+        <w:t>и задач на диаграмме</w:t>
+      </w:r>
+      <w:r>
+        <w:rPr>
+          <w:sz w:val="28"/>
+          <w:szCs w:val="28"/>
+          <w:lang w:val="ru-RU"/>
+        </w:rPr>
+        <w:t>.</w:t>
       </w:r>
     </w:p>
     <w:p>
@@ -8049,6 +8215,14 @@
           <w:lang w:val="ru-RU"/>
         </w:rPr>
       </w:pPr>
+      <w:r>
+        <w:rPr>
+          <w:sz w:val="28"/>
+          <w:szCs w:val="28"/>
+          <w:lang w:val="ru-RU"/>
+        </w:rPr>
+        <w:t>В качестве автоматизированных были выбраны задачи, которые требуют ручного вмешательства сотрудников и подвержены риску ошибок в силу человеческого фактора. Их автоматизация с помощью программного продукта значительно повысит эффективность работы арены.</w:t>
+      </w:r>
     </w:p>
     <w:p>
       <w:pPr>
@@ -8060,25 +8234,803 @@
           <w:lang w:val="ru-RU"/>
         </w:rPr>
       </w:pPr>
-      <w:r>
-        <w:rPr>
-          <w:sz w:val="28"/>
-          <w:szCs w:val="28"/>
-          <w:lang w:val="ru-RU"/>
-        </w:rPr>
-        <w:t xml:space="preserve">Таким образом, система </w:t>
-      </w:r>
-      <w:r>
-        <w:rPr>
-          <w:sz w:val="28"/>
-          <w:szCs w:val="28"/>
-          <w:lang w:val="ru-RU"/>
-        </w:rPr>
-        <w:t>автоматизирует подачу заявки, проведение сеанса, закрытие брони. Остальные шаги процесса (инструктаж, санобработку и контроль сеанса) остаются за персоналом.</w:t>
-      </w:r>
     </w:p>
     <w:p>
       <w:pPr>
+        <w:pStyle w:val="a9"/>
+        <w:keepNext/>
+        <w:spacing w:after="0" w:line="360" w:lineRule="auto"/>
+        <w:ind w:firstLine="709"/>
+        <w:jc w:val="both"/>
+        <w:rPr>
+          <w:color w:val="000000" w:themeColor="text1"/>
+          <w:sz w:val="28"/>
+          <w:szCs w:val="28"/>
+        </w:rPr>
+      </w:pPr>
+      <w:r>
+        <w:rPr>
+          <w:color w:val="000000" w:themeColor="text1"/>
+          <w:sz w:val="28"/>
+          <w:szCs w:val="28"/>
+        </w:rPr>
+        <w:lastRenderedPageBreak/>
+        <w:t xml:space="preserve">Таблица </w:t>
+      </w:r>
+      <w:r>
+        <w:rPr>
+          <w:color w:val="000000" w:themeColor="text1"/>
+          <w:sz w:val="28"/>
+          <w:szCs w:val="28"/>
+        </w:rPr>
+        <w:fldChar w:fldCharType="begin"/>
+      </w:r>
+      <w:r>
+        <w:rPr>
+          <w:color w:val="000000" w:themeColor="text1"/>
+          <w:sz w:val="28"/>
+          <w:szCs w:val="28"/>
+        </w:rPr>
+        <w:instrText xml:space="preserve"> SEQ Таблица \* ARABIC </w:instrText>
+      </w:r>
+      <w:r>
+        <w:rPr>
+          <w:color w:val="000000" w:themeColor="text1"/>
+          <w:sz w:val="28"/>
+          <w:szCs w:val="28"/>
+        </w:rPr>
+        <w:fldChar w:fldCharType="separate"/>
+      </w:r>
+      <w:r>
+        <w:rPr>
+          <w:noProof/>
+          <w:color w:val="000000" w:themeColor="text1"/>
+          <w:sz w:val="28"/>
+          <w:szCs w:val="28"/>
+        </w:rPr>
+        <w:t>1</w:t>
+      </w:r>
+      <w:r>
+        <w:rPr>
+          <w:color w:val="000000" w:themeColor="text1"/>
+          <w:sz w:val="28"/>
+          <w:szCs w:val="28"/>
+        </w:rPr>
+        <w:fldChar w:fldCharType="end"/>
+      </w:r>
+    </w:p>
+    <w:tbl>
+      <w:tblPr>
+        <w:tblStyle w:val="a6"/>
+        <w:tblW w:w="0" w:type="auto"/>
+        <w:tblLook w:val="04A0" w:firstRow="1" w:lastRow="0" w:firstColumn="1" w:lastColumn="0" w:noHBand="0" w:noVBand="1"/>
+      </w:tblPr>
+      <w:tblGrid>
+        <w:gridCol w:w="526"/>
+        <w:gridCol w:w="2437"/>
+        <w:gridCol w:w="2345"/>
+        <w:gridCol w:w="2227"/>
+        <w:gridCol w:w="2036"/>
+      </w:tblGrid>
+      <w:tr>
+        <w:trPr>
+          <w:tblHeader/>
+        </w:trPr>
+        <w:tc>
+          <w:tcPr>
+            <w:tcW w:w="534" w:type="dxa"/>
+          </w:tcPr>
+          <w:p>
+            <w:pPr>
+              <w:spacing w:after="0"/>
+              <w:ind w:firstLine="0"/>
+              <w:jc w:val="left"/>
+              <w:rPr>
+                <w:b/>
+                <w:sz w:val="28"/>
+                <w:szCs w:val="28"/>
+                <w:lang w:val="ru-RU"/>
+              </w:rPr>
+            </w:pPr>
+            <w:r>
+              <w:rPr>
+                <w:b/>
+                <w:sz w:val="28"/>
+                <w:szCs w:val="28"/>
+                <w:lang w:val="ru-RU"/>
+              </w:rPr>
+              <w:t>№</w:t>
+            </w:r>
+          </w:p>
+        </w:tc>
+        <w:tc>
+          <w:tcPr>
+            <w:tcW w:w="2551" w:type="dxa"/>
+          </w:tcPr>
+          <w:p>
+            <w:pPr>
+              <w:spacing w:after="0"/>
+              <w:ind w:firstLine="0"/>
+              <w:jc w:val="left"/>
+              <w:rPr>
+                <w:b/>
+                <w:sz w:val="28"/>
+                <w:szCs w:val="28"/>
+                <w:lang w:val="ru-RU"/>
+              </w:rPr>
+            </w:pPr>
+            <w:r>
+              <w:rPr>
+                <w:b/>
+                <w:sz w:val="28"/>
+                <w:szCs w:val="28"/>
+                <w:lang w:val="ru-RU"/>
+              </w:rPr>
+              <w:t>Операция (задача на диаграмме)</w:t>
+            </w:r>
+          </w:p>
+        </w:tc>
+        <w:tc>
+          <w:tcPr>
+            <w:tcW w:w="2410" w:type="dxa"/>
+          </w:tcPr>
+          <w:p>
+            <w:pPr>
+              <w:spacing w:after="0"/>
+              <w:ind w:firstLine="0"/>
+              <w:jc w:val="left"/>
+              <w:rPr>
+                <w:b/>
+                <w:sz w:val="28"/>
+                <w:szCs w:val="28"/>
+                <w:lang w:val="ru-RU"/>
+              </w:rPr>
+            </w:pPr>
+            <w:r>
+              <w:rPr>
+                <w:b/>
+                <w:sz w:val="28"/>
+                <w:szCs w:val="28"/>
+                <w:lang w:val="ru-RU"/>
+              </w:rPr>
+              <w:t>Кто выполняет сейчас</w:t>
+            </w:r>
+          </w:p>
+        </w:tc>
+        <w:tc>
+          <w:tcPr>
+            <w:tcW w:w="2161" w:type="dxa"/>
+          </w:tcPr>
+          <w:p>
+            <w:pPr>
+              <w:spacing w:after="0"/>
+              <w:ind w:firstLine="0"/>
+              <w:jc w:val="left"/>
+              <w:rPr>
+                <w:b/>
+                <w:sz w:val="28"/>
+                <w:szCs w:val="28"/>
+                <w:lang w:val="ru-RU"/>
+              </w:rPr>
+            </w:pPr>
+            <w:r>
+              <w:rPr>
+                <w:b/>
+                <w:sz w:val="28"/>
+                <w:szCs w:val="28"/>
+                <w:lang w:val="ru-RU"/>
+              </w:rPr>
+              <w:t>Что будет делать система</w:t>
+            </w:r>
+          </w:p>
+        </w:tc>
+        <w:tc>
+          <w:tcPr>
+            <w:tcW w:w="1915" w:type="dxa"/>
+          </w:tcPr>
+          <w:p>
+            <w:pPr>
+              <w:spacing w:after="0"/>
+              <w:ind w:firstLine="0"/>
+              <w:jc w:val="left"/>
+              <w:rPr>
+                <w:b/>
+                <w:sz w:val="28"/>
+                <w:szCs w:val="28"/>
+                <w:lang w:val="ru-RU"/>
+              </w:rPr>
+            </w:pPr>
+            <w:r>
+              <w:rPr>
+                <w:b/>
+                <w:sz w:val="28"/>
+                <w:szCs w:val="28"/>
+                <w:lang w:val="ru-RU"/>
+              </w:rPr>
+              <w:t>Функция в коде</w:t>
+            </w:r>
+          </w:p>
+        </w:tc>
+      </w:tr>
+      <w:tr>
+        <w:tc>
+          <w:tcPr>
+            <w:tcW w:w="534" w:type="dxa"/>
+          </w:tcPr>
+          <w:p>
+            <w:pPr>
+              <w:spacing w:after="0"/>
+              <w:ind w:firstLine="0"/>
+              <w:jc w:val="left"/>
+              <w:rPr>
+                <w:sz w:val="28"/>
+                <w:szCs w:val="28"/>
+                <w:lang w:val="ru-RU"/>
+              </w:rPr>
+            </w:pPr>
+            <w:r>
+              <w:rPr>
+                <w:sz w:val="28"/>
+                <w:szCs w:val="28"/>
+                <w:lang w:val="ru-RU"/>
+              </w:rPr>
+              <w:t>1</w:t>
+            </w:r>
+          </w:p>
+        </w:tc>
+        <w:tc>
+          <w:tcPr>
+            <w:tcW w:w="2551" w:type="dxa"/>
+          </w:tcPr>
+          <w:p>
+            <w:pPr>
+              <w:spacing w:after="0"/>
+              <w:ind w:firstLine="0"/>
+              <w:jc w:val="left"/>
+              <w:rPr>
+                <w:sz w:val="28"/>
+                <w:szCs w:val="28"/>
+                <w:lang w:val="ru-RU"/>
+              </w:rPr>
+            </w:pPr>
+            <w:r>
+              <w:rPr>
+                <w:sz w:val="28"/>
+                <w:szCs w:val="28"/>
+              </w:rPr>
+              <w:t>Проверить комплектность заявки</w:t>
+            </w:r>
+          </w:p>
+        </w:tc>
+        <w:tc>
+          <w:tcPr>
+            <w:tcW w:w="2410" w:type="dxa"/>
+          </w:tcPr>
+          <w:p>
+            <w:pPr>
+              <w:spacing w:after="0"/>
+              <w:ind w:firstLine="0"/>
+              <w:jc w:val="left"/>
+              <w:rPr>
+                <w:sz w:val="28"/>
+                <w:szCs w:val="28"/>
+                <w:lang w:val="ru-RU"/>
+              </w:rPr>
+            </w:pPr>
+            <w:r>
+              <w:rPr>
+                <w:sz w:val="28"/>
+                <w:szCs w:val="28"/>
+              </w:rPr>
+              <w:t>Администратор вручную сверяет заполненные поля</w:t>
+            </w:r>
+          </w:p>
+        </w:tc>
+        <w:tc>
+          <w:tcPr>
+            <w:tcW w:w="2161" w:type="dxa"/>
+          </w:tcPr>
+          <w:p>
+            <w:pPr>
+              <w:spacing w:after="0"/>
+              <w:ind w:firstLine="0"/>
+              <w:jc w:val="left"/>
+              <w:rPr>
+                <w:sz w:val="28"/>
+                <w:szCs w:val="28"/>
+                <w:lang w:val="ru-RU"/>
+              </w:rPr>
+            </w:pPr>
+            <w:r>
+              <w:rPr>
+                <w:sz w:val="28"/>
+                <w:szCs w:val="28"/>
+              </w:rPr>
+              <w:t xml:space="preserve">Проверяет наличие обязательных данных (сценарий, дата, время, число участников, контакты), </w:t>
+            </w:r>
+            <w:proofErr w:type="spellStart"/>
+            <w:r>
+              <w:rPr>
+                <w:sz w:val="28"/>
+                <w:szCs w:val="28"/>
+              </w:rPr>
+              <w:t>валидирует</w:t>
+            </w:r>
+            <w:proofErr w:type="spellEnd"/>
+            <w:r>
+              <w:rPr>
+                <w:sz w:val="28"/>
+                <w:szCs w:val="28"/>
+              </w:rPr>
+              <w:t xml:space="preserve"> формат телефона и выдаёт список ошибок, если чего-то не хватает</w:t>
+            </w:r>
+          </w:p>
+        </w:tc>
+        <w:tc>
+          <w:tcPr>
+            <w:tcW w:w="1915" w:type="dxa"/>
+          </w:tcPr>
+          <w:p>
+            <w:pPr>
+              <w:spacing w:after="0"/>
+              <w:ind w:firstLine="0"/>
+              <w:jc w:val="left"/>
+              <w:rPr>
+                <w:sz w:val="28"/>
+                <w:szCs w:val="28"/>
+                <w:lang w:val="ru-RU"/>
+              </w:rPr>
+            </w:pPr>
+            <w:proofErr w:type="spellStart"/>
+            <w:r>
+              <w:rPr>
+                <w:rStyle w:val="HTML"/>
+                <w:rFonts w:ascii="Times New Roman" w:eastAsia="Calibri" w:hAnsi="Times New Roman" w:cs="Times New Roman"/>
+                <w:sz w:val="28"/>
+                <w:szCs w:val="28"/>
+              </w:rPr>
+              <w:t>check_request</w:t>
+            </w:r>
+            <w:proofErr w:type="spellEnd"/>
+            <w:r>
+              <w:rPr>
+                <w:rStyle w:val="HTML"/>
+                <w:rFonts w:ascii="Times New Roman" w:eastAsia="Calibri" w:hAnsi="Times New Roman" w:cs="Times New Roman"/>
+                <w:sz w:val="28"/>
+                <w:szCs w:val="28"/>
+              </w:rPr>
+              <w:t>()</w:t>
+            </w:r>
+          </w:p>
+        </w:tc>
+      </w:tr>
+      <w:tr>
+        <w:tc>
+          <w:tcPr>
+            <w:tcW w:w="534" w:type="dxa"/>
+          </w:tcPr>
+          <w:p>
+            <w:pPr>
+              <w:spacing w:after="0"/>
+              <w:ind w:firstLine="0"/>
+              <w:jc w:val="left"/>
+              <w:rPr>
+                <w:sz w:val="28"/>
+                <w:szCs w:val="28"/>
+                <w:lang w:val="ru-RU"/>
+              </w:rPr>
+            </w:pPr>
+            <w:r>
+              <w:rPr>
+                <w:sz w:val="28"/>
+                <w:szCs w:val="28"/>
+                <w:lang w:val="ru-RU"/>
+              </w:rPr>
+              <w:t>2</w:t>
+            </w:r>
+          </w:p>
+        </w:tc>
+        <w:tc>
+          <w:tcPr>
+            <w:tcW w:w="2551" w:type="dxa"/>
+          </w:tcPr>
+          <w:p>
+            <w:pPr>
+              <w:spacing w:after="0"/>
+              <w:ind w:firstLine="0"/>
+              <w:jc w:val="left"/>
+              <w:rPr>
+                <w:sz w:val="28"/>
+                <w:szCs w:val="28"/>
+                <w:lang w:val="ru-RU"/>
+              </w:rPr>
+            </w:pPr>
+            <w:r>
+              <w:rPr>
+                <w:sz w:val="28"/>
+                <w:szCs w:val="28"/>
+              </w:rPr>
+              <w:t>Сверить расписание и свободные слоты</w:t>
+            </w:r>
+          </w:p>
+        </w:tc>
+        <w:tc>
+          <w:tcPr>
+            <w:tcW w:w="2410" w:type="dxa"/>
+          </w:tcPr>
+          <w:p>
+            <w:pPr>
+              <w:spacing w:after="0"/>
+              <w:ind w:firstLine="0"/>
+              <w:jc w:val="left"/>
+              <w:rPr>
+                <w:sz w:val="28"/>
+                <w:szCs w:val="28"/>
+                <w:lang w:val="ru-RU"/>
+              </w:rPr>
+            </w:pPr>
+            <w:r>
+              <w:rPr>
+                <w:sz w:val="28"/>
+                <w:szCs w:val="28"/>
+              </w:rPr>
+              <w:t>Администратор вручную смотрит журнал бронирования</w:t>
+            </w:r>
+          </w:p>
+        </w:tc>
+        <w:tc>
+          <w:tcPr>
+            <w:tcW w:w="2161" w:type="dxa"/>
+          </w:tcPr>
+          <w:p>
+            <w:pPr>
+              <w:spacing w:after="0"/>
+              <w:ind w:firstLine="0"/>
+              <w:jc w:val="left"/>
+              <w:rPr>
+                <w:sz w:val="28"/>
+                <w:szCs w:val="28"/>
+                <w:lang w:val="ru-RU"/>
+              </w:rPr>
+            </w:pPr>
+            <w:r>
+              <w:rPr>
+                <w:sz w:val="28"/>
+                <w:szCs w:val="28"/>
+              </w:rPr>
+              <w:t>Сверяет желаемое время с уже занятыми слотами, автоматически учитывает технологическое время (15 минут) на подготовку оборудования между сеансами</w:t>
+            </w:r>
+          </w:p>
+        </w:tc>
+        <w:tc>
+          <w:tcPr>
+            <w:tcW w:w="1915" w:type="dxa"/>
+          </w:tcPr>
+          <w:p>
+            <w:pPr>
+              <w:spacing w:after="0"/>
+              <w:ind w:firstLine="0"/>
+              <w:jc w:val="left"/>
+              <w:rPr>
+                <w:sz w:val="28"/>
+                <w:szCs w:val="28"/>
+                <w:lang w:val="ru-RU"/>
+              </w:rPr>
+            </w:pPr>
+            <w:proofErr w:type="spellStart"/>
+            <w:r>
+              <w:rPr>
+                <w:rStyle w:val="HTML"/>
+                <w:rFonts w:ascii="Times New Roman" w:eastAsia="Calibri" w:hAnsi="Times New Roman" w:cs="Times New Roman"/>
+                <w:sz w:val="28"/>
+                <w:szCs w:val="28"/>
+              </w:rPr>
+              <w:t>find_free_slot</w:t>
+            </w:r>
+            <w:proofErr w:type="spellEnd"/>
+            <w:r>
+              <w:rPr>
+                <w:rStyle w:val="HTML"/>
+                <w:rFonts w:ascii="Times New Roman" w:eastAsia="Calibri" w:hAnsi="Times New Roman" w:cs="Times New Roman"/>
+                <w:sz w:val="28"/>
+                <w:szCs w:val="28"/>
+              </w:rPr>
+              <w:t>()</w:t>
+            </w:r>
+          </w:p>
+        </w:tc>
+      </w:tr>
+      <w:tr>
+        <w:tc>
+          <w:tcPr>
+            <w:tcW w:w="534" w:type="dxa"/>
+          </w:tcPr>
+          <w:p>
+            <w:pPr>
+              <w:spacing w:after="0"/>
+              <w:ind w:firstLine="0"/>
+              <w:jc w:val="left"/>
+              <w:rPr>
+                <w:sz w:val="28"/>
+                <w:szCs w:val="28"/>
+                <w:lang w:val="ru-RU"/>
+              </w:rPr>
+            </w:pPr>
+            <w:r>
+              <w:rPr>
+                <w:sz w:val="28"/>
+                <w:szCs w:val="28"/>
+                <w:lang w:val="ru-RU"/>
+              </w:rPr>
+              <w:t>3</w:t>
+            </w:r>
+          </w:p>
+        </w:tc>
+        <w:tc>
+          <w:tcPr>
+            <w:tcW w:w="2551" w:type="dxa"/>
+          </w:tcPr>
+          <w:p>
+            <w:pPr>
+              <w:spacing w:after="0"/>
+              <w:ind w:firstLine="0"/>
+              <w:jc w:val="left"/>
+              <w:rPr>
+                <w:sz w:val="28"/>
+                <w:szCs w:val="28"/>
+                <w:lang w:val="ru-RU"/>
+              </w:rPr>
+            </w:pPr>
+            <w:r>
+              <w:rPr>
+                <w:sz w:val="28"/>
+                <w:szCs w:val="28"/>
+              </w:rPr>
+              <w:t>Зафиксировать слот за клиентом</w:t>
+            </w:r>
+          </w:p>
+        </w:tc>
+        <w:tc>
+          <w:tcPr>
+            <w:tcW w:w="2410" w:type="dxa"/>
+          </w:tcPr>
+          <w:p>
+            <w:pPr>
+              <w:spacing w:after="0"/>
+              <w:ind w:firstLine="0"/>
+              <w:jc w:val="left"/>
+              <w:rPr>
+                <w:sz w:val="28"/>
+                <w:szCs w:val="28"/>
+                <w:lang w:val="ru-RU"/>
+              </w:rPr>
+            </w:pPr>
+            <w:r>
+              <w:rPr>
+                <w:sz w:val="28"/>
+                <w:szCs w:val="28"/>
+              </w:rPr>
+              <w:t>Администратор вручную вписывает клиента в журнал</w:t>
+            </w:r>
+          </w:p>
+        </w:tc>
+        <w:tc>
+          <w:tcPr>
+            <w:tcW w:w="2161" w:type="dxa"/>
+          </w:tcPr>
+          <w:p>
+            <w:pPr>
+              <w:spacing w:after="0"/>
+              <w:ind w:firstLine="0"/>
+              <w:jc w:val="left"/>
+              <w:rPr>
+                <w:sz w:val="28"/>
+                <w:szCs w:val="28"/>
+                <w:lang w:val="ru-RU"/>
+              </w:rPr>
+            </w:pPr>
+            <w:r>
+              <w:rPr>
+                <w:sz w:val="28"/>
+                <w:szCs w:val="28"/>
+              </w:rPr>
+              <w:t>Создаёт запись о брони, привязывает её к клиенту и слоту, бло</w:t>
+            </w:r>
+            <w:r>
+              <w:rPr>
+                <w:sz w:val="28"/>
+                <w:szCs w:val="28"/>
+              </w:rPr>
+              <w:t>кирует слот от повторной записи</w:t>
+            </w:r>
+          </w:p>
+        </w:tc>
+        <w:tc>
+          <w:tcPr>
+            <w:tcW w:w="1915" w:type="dxa"/>
+          </w:tcPr>
+          <w:p>
+            <w:pPr>
+              <w:spacing w:after="0"/>
+              <w:ind w:firstLine="0"/>
+              <w:jc w:val="left"/>
+              <w:rPr>
+                <w:sz w:val="28"/>
+                <w:szCs w:val="28"/>
+                <w:lang w:val="ru-RU"/>
+              </w:rPr>
+            </w:pPr>
+            <w:proofErr w:type="spellStart"/>
+            <w:r>
+              <w:rPr>
+                <w:rStyle w:val="HTML"/>
+                <w:rFonts w:ascii="Times New Roman" w:eastAsia="Calibri" w:hAnsi="Times New Roman" w:cs="Times New Roman"/>
+                <w:sz w:val="28"/>
+                <w:szCs w:val="28"/>
+              </w:rPr>
+              <w:t>book_slot</w:t>
+            </w:r>
+            <w:proofErr w:type="spellEnd"/>
+            <w:r>
+              <w:rPr>
+                <w:rStyle w:val="HTML"/>
+                <w:rFonts w:ascii="Times New Roman" w:eastAsia="Calibri" w:hAnsi="Times New Roman" w:cs="Times New Roman"/>
+                <w:sz w:val="28"/>
+                <w:szCs w:val="28"/>
+              </w:rPr>
+              <w:t>()</w:t>
+            </w:r>
+          </w:p>
+        </w:tc>
+      </w:tr>
+      <w:tr>
+        <w:tc>
+          <w:tcPr>
+            <w:tcW w:w="534" w:type="dxa"/>
+          </w:tcPr>
+          <w:p>
+            <w:pPr>
+              <w:spacing w:after="0"/>
+              <w:ind w:firstLine="0"/>
+              <w:jc w:val="left"/>
+              <w:rPr>
+                <w:sz w:val="28"/>
+                <w:szCs w:val="28"/>
+                <w:lang w:val="ru-RU"/>
+              </w:rPr>
+            </w:pPr>
+            <w:r>
+              <w:rPr>
+                <w:sz w:val="28"/>
+                <w:szCs w:val="28"/>
+                <w:lang w:val="ru-RU"/>
+              </w:rPr>
+              <w:t>4</w:t>
+            </w:r>
+          </w:p>
+        </w:tc>
+        <w:tc>
+          <w:tcPr>
+            <w:tcW w:w="2551" w:type="dxa"/>
+          </w:tcPr>
+          <w:p>
+            <w:pPr>
+              <w:spacing w:after="0"/>
+              <w:ind w:firstLine="0"/>
+              <w:jc w:val="left"/>
+              <w:rPr>
+                <w:sz w:val="28"/>
+                <w:szCs w:val="28"/>
+                <w:lang w:val="ru-RU"/>
+              </w:rPr>
+            </w:pPr>
+            <w:r>
+              <w:rPr>
+                <w:sz w:val="28"/>
+                <w:szCs w:val="28"/>
+              </w:rPr>
+              <w:t>Закрыть бронь</w:t>
+            </w:r>
+          </w:p>
+        </w:tc>
+        <w:tc>
+          <w:tcPr>
+            <w:tcW w:w="2410" w:type="dxa"/>
+          </w:tcPr>
+          <w:p>
+            <w:pPr>
+              <w:spacing w:after="0"/>
+              <w:ind w:firstLine="0"/>
+              <w:jc w:val="left"/>
+              <w:rPr>
+                <w:sz w:val="28"/>
+                <w:szCs w:val="28"/>
+                <w:lang w:val="ru-RU"/>
+              </w:rPr>
+            </w:pPr>
+            <w:r>
+              <w:rPr>
+                <w:sz w:val="28"/>
+                <w:szCs w:val="28"/>
+              </w:rPr>
+              <w:t>Администратор вручную ставит отметку в конце дня</w:t>
+            </w:r>
+          </w:p>
+        </w:tc>
+        <w:tc>
+          <w:tcPr>
+            <w:tcW w:w="2161" w:type="dxa"/>
+          </w:tcPr>
+          <w:p>
+            <w:pPr>
+              <w:spacing w:after="0"/>
+              <w:ind w:firstLine="0"/>
+              <w:jc w:val="left"/>
+              <w:rPr>
+                <w:sz w:val="28"/>
+                <w:szCs w:val="28"/>
+                <w:lang w:val="ru-RU"/>
+              </w:rPr>
+            </w:pPr>
+            <w:r>
+              <w:rPr>
+                <w:sz w:val="28"/>
+                <w:szCs w:val="28"/>
+              </w:rPr>
+              <w:t xml:space="preserve">Создаёт запись о проведённом сеансе, автоматически меняет статус </w:t>
+            </w:r>
+            <w:r>
+              <w:rPr>
+                <w:sz w:val="28"/>
+                <w:szCs w:val="28"/>
+              </w:rPr>
+              <w:lastRenderedPageBreak/>
+              <w:t>брони на «Закрыта», сохраняет фактическое время начала и окончания</w:t>
+            </w:r>
+          </w:p>
+        </w:tc>
+        <w:tc>
+          <w:tcPr>
+            <w:tcW w:w="1915" w:type="dxa"/>
+          </w:tcPr>
+          <w:p>
+            <w:pPr>
+              <w:spacing w:after="0"/>
+              <w:ind w:firstLine="0"/>
+              <w:jc w:val="left"/>
+              <w:rPr>
+                <w:sz w:val="28"/>
+                <w:szCs w:val="28"/>
+                <w:lang w:val="ru-RU"/>
+              </w:rPr>
+            </w:pPr>
+            <w:proofErr w:type="spellStart"/>
+            <w:r>
+              <w:rPr>
+                <w:rStyle w:val="HTML"/>
+                <w:rFonts w:ascii="Times New Roman" w:eastAsia="Calibri" w:hAnsi="Times New Roman" w:cs="Times New Roman"/>
+                <w:sz w:val="28"/>
+                <w:szCs w:val="28"/>
+              </w:rPr>
+              <w:lastRenderedPageBreak/>
+              <w:t>close_booking</w:t>
+            </w:r>
+            <w:proofErr w:type="spellEnd"/>
+            <w:r>
+              <w:rPr>
+                <w:rStyle w:val="HTML"/>
+                <w:rFonts w:ascii="Times New Roman" w:eastAsia="Calibri" w:hAnsi="Times New Roman" w:cs="Times New Roman"/>
+                <w:sz w:val="28"/>
+                <w:szCs w:val="28"/>
+              </w:rPr>
+              <w:t>()</w:t>
+            </w:r>
+          </w:p>
+        </w:tc>
+      </w:tr>
+    </w:tbl>
+    <w:p>
+      <w:pPr>
         <w:spacing w:after="0" w:line="360" w:lineRule="auto"/>
         <w:jc w:val="both"/>
         <w:rPr>
@@ -8093,29 +9045,58 @@
         <w:spacing w:after="0" w:line="360" w:lineRule="auto"/>
         <w:jc w:val="both"/>
         <w:rPr>
-          <w:b/>
-          <w:sz w:val="28"/>
-          <w:szCs w:val="28"/>
-          <w:lang w:val="ru-RU"/>
-        </w:rPr>
-      </w:pPr>
-      <w:r>
-        <w:rPr>
-          <w:b/>
-          <w:sz w:val="28"/>
-          <w:szCs w:val="28"/>
-          <w:lang w:val="ru-RU"/>
-        </w:rPr>
-        <w:t xml:space="preserve">2.2. </w:t>
-      </w:r>
-      <w:r>
-        <w:rPr>
-          <w:b/>
-          <w:sz w:val="28"/>
-          <w:szCs w:val="28"/>
-          <w:lang w:val="ru-RU"/>
-        </w:rPr>
-        <w:t>Логическая модель данных</w:t>
+          <w:sz w:val="28"/>
+          <w:szCs w:val="28"/>
+          <w:lang w:val="ru-RU"/>
+        </w:rPr>
+      </w:pPr>
+      <w:r>
+        <w:rPr>
+          <w:sz w:val="28"/>
+          <w:szCs w:val="28"/>
+          <w:lang w:val="ru-RU"/>
+        </w:rPr>
+        <w:t xml:space="preserve">Таким образом, система </w:t>
+      </w:r>
+      <w:r>
+        <w:rPr>
+          <w:sz w:val="28"/>
+          <w:szCs w:val="28"/>
+          <w:lang w:val="ru-RU"/>
+        </w:rPr>
+        <w:t>автоматизирует</w:t>
+      </w:r>
+      <w:r>
+        <w:rPr>
+          <w:sz w:val="28"/>
+          <w:szCs w:val="28"/>
+          <w:lang w:val="ru-RU"/>
+        </w:rPr>
+        <w:t xml:space="preserve"> четыре операции: проверка комплектности заявки, сверку расписания, фиксирование и закрытие брони</w:t>
+      </w:r>
+      <w:r>
+        <w:rPr>
+          <w:sz w:val="28"/>
+          <w:szCs w:val="28"/>
+          <w:lang w:val="ru-RU"/>
+        </w:rPr>
+        <w:t>. Остальные шаги пр</w:t>
+      </w:r>
+      <w:r>
+        <w:rPr>
+          <w:sz w:val="28"/>
+          <w:szCs w:val="28"/>
+          <w:lang w:val="ru-RU"/>
+        </w:rPr>
+        <w:t>оцесса (инструктаж, санобработка</w:t>
+      </w:r>
+      <w:r>
+        <w:rPr>
+          <w:sz w:val="28"/>
+          <w:szCs w:val="28"/>
+          <w:lang w:val="ru-RU"/>
+        </w:rPr>
+        <w:t xml:space="preserve"> и контроль сеанса) остаются за персоналом.</w:t>
       </w:r>
     </w:p>
     <w:p>
@@ -8128,143 +9109,44 @@
           <w:lang w:val="ru-RU"/>
         </w:rPr>
       </w:pPr>
-      <w:r>
-        <w:rPr>
-          <w:sz w:val="28"/>
-          <w:szCs w:val="28"/>
-          <w:lang w:val="ru-RU"/>
-        </w:rPr>
-        <w:t xml:space="preserve">Логическая модель данных описывает сущности </w:t>
-      </w:r>
-      <w:r>
-        <w:rPr>
-          <w:sz w:val="28"/>
-          <w:szCs w:val="28"/>
-          <w:lang w:val="ru-RU"/>
-        </w:rPr>
-        <w:t>необходимые</w:t>
-      </w:r>
-      <w:r>
-        <w:rPr>
-          <w:sz w:val="28"/>
-          <w:szCs w:val="28"/>
-          <w:lang w:val="ru-RU"/>
-        </w:rPr>
-        <w:t xml:space="preserve"> для работы основного бизнес-процесса, без привязки к конкретной СУБД. Типы столбцов, индексы и </w:t>
-      </w:r>
-      <w:r>
-        <w:rPr>
-          <w:sz w:val="28"/>
-          <w:szCs w:val="28"/>
-          <w:lang w:val="en-US"/>
-        </w:rPr>
-        <w:t>SQL</w:t>
-      </w:r>
-      <w:r>
-        <w:rPr>
-          <w:sz w:val="28"/>
-          <w:szCs w:val="28"/>
-          <w:lang w:val="ru-RU"/>
-        </w:rPr>
-        <w:t xml:space="preserve"> будут определены на этапе построения физической модели. Источником сущностей послужили объекты данных, показанные на </w:t>
-      </w:r>
-      <w:r>
-        <w:rPr>
-          <w:sz w:val="28"/>
-          <w:szCs w:val="28"/>
-          <w:lang w:val="en-US"/>
-        </w:rPr>
-        <w:t>BPMN</w:t>
-      </w:r>
-      <w:r>
-        <w:rPr>
-          <w:sz w:val="28"/>
-          <w:szCs w:val="28"/>
-          <w:lang w:val="ru-RU"/>
-        </w:rPr>
-        <w:t>-диаграмме (рисунок 1): заявка, слот, бронь, оборудование, сеанс, сценарий, сотрудник.</w:t>
-      </w:r>
     </w:p>
     <w:p>
       <w:pPr>
         <w:spacing w:after="0" w:line="360" w:lineRule="auto"/>
         <w:jc w:val="both"/>
         <w:rPr>
-          <w:sz w:val="28"/>
-          <w:szCs w:val="28"/>
-          <w:lang w:val="ru-RU"/>
-        </w:rPr>
-      </w:pPr>
-      <w:r>
-        <w:rPr>
-          <w:sz w:val="28"/>
-          <w:szCs w:val="28"/>
-          <w:lang w:val="ru-RU"/>
-        </w:rPr>
-        <w:lastRenderedPageBreak/>
-        <w:t xml:space="preserve">Модель содержит восемь сущностей, связанных между собой. Для </w:t>
-      </w:r>
-      <w:proofErr w:type="gramStart"/>
-      <w:r>
-        <w:rPr>
-          <w:sz w:val="28"/>
-          <w:szCs w:val="28"/>
-          <w:lang w:val="ru-RU"/>
-        </w:rPr>
-        <w:t>построении</w:t>
-      </w:r>
-      <w:proofErr w:type="gramEnd"/>
-      <w:r>
-        <w:rPr>
-          <w:sz w:val="28"/>
-          <w:szCs w:val="28"/>
-          <w:lang w:val="ru-RU"/>
-        </w:rPr>
-        <w:t xml:space="preserve"> модели были использована нотация «вороньи лапки» (</w:t>
-      </w:r>
-      <w:proofErr w:type="spellStart"/>
-      <w:r>
-        <w:rPr>
-          <w:sz w:val="28"/>
-          <w:szCs w:val="28"/>
-          <w:lang w:val="ru-RU"/>
-        </w:rPr>
-        <w:t>crow's</w:t>
-      </w:r>
-      <w:proofErr w:type="spellEnd"/>
-      <w:r>
-        <w:rPr>
-          <w:sz w:val="28"/>
-          <w:szCs w:val="28"/>
-          <w:lang w:val="ru-RU"/>
-        </w:rPr>
-        <w:t xml:space="preserve"> </w:t>
-      </w:r>
-      <w:proofErr w:type="spellStart"/>
-      <w:r>
-        <w:rPr>
-          <w:sz w:val="28"/>
-          <w:szCs w:val="28"/>
-          <w:lang w:val="ru-RU"/>
-        </w:rPr>
-        <w:t>foot</w:t>
-      </w:r>
-      <w:proofErr w:type="spellEnd"/>
-      <w:r>
-        <w:rPr>
-          <w:sz w:val="28"/>
-          <w:szCs w:val="28"/>
-          <w:lang w:val="ru-RU"/>
-        </w:rPr>
-        <w:t>).</w:t>
-      </w:r>
-      <w:r>
-        <w:rPr>
-          <w:sz w:val="28"/>
-          <w:szCs w:val="28"/>
-          <w:lang w:val="ru-RU"/>
-        </w:rPr>
-        <w:t xml:space="preserve"> Диаграмма приведена на рисунке 2, а сущности в таблице 2.</w:t>
+          <w:b/>
+          <w:sz w:val="28"/>
+          <w:szCs w:val="28"/>
+          <w:lang w:val="ru-RU"/>
+        </w:rPr>
+      </w:pPr>
+      <w:r>
+        <w:rPr>
+          <w:b/>
+          <w:sz w:val="28"/>
+          <w:szCs w:val="28"/>
+          <w:lang w:val="ru-RU"/>
+        </w:rPr>
+        <w:t>2.3</w:t>
+      </w:r>
+      <w:r>
+        <w:rPr>
+          <w:b/>
+          <w:sz w:val="28"/>
+          <w:szCs w:val="28"/>
+          <w:lang w:val="ru-RU"/>
+        </w:rPr>
+        <w:t xml:space="preserve">. </w:t>
+      </w:r>
+      <w:r>
+        <w:rPr>
+          <w:b/>
+          <w:sz w:val="28"/>
+          <w:szCs w:val="28"/>
+          <w:lang w:val="ru-RU"/>
+        </w:rPr>
+        <w:t>Логическая модель данных</w:t>
       </w:r>
     </w:p>
     <w:p>
@@ -8277,6 +9159,94 @@
           <w:lang w:val="ru-RU"/>
         </w:rPr>
       </w:pPr>
+      <w:r>
+        <w:rPr>
+          <w:sz w:val="28"/>
+          <w:szCs w:val="28"/>
+          <w:lang w:val="ru-RU"/>
+        </w:rPr>
+        <w:t xml:space="preserve">Логическая модель данных описывает сущности </w:t>
+      </w:r>
+      <w:r>
+        <w:rPr>
+          <w:sz w:val="28"/>
+          <w:szCs w:val="28"/>
+          <w:lang w:val="ru-RU"/>
+        </w:rPr>
+        <w:t>необходимые</w:t>
+      </w:r>
+      <w:r>
+        <w:rPr>
+          <w:sz w:val="28"/>
+          <w:szCs w:val="28"/>
+          <w:lang w:val="ru-RU"/>
+        </w:rPr>
+        <w:t xml:space="preserve"> для работы основного бизнес-процесса, без привязки к конкретной СУБД. Типы столбцов, индексы и </w:t>
+      </w:r>
+      <w:r>
+        <w:rPr>
+          <w:sz w:val="28"/>
+          <w:szCs w:val="28"/>
+          <w:lang w:val="en-US"/>
+        </w:rPr>
+        <w:t>SQL</w:t>
+      </w:r>
+      <w:r>
+        <w:rPr>
+          <w:sz w:val="28"/>
+          <w:szCs w:val="28"/>
+          <w:lang w:val="ru-RU"/>
+        </w:rPr>
+        <w:t xml:space="preserve"> будут определены на этапе построения физической модели. Источником сущностей послужили объекты данных, показанные на </w:t>
+      </w:r>
+      <w:r>
+        <w:rPr>
+          <w:sz w:val="28"/>
+          <w:szCs w:val="28"/>
+          <w:lang w:val="en-US"/>
+        </w:rPr>
+        <w:t>BPMN</w:t>
+      </w:r>
+      <w:r>
+        <w:rPr>
+          <w:sz w:val="28"/>
+          <w:szCs w:val="28"/>
+          <w:lang w:val="ru-RU"/>
+        </w:rPr>
+        <w:t xml:space="preserve">-диаграмме (рисунок 1): </w:t>
+      </w:r>
+      <w:r>
+        <w:rPr>
+          <w:sz w:val="28"/>
+          <w:szCs w:val="28"/>
+          <w:lang w:val="ru-RU"/>
+        </w:rPr>
+        <w:t xml:space="preserve">клиент, </w:t>
+      </w:r>
+      <w:r>
+        <w:rPr>
+          <w:sz w:val="28"/>
+          <w:szCs w:val="28"/>
+          <w:lang w:val="ru-RU"/>
+        </w:rPr>
+        <w:t>заявка, слот, бронь, оборудование, сценарий,</w:t>
+      </w:r>
+      <w:r>
+        <w:rPr>
+          <w:sz w:val="28"/>
+          <w:szCs w:val="28"/>
+          <w:lang w:val="ru-RU"/>
+        </w:rPr>
+        <w:t xml:space="preserve"> сеанс,</w:t>
+      </w:r>
+      <w:r>
+        <w:rPr>
+          <w:sz w:val="28"/>
+          <w:szCs w:val="28"/>
+          <w:lang w:val="ru-RU"/>
+        </w:rPr>
+        <w:t xml:space="preserve"> сотрудник.</w:t>
+      </w:r>
     </w:p>
     <w:p>
       <w:pPr>
@@ -8294,7 +9264,67 @@
           <w:szCs w:val="28"/>
           <w:lang w:val="ru-RU"/>
         </w:rPr>
-        <w:t>Кроме того дополнительно опишем связи между сущностями (таблица 3).</w:t>
+        <w:t>Модель содержит восемь сущностей, связанных меж</w:t>
+      </w:r>
+      <w:r>
+        <w:rPr>
+          <w:sz w:val="28"/>
+          <w:szCs w:val="28"/>
+          <w:lang w:val="ru-RU"/>
+        </w:rPr>
+        <w:t>ду собой. Для построения</w:t>
+      </w:r>
+      <w:r>
+        <w:rPr>
+          <w:sz w:val="28"/>
+          <w:szCs w:val="28"/>
+          <w:lang w:val="ru-RU"/>
+        </w:rPr>
+        <w:t xml:space="preserve"> модели были использована нотация «вороньи лапки» (</w:t>
+      </w:r>
+      <w:proofErr w:type="spellStart"/>
+      <w:r>
+        <w:rPr>
+          <w:sz w:val="28"/>
+          <w:szCs w:val="28"/>
+          <w:lang w:val="ru-RU"/>
+        </w:rPr>
+        <w:t>crow's</w:t>
+      </w:r>
+      <w:proofErr w:type="spellEnd"/>
+      <w:r>
+        <w:rPr>
+          <w:sz w:val="28"/>
+          <w:szCs w:val="28"/>
+          <w:lang w:val="ru-RU"/>
+        </w:rPr>
+        <w:t xml:space="preserve"> </w:t>
+      </w:r>
+      <w:proofErr w:type="spellStart"/>
+      <w:r>
+        <w:rPr>
+          <w:sz w:val="28"/>
+          <w:szCs w:val="28"/>
+          <w:lang w:val="ru-RU"/>
+        </w:rPr>
+        <w:t>foot</w:t>
+      </w:r>
+      <w:proofErr w:type="spellEnd"/>
+      <w:r>
+        <w:rPr>
+          <w:sz w:val="28"/>
+          <w:szCs w:val="28"/>
+          <w:lang w:val="ru-RU"/>
+        </w:rPr>
+        <w:t>).</w:t>
+      </w:r>
+      <w:r>
+        <w:rPr>
+          <w:sz w:val="28"/>
+          <w:szCs w:val="28"/>
+          <w:lang w:val="ru-RU"/>
+        </w:rPr>
+        <w:t xml:space="preserve"> Диаграмма приведена на рисунке 2, а сущности в таблице 2.</w:t>
       </w:r>
     </w:p>
     <w:p>
@@ -8307,6 +9337,63 @@
           <w:lang w:val="ru-RU"/>
         </w:rPr>
       </w:pPr>
+      <w:r>
+        <w:rPr>
+          <w:noProof/>
+          <w:sz w:val="28"/>
+          <w:szCs w:val="28"/>
+          <w:lang w:val="ru-RU"/>
+        </w:rPr>
+        <w:lastRenderedPageBreak/>
+        <w:drawing>
+          <wp:inline distT="0" distB="0" distL="0" distR="0">
+            <wp:extent cx="5934075" cy="6267450"/>
+            <wp:effectExtent l="0" t="0" r="0" b="0"/>
+            <wp:docPr id="4" name="Рисунок 4" descr="C:\Users\Sofiya\Downloads\er_logical.png"/>
+            <wp:cNvGraphicFramePr>
+              <a:graphicFrameLocks xmlns:a="http://schemas.openxmlformats.org/drawingml/2006/main" noChangeAspect="1"/>
+            </wp:cNvGraphicFramePr>
+            <a:graphic xmlns:a="http://schemas.openxmlformats.org/drawingml/2006/main">
+              <a:graphicData uri="http://schemas.openxmlformats.org/drawingml/2006/picture">
+                <pic:pic xmlns:pic="http://schemas.openxmlformats.org/drawingml/2006/picture">
+                  <pic:nvPicPr>
+                    <pic:cNvPr id="0" name="Picture 4" descr="C:\Users\Sofiya\Downloads\er_logical.png"/>
+                    <pic:cNvPicPr>
+                      <a:picLocks noChangeAspect="1" noChangeArrowheads="1"/>
+                    </pic:cNvPicPr>
+                  </pic:nvPicPr>
+                  <pic:blipFill>
+                    <a:blip r:embed="rId8">
+                      <a:extLst>
+                        <a:ext uri="{28A0092B-C50C-407E-A947-70E740481C1C}">
+                          <a14:useLocalDpi xmlns:a14="http://schemas.microsoft.com/office/drawing/2010/main" val="0"/>
+                        </a:ext>
+                      </a:extLst>
+                    </a:blip>
+                    <a:srcRect/>
+                    <a:stretch>
+                      <a:fillRect/>
+                    </a:stretch>
+                  </pic:blipFill>
+                  <pic:spPr bwMode="auto">
+                    <a:xfrm>
+                      <a:off x="0" y="0"/>
+                      <a:ext cx="5934075" cy="6267450"/>
+                    </a:xfrm>
+                    <a:prstGeom prst="rect">
+                      <a:avLst/>
+                    </a:prstGeom>
+                    <a:noFill/>
+                    <a:ln>
+                      <a:noFill/>
+                    </a:ln>
+                  </pic:spPr>
+                </pic:pic>
+              </a:graphicData>
+            </a:graphic>
+          </wp:inline>
+        </w:drawing>
+      </w:r>
     </w:p>
     <w:p>
       <w:pPr>
@@ -8318,124 +9405,3520 @@
           <w:lang w:val="ru-RU"/>
         </w:rPr>
       </w:pPr>
-      <w:r>
-        <w:rPr>
-          <w:sz w:val="28"/>
-          <w:szCs w:val="28"/>
-          <w:lang w:val="ru-RU"/>
-        </w:rPr>
-        <w:t xml:space="preserve">Логическая модель данных приведена к третьей нормальной форме (3НФ). При ней все атрибуты </w:t>
-      </w:r>
-      <w:proofErr w:type="spellStart"/>
-      <w:r>
-        <w:rPr>
-          <w:sz w:val="28"/>
-          <w:szCs w:val="28"/>
-          <w:lang w:val="ru-RU"/>
-        </w:rPr>
-        <w:t>атомарны</w:t>
-      </w:r>
-      <w:proofErr w:type="spellEnd"/>
-      <w:r>
-        <w:rPr>
-          <w:sz w:val="28"/>
-          <w:szCs w:val="28"/>
-          <w:lang w:val="ru-RU"/>
-        </w:rPr>
-        <w:t xml:space="preserve">, каждый </w:t>
-      </w:r>
-      <w:proofErr w:type="spellStart"/>
-      <w:r>
-        <w:rPr>
-          <w:sz w:val="28"/>
-          <w:szCs w:val="28"/>
-          <w:lang w:val="ru-RU"/>
-        </w:rPr>
-        <w:t>неключевой</w:t>
-      </w:r>
-      <w:proofErr w:type="spellEnd"/>
-      <w:r>
-        <w:rPr>
-          <w:sz w:val="28"/>
-          <w:szCs w:val="28"/>
-          <w:lang w:val="ru-RU"/>
-        </w:rPr>
-        <w:t xml:space="preserve"> атрибут зависит от </w:t>
-      </w:r>
-      <w:r>
-        <w:rPr>
-          <w:sz w:val="28"/>
-          <w:szCs w:val="28"/>
-          <w:lang w:val="ru-RU"/>
-        </w:rPr>
-        <w:t xml:space="preserve">полного первичного ключа, и при этом отсутствуют транзитивные зависимости между </w:t>
-      </w:r>
-      <w:proofErr w:type="spellStart"/>
-      <w:r>
-        <w:rPr>
-          <w:sz w:val="28"/>
-          <w:szCs w:val="28"/>
-          <w:lang w:val="ru-RU"/>
-        </w:rPr>
-        <w:t>неключевым</w:t>
-      </w:r>
-      <w:proofErr w:type="spellEnd"/>
-      <w:r>
-        <w:rPr>
-          <w:sz w:val="28"/>
-          <w:szCs w:val="28"/>
-          <w:lang w:val="ru-RU"/>
-        </w:rPr>
-        <w:t xml:space="preserve"> атрибутами. Это позволяет устранить избыточность данных и предотвратить аномалии при их изменении.</w:t>
-      </w:r>
+    </w:p>
+    <w:tbl>
+      <w:tblPr>
+        <w:tblStyle w:val="a6"/>
+        <w:tblW w:w="0" w:type="auto"/>
+        <w:tblLayout w:type="fixed"/>
+        <w:tblLook w:val="04A0" w:firstRow="1" w:lastRow="0" w:firstColumn="1" w:lastColumn="0" w:noHBand="0" w:noVBand="1"/>
+      </w:tblPr>
+      <w:tblGrid>
+        <w:gridCol w:w="534"/>
+        <w:gridCol w:w="1559"/>
+        <w:gridCol w:w="1843"/>
+        <w:gridCol w:w="2268"/>
+        <w:gridCol w:w="1559"/>
+        <w:gridCol w:w="1808"/>
+      </w:tblGrid>
+      <w:tr>
+        <w:trPr>
+          <w:tblHeader/>
+        </w:trPr>
+        <w:tc>
+          <w:tcPr>
+            <w:tcW w:w="534" w:type="dxa"/>
+          </w:tcPr>
+          <w:p>
+            <w:pPr>
+              <w:spacing w:after="0"/>
+              <w:ind w:firstLine="0"/>
+              <w:rPr>
+                <w:b/>
+                <w:sz w:val="28"/>
+                <w:szCs w:val="28"/>
+                <w:lang w:val="ru-RU"/>
+              </w:rPr>
+            </w:pPr>
+            <w:r>
+              <w:rPr>
+                <w:b/>
+                <w:sz w:val="28"/>
+                <w:szCs w:val="28"/>
+                <w:lang w:val="ru-RU"/>
+              </w:rPr>
+              <w:t>№</w:t>
+            </w:r>
+          </w:p>
+        </w:tc>
+        <w:tc>
+          <w:tcPr>
+            <w:tcW w:w="1559" w:type="dxa"/>
+          </w:tcPr>
+          <w:p>
+            <w:pPr>
+              <w:spacing w:after="0"/>
+              <w:ind w:firstLine="0"/>
+              <w:rPr>
+                <w:b/>
+                <w:sz w:val="28"/>
+                <w:szCs w:val="28"/>
+                <w:lang w:val="ru-RU"/>
+              </w:rPr>
+            </w:pPr>
+            <w:r>
+              <w:rPr>
+                <w:b/>
+                <w:sz w:val="28"/>
+                <w:szCs w:val="28"/>
+                <w:lang w:val="ru-RU"/>
+              </w:rPr>
+              <w:t>Название</w:t>
+            </w:r>
+          </w:p>
+        </w:tc>
+        <w:tc>
+          <w:tcPr>
+            <w:tcW w:w="1843" w:type="dxa"/>
+          </w:tcPr>
+          <w:p>
+            <w:pPr>
+              <w:spacing w:after="0"/>
+              <w:ind w:firstLine="0"/>
+              <w:rPr>
+                <w:b/>
+                <w:sz w:val="28"/>
+                <w:szCs w:val="28"/>
+                <w:lang w:val="ru-RU"/>
+              </w:rPr>
+            </w:pPr>
+            <w:r>
+              <w:rPr>
+                <w:b/>
+                <w:sz w:val="28"/>
+                <w:szCs w:val="28"/>
+                <w:lang w:val="ru-RU"/>
+              </w:rPr>
+              <w:t>Назначение</w:t>
+            </w:r>
+          </w:p>
+        </w:tc>
+        <w:tc>
+          <w:tcPr>
+            <w:tcW w:w="2268" w:type="dxa"/>
+          </w:tcPr>
+          <w:p>
+            <w:pPr>
+              <w:spacing w:after="0"/>
+              <w:ind w:firstLine="0"/>
+              <w:rPr>
+                <w:b/>
+                <w:sz w:val="28"/>
+                <w:szCs w:val="28"/>
+                <w:lang w:val="ru-RU"/>
+              </w:rPr>
+            </w:pPr>
+            <w:r>
+              <w:rPr>
+                <w:b/>
+                <w:sz w:val="28"/>
+                <w:szCs w:val="28"/>
+                <w:lang w:val="ru-RU"/>
+              </w:rPr>
+              <w:t>Атрибуты</w:t>
+            </w:r>
+          </w:p>
+        </w:tc>
+        <w:tc>
+          <w:tcPr>
+            <w:tcW w:w="1559" w:type="dxa"/>
+          </w:tcPr>
+          <w:p>
+            <w:pPr>
+              <w:tabs>
+                <w:tab w:val="left" w:pos="1087"/>
+              </w:tabs>
+              <w:spacing w:after="0"/>
+              <w:ind w:firstLine="0"/>
+              <w:rPr>
+                <w:b/>
+                <w:sz w:val="28"/>
+                <w:szCs w:val="28"/>
+                <w:lang w:val="ru-RU"/>
+              </w:rPr>
+            </w:pPr>
+            <w:r>
+              <w:rPr>
+                <w:b/>
+                <w:sz w:val="28"/>
+                <w:szCs w:val="28"/>
+                <w:lang w:val="ru-RU"/>
+              </w:rPr>
+              <w:t>Первичный ключ</w:t>
+            </w:r>
+          </w:p>
+        </w:tc>
+        <w:tc>
+          <w:tcPr>
+            <w:tcW w:w="1808" w:type="dxa"/>
+          </w:tcPr>
+          <w:p>
+            <w:pPr>
+              <w:spacing w:after="0"/>
+              <w:ind w:firstLine="0"/>
+              <w:rPr>
+                <w:b/>
+                <w:sz w:val="28"/>
+                <w:szCs w:val="28"/>
+                <w:lang w:val="ru-RU"/>
+              </w:rPr>
+            </w:pPr>
+            <w:r>
+              <w:rPr>
+                <w:b/>
+                <w:sz w:val="28"/>
+                <w:szCs w:val="28"/>
+                <w:lang w:val="ru-RU"/>
+              </w:rPr>
+              <w:t>Внешние ключи</w:t>
+            </w:r>
+          </w:p>
+        </w:tc>
+      </w:tr>
+      <w:tr>
+        <w:tc>
+          <w:tcPr>
+            <w:tcW w:w="534" w:type="dxa"/>
+          </w:tcPr>
+          <w:p>
+            <w:pPr>
+              <w:spacing w:after="0"/>
+              <w:ind w:firstLine="0"/>
+              <w:rPr>
+                <w:sz w:val="28"/>
+                <w:szCs w:val="28"/>
+                <w:lang w:val="ru-RU"/>
+              </w:rPr>
+            </w:pPr>
+            <w:r>
+              <w:rPr>
+                <w:sz w:val="28"/>
+                <w:szCs w:val="28"/>
+                <w:lang w:val="ru-RU"/>
+              </w:rPr>
+              <w:t>1</w:t>
+            </w:r>
+          </w:p>
+        </w:tc>
+        <w:tc>
+          <w:tcPr>
+            <w:tcW w:w="1559" w:type="dxa"/>
+          </w:tcPr>
+          <w:p>
+            <w:pPr>
+              <w:spacing w:after="0"/>
+              <w:ind w:firstLine="0"/>
+              <w:rPr>
+                <w:sz w:val="28"/>
+                <w:szCs w:val="28"/>
+                <w:lang w:val="ru-RU"/>
+              </w:rPr>
+            </w:pPr>
+            <w:r>
+              <w:rPr>
+                <w:sz w:val="28"/>
+                <w:szCs w:val="28"/>
+                <w:lang w:val="ru-RU"/>
+              </w:rPr>
+              <w:t>Клиент</w:t>
+            </w:r>
+            <w:r>
+              <w:rPr>
+                <w:sz w:val="28"/>
+                <w:szCs w:val="28"/>
+                <w:lang w:val="ru-RU"/>
+              </w:rPr>
+              <w:t xml:space="preserve"> </w:t>
+            </w:r>
+            <w:r>
+              <w:rPr>
+                <w:sz w:val="28"/>
+                <w:szCs w:val="28"/>
+              </w:rPr>
+              <w:t>(</w:t>
+            </w:r>
+            <w:proofErr w:type="spellStart"/>
+            <w:r>
+              <w:rPr>
+                <w:sz w:val="28"/>
+                <w:szCs w:val="28"/>
+              </w:rPr>
+              <w:t>Client</w:t>
+            </w:r>
+            <w:proofErr w:type="spellEnd"/>
+            <w:r>
+              <w:rPr>
+                <w:sz w:val="28"/>
+                <w:szCs w:val="28"/>
+              </w:rPr>
+              <w:t>)</w:t>
+            </w:r>
+          </w:p>
+        </w:tc>
+        <w:tc>
+          <w:tcPr>
+            <w:tcW w:w="1843" w:type="dxa"/>
+          </w:tcPr>
+          <w:p>
+            <w:pPr>
+              <w:spacing w:after="0"/>
+              <w:ind w:firstLine="0"/>
+              <w:rPr>
+                <w:sz w:val="28"/>
+                <w:szCs w:val="28"/>
+                <w:lang w:val="ru-RU"/>
+              </w:rPr>
+            </w:pPr>
+            <w:r>
+              <w:rPr>
+                <w:sz w:val="28"/>
+                <w:szCs w:val="28"/>
+              </w:rPr>
+              <w:t>Хранит информацию о посетителях арены</w:t>
+            </w:r>
+          </w:p>
+        </w:tc>
+        <w:tc>
+          <w:tcPr>
+            <w:tcW w:w="2268" w:type="dxa"/>
+          </w:tcPr>
+          <w:p>
+            <w:pPr>
+              <w:spacing w:after="0"/>
+              <w:ind w:firstLine="0"/>
+              <w:rPr>
+                <w:sz w:val="28"/>
+                <w:szCs w:val="28"/>
+                <w:lang w:val="en-US"/>
+              </w:rPr>
+            </w:pPr>
+            <w:proofErr w:type="spellStart"/>
+            <w:r>
+              <w:rPr>
+                <w:rStyle w:val="HTML"/>
+                <w:rFonts w:ascii="Times New Roman" w:eastAsia="Calibri" w:hAnsi="Times New Roman" w:cs="Times New Roman"/>
+                <w:sz w:val="28"/>
+                <w:szCs w:val="28"/>
+                <w:lang w:val="en-US"/>
+              </w:rPr>
+              <w:t>client_id</w:t>
+            </w:r>
+            <w:proofErr w:type="spellEnd"/>
+            <w:r>
+              <w:rPr>
+                <w:sz w:val="28"/>
+                <w:szCs w:val="28"/>
+                <w:lang w:val="en-US"/>
+              </w:rPr>
+              <w:t xml:space="preserve">, </w:t>
+            </w:r>
+            <w:proofErr w:type="spellStart"/>
+            <w:r>
+              <w:rPr>
+                <w:rStyle w:val="HTML"/>
+                <w:rFonts w:ascii="Times New Roman" w:eastAsia="Calibri" w:hAnsi="Times New Roman" w:cs="Times New Roman"/>
+                <w:sz w:val="28"/>
+                <w:szCs w:val="28"/>
+                <w:lang w:val="en-US"/>
+              </w:rPr>
+              <w:t>last_name</w:t>
+            </w:r>
+            <w:proofErr w:type="spellEnd"/>
+            <w:r>
+              <w:rPr>
+                <w:sz w:val="28"/>
+                <w:szCs w:val="28"/>
+                <w:lang w:val="en-US"/>
+              </w:rPr>
+              <w:t xml:space="preserve">, </w:t>
+            </w:r>
+            <w:proofErr w:type="spellStart"/>
+            <w:r>
+              <w:rPr>
+                <w:rStyle w:val="HTML"/>
+                <w:rFonts w:ascii="Times New Roman" w:eastAsia="Calibri" w:hAnsi="Times New Roman" w:cs="Times New Roman"/>
+                <w:sz w:val="28"/>
+                <w:szCs w:val="28"/>
+                <w:lang w:val="en-US"/>
+              </w:rPr>
+              <w:t>first_name</w:t>
+            </w:r>
+            <w:proofErr w:type="spellEnd"/>
+            <w:r>
+              <w:rPr>
+                <w:sz w:val="28"/>
+                <w:szCs w:val="28"/>
+                <w:lang w:val="en-US"/>
+              </w:rPr>
+              <w:t xml:space="preserve">, </w:t>
+            </w:r>
+            <w:proofErr w:type="spellStart"/>
+            <w:r>
+              <w:rPr>
+                <w:sz w:val="28"/>
+                <w:szCs w:val="28"/>
+                <w:lang w:val="en-US"/>
+              </w:rPr>
+              <w:t>middle_name</w:t>
+            </w:r>
+            <w:proofErr w:type="spellEnd"/>
+            <w:r>
+              <w:rPr>
+                <w:sz w:val="28"/>
+                <w:szCs w:val="28"/>
+                <w:lang w:val="en-US"/>
+              </w:rPr>
+              <w:t xml:space="preserve">, </w:t>
+            </w:r>
+            <w:r>
+              <w:rPr>
+                <w:rStyle w:val="HTML"/>
+                <w:rFonts w:ascii="Times New Roman" w:eastAsia="Calibri" w:hAnsi="Times New Roman" w:cs="Times New Roman"/>
+                <w:sz w:val="28"/>
+                <w:szCs w:val="28"/>
+                <w:lang w:val="en-US"/>
+              </w:rPr>
+              <w:t>phone</w:t>
+            </w:r>
+            <w:r>
+              <w:rPr>
+                <w:sz w:val="28"/>
+                <w:szCs w:val="28"/>
+                <w:lang w:val="en-US"/>
+              </w:rPr>
+              <w:t xml:space="preserve">, </w:t>
+            </w:r>
+            <w:r>
+              <w:rPr>
+                <w:rStyle w:val="HTML"/>
+                <w:rFonts w:ascii="Times New Roman" w:eastAsia="Calibri" w:hAnsi="Times New Roman" w:cs="Times New Roman"/>
+                <w:sz w:val="28"/>
+                <w:szCs w:val="28"/>
+                <w:lang w:val="en-US"/>
+              </w:rPr>
+              <w:t>email</w:t>
+            </w:r>
+          </w:p>
+        </w:tc>
+        <w:tc>
+          <w:tcPr>
+            <w:tcW w:w="1559" w:type="dxa"/>
+          </w:tcPr>
+          <w:p>
+            <w:pPr>
+              <w:spacing w:after="0"/>
+              <w:ind w:firstLine="0"/>
+              <w:rPr>
+                <w:sz w:val="28"/>
+                <w:szCs w:val="28"/>
+                <w:lang w:val="ru-RU"/>
+              </w:rPr>
+            </w:pPr>
+            <w:proofErr w:type="spellStart"/>
+            <w:r>
+              <w:rPr>
+                <w:sz w:val="28"/>
+                <w:szCs w:val="28"/>
+              </w:rPr>
+              <w:t>id_клиента</w:t>
+            </w:r>
+            <w:proofErr w:type="spellEnd"/>
+          </w:p>
+        </w:tc>
+        <w:tc>
+          <w:tcPr>
+            <w:tcW w:w="1808" w:type="dxa"/>
+          </w:tcPr>
+          <w:p>
+            <w:pPr>
+              <w:spacing w:after="0"/>
+              <w:ind w:firstLine="0"/>
+              <w:rPr>
+                <w:sz w:val="28"/>
+                <w:szCs w:val="28"/>
+                <w:lang w:val="ru-RU"/>
+              </w:rPr>
+            </w:pPr>
+            <w:r>
+              <w:rPr>
+                <w:sz w:val="28"/>
+                <w:szCs w:val="28"/>
+                <w:lang w:val="ru-RU"/>
+              </w:rPr>
+              <w:t>-</w:t>
+            </w:r>
+          </w:p>
+        </w:tc>
+      </w:tr>
+      <w:tr>
+        <w:tc>
+          <w:tcPr>
+            <w:tcW w:w="534" w:type="dxa"/>
+          </w:tcPr>
+          <w:p>
+            <w:pPr>
+              <w:spacing w:after="0"/>
+              <w:ind w:firstLine="0"/>
+              <w:rPr>
+                <w:sz w:val="28"/>
+                <w:szCs w:val="28"/>
+                <w:lang w:val="ru-RU"/>
+              </w:rPr>
+            </w:pPr>
+            <w:r>
+              <w:rPr>
+                <w:sz w:val="28"/>
+                <w:szCs w:val="28"/>
+                <w:lang w:val="ru-RU"/>
+              </w:rPr>
+              <w:t>2</w:t>
+            </w:r>
+          </w:p>
+        </w:tc>
+        <w:tc>
+          <w:tcPr>
+            <w:tcW w:w="1559" w:type="dxa"/>
+          </w:tcPr>
+          <w:p>
+            <w:pPr>
+              <w:spacing w:after="0"/>
+              <w:ind w:firstLine="0"/>
+              <w:rPr>
+                <w:sz w:val="28"/>
+                <w:szCs w:val="28"/>
+                <w:lang w:val="en-US"/>
+              </w:rPr>
+            </w:pPr>
+            <w:r>
+              <w:rPr>
+                <w:sz w:val="28"/>
+                <w:szCs w:val="28"/>
+                <w:lang w:val="ru-RU"/>
+              </w:rPr>
+              <w:t>Сотрудник</w:t>
+            </w:r>
+            <w:r>
+              <w:rPr>
+                <w:sz w:val="28"/>
+                <w:szCs w:val="28"/>
+                <w:lang w:val="en-US"/>
+              </w:rPr>
+              <w:t xml:space="preserve"> </w:t>
+            </w:r>
+            <w:r>
+              <w:rPr>
+                <w:sz w:val="28"/>
+                <w:szCs w:val="28"/>
+              </w:rPr>
+              <w:t>(</w:t>
+            </w:r>
+            <w:proofErr w:type="spellStart"/>
+            <w:r>
+              <w:rPr>
+                <w:sz w:val="28"/>
+                <w:szCs w:val="28"/>
+              </w:rPr>
+              <w:t>Employee</w:t>
+            </w:r>
+            <w:proofErr w:type="spellEnd"/>
+            <w:r>
+              <w:rPr>
+                <w:sz w:val="28"/>
+                <w:szCs w:val="28"/>
+              </w:rPr>
+              <w:t>)</w:t>
+            </w:r>
+          </w:p>
+        </w:tc>
+        <w:tc>
+          <w:tcPr>
+            <w:tcW w:w="1843" w:type="dxa"/>
+          </w:tcPr>
+          <w:p>
+            <w:pPr>
+              <w:spacing w:after="0"/>
+              <w:ind w:firstLine="0"/>
+              <w:rPr>
+                <w:sz w:val="28"/>
+                <w:szCs w:val="28"/>
+                <w:lang w:val="ru-RU"/>
+              </w:rPr>
+            </w:pPr>
+            <w:r>
+              <w:rPr>
+                <w:sz w:val="28"/>
+                <w:szCs w:val="28"/>
+                <w:lang w:val="ru-RU"/>
+              </w:rPr>
+              <w:t>Данные персонала</w:t>
+            </w:r>
+          </w:p>
+        </w:tc>
+        <w:tc>
+          <w:tcPr>
+            <w:tcW w:w="2268" w:type="dxa"/>
+          </w:tcPr>
+          <w:p>
+            <w:pPr>
+              <w:spacing w:after="0"/>
+              <w:ind w:firstLine="0"/>
+              <w:rPr>
+                <w:sz w:val="28"/>
+                <w:szCs w:val="28"/>
+                <w:lang w:val="en-US"/>
+              </w:rPr>
+            </w:pPr>
+            <w:proofErr w:type="spellStart"/>
+            <w:r>
+              <w:rPr>
+                <w:rStyle w:val="HTML"/>
+                <w:rFonts w:ascii="Times New Roman" w:eastAsia="Calibri" w:hAnsi="Times New Roman" w:cs="Times New Roman"/>
+                <w:sz w:val="28"/>
+                <w:szCs w:val="28"/>
+                <w:lang w:val="en-US"/>
+              </w:rPr>
+              <w:t>employee_id</w:t>
+            </w:r>
+            <w:proofErr w:type="spellEnd"/>
+            <w:r>
+              <w:rPr>
+                <w:sz w:val="28"/>
+                <w:szCs w:val="28"/>
+                <w:lang w:val="en-US"/>
+              </w:rPr>
+              <w:t xml:space="preserve">, </w:t>
+            </w:r>
+            <w:proofErr w:type="spellStart"/>
+            <w:r>
+              <w:rPr>
+                <w:rStyle w:val="HTML"/>
+                <w:rFonts w:ascii="Times New Roman" w:eastAsia="Calibri" w:hAnsi="Times New Roman" w:cs="Times New Roman"/>
+                <w:sz w:val="28"/>
+                <w:szCs w:val="28"/>
+                <w:lang w:val="en-US"/>
+              </w:rPr>
+              <w:t>last_name</w:t>
+            </w:r>
+            <w:proofErr w:type="spellEnd"/>
+            <w:r>
+              <w:rPr>
+                <w:sz w:val="28"/>
+                <w:szCs w:val="28"/>
+                <w:lang w:val="en-US"/>
+              </w:rPr>
+              <w:t xml:space="preserve">, </w:t>
+            </w:r>
+            <w:proofErr w:type="spellStart"/>
+            <w:r>
+              <w:rPr>
+                <w:rStyle w:val="HTML"/>
+                <w:rFonts w:ascii="Times New Roman" w:eastAsia="Calibri" w:hAnsi="Times New Roman" w:cs="Times New Roman"/>
+                <w:sz w:val="28"/>
+                <w:szCs w:val="28"/>
+                <w:lang w:val="en-US"/>
+              </w:rPr>
+              <w:t>first_name</w:t>
+            </w:r>
+            <w:proofErr w:type="spellEnd"/>
+            <w:r>
+              <w:rPr>
+                <w:sz w:val="28"/>
+                <w:szCs w:val="28"/>
+                <w:lang w:val="en-US"/>
+              </w:rPr>
+              <w:t xml:space="preserve">, </w:t>
+            </w:r>
+            <w:r>
+              <w:rPr>
+                <w:rStyle w:val="HTML"/>
+                <w:rFonts w:ascii="Times New Roman" w:eastAsia="Calibri" w:hAnsi="Times New Roman" w:cs="Times New Roman"/>
+                <w:sz w:val="28"/>
+                <w:szCs w:val="28"/>
+                <w:lang w:val="en-US"/>
+              </w:rPr>
+              <w:t>phone</w:t>
+            </w:r>
+            <w:r>
+              <w:rPr>
+                <w:sz w:val="28"/>
+                <w:szCs w:val="28"/>
+                <w:lang w:val="en-US"/>
+              </w:rPr>
+              <w:t xml:space="preserve">, </w:t>
+            </w:r>
+            <w:r>
+              <w:rPr>
+                <w:rStyle w:val="HTML"/>
+                <w:rFonts w:ascii="Times New Roman" w:eastAsia="Calibri" w:hAnsi="Times New Roman" w:cs="Times New Roman"/>
+                <w:sz w:val="28"/>
+                <w:szCs w:val="28"/>
+                <w:lang w:val="en-US"/>
+              </w:rPr>
+              <w:t>email</w:t>
+            </w:r>
+            <w:r>
+              <w:rPr>
+                <w:rStyle w:val="HTML"/>
+                <w:rFonts w:ascii="Times New Roman" w:eastAsia="Calibri" w:hAnsi="Times New Roman" w:cs="Times New Roman"/>
+                <w:sz w:val="28"/>
+                <w:szCs w:val="28"/>
+                <w:lang w:val="en-US"/>
+              </w:rPr>
+              <w:t>, position, salary</w:t>
+            </w:r>
+          </w:p>
+        </w:tc>
+        <w:tc>
+          <w:tcPr>
+            <w:tcW w:w="1559" w:type="dxa"/>
+          </w:tcPr>
+          <w:p>
+            <w:pPr>
+              <w:spacing w:after="0"/>
+              <w:ind w:firstLine="0"/>
+              <w:rPr>
+                <w:sz w:val="28"/>
+                <w:szCs w:val="28"/>
+                <w:lang w:val="ru-RU"/>
+              </w:rPr>
+            </w:pPr>
+            <w:proofErr w:type="spellStart"/>
+            <w:r>
+              <w:rPr>
+                <w:sz w:val="28"/>
+                <w:szCs w:val="28"/>
+              </w:rPr>
+              <w:t>id_сотрудника</w:t>
+            </w:r>
+            <w:proofErr w:type="spellEnd"/>
+          </w:p>
+        </w:tc>
+        <w:tc>
+          <w:tcPr>
+            <w:tcW w:w="1808" w:type="dxa"/>
+          </w:tcPr>
+          <w:p>
+            <w:pPr>
+              <w:spacing w:after="0"/>
+              <w:ind w:firstLine="0"/>
+              <w:rPr>
+                <w:sz w:val="28"/>
+                <w:szCs w:val="28"/>
+                <w:lang w:val="ru-RU"/>
+              </w:rPr>
+            </w:pPr>
+            <w:r>
+              <w:rPr>
+                <w:sz w:val="28"/>
+                <w:szCs w:val="28"/>
+                <w:lang w:val="ru-RU"/>
+              </w:rPr>
+              <w:t>-</w:t>
+            </w:r>
+          </w:p>
+        </w:tc>
+      </w:tr>
+      <w:tr>
+        <w:tc>
+          <w:tcPr>
+            <w:tcW w:w="534" w:type="dxa"/>
+          </w:tcPr>
+          <w:p>
+            <w:pPr>
+              <w:spacing w:after="0"/>
+              <w:ind w:firstLine="0"/>
+              <w:rPr>
+                <w:sz w:val="28"/>
+                <w:szCs w:val="28"/>
+                <w:lang w:val="ru-RU"/>
+              </w:rPr>
+            </w:pPr>
+            <w:r>
+              <w:rPr>
+                <w:sz w:val="28"/>
+                <w:szCs w:val="28"/>
+                <w:lang w:val="ru-RU"/>
+              </w:rPr>
+              <w:lastRenderedPageBreak/>
+              <w:t>3</w:t>
+            </w:r>
+          </w:p>
+        </w:tc>
+        <w:tc>
+          <w:tcPr>
+            <w:tcW w:w="1559" w:type="dxa"/>
+          </w:tcPr>
+          <w:p>
+            <w:pPr>
+              <w:spacing w:after="0"/>
+              <w:ind w:firstLine="0"/>
+              <w:rPr>
+                <w:sz w:val="28"/>
+                <w:szCs w:val="28"/>
+                <w:lang w:val="en-US"/>
+              </w:rPr>
+            </w:pPr>
+            <w:r>
+              <w:rPr>
+                <w:sz w:val="28"/>
+                <w:szCs w:val="28"/>
+                <w:lang w:val="ru-RU"/>
+              </w:rPr>
+              <w:t>Сценарий</w:t>
+            </w:r>
+            <w:r>
+              <w:rPr>
+                <w:sz w:val="28"/>
+                <w:szCs w:val="28"/>
+                <w:lang w:val="en-US"/>
+              </w:rPr>
+              <w:t xml:space="preserve"> </w:t>
+            </w:r>
+            <w:r>
+              <w:rPr>
+                <w:sz w:val="28"/>
+                <w:szCs w:val="28"/>
+              </w:rPr>
+              <w:t>(</w:t>
+            </w:r>
+            <w:proofErr w:type="spellStart"/>
+            <w:r>
+              <w:rPr>
+                <w:sz w:val="28"/>
+                <w:szCs w:val="28"/>
+              </w:rPr>
+              <w:t>Scenario</w:t>
+            </w:r>
+            <w:proofErr w:type="spellEnd"/>
+            <w:r>
+              <w:rPr>
+                <w:sz w:val="28"/>
+                <w:szCs w:val="28"/>
+              </w:rPr>
+              <w:t>)</w:t>
+            </w:r>
+          </w:p>
+        </w:tc>
+        <w:tc>
+          <w:tcPr>
+            <w:tcW w:w="1843" w:type="dxa"/>
+          </w:tcPr>
+          <w:p>
+            <w:pPr>
+              <w:spacing w:after="0"/>
+              <w:ind w:firstLine="0"/>
+              <w:rPr>
+                <w:sz w:val="28"/>
+                <w:szCs w:val="28"/>
+                <w:lang w:val="ru-RU"/>
+              </w:rPr>
+            </w:pPr>
+            <w:r>
+              <w:rPr>
+                <w:sz w:val="28"/>
+                <w:szCs w:val="28"/>
+              </w:rPr>
+              <w:t xml:space="preserve">Справочник </w:t>
+            </w:r>
+            <w:proofErr w:type="gramStart"/>
+            <w:r>
+              <w:rPr>
+                <w:sz w:val="28"/>
+                <w:szCs w:val="28"/>
+              </w:rPr>
+              <w:t>доступных</w:t>
+            </w:r>
+            <w:proofErr w:type="gramEnd"/>
+            <w:r>
+              <w:rPr>
+                <w:sz w:val="28"/>
+                <w:szCs w:val="28"/>
+              </w:rPr>
+              <w:t xml:space="preserve"> VR-сценариев</w:t>
+            </w:r>
+          </w:p>
+        </w:tc>
+        <w:tc>
+          <w:tcPr>
+            <w:tcW w:w="2268" w:type="dxa"/>
+          </w:tcPr>
+          <w:p>
+            <w:pPr>
+              <w:spacing w:after="0"/>
+              <w:ind w:firstLine="0"/>
+              <w:rPr>
+                <w:sz w:val="28"/>
+                <w:szCs w:val="28"/>
+                <w:lang w:val="en-US"/>
+              </w:rPr>
+            </w:pPr>
+            <w:proofErr w:type="spellStart"/>
+            <w:r>
+              <w:rPr>
+                <w:rStyle w:val="HTML"/>
+                <w:rFonts w:ascii="Times New Roman" w:eastAsia="Calibri" w:hAnsi="Times New Roman" w:cs="Times New Roman"/>
+                <w:sz w:val="28"/>
+                <w:szCs w:val="28"/>
+                <w:lang w:val="en-US"/>
+              </w:rPr>
+              <w:t>scenario_id</w:t>
+            </w:r>
+            <w:proofErr w:type="spellEnd"/>
+            <w:r>
+              <w:rPr>
+                <w:sz w:val="28"/>
+                <w:szCs w:val="28"/>
+                <w:lang w:val="en-US"/>
+              </w:rPr>
+              <w:t xml:space="preserve">, </w:t>
+            </w:r>
+            <w:r>
+              <w:rPr>
+                <w:rStyle w:val="HTML"/>
+                <w:rFonts w:ascii="Times New Roman" w:eastAsia="Calibri" w:hAnsi="Times New Roman" w:cs="Times New Roman"/>
+                <w:sz w:val="28"/>
+                <w:szCs w:val="28"/>
+                <w:lang w:val="en-US"/>
+              </w:rPr>
+              <w:t>title</w:t>
+            </w:r>
+            <w:r>
+              <w:rPr>
+                <w:sz w:val="28"/>
+                <w:szCs w:val="28"/>
+                <w:lang w:val="en-US"/>
+              </w:rPr>
+              <w:t xml:space="preserve">, </w:t>
+            </w:r>
+            <w:proofErr w:type="spellStart"/>
+            <w:r>
+              <w:rPr>
+                <w:rStyle w:val="HTML"/>
+                <w:rFonts w:ascii="Times New Roman" w:eastAsia="Calibri" w:hAnsi="Times New Roman" w:cs="Times New Roman"/>
+                <w:sz w:val="28"/>
+                <w:szCs w:val="28"/>
+                <w:lang w:val="en-US"/>
+              </w:rPr>
+              <w:t>duration_min</w:t>
+            </w:r>
+            <w:proofErr w:type="spellEnd"/>
+            <w:r>
+              <w:rPr>
+                <w:sz w:val="28"/>
+                <w:szCs w:val="28"/>
+                <w:lang w:val="en-US"/>
+              </w:rPr>
+              <w:t xml:space="preserve">, </w:t>
+            </w:r>
+            <w:proofErr w:type="spellStart"/>
+            <w:r>
+              <w:rPr>
+                <w:rStyle w:val="HTML"/>
+                <w:rFonts w:ascii="Times New Roman" w:eastAsia="Calibri" w:hAnsi="Times New Roman" w:cs="Times New Roman"/>
+                <w:sz w:val="28"/>
+                <w:szCs w:val="28"/>
+                <w:lang w:val="en-US"/>
+              </w:rPr>
+              <w:t>max_participants</w:t>
+            </w:r>
+            <w:proofErr w:type="spellEnd"/>
+          </w:p>
+        </w:tc>
+        <w:tc>
+          <w:tcPr>
+            <w:tcW w:w="1559" w:type="dxa"/>
+          </w:tcPr>
+          <w:p>
+            <w:pPr>
+              <w:spacing w:after="0"/>
+              <w:ind w:firstLine="0"/>
+              <w:rPr>
+                <w:sz w:val="28"/>
+                <w:szCs w:val="28"/>
+                <w:lang w:val="ru-RU"/>
+              </w:rPr>
+            </w:pPr>
+            <w:proofErr w:type="spellStart"/>
+            <w:r>
+              <w:rPr>
+                <w:rStyle w:val="HTML"/>
+                <w:rFonts w:ascii="Times New Roman" w:eastAsia="Calibri" w:hAnsi="Times New Roman" w:cs="Times New Roman"/>
+                <w:sz w:val="28"/>
+                <w:szCs w:val="28"/>
+              </w:rPr>
+              <w:t>scenario_id</w:t>
+            </w:r>
+            <w:proofErr w:type="spellEnd"/>
+          </w:p>
+        </w:tc>
+        <w:tc>
+          <w:tcPr>
+            <w:tcW w:w="1808" w:type="dxa"/>
+          </w:tcPr>
+          <w:p>
+            <w:pPr>
+              <w:spacing w:after="0"/>
+              <w:ind w:firstLine="0"/>
+              <w:rPr>
+                <w:sz w:val="28"/>
+                <w:szCs w:val="28"/>
+                <w:lang w:val="ru-RU"/>
+              </w:rPr>
+            </w:pPr>
+            <w:r>
+              <w:rPr>
+                <w:sz w:val="28"/>
+                <w:szCs w:val="28"/>
+                <w:lang w:val="ru-RU"/>
+              </w:rPr>
+              <w:t>-</w:t>
+            </w:r>
+          </w:p>
+        </w:tc>
+      </w:tr>
+      <w:tr>
+        <w:tc>
+          <w:tcPr>
+            <w:tcW w:w="534" w:type="dxa"/>
+          </w:tcPr>
+          <w:p>
+            <w:pPr>
+              <w:spacing w:after="0"/>
+              <w:ind w:firstLine="0"/>
+              <w:rPr>
+                <w:sz w:val="28"/>
+                <w:szCs w:val="28"/>
+              </w:rPr>
+            </w:pPr>
+            <w:r>
+              <w:rPr>
+                <w:sz w:val="28"/>
+                <w:szCs w:val="28"/>
+              </w:rPr>
+              <w:t>4</w:t>
+            </w:r>
+          </w:p>
+        </w:tc>
+        <w:tc>
+          <w:tcPr>
+            <w:tcW w:w="1559" w:type="dxa"/>
+          </w:tcPr>
+          <w:p>
+            <w:pPr>
+              <w:spacing w:after="0"/>
+              <w:ind w:firstLine="0"/>
+              <w:rPr>
+                <w:sz w:val="28"/>
+                <w:szCs w:val="28"/>
+                <w:lang w:val="en-US"/>
+              </w:rPr>
+            </w:pPr>
+            <w:r>
+              <w:rPr>
+                <w:sz w:val="28"/>
+                <w:szCs w:val="28"/>
+              </w:rPr>
+              <w:t>Оборудование</w:t>
+            </w:r>
+            <w:r>
+              <w:rPr>
+                <w:sz w:val="28"/>
+                <w:szCs w:val="28"/>
+                <w:lang w:val="en-US"/>
+              </w:rPr>
+              <w:t xml:space="preserve"> </w:t>
+            </w:r>
+            <w:r>
+              <w:rPr>
+                <w:sz w:val="28"/>
+                <w:szCs w:val="28"/>
+              </w:rPr>
+              <w:t>(</w:t>
+            </w:r>
+            <w:proofErr w:type="spellStart"/>
+            <w:r>
+              <w:rPr>
+                <w:sz w:val="28"/>
+                <w:szCs w:val="28"/>
+              </w:rPr>
+              <w:t>Equipment</w:t>
+            </w:r>
+            <w:proofErr w:type="spellEnd"/>
+            <w:r>
+              <w:rPr>
+                <w:sz w:val="28"/>
+                <w:szCs w:val="28"/>
+              </w:rPr>
+              <w:t>)</w:t>
+            </w:r>
+          </w:p>
+        </w:tc>
+        <w:tc>
+          <w:tcPr>
+            <w:tcW w:w="1843" w:type="dxa"/>
+          </w:tcPr>
+          <w:p>
+            <w:pPr>
+              <w:spacing w:after="0"/>
+              <w:ind w:firstLine="0"/>
+              <w:rPr>
+                <w:sz w:val="28"/>
+                <w:szCs w:val="28"/>
+              </w:rPr>
+            </w:pPr>
+            <w:r>
+              <w:rPr>
+                <w:sz w:val="28"/>
+                <w:szCs w:val="28"/>
+              </w:rPr>
+              <w:t>Реестр единиц VR-оборудования</w:t>
+            </w:r>
+          </w:p>
+        </w:tc>
+        <w:tc>
+          <w:tcPr>
+            <w:tcW w:w="2268" w:type="dxa"/>
+          </w:tcPr>
+          <w:p>
+            <w:pPr>
+              <w:spacing w:after="0"/>
+              <w:ind w:firstLine="0"/>
+              <w:rPr>
+                <w:sz w:val="28"/>
+                <w:szCs w:val="28"/>
+                <w:lang w:val="en-US"/>
+              </w:rPr>
+            </w:pPr>
+            <w:proofErr w:type="spellStart"/>
+            <w:r>
+              <w:rPr>
+                <w:rStyle w:val="HTML"/>
+                <w:rFonts w:ascii="Times New Roman" w:eastAsia="Calibri" w:hAnsi="Times New Roman" w:cs="Times New Roman"/>
+                <w:sz w:val="28"/>
+                <w:szCs w:val="28"/>
+                <w:lang w:val="en-US"/>
+              </w:rPr>
+              <w:t>equipment_id</w:t>
+            </w:r>
+            <w:proofErr w:type="spellEnd"/>
+            <w:r>
+              <w:rPr>
+                <w:sz w:val="28"/>
+                <w:szCs w:val="28"/>
+                <w:lang w:val="en-US"/>
+              </w:rPr>
+              <w:t xml:space="preserve">, </w:t>
+            </w:r>
+            <w:proofErr w:type="spellStart"/>
+            <w:r>
+              <w:rPr>
+                <w:rStyle w:val="HTML"/>
+                <w:rFonts w:ascii="Times New Roman" w:eastAsia="Calibri" w:hAnsi="Times New Roman" w:cs="Times New Roman"/>
+                <w:sz w:val="28"/>
+                <w:szCs w:val="28"/>
+                <w:lang w:val="en-US"/>
+              </w:rPr>
+              <w:t>serial_number</w:t>
+            </w:r>
+            <w:proofErr w:type="spellEnd"/>
+            <w:r>
+              <w:rPr>
+                <w:sz w:val="28"/>
+                <w:szCs w:val="28"/>
+                <w:lang w:val="en-US"/>
+              </w:rPr>
+              <w:t xml:space="preserve">, </w:t>
+            </w:r>
+            <w:r>
+              <w:rPr>
+                <w:rStyle w:val="HTML"/>
+                <w:rFonts w:ascii="Times New Roman" w:eastAsia="Calibri" w:hAnsi="Times New Roman" w:cs="Times New Roman"/>
+                <w:sz w:val="28"/>
+                <w:szCs w:val="28"/>
+                <w:lang w:val="en-US"/>
+              </w:rPr>
+              <w:t>type</w:t>
+            </w:r>
+            <w:r>
+              <w:rPr>
+                <w:sz w:val="28"/>
+                <w:szCs w:val="28"/>
+                <w:lang w:val="en-US"/>
+              </w:rPr>
+              <w:t xml:space="preserve">, </w:t>
+            </w:r>
+            <w:r>
+              <w:rPr>
+                <w:rStyle w:val="HTML"/>
+                <w:rFonts w:ascii="Times New Roman" w:eastAsia="Calibri" w:hAnsi="Times New Roman" w:cs="Times New Roman"/>
+                <w:sz w:val="28"/>
+                <w:szCs w:val="28"/>
+                <w:lang w:val="en-US"/>
+              </w:rPr>
+              <w:t>state</w:t>
+            </w:r>
+          </w:p>
+        </w:tc>
+        <w:tc>
+          <w:tcPr>
+            <w:tcW w:w="1559" w:type="dxa"/>
+          </w:tcPr>
+          <w:p>
+            <w:pPr>
+              <w:spacing w:after="0"/>
+              <w:ind w:firstLine="0"/>
+              <w:rPr>
+                <w:sz w:val="28"/>
+                <w:szCs w:val="28"/>
+              </w:rPr>
+            </w:pPr>
+            <w:proofErr w:type="spellStart"/>
+            <w:r>
+              <w:rPr>
+                <w:rStyle w:val="HTML"/>
+                <w:rFonts w:ascii="Times New Roman" w:eastAsia="Calibri" w:hAnsi="Times New Roman" w:cs="Times New Roman"/>
+                <w:sz w:val="28"/>
+                <w:szCs w:val="28"/>
+              </w:rPr>
+              <w:t>equipment_id</w:t>
+            </w:r>
+            <w:proofErr w:type="spellEnd"/>
+          </w:p>
+        </w:tc>
+        <w:tc>
+          <w:tcPr>
+            <w:tcW w:w="1808" w:type="dxa"/>
+          </w:tcPr>
+          <w:p>
+            <w:pPr>
+              <w:spacing w:after="0"/>
+              <w:ind w:firstLine="0"/>
+              <w:rPr>
+                <w:sz w:val="28"/>
+                <w:szCs w:val="28"/>
+              </w:rPr>
+            </w:pPr>
+            <w:r>
+              <w:rPr>
+                <w:sz w:val="28"/>
+                <w:szCs w:val="28"/>
+              </w:rPr>
+              <w:t>-</w:t>
+            </w:r>
+          </w:p>
+        </w:tc>
+      </w:tr>
+      <w:tr>
+        <w:tc>
+          <w:tcPr>
+            <w:tcW w:w="534" w:type="dxa"/>
+          </w:tcPr>
+          <w:p>
+            <w:pPr>
+              <w:spacing w:after="0"/>
+              <w:ind w:firstLine="0"/>
+              <w:rPr>
+                <w:sz w:val="28"/>
+                <w:szCs w:val="28"/>
+              </w:rPr>
+            </w:pPr>
+            <w:r>
+              <w:rPr>
+                <w:sz w:val="28"/>
+                <w:szCs w:val="28"/>
+              </w:rPr>
+              <w:t>5</w:t>
+            </w:r>
+          </w:p>
+        </w:tc>
+        <w:tc>
+          <w:tcPr>
+            <w:tcW w:w="1559" w:type="dxa"/>
+          </w:tcPr>
+          <w:p>
+            <w:pPr>
+              <w:spacing w:after="0"/>
+              <w:ind w:firstLine="0"/>
+              <w:rPr>
+                <w:sz w:val="28"/>
+                <w:szCs w:val="28"/>
+                <w:lang w:val="en-US"/>
+              </w:rPr>
+            </w:pPr>
+            <w:r>
+              <w:rPr>
+                <w:sz w:val="28"/>
+                <w:szCs w:val="28"/>
+              </w:rPr>
+              <w:t>Слот</w:t>
+            </w:r>
+            <w:r>
+              <w:rPr>
+                <w:sz w:val="28"/>
+                <w:szCs w:val="28"/>
+                <w:lang w:val="en-US"/>
+              </w:rPr>
+              <w:t xml:space="preserve"> </w:t>
+            </w:r>
+            <w:r>
+              <w:rPr>
+                <w:sz w:val="28"/>
+                <w:szCs w:val="28"/>
+              </w:rPr>
+              <w:t>(</w:t>
+            </w:r>
+            <w:proofErr w:type="spellStart"/>
+            <w:r>
+              <w:rPr>
+                <w:sz w:val="28"/>
+                <w:szCs w:val="28"/>
+              </w:rPr>
+              <w:t>Slot</w:t>
+            </w:r>
+            <w:proofErr w:type="spellEnd"/>
+            <w:r>
+              <w:rPr>
+                <w:sz w:val="28"/>
+                <w:szCs w:val="28"/>
+              </w:rPr>
+              <w:t>)</w:t>
+            </w:r>
+          </w:p>
+        </w:tc>
+        <w:tc>
+          <w:tcPr>
+            <w:tcW w:w="1843" w:type="dxa"/>
+          </w:tcPr>
+          <w:p>
+            <w:pPr>
+              <w:spacing w:after="0"/>
+              <w:ind w:firstLine="0"/>
+              <w:rPr>
+                <w:sz w:val="28"/>
+                <w:szCs w:val="28"/>
+              </w:rPr>
+            </w:pPr>
+            <w:r>
+              <w:rPr>
+                <w:sz w:val="28"/>
+                <w:szCs w:val="28"/>
+              </w:rPr>
+              <w:t>Доступные временные окна для записи</w:t>
+            </w:r>
+          </w:p>
+        </w:tc>
+        <w:tc>
+          <w:tcPr>
+            <w:tcW w:w="2268" w:type="dxa"/>
+          </w:tcPr>
+          <w:p>
+            <w:pPr>
+              <w:spacing w:after="0"/>
+              <w:ind w:firstLine="0"/>
+              <w:rPr>
+                <w:sz w:val="28"/>
+                <w:szCs w:val="28"/>
+                <w:lang w:val="en-US"/>
+              </w:rPr>
+            </w:pPr>
+            <w:proofErr w:type="spellStart"/>
+            <w:r>
+              <w:rPr>
+                <w:rStyle w:val="HTML"/>
+                <w:rFonts w:ascii="Times New Roman" w:eastAsia="Calibri" w:hAnsi="Times New Roman" w:cs="Times New Roman"/>
+                <w:sz w:val="28"/>
+                <w:szCs w:val="28"/>
+                <w:lang w:val="en-US"/>
+              </w:rPr>
+              <w:t>slot_id</w:t>
+            </w:r>
+            <w:proofErr w:type="spellEnd"/>
+            <w:r>
+              <w:rPr>
+                <w:sz w:val="28"/>
+                <w:szCs w:val="28"/>
+                <w:lang w:val="en-US"/>
+              </w:rPr>
+              <w:t xml:space="preserve">, </w:t>
+            </w:r>
+            <w:r>
+              <w:rPr>
+                <w:rStyle w:val="HTML"/>
+                <w:rFonts w:ascii="Times New Roman" w:eastAsia="Calibri" w:hAnsi="Times New Roman" w:cs="Times New Roman"/>
+                <w:sz w:val="28"/>
+                <w:szCs w:val="28"/>
+                <w:lang w:val="en-US"/>
+              </w:rPr>
+              <w:t>date</w:t>
+            </w:r>
+            <w:r>
+              <w:rPr>
+                <w:sz w:val="28"/>
+                <w:szCs w:val="28"/>
+                <w:lang w:val="en-US"/>
+              </w:rPr>
+              <w:t xml:space="preserve">, </w:t>
+            </w:r>
+            <w:proofErr w:type="spellStart"/>
+            <w:r>
+              <w:rPr>
+                <w:rStyle w:val="HTML"/>
+                <w:rFonts w:ascii="Times New Roman" w:eastAsia="Calibri" w:hAnsi="Times New Roman" w:cs="Times New Roman"/>
+                <w:sz w:val="28"/>
+                <w:szCs w:val="28"/>
+                <w:lang w:val="en-US"/>
+              </w:rPr>
+              <w:t>time_start</w:t>
+            </w:r>
+            <w:proofErr w:type="spellEnd"/>
+            <w:r>
+              <w:rPr>
+                <w:sz w:val="28"/>
+                <w:szCs w:val="28"/>
+                <w:lang w:val="en-US"/>
+              </w:rPr>
+              <w:t xml:space="preserve">, </w:t>
+            </w:r>
+            <w:r>
+              <w:rPr>
+                <w:rStyle w:val="HTML"/>
+                <w:rFonts w:ascii="Times New Roman" w:eastAsia="Calibri" w:hAnsi="Times New Roman" w:cs="Times New Roman"/>
+                <w:sz w:val="28"/>
+                <w:szCs w:val="28"/>
+                <w:lang w:val="en-US"/>
+              </w:rPr>
+              <w:t>status</w:t>
+            </w:r>
+          </w:p>
+        </w:tc>
+        <w:tc>
+          <w:tcPr>
+            <w:tcW w:w="1559" w:type="dxa"/>
+          </w:tcPr>
+          <w:p>
+            <w:pPr>
+              <w:spacing w:after="0"/>
+              <w:ind w:firstLine="0"/>
+              <w:rPr>
+                <w:sz w:val="28"/>
+                <w:szCs w:val="28"/>
+              </w:rPr>
+            </w:pPr>
+            <w:proofErr w:type="spellStart"/>
+            <w:r>
+              <w:rPr>
+                <w:rStyle w:val="HTML"/>
+                <w:rFonts w:ascii="Times New Roman" w:eastAsia="Calibri" w:hAnsi="Times New Roman" w:cs="Times New Roman"/>
+                <w:sz w:val="28"/>
+                <w:szCs w:val="28"/>
+              </w:rPr>
+              <w:t>slot_id</w:t>
+            </w:r>
+            <w:proofErr w:type="spellEnd"/>
+          </w:p>
+        </w:tc>
+        <w:tc>
+          <w:tcPr>
+            <w:tcW w:w="1808" w:type="dxa"/>
+          </w:tcPr>
+          <w:p>
+            <w:pPr>
+              <w:spacing w:after="0"/>
+              <w:ind w:firstLine="0"/>
+              <w:rPr>
+                <w:sz w:val="28"/>
+                <w:szCs w:val="28"/>
+              </w:rPr>
+            </w:pPr>
+            <w:r>
+              <w:rPr>
+                <w:sz w:val="28"/>
+                <w:szCs w:val="28"/>
+              </w:rPr>
+              <w:t>-</w:t>
+            </w:r>
+          </w:p>
+        </w:tc>
+      </w:tr>
+      <w:tr>
+        <w:tc>
+          <w:tcPr>
+            <w:tcW w:w="534" w:type="dxa"/>
+          </w:tcPr>
+          <w:p>
+            <w:pPr>
+              <w:spacing w:after="0"/>
+              <w:ind w:firstLine="0"/>
+              <w:rPr>
+                <w:sz w:val="28"/>
+                <w:szCs w:val="28"/>
+              </w:rPr>
+            </w:pPr>
+            <w:r>
+              <w:rPr>
+                <w:sz w:val="28"/>
+                <w:szCs w:val="28"/>
+              </w:rPr>
+              <w:t>6</w:t>
+            </w:r>
+          </w:p>
+        </w:tc>
+        <w:tc>
+          <w:tcPr>
+            <w:tcW w:w="1559" w:type="dxa"/>
+          </w:tcPr>
+          <w:p>
+            <w:pPr>
+              <w:spacing w:after="0"/>
+              <w:ind w:firstLine="0"/>
+              <w:rPr>
+                <w:sz w:val="28"/>
+                <w:szCs w:val="28"/>
+                <w:lang w:val="en-US"/>
+              </w:rPr>
+            </w:pPr>
+            <w:r>
+              <w:rPr>
+                <w:sz w:val="28"/>
+                <w:szCs w:val="28"/>
+              </w:rPr>
+              <w:t>Бронь</w:t>
+            </w:r>
+            <w:r>
+              <w:rPr>
+                <w:sz w:val="28"/>
+                <w:szCs w:val="28"/>
+                <w:lang w:val="en-US"/>
+              </w:rPr>
+              <w:t xml:space="preserve"> </w:t>
+            </w:r>
+            <w:r>
+              <w:rPr>
+                <w:sz w:val="28"/>
+                <w:szCs w:val="28"/>
+              </w:rPr>
+              <w:t>(</w:t>
+            </w:r>
+            <w:proofErr w:type="spellStart"/>
+            <w:r>
+              <w:rPr>
+                <w:sz w:val="28"/>
+                <w:szCs w:val="28"/>
+              </w:rPr>
+              <w:t>Booking</w:t>
+            </w:r>
+            <w:proofErr w:type="spellEnd"/>
+            <w:r>
+              <w:rPr>
+                <w:sz w:val="28"/>
+                <w:szCs w:val="28"/>
+              </w:rPr>
+              <w:t>)</w:t>
+            </w:r>
+          </w:p>
+        </w:tc>
+        <w:tc>
+          <w:tcPr>
+            <w:tcW w:w="1843" w:type="dxa"/>
+          </w:tcPr>
+          <w:p>
+            <w:pPr>
+              <w:spacing w:after="0"/>
+              <w:ind w:firstLine="0"/>
+              <w:rPr>
+                <w:sz w:val="28"/>
+                <w:szCs w:val="28"/>
+              </w:rPr>
+            </w:pPr>
+            <w:r>
+              <w:rPr>
+                <w:sz w:val="28"/>
+                <w:szCs w:val="28"/>
+              </w:rPr>
+              <w:t>Зафиксированная запись клиента на сеанс</w:t>
+            </w:r>
+          </w:p>
+        </w:tc>
+        <w:tc>
+          <w:tcPr>
+            <w:tcW w:w="2268" w:type="dxa"/>
+          </w:tcPr>
+          <w:p>
+            <w:pPr>
+              <w:spacing w:after="0"/>
+              <w:ind w:firstLine="0"/>
+              <w:rPr>
+                <w:sz w:val="28"/>
+                <w:szCs w:val="28"/>
+                <w:lang w:val="en-US"/>
+              </w:rPr>
+            </w:pPr>
+            <w:proofErr w:type="spellStart"/>
+            <w:r>
+              <w:rPr>
+                <w:rStyle w:val="HTML"/>
+                <w:rFonts w:ascii="Times New Roman" w:eastAsia="Calibri" w:hAnsi="Times New Roman" w:cs="Times New Roman"/>
+                <w:sz w:val="28"/>
+                <w:szCs w:val="28"/>
+                <w:lang w:val="en-US"/>
+              </w:rPr>
+              <w:t>booking_id</w:t>
+            </w:r>
+            <w:proofErr w:type="spellEnd"/>
+            <w:r>
+              <w:rPr>
+                <w:sz w:val="28"/>
+                <w:szCs w:val="28"/>
+                <w:lang w:val="en-US"/>
+              </w:rPr>
+              <w:t xml:space="preserve">, </w:t>
+            </w:r>
+            <w:proofErr w:type="spellStart"/>
+            <w:r>
+              <w:rPr>
+                <w:rStyle w:val="HTML"/>
+                <w:rFonts w:ascii="Times New Roman" w:eastAsia="Calibri" w:hAnsi="Times New Roman" w:cs="Times New Roman"/>
+                <w:sz w:val="28"/>
+                <w:szCs w:val="28"/>
+                <w:lang w:val="en-US"/>
+              </w:rPr>
+              <w:t>client_id</w:t>
+            </w:r>
+            <w:proofErr w:type="spellEnd"/>
+            <w:r>
+              <w:rPr>
+                <w:sz w:val="28"/>
+                <w:szCs w:val="28"/>
+                <w:lang w:val="en-US"/>
+              </w:rPr>
+              <w:t xml:space="preserve">, </w:t>
+            </w:r>
+            <w:proofErr w:type="spellStart"/>
+            <w:r>
+              <w:rPr>
+                <w:rStyle w:val="HTML"/>
+                <w:rFonts w:ascii="Times New Roman" w:eastAsia="Calibri" w:hAnsi="Times New Roman" w:cs="Times New Roman"/>
+                <w:sz w:val="28"/>
+                <w:szCs w:val="28"/>
+                <w:lang w:val="en-US"/>
+              </w:rPr>
+              <w:t>slot_id</w:t>
+            </w:r>
+            <w:proofErr w:type="spellEnd"/>
+            <w:r>
+              <w:rPr>
+                <w:sz w:val="28"/>
+                <w:szCs w:val="28"/>
+                <w:lang w:val="en-US"/>
+              </w:rPr>
+              <w:t xml:space="preserve">, </w:t>
+            </w:r>
+            <w:proofErr w:type="spellStart"/>
+            <w:r>
+              <w:rPr>
+                <w:rStyle w:val="HTML"/>
+                <w:rFonts w:ascii="Times New Roman" w:eastAsia="Calibri" w:hAnsi="Times New Roman" w:cs="Times New Roman"/>
+                <w:sz w:val="28"/>
+                <w:szCs w:val="28"/>
+                <w:lang w:val="en-US"/>
+              </w:rPr>
+              <w:t>scenario_id</w:t>
+            </w:r>
+            <w:proofErr w:type="spellEnd"/>
+            <w:r>
+              <w:rPr>
+                <w:sz w:val="28"/>
+                <w:szCs w:val="28"/>
+                <w:lang w:val="en-US"/>
+              </w:rPr>
+              <w:t xml:space="preserve">, </w:t>
+            </w:r>
+            <w:proofErr w:type="spellStart"/>
+            <w:r>
+              <w:rPr>
+                <w:rStyle w:val="HTML"/>
+                <w:rFonts w:ascii="Times New Roman" w:eastAsia="Calibri" w:hAnsi="Times New Roman" w:cs="Times New Roman"/>
+                <w:sz w:val="28"/>
+                <w:szCs w:val="28"/>
+                <w:lang w:val="en-US"/>
+              </w:rPr>
+              <w:t>participants_count</w:t>
+            </w:r>
+            <w:proofErr w:type="spellEnd"/>
+            <w:r>
+              <w:rPr>
+                <w:sz w:val="28"/>
+                <w:szCs w:val="28"/>
+                <w:lang w:val="en-US"/>
+              </w:rPr>
+              <w:t xml:space="preserve">, </w:t>
+            </w:r>
+            <w:r>
+              <w:rPr>
+                <w:rStyle w:val="HTML"/>
+                <w:rFonts w:ascii="Times New Roman" w:eastAsia="Calibri" w:hAnsi="Times New Roman" w:cs="Times New Roman"/>
+                <w:sz w:val="28"/>
+                <w:szCs w:val="28"/>
+                <w:lang w:val="en-US"/>
+              </w:rPr>
+              <w:t>status</w:t>
+            </w:r>
+          </w:p>
+        </w:tc>
+        <w:tc>
+          <w:tcPr>
+            <w:tcW w:w="1559" w:type="dxa"/>
+          </w:tcPr>
+          <w:p>
+            <w:pPr>
+              <w:spacing w:after="0"/>
+              <w:ind w:firstLine="0"/>
+              <w:rPr>
+                <w:sz w:val="28"/>
+                <w:szCs w:val="28"/>
+              </w:rPr>
+            </w:pPr>
+            <w:proofErr w:type="spellStart"/>
+            <w:r>
+              <w:rPr>
+                <w:rStyle w:val="HTML"/>
+                <w:rFonts w:ascii="Times New Roman" w:eastAsia="Calibri" w:hAnsi="Times New Roman" w:cs="Times New Roman"/>
+                <w:sz w:val="28"/>
+                <w:szCs w:val="28"/>
+              </w:rPr>
+              <w:t>booking_id</w:t>
+            </w:r>
+            <w:proofErr w:type="spellEnd"/>
+          </w:p>
+        </w:tc>
+        <w:tc>
+          <w:tcPr>
+            <w:tcW w:w="1808" w:type="dxa"/>
+          </w:tcPr>
+          <w:p>
+            <w:pPr>
+              <w:spacing w:after="0"/>
+              <w:ind w:firstLine="0"/>
+              <w:rPr>
+                <w:sz w:val="28"/>
+                <w:szCs w:val="28"/>
+              </w:rPr>
+            </w:pPr>
+            <w:proofErr w:type="spellStart"/>
+            <w:r>
+              <w:rPr>
+                <w:sz w:val="28"/>
+                <w:szCs w:val="28"/>
+              </w:rPr>
+              <w:t>id_клиента</w:t>
+            </w:r>
+            <w:proofErr w:type="spellEnd"/>
+            <w:r>
+              <w:rPr>
+                <w:sz w:val="28"/>
+                <w:szCs w:val="28"/>
+              </w:rPr>
+              <w:t xml:space="preserve">, </w:t>
+            </w:r>
+            <w:proofErr w:type="spellStart"/>
+            <w:r>
+              <w:rPr>
+                <w:sz w:val="28"/>
+                <w:szCs w:val="28"/>
+              </w:rPr>
+              <w:t>id_слота</w:t>
+            </w:r>
+            <w:proofErr w:type="spellEnd"/>
+            <w:r>
+              <w:rPr>
+                <w:sz w:val="28"/>
+                <w:szCs w:val="28"/>
+              </w:rPr>
+              <w:t xml:space="preserve">, </w:t>
+            </w:r>
+            <w:proofErr w:type="spellStart"/>
+            <w:r>
+              <w:rPr>
+                <w:sz w:val="28"/>
+                <w:szCs w:val="28"/>
+              </w:rPr>
+              <w:t>id_сценария</w:t>
+            </w:r>
+            <w:proofErr w:type="spellEnd"/>
+          </w:p>
+        </w:tc>
+      </w:tr>
+      <w:tr>
+        <w:tc>
+          <w:tcPr>
+            <w:tcW w:w="534" w:type="dxa"/>
+          </w:tcPr>
+          <w:p>
+            <w:pPr>
+              <w:spacing w:after="0"/>
+              <w:ind w:firstLine="0"/>
+              <w:rPr>
+                <w:sz w:val="28"/>
+                <w:szCs w:val="28"/>
+              </w:rPr>
+            </w:pPr>
+            <w:r>
+              <w:rPr>
+                <w:sz w:val="28"/>
+                <w:szCs w:val="28"/>
+              </w:rPr>
+              <w:t>7</w:t>
+            </w:r>
+          </w:p>
+        </w:tc>
+        <w:tc>
+          <w:tcPr>
+            <w:tcW w:w="1559" w:type="dxa"/>
+          </w:tcPr>
+          <w:p>
+            <w:pPr>
+              <w:spacing w:after="0"/>
+              <w:ind w:firstLine="0"/>
+              <w:rPr>
+                <w:sz w:val="28"/>
+                <w:szCs w:val="28"/>
+                <w:lang w:val="en-US"/>
+              </w:rPr>
+            </w:pPr>
+            <w:r>
+              <w:rPr>
+                <w:sz w:val="28"/>
+                <w:szCs w:val="28"/>
+              </w:rPr>
+              <w:t>Сеанс</w:t>
+            </w:r>
+            <w:r>
+              <w:rPr>
+                <w:sz w:val="28"/>
+                <w:szCs w:val="28"/>
+                <w:lang w:val="en-US"/>
+              </w:rPr>
+              <w:t xml:space="preserve"> </w:t>
+            </w:r>
+            <w:r>
+              <w:rPr>
+                <w:sz w:val="28"/>
+                <w:szCs w:val="28"/>
+              </w:rPr>
+              <w:t>(</w:t>
+            </w:r>
+            <w:proofErr w:type="spellStart"/>
+            <w:r>
+              <w:rPr>
+                <w:sz w:val="28"/>
+                <w:szCs w:val="28"/>
+              </w:rPr>
+              <w:t>Session</w:t>
+            </w:r>
+            <w:proofErr w:type="spellEnd"/>
+            <w:r>
+              <w:rPr>
+                <w:sz w:val="28"/>
+                <w:szCs w:val="28"/>
+              </w:rPr>
+              <w:t>)</w:t>
+            </w:r>
+          </w:p>
+        </w:tc>
+        <w:tc>
+          <w:tcPr>
+            <w:tcW w:w="1843" w:type="dxa"/>
+          </w:tcPr>
+          <w:p>
+            <w:pPr>
+              <w:spacing w:after="0"/>
+              <w:ind w:firstLine="0"/>
+              <w:rPr>
+                <w:sz w:val="28"/>
+                <w:szCs w:val="28"/>
+              </w:rPr>
+            </w:pPr>
+            <w:r>
+              <w:rPr>
+                <w:sz w:val="28"/>
+                <w:szCs w:val="28"/>
+              </w:rPr>
+              <w:t>Факт</w:t>
+            </w:r>
+            <w:r>
+              <w:rPr>
+                <w:sz w:val="28"/>
+                <w:szCs w:val="28"/>
+                <w:lang w:val="ru-RU"/>
+              </w:rPr>
+              <w:t xml:space="preserve">ы </w:t>
+            </w:r>
+            <w:r>
+              <w:rPr>
+                <w:sz w:val="28"/>
+                <w:szCs w:val="28"/>
+              </w:rPr>
+              <w:t>проведения сеанса</w:t>
+            </w:r>
+          </w:p>
+        </w:tc>
+        <w:tc>
+          <w:tcPr>
+            <w:tcW w:w="2268" w:type="dxa"/>
+          </w:tcPr>
+          <w:p>
+            <w:pPr>
+              <w:spacing w:after="0"/>
+              <w:ind w:firstLine="0"/>
+              <w:rPr>
+                <w:sz w:val="28"/>
+                <w:szCs w:val="28"/>
+                <w:lang w:val="en-US"/>
+              </w:rPr>
+            </w:pPr>
+            <w:proofErr w:type="spellStart"/>
+            <w:r>
+              <w:rPr>
+                <w:rStyle w:val="HTML"/>
+                <w:rFonts w:ascii="Times New Roman" w:eastAsia="Calibri" w:hAnsi="Times New Roman" w:cs="Times New Roman"/>
+                <w:sz w:val="28"/>
+                <w:szCs w:val="28"/>
+                <w:lang w:val="en-US"/>
+              </w:rPr>
+              <w:t>session_id</w:t>
+            </w:r>
+            <w:proofErr w:type="spellEnd"/>
+            <w:r>
+              <w:rPr>
+                <w:sz w:val="28"/>
+                <w:szCs w:val="28"/>
+                <w:lang w:val="en-US"/>
+              </w:rPr>
+              <w:t xml:space="preserve">, </w:t>
+            </w:r>
+            <w:proofErr w:type="spellStart"/>
+            <w:r>
+              <w:rPr>
+                <w:rStyle w:val="HTML"/>
+                <w:rFonts w:ascii="Times New Roman" w:eastAsia="Calibri" w:hAnsi="Times New Roman" w:cs="Times New Roman"/>
+                <w:sz w:val="28"/>
+                <w:szCs w:val="28"/>
+                <w:lang w:val="en-US"/>
+              </w:rPr>
+              <w:t>booking_id</w:t>
+            </w:r>
+            <w:proofErr w:type="spellEnd"/>
+            <w:r>
+              <w:rPr>
+                <w:sz w:val="28"/>
+                <w:szCs w:val="28"/>
+                <w:lang w:val="en-US"/>
+              </w:rPr>
+              <w:t xml:space="preserve">, </w:t>
+            </w:r>
+            <w:proofErr w:type="spellStart"/>
+            <w:r>
+              <w:rPr>
+                <w:rStyle w:val="HTML"/>
+                <w:rFonts w:ascii="Times New Roman" w:eastAsia="Calibri" w:hAnsi="Times New Roman" w:cs="Times New Roman"/>
+                <w:sz w:val="28"/>
+                <w:szCs w:val="28"/>
+                <w:lang w:val="en-US"/>
+              </w:rPr>
+              <w:t>instructor_id</w:t>
+            </w:r>
+            <w:proofErr w:type="spellEnd"/>
+            <w:r>
+              <w:rPr>
+                <w:sz w:val="28"/>
+                <w:szCs w:val="28"/>
+                <w:lang w:val="en-US"/>
+              </w:rPr>
+              <w:t xml:space="preserve">, </w:t>
+            </w:r>
+            <w:proofErr w:type="spellStart"/>
+            <w:r>
+              <w:rPr>
+                <w:rStyle w:val="HTML"/>
+                <w:rFonts w:ascii="Times New Roman" w:eastAsia="Calibri" w:hAnsi="Times New Roman" w:cs="Times New Roman"/>
+                <w:sz w:val="28"/>
+                <w:szCs w:val="28"/>
+                <w:lang w:val="en-US"/>
+              </w:rPr>
+              <w:t>actual_start</w:t>
+            </w:r>
+            <w:proofErr w:type="spellEnd"/>
+            <w:r>
+              <w:rPr>
+                <w:sz w:val="28"/>
+                <w:szCs w:val="28"/>
+                <w:lang w:val="en-US"/>
+              </w:rPr>
+              <w:t xml:space="preserve">, </w:t>
+            </w:r>
+            <w:proofErr w:type="spellStart"/>
+            <w:r>
+              <w:rPr>
+                <w:rStyle w:val="HTML"/>
+                <w:rFonts w:ascii="Times New Roman" w:eastAsia="Calibri" w:hAnsi="Times New Roman" w:cs="Times New Roman"/>
+                <w:sz w:val="28"/>
+                <w:szCs w:val="28"/>
+                <w:lang w:val="en-US"/>
+              </w:rPr>
+              <w:t>actual_end</w:t>
+            </w:r>
+            <w:proofErr w:type="spellEnd"/>
+            <w:r>
+              <w:rPr>
+                <w:rStyle w:val="HTML"/>
+                <w:rFonts w:ascii="Times New Roman" w:eastAsia="Calibri" w:hAnsi="Times New Roman" w:cs="Times New Roman"/>
+                <w:sz w:val="28"/>
+                <w:szCs w:val="28"/>
+                <w:lang w:val="en-US"/>
+              </w:rPr>
+              <w:t xml:space="preserve">, </w:t>
+            </w:r>
+            <w:r>
+              <w:rPr>
+                <w:rStyle w:val="HTML"/>
+                <w:rFonts w:ascii="Times New Roman" w:eastAsia="Calibri" w:hAnsi="Times New Roman" w:cs="Times New Roman"/>
+                <w:sz w:val="28"/>
+                <w:szCs w:val="28"/>
+                <w:lang w:val="en-US"/>
+              </w:rPr>
+              <w:t>status</w:t>
+            </w:r>
+          </w:p>
+        </w:tc>
+        <w:tc>
+          <w:tcPr>
+            <w:tcW w:w="1559" w:type="dxa"/>
+          </w:tcPr>
+          <w:p>
+            <w:pPr>
+              <w:spacing w:after="0"/>
+              <w:ind w:firstLine="0"/>
+              <w:rPr>
+                <w:sz w:val="28"/>
+                <w:szCs w:val="28"/>
+                <w:lang w:val="en-US"/>
+              </w:rPr>
+            </w:pPr>
+            <w:proofErr w:type="spellStart"/>
+            <w:r>
+              <w:rPr>
+                <w:rStyle w:val="HTML"/>
+                <w:rFonts w:ascii="Times New Roman" w:eastAsia="Calibri" w:hAnsi="Times New Roman" w:cs="Times New Roman"/>
+                <w:sz w:val="28"/>
+                <w:szCs w:val="28"/>
+                <w:lang w:val="en-US"/>
+              </w:rPr>
+              <w:t>session_id</w:t>
+            </w:r>
+            <w:proofErr w:type="spellEnd"/>
+          </w:p>
+        </w:tc>
+        <w:tc>
+          <w:tcPr>
+            <w:tcW w:w="1808" w:type="dxa"/>
+          </w:tcPr>
+          <w:p>
+            <w:pPr>
+              <w:spacing w:after="0"/>
+              <w:ind w:firstLine="0"/>
+              <w:rPr>
+                <w:sz w:val="28"/>
+                <w:szCs w:val="28"/>
+                <w:lang w:val="en-US"/>
+              </w:rPr>
+            </w:pPr>
+            <w:proofErr w:type="spellStart"/>
+            <w:r>
+              <w:rPr>
+                <w:rStyle w:val="HTML"/>
+                <w:rFonts w:ascii="Times New Roman" w:eastAsia="Calibri" w:hAnsi="Times New Roman" w:cs="Times New Roman"/>
+                <w:sz w:val="28"/>
+                <w:szCs w:val="28"/>
+                <w:lang w:val="en-US"/>
+              </w:rPr>
+              <w:t>booking_id</w:t>
+            </w:r>
+            <w:proofErr w:type="spellEnd"/>
+            <w:r>
+              <w:rPr>
+                <w:sz w:val="28"/>
+                <w:szCs w:val="28"/>
+                <w:lang w:val="en-US"/>
+              </w:rPr>
+              <w:t xml:space="preserve">, </w:t>
+            </w:r>
+            <w:proofErr w:type="spellStart"/>
+            <w:r>
+              <w:rPr>
+                <w:rStyle w:val="HTML"/>
+                <w:rFonts w:ascii="Times New Roman" w:eastAsia="Calibri" w:hAnsi="Times New Roman" w:cs="Times New Roman"/>
+                <w:sz w:val="28"/>
+                <w:szCs w:val="28"/>
+                <w:lang w:val="en-US"/>
+              </w:rPr>
+              <w:t>instructor_id</w:t>
+            </w:r>
+            <w:proofErr w:type="spellEnd"/>
+          </w:p>
+        </w:tc>
+      </w:tr>
+      <w:tr>
+        <w:tc>
+          <w:tcPr>
+            <w:tcW w:w="534" w:type="dxa"/>
+          </w:tcPr>
+          <w:p>
+            <w:pPr>
+              <w:spacing w:after="0"/>
+              <w:ind w:firstLine="0"/>
+              <w:rPr>
+                <w:sz w:val="28"/>
+                <w:szCs w:val="28"/>
+                <w:lang w:val="en-US"/>
+              </w:rPr>
+            </w:pPr>
+            <w:r>
+              <w:rPr>
+                <w:sz w:val="28"/>
+                <w:szCs w:val="28"/>
+                <w:lang w:val="en-US"/>
+              </w:rPr>
+              <w:t>8</w:t>
+            </w:r>
+          </w:p>
+        </w:tc>
+        <w:tc>
+          <w:tcPr>
+            <w:tcW w:w="1559" w:type="dxa"/>
+          </w:tcPr>
+          <w:p>
+            <w:pPr>
+              <w:spacing w:after="0"/>
+              <w:ind w:firstLine="0"/>
+              <w:rPr>
+                <w:sz w:val="28"/>
+                <w:szCs w:val="28"/>
+                <w:lang w:val="en-US"/>
+              </w:rPr>
+            </w:pPr>
+            <w:r>
+              <w:rPr>
+                <w:sz w:val="28"/>
+                <w:szCs w:val="28"/>
+              </w:rPr>
+              <w:t>Использование</w:t>
+            </w:r>
+            <w:r>
+              <w:rPr>
+                <w:sz w:val="28"/>
+                <w:szCs w:val="28"/>
+                <w:lang w:val="en-US"/>
+              </w:rPr>
+              <w:t>_</w:t>
+            </w:r>
+            <w:r>
+              <w:rPr>
+                <w:sz w:val="28"/>
+                <w:szCs w:val="28"/>
+              </w:rPr>
+              <w:t>оборудования</w:t>
+            </w:r>
+            <w:r>
+              <w:rPr>
+                <w:sz w:val="28"/>
+                <w:szCs w:val="28"/>
+                <w:lang w:val="en-US"/>
+              </w:rPr>
+              <w:t xml:space="preserve"> </w:t>
+            </w:r>
+            <w:r>
+              <w:rPr>
+                <w:sz w:val="28"/>
+                <w:szCs w:val="28"/>
+                <w:lang w:val="en-US"/>
+              </w:rPr>
+              <w:t>(</w:t>
+            </w:r>
+            <w:proofErr w:type="spellStart"/>
+            <w:r>
+              <w:rPr>
+                <w:sz w:val="28"/>
+                <w:szCs w:val="28"/>
+                <w:lang w:val="en-US"/>
+              </w:rPr>
+              <w:t>Equipment_Usage</w:t>
+            </w:r>
+            <w:proofErr w:type="spellEnd"/>
+            <w:r>
+              <w:rPr>
+                <w:sz w:val="28"/>
+                <w:szCs w:val="28"/>
+                <w:lang w:val="en-US"/>
+              </w:rPr>
+              <w:t>)</w:t>
+            </w:r>
+          </w:p>
+        </w:tc>
+        <w:tc>
+          <w:tcPr>
+            <w:tcW w:w="1843" w:type="dxa"/>
+          </w:tcPr>
+          <w:p>
+            <w:pPr>
+              <w:spacing w:after="0"/>
+              <w:ind w:firstLine="0"/>
+              <w:rPr>
+                <w:sz w:val="28"/>
+                <w:szCs w:val="28"/>
+              </w:rPr>
+            </w:pPr>
+            <w:r>
+              <w:rPr>
+                <w:sz w:val="28"/>
+                <w:szCs w:val="28"/>
+              </w:rPr>
+              <w:t>Хранит</w:t>
+            </w:r>
+            <w:r>
+              <w:rPr>
+                <w:sz w:val="28"/>
+                <w:szCs w:val="28"/>
+                <w:lang w:val="ru-RU"/>
+              </w:rPr>
+              <w:t xml:space="preserve">, </w:t>
+            </w:r>
+            <w:r>
+              <w:rPr>
+                <w:sz w:val="28"/>
+                <w:szCs w:val="28"/>
+              </w:rPr>
+              <w:t>к</w:t>
+            </w:r>
+            <w:r>
+              <w:rPr>
+                <w:sz w:val="28"/>
+                <w:szCs w:val="28"/>
+              </w:rPr>
+              <w:t>а</w:t>
+            </w:r>
+            <w:r>
+              <w:rPr>
+                <w:sz w:val="28"/>
+                <w:szCs w:val="28"/>
+              </w:rPr>
+              <w:t>кое</w:t>
+            </w:r>
+            <w:r>
+              <w:rPr>
+                <w:sz w:val="28"/>
+                <w:szCs w:val="28"/>
+                <w:lang w:val="ru-RU"/>
+              </w:rPr>
+              <w:t xml:space="preserve"> </w:t>
+            </w:r>
+            <w:r>
+              <w:rPr>
+                <w:sz w:val="28"/>
+                <w:szCs w:val="28"/>
+              </w:rPr>
+              <w:t>оборуд</w:t>
+            </w:r>
+            <w:r>
+              <w:rPr>
+                <w:sz w:val="28"/>
+                <w:szCs w:val="28"/>
+              </w:rPr>
+              <w:t>ование</w:t>
+            </w:r>
+            <w:r>
+              <w:rPr>
+                <w:sz w:val="28"/>
+                <w:szCs w:val="28"/>
+                <w:lang w:val="ru-RU"/>
+              </w:rPr>
+              <w:t xml:space="preserve"> </w:t>
+            </w:r>
+            <w:r>
+              <w:rPr>
+                <w:sz w:val="28"/>
+                <w:szCs w:val="28"/>
+              </w:rPr>
+              <w:t>использовалось</w:t>
+            </w:r>
+            <w:r>
+              <w:rPr>
+                <w:sz w:val="28"/>
+                <w:szCs w:val="28"/>
+                <w:lang w:val="ru-RU"/>
+              </w:rPr>
+              <w:t xml:space="preserve"> </w:t>
+            </w:r>
+            <w:r>
+              <w:rPr>
+                <w:sz w:val="28"/>
+                <w:szCs w:val="28"/>
+              </w:rPr>
+              <w:t>на сеансе</w:t>
+            </w:r>
+          </w:p>
+        </w:tc>
+        <w:tc>
+          <w:tcPr>
+            <w:tcW w:w="2268" w:type="dxa"/>
+          </w:tcPr>
+          <w:p>
+            <w:pPr>
+              <w:spacing w:after="0"/>
+              <w:ind w:firstLine="0"/>
+              <w:rPr>
+                <w:sz w:val="28"/>
+                <w:szCs w:val="28"/>
+                <w:lang w:val="en-US"/>
+              </w:rPr>
+            </w:pPr>
+            <w:proofErr w:type="spellStart"/>
+            <w:r>
+              <w:rPr>
+                <w:rStyle w:val="HTML"/>
+                <w:rFonts w:ascii="Times New Roman" w:eastAsia="Calibri" w:hAnsi="Times New Roman" w:cs="Times New Roman"/>
+                <w:sz w:val="28"/>
+                <w:szCs w:val="28"/>
+                <w:lang w:val="en-US"/>
+              </w:rPr>
+              <w:t>session_id</w:t>
+            </w:r>
+            <w:proofErr w:type="spellEnd"/>
+            <w:r>
+              <w:rPr>
+                <w:sz w:val="28"/>
+                <w:szCs w:val="28"/>
+                <w:lang w:val="en-US"/>
+              </w:rPr>
+              <w:t xml:space="preserve">, </w:t>
+            </w:r>
+            <w:proofErr w:type="spellStart"/>
+            <w:r>
+              <w:rPr>
+                <w:rStyle w:val="HTML"/>
+                <w:rFonts w:ascii="Times New Roman" w:eastAsia="Calibri" w:hAnsi="Times New Roman" w:cs="Times New Roman"/>
+                <w:sz w:val="28"/>
+                <w:szCs w:val="28"/>
+                <w:lang w:val="en-US"/>
+              </w:rPr>
+              <w:t>equipment_id</w:t>
+            </w:r>
+            <w:proofErr w:type="spellEnd"/>
+          </w:p>
+        </w:tc>
+        <w:tc>
+          <w:tcPr>
+            <w:tcW w:w="1559" w:type="dxa"/>
+          </w:tcPr>
+          <w:p>
+            <w:pPr>
+              <w:spacing w:after="0"/>
+              <w:ind w:firstLine="0"/>
+              <w:rPr>
+                <w:sz w:val="28"/>
+                <w:szCs w:val="28"/>
+                <w:lang w:val="en-US"/>
+              </w:rPr>
+            </w:pPr>
+          </w:p>
+        </w:tc>
+        <w:tc>
+          <w:tcPr>
+            <w:tcW w:w="1808" w:type="dxa"/>
+          </w:tcPr>
+          <w:p>
+            <w:pPr>
+              <w:spacing w:after="0"/>
+              <w:ind w:firstLine="0"/>
+              <w:rPr>
+                <w:sz w:val="28"/>
+                <w:szCs w:val="28"/>
+              </w:rPr>
+            </w:pPr>
+            <w:proofErr w:type="spellStart"/>
+            <w:r>
+              <w:rPr>
+                <w:rStyle w:val="HTML"/>
+                <w:rFonts w:ascii="Times New Roman" w:eastAsia="Calibri" w:hAnsi="Times New Roman" w:cs="Times New Roman"/>
+                <w:sz w:val="28"/>
+                <w:szCs w:val="28"/>
+              </w:rPr>
+              <w:t>session_id</w:t>
+            </w:r>
+            <w:proofErr w:type="spellEnd"/>
+            <w:r>
+              <w:rPr>
+                <w:sz w:val="28"/>
+                <w:szCs w:val="28"/>
+              </w:rPr>
+              <w:t xml:space="preserve">, </w:t>
+            </w:r>
+            <w:proofErr w:type="spellStart"/>
+            <w:r>
+              <w:rPr>
+                <w:rStyle w:val="HTML"/>
+                <w:rFonts w:ascii="Times New Roman" w:eastAsia="Calibri" w:hAnsi="Times New Roman" w:cs="Times New Roman"/>
+                <w:sz w:val="28"/>
+                <w:szCs w:val="28"/>
+              </w:rPr>
+              <w:t>equipment_id</w:t>
+            </w:r>
+            <w:proofErr w:type="spellEnd"/>
+          </w:p>
+        </w:tc>
+      </w:tr>
+    </w:tbl>
+    <w:p>
+      <w:pPr>
+        <w:spacing w:after="0" w:line="360" w:lineRule="auto"/>
+        <w:jc w:val="both"/>
+        <w:rPr>
+          <w:sz w:val="28"/>
+          <w:szCs w:val="28"/>
+          <w:lang w:val="ru-RU"/>
+        </w:rPr>
+      </w:pPr>
     </w:p>
     <w:p>
       <w:pPr>
         <w:spacing w:after="0" w:line="360" w:lineRule="auto"/>
         <w:jc w:val="both"/>
         <w:rPr>
-          <w:b/>
-          <w:sz w:val="28"/>
-          <w:szCs w:val="28"/>
-          <w:lang w:val="ru-RU"/>
-        </w:rPr>
-      </w:pPr>
-      <w:r>
-        <w:rPr>
-          <w:b/>
-          <w:sz w:val="28"/>
-          <w:szCs w:val="28"/>
-          <w:lang w:val="ru-RU"/>
-        </w:rPr>
-        <w:t>2.</w:t>
-      </w:r>
-      <w:r>
-        <w:rPr>
-          <w:b/>
-          <w:sz w:val="28"/>
-          <w:szCs w:val="28"/>
-          <w:lang w:val="ru-RU"/>
-        </w:rPr>
-        <w:t>3</w:t>
-      </w:r>
-      <w:r>
-        <w:rPr>
-          <w:b/>
-          <w:sz w:val="28"/>
-          <w:szCs w:val="28"/>
-          <w:lang w:val="ru-RU"/>
-        </w:rPr>
-        <w:t xml:space="preserve">. </w:t>
-      </w:r>
-      <w:r>
-        <w:rPr>
-          <w:b/>
-          <w:sz w:val="28"/>
-          <w:szCs w:val="28"/>
-          <w:lang w:val="ru-RU"/>
-        </w:rPr>
-        <w:t>Алгоритмы</w:t>
-      </w:r>
+          <w:sz w:val="28"/>
+          <w:szCs w:val="28"/>
+          <w:lang w:val="ru-RU"/>
+        </w:rPr>
+      </w:pPr>
+      <w:r>
+        <w:rPr>
+          <w:sz w:val="28"/>
+          <w:szCs w:val="28"/>
+          <w:lang w:val="ru-RU"/>
+        </w:rPr>
+        <w:t>Кроме того дополнительно опишем связи между сущностями (таблица 3).</w:t>
+      </w:r>
+    </w:p>
+    <w:tbl>
+      <w:tblPr>
+        <w:tblStyle w:val="a6"/>
+        <w:tblW w:w="0" w:type="auto"/>
+        <w:tblLayout w:type="fixed"/>
+        <w:tblLook w:val="04A0" w:firstRow="1" w:lastRow="0" w:firstColumn="1" w:lastColumn="0" w:noHBand="0" w:noVBand="1"/>
+      </w:tblPr>
+      <w:tblGrid>
+        <w:gridCol w:w="512"/>
+        <w:gridCol w:w="2148"/>
+        <w:gridCol w:w="2551"/>
+        <w:gridCol w:w="1418"/>
+        <w:gridCol w:w="2942"/>
+      </w:tblGrid>
+      <w:tr>
+        <w:trPr>
+          <w:tblHeader/>
+        </w:trPr>
+        <w:tc>
+          <w:tcPr>
+            <w:tcW w:w="512" w:type="dxa"/>
+          </w:tcPr>
+          <w:p>
+            <w:pPr>
+              <w:spacing w:after="0"/>
+              <w:ind w:firstLine="0"/>
+              <w:jc w:val="left"/>
+              <w:rPr>
+                <w:b/>
+                <w:sz w:val="28"/>
+                <w:szCs w:val="28"/>
+                <w:lang w:val="ru-RU"/>
+              </w:rPr>
+            </w:pPr>
+            <w:r>
+              <w:rPr>
+                <w:b/>
+                <w:sz w:val="28"/>
+                <w:szCs w:val="28"/>
+                <w:lang w:val="ru-RU"/>
+              </w:rPr>
+              <w:t>№</w:t>
+            </w:r>
+          </w:p>
+        </w:tc>
+        <w:tc>
+          <w:tcPr>
+            <w:tcW w:w="2148" w:type="dxa"/>
+          </w:tcPr>
+          <w:p>
+            <w:pPr>
+              <w:spacing w:after="0"/>
+              <w:ind w:firstLine="0"/>
+              <w:jc w:val="left"/>
+              <w:rPr>
+                <w:b/>
+                <w:sz w:val="28"/>
+                <w:szCs w:val="28"/>
+                <w:lang w:val="ru-RU"/>
+              </w:rPr>
+            </w:pPr>
+            <w:r>
+              <w:rPr>
+                <w:b/>
+                <w:sz w:val="28"/>
+                <w:szCs w:val="28"/>
+                <w:lang w:val="ru-RU"/>
+              </w:rPr>
+              <w:t>Родительская сущность (</w:t>
+            </w:r>
+            <w:r>
+              <w:rPr>
+                <w:b/>
+                <w:sz w:val="28"/>
+                <w:szCs w:val="28"/>
+                <w:lang w:val="en-US"/>
+              </w:rPr>
+              <w:t>PK)</w:t>
+            </w:r>
+          </w:p>
+        </w:tc>
+        <w:tc>
+          <w:tcPr>
+            <w:tcW w:w="2551" w:type="dxa"/>
+          </w:tcPr>
+          <w:p>
+            <w:pPr>
+              <w:spacing w:after="0"/>
+              <w:ind w:firstLine="0"/>
+              <w:jc w:val="left"/>
+              <w:rPr>
+                <w:b/>
+                <w:sz w:val="28"/>
+                <w:szCs w:val="28"/>
+                <w:lang w:val="ru-RU"/>
+              </w:rPr>
+            </w:pPr>
+            <w:r>
+              <w:rPr>
+                <w:b/>
+                <w:sz w:val="28"/>
+                <w:szCs w:val="28"/>
+                <w:lang w:val="ru-RU"/>
+              </w:rPr>
+              <w:t>Дочер</w:t>
+            </w:r>
+            <w:bookmarkStart w:id="0" w:name="_GoBack"/>
+            <w:bookmarkEnd w:id="0"/>
+            <w:r>
+              <w:rPr>
+                <w:b/>
+                <w:sz w:val="28"/>
+                <w:szCs w:val="28"/>
+                <w:lang w:val="ru-RU"/>
+              </w:rPr>
+              <w:t>няя сущность</w:t>
+            </w:r>
+            <w:r>
+              <w:rPr>
+                <w:b/>
+                <w:sz w:val="28"/>
+                <w:szCs w:val="28"/>
+                <w:lang w:val="en-US"/>
+              </w:rPr>
+              <w:t xml:space="preserve"> (FK)</w:t>
+            </w:r>
+          </w:p>
+        </w:tc>
+        <w:tc>
+          <w:tcPr>
+            <w:tcW w:w="1418" w:type="dxa"/>
+          </w:tcPr>
+          <w:p>
+            <w:pPr>
+              <w:spacing w:after="0"/>
+              <w:ind w:firstLine="0"/>
+              <w:jc w:val="left"/>
+              <w:rPr>
+                <w:b/>
+                <w:sz w:val="28"/>
+                <w:szCs w:val="28"/>
+                <w:lang w:val="en-US"/>
+              </w:rPr>
+            </w:pPr>
+            <w:r>
+              <w:rPr>
+                <w:b/>
+                <w:sz w:val="28"/>
+                <w:szCs w:val="28"/>
+                <w:lang w:val="ru-RU"/>
+              </w:rPr>
+              <w:t>Тип связи</w:t>
+            </w:r>
+          </w:p>
+        </w:tc>
+        <w:tc>
+          <w:tcPr>
+            <w:tcW w:w="2942" w:type="dxa"/>
+          </w:tcPr>
+          <w:p>
+            <w:pPr>
+              <w:spacing w:after="0"/>
+              <w:ind w:firstLine="0"/>
+              <w:jc w:val="left"/>
+              <w:rPr>
+                <w:b/>
+                <w:sz w:val="28"/>
+                <w:szCs w:val="28"/>
+                <w:lang w:val="ru-RU"/>
+              </w:rPr>
+            </w:pPr>
+            <w:r>
+              <w:rPr>
+                <w:b/>
+                <w:sz w:val="28"/>
+                <w:szCs w:val="28"/>
+                <w:lang w:val="ru-RU"/>
+              </w:rPr>
+              <w:t>Смысл связи</w:t>
+            </w:r>
+          </w:p>
+        </w:tc>
+      </w:tr>
+      <w:tr>
+        <w:tc>
+          <w:tcPr>
+            <w:tcW w:w="512" w:type="dxa"/>
+          </w:tcPr>
+          <w:p>
+            <w:pPr>
+              <w:spacing w:after="0"/>
+              <w:ind w:firstLine="0"/>
+              <w:rPr>
+                <w:sz w:val="28"/>
+                <w:szCs w:val="28"/>
+                <w:lang w:val="ru-RU"/>
+              </w:rPr>
+            </w:pPr>
+            <w:r>
+              <w:rPr>
+                <w:sz w:val="28"/>
+                <w:szCs w:val="28"/>
+                <w:lang w:val="ru-RU"/>
+              </w:rPr>
+              <w:t>1</w:t>
+            </w:r>
+          </w:p>
+        </w:tc>
+        <w:tc>
+          <w:tcPr>
+            <w:tcW w:w="2148" w:type="dxa"/>
+          </w:tcPr>
+          <w:p>
+            <w:pPr>
+              <w:spacing w:after="0"/>
+              <w:ind w:firstLine="0"/>
+              <w:rPr>
+                <w:sz w:val="28"/>
+                <w:szCs w:val="28"/>
+                <w:lang w:val="ru-RU"/>
+              </w:rPr>
+            </w:pPr>
+            <w:r>
+              <w:rPr>
+                <w:sz w:val="28"/>
+                <w:szCs w:val="28"/>
+                <w:lang w:val="ru-RU"/>
+              </w:rPr>
+              <w:t>Клиент</w:t>
+            </w:r>
+          </w:p>
+        </w:tc>
+        <w:tc>
+          <w:tcPr>
+            <w:tcW w:w="2551" w:type="dxa"/>
+          </w:tcPr>
+          <w:p>
+            <w:pPr>
+              <w:spacing w:after="0"/>
+              <w:ind w:firstLine="0"/>
+              <w:rPr>
+                <w:sz w:val="28"/>
+                <w:szCs w:val="28"/>
+                <w:lang w:val="ru-RU"/>
+              </w:rPr>
+            </w:pPr>
+            <w:r>
+              <w:rPr>
+                <w:sz w:val="28"/>
+                <w:szCs w:val="28"/>
+                <w:lang w:val="ru-RU"/>
+              </w:rPr>
+              <w:t>Бронь</w:t>
+            </w:r>
+          </w:p>
+        </w:tc>
+        <w:tc>
+          <w:tcPr>
+            <w:tcW w:w="1418" w:type="dxa"/>
+          </w:tcPr>
+          <w:p>
+            <w:pPr>
+              <w:spacing w:after="0"/>
+              <w:ind w:firstLine="0"/>
+              <w:rPr>
+                <w:sz w:val="28"/>
+                <w:szCs w:val="28"/>
+                <w:lang w:val="en-US"/>
+              </w:rPr>
+            </w:pPr>
+            <w:r>
+              <w:rPr>
+                <w:sz w:val="28"/>
+                <w:szCs w:val="28"/>
+                <w:lang w:val="en-US"/>
+              </w:rPr>
+              <w:t>1:0…N</w:t>
+            </w:r>
+          </w:p>
+        </w:tc>
+        <w:tc>
+          <w:tcPr>
+            <w:tcW w:w="2942" w:type="dxa"/>
+          </w:tcPr>
+          <w:p>
+            <w:pPr>
+              <w:spacing w:after="0"/>
+              <w:ind w:firstLine="0"/>
+              <w:rPr>
+                <w:sz w:val="28"/>
+                <w:szCs w:val="28"/>
+                <w:lang w:val="ru-RU"/>
+              </w:rPr>
+            </w:pPr>
+            <w:r>
+              <w:rPr>
+                <w:sz w:val="28"/>
+                <w:szCs w:val="28"/>
+                <w:lang w:val="ru-RU"/>
+              </w:rPr>
+              <w:t>Один клиент может оформить множество броней за всё время, но каждая конкретная бронь принадлежит только одному клиенту.</w:t>
+            </w:r>
+          </w:p>
+        </w:tc>
+      </w:tr>
+      <w:tr>
+        <w:tc>
+          <w:tcPr>
+            <w:tcW w:w="512" w:type="dxa"/>
+          </w:tcPr>
+          <w:p>
+            <w:pPr>
+              <w:spacing w:after="0"/>
+              <w:ind w:firstLine="0"/>
+              <w:rPr>
+                <w:sz w:val="28"/>
+                <w:szCs w:val="28"/>
+                <w:lang w:val="ru-RU"/>
+              </w:rPr>
+            </w:pPr>
+            <w:r>
+              <w:rPr>
+                <w:sz w:val="28"/>
+                <w:szCs w:val="28"/>
+                <w:lang w:val="ru-RU"/>
+              </w:rPr>
+              <w:t>2</w:t>
+            </w:r>
+          </w:p>
+        </w:tc>
+        <w:tc>
+          <w:tcPr>
+            <w:tcW w:w="2148" w:type="dxa"/>
+          </w:tcPr>
+          <w:p>
+            <w:pPr>
+              <w:spacing w:after="0"/>
+              <w:ind w:firstLine="0"/>
+              <w:rPr>
+                <w:sz w:val="28"/>
+                <w:szCs w:val="28"/>
+                <w:lang w:val="ru-RU"/>
+              </w:rPr>
+            </w:pPr>
+            <w:r>
+              <w:rPr>
+                <w:sz w:val="28"/>
+                <w:szCs w:val="28"/>
+                <w:lang w:val="ru-RU"/>
+              </w:rPr>
+              <w:t>Сценарий</w:t>
+            </w:r>
+          </w:p>
+        </w:tc>
+        <w:tc>
+          <w:tcPr>
+            <w:tcW w:w="2551" w:type="dxa"/>
+          </w:tcPr>
+          <w:p>
+            <w:pPr>
+              <w:spacing w:after="0"/>
+              <w:ind w:firstLine="0"/>
+              <w:rPr>
+                <w:sz w:val="28"/>
+                <w:szCs w:val="28"/>
+                <w:lang w:val="ru-RU"/>
+              </w:rPr>
+            </w:pPr>
+            <w:r>
+              <w:rPr>
+                <w:sz w:val="28"/>
+                <w:szCs w:val="28"/>
+                <w:lang w:val="ru-RU"/>
+              </w:rPr>
+              <w:t>Бронь</w:t>
+            </w:r>
+          </w:p>
+        </w:tc>
+        <w:tc>
+          <w:tcPr>
+            <w:tcW w:w="1418" w:type="dxa"/>
+          </w:tcPr>
+          <w:p>
+            <w:pPr>
+              <w:spacing w:after="0"/>
+              <w:ind w:firstLine="0"/>
+              <w:rPr>
+                <w:sz w:val="28"/>
+                <w:szCs w:val="28"/>
+                <w:lang w:val="en-US"/>
+              </w:rPr>
+            </w:pPr>
+            <w:r>
+              <w:rPr>
+                <w:sz w:val="28"/>
+                <w:szCs w:val="28"/>
+                <w:lang w:val="en-US"/>
+              </w:rPr>
+              <w:t>1:0…N</w:t>
+            </w:r>
+          </w:p>
+        </w:tc>
+        <w:tc>
+          <w:tcPr>
+            <w:tcW w:w="2942" w:type="dxa"/>
+          </w:tcPr>
+          <w:p>
+            <w:pPr>
+              <w:spacing w:after="0"/>
+              <w:ind w:firstLine="0"/>
+              <w:rPr>
+                <w:sz w:val="28"/>
+                <w:szCs w:val="28"/>
+                <w:lang w:val="ru-RU"/>
+              </w:rPr>
+            </w:pPr>
+            <w:r>
+              <w:rPr>
+                <w:sz w:val="28"/>
+                <w:szCs w:val="28"/>
+                <w:lang w:val="ru-RU"/>
+              </w:rPr>
+              <w:t xml:space="preserve">Один сценарий может быть выбран во </w:t>
+            </w:r>
+            <w:r>
+              <w:rPr>
+                <w:sz w:val="28"/>
+                <w:szCs w:val="28"/>
+                <w:lang w:val="ru-RU"/>
+              </w:rPr>
+              <w:lastRenderedPageBreak/>
+              <w:t>множестве броней, но каждая бронь относится строго к одному сценарию.</w:t>
+            </w:r>
+          </w:p>
+        </w:tc>
+      </w:tr>
+      <w:tr>
+        <w:tc>
+          <w:tcPr>
+            <w:tcW w:w="512" w:type="dxa"/>
+          </w:tcPr>
+          <w:p>
+            <w:pPr>
+              <w:spacing w:after="0"/>
+              <w:ind w:firstLine="0"/>
+              <w:rPr>
+                <w:sz w:val="28"/>
+                <w:szCs w:val="28"/>
+                <w:lang w:val="ru-RU"/>
+              </w:rPr>
+            </w:pPr>
+            <w:r>
+              <w:rPr>
+                <w:sz w:val="28"/>
+                <w:szCs w:val="28"/>
+                <w:lang w:val="ru-RU"/>
+              </w:rPr>
+              <w:lastRenderedPageBreak/>
+              <w:t>3</w:t>
+            </w:r>
+          </w:p>
+        </w:tc>
+        <w:tc>
+          <w:tcPr>
+            <w:tcW w:w="2148" w:type="dxa"/>
+          </w:tcPr>
+          <w:p>
+            <w:pPr>
+              <w:spacing w:after="0"/>
+              <w:ind w:firstLine="0"/>
+              <w:rPr>
+                <w:sz w:val="28"/>
+                <w:szCs w:val="28"/>
+                <w:lang w:val="ru-RU"/>
+              </w:rPr>
+            </w:pPr>
+            <w:r>
+              <w:rPr>
+                <w:sz w:val="28"/>
+                <w:szCs w:val="28"/>
+                <w:lang w:val="ru-RU"/>
+              </w:rPr>
+              <w:t>Слот</w:t>
+            </w:r>
+          </w:p>
+        </w:tc>
+        <w:tc>
+          <w:tcPr>
+            <w:tcW w:w="2551" w:type="dxa"/>
+          </w:tcPr>
+          <w:p>
+            <w:pPr>
+              <w:spacing w:after="0"/>
+              <w:ind w:firstLine="0"/>
+              <w:rPr>
+                <w:sz w:val="28"/>
+                <w:szCs w:val="28"/>
+                <w:lang w:val="ru-RU"/>
+              </w:rPr>
+            </w:pPr>
+            <w:r>
+              <w:rPr>
+                <w:sz w:val="28"/>
+                <w:szCs w:val="28"/>
+                <w:lang w:val="ru-RU"/>
+              </w:rPr>
+              <w:t>Бронь</w:t>
+            </w:r>
+          </w:p>
+        </w:tc>
+        <w:tc>
+          <w:tcPr>
+            <w:tcW w:w="1418" w:type="dxa"/>
+          </w:tcPr>
+          <w:p>
+            <w:pPr>
+              <w:spacing w:after="0"/>
+              <w:ind w:firstLine="0"/>
+              <w:rPr>
+                <w:sz w:val="28"/>
+                <w:szCs w:val="28"/>
+                <w:lang w:val="en-US"/>
+              </w:rPr>
+            </w:pPr>
+            <w:r>
+              <w:rPr>
+                <w:sz w:val="28"/>
+                <w:szCs w:val="28"/>
+                <w:lang w:val="en-US"/>
+              </w:rPr>
+              <w:t>1:0…N</w:t>
+            </w:r>
+          </w:p>
+        </w:tc>
+        <w:tc>
+          <w:tcPr>
+            <w:tcW w:w="2942" w:type="dxa"/>
+          </w:tcPr>
+          <w:p>
+            <w:pPr>
+              <w:spacing w:after="0"/>
+              <w:ind w:firstLine="0"/>
+              <w:rPr>
+                <w:sz w:val="28"/>
+                <w:szCs w:val="28"/>
+                <w:lang w:val="ru-RU"/>
+              </w:rPr>
+            </w:pPr>
+            <w:r>
+              <w:rPr>
+                <w:sz w:val="28"/>
+                <w:szCs w:val="28"/>
+                <w:lang w:val="ru-RU"/>
+              </w:rPr>
+              <w:t>На один временной слот в текущем расписании может быть оформлена одна активная бронь. Однако исторически (при отменах и переносах) за одним слотом может числиться несколько записей.</w:t>
+            </w:r>
+          </w:p>
+        </w:tc>
+      </w:tr>
+      <w:tr>
+        <w:tc>
+          <w:tcPr>
+            <w:tcW w:w="512" w:type="dxa"/>
+          </w:tcPr>
+          <w:p>
+            <w:pPr>
+              <w:spacing w:after="0"/>
+              <w:ind w:firstLine="0"/>
+              <w:rPr>
+                <w:sz w:val="28"/>
+                <w:szCs w:val="28"/>
+                <w:lang w:val="ru-RU"/>
+              </w:rPr>
+            </w:pPr>
+            <w:r>
+              <w:rPr>
+                <w:sz w:val="28"/>
+                <w:szCs w:val="28"/>
+                <w:lang w:val="ru-RU"/>
+              </w:rPr>
+              <w:t>4</w:t>
+            </w:r>
+          </w:p>
+        </w:tc>
+        <w:tc>
+          <w:tcPr>
+            <w:tcW w:w="2148" w:type="dxa"/>
+          </w:tcPr>
+          <w:p>
+            <w:pPr>
+              <w:spacing w:after="0"/>
+              <w:ind w:firstLine="0"/>
+              <w:rPr>
+                <w:sz w:val="28"/>
+                <w:szCs w:val="28"/>
+                <w:lang w:val="ru-RU"/>
+              </w:rPr>
+            </w:pPr>
+            <w:r>
+              <w:rPr>
+                <w:sz w:val="28"/>
+                <w:szCs w:val="28"/>
+                <w:lang w:val="ru-RU"/>
+              </w:rPr>
+              <w:t>Бронь</w:t>
+            </w:r>
+          </w:p>
+        </w:tc>
+        <w:tc>
+          <w:tcPr>
+            <w:tcW w:w="2551" w:type="dxa"/>
+          </w:tcPr>
+          <w:p>
+            <w:pPr>
+              <w:spacing w:after="0"/>
+              <w:ind w:firstLine="0"/>
+              <w:rPr>
+                <w:sz w:val="28"/>
+                <w:szCs w:val="28"/>
+                <w:lang w:val="ru-RU"/>
+              </w:rPr>
+            </w:pPr>
+            <w:r>
+              <w:rPr>
+                <w:sz w:val="28"/>
+                <w:szCs w:val="28"/>
+                <w:lang w:val="ru-RU"/>
+              </w:rPr>
+              <w:t>Сеанс</w:t>
+            </w:r>
+          </w:p>
+        </w:tc>
+        <w:tc>
+          <w:tcPr>
+            <w:tcW w:w="1418" w:type="dxa"/>
+          </w:tcPr>
+          <w:p>
+            <w:pPr>
+              <w:spacing w:after="0"/>
+              <w:ind w:firstLine="0"/>
+              <w:rPr>
+                <w:sz w:val="28"/>
+                <w:szCs w:val="28"/>
+                <w:lang w:val="en-US"/>
+              </w:rPr>
+            </w:pPr>
+            <w:r>
+              <w:rPr>
+                <w:sz w:val="28"/>
+                <w:szCs w:val="28"/>
+                <w:lang w:val="en-US"/>
+              </w:rPr>
+              <w:t>1:1</w:t>
+            </w:r>
+          </w:p>
+        </w:tc>
+        <w:tc>
+          <w:tcPr>
+            <w:tcW w:w="2942" w:type="dxa"/>
+          </w:tcPr>
+          <w:p>
+            <w:pPr>
+              <w:spacing w:after="0"/>
+              <w:ind w:firstLine="0"/>
+              <w:rPr>
+                <w:sz w:val="28"/>
+                <w:szCs w:val="28"/>
+                <w:lang w:val="ru-RU"/>
+              </w:rPr>
+            </w:pPr>
+            <w:r>
+              <w:rPr>
+                <w:sz w:val="28"/>
+                <w:szCs w:val="28"/>
+                <w:lang w:val="ru-RU"/>
+              </w:rPr>
+              <w:t>Одна оформленная бронь соответствует ровно одному проведённому сеансу. Сеанс не может существовать без брони.</w:t>
+            </w:r>
+          </w:p>
+        </w:tc>
+      </w:tr>
+      <w:tr>
+        <w:tc>
+          <w:tcPr>
+            <w:tcW w:w="512" w:type="dxa"/>
+          </w:tcPr>
+          <w:p>
+            <w:pPr>
+              <w:spacing w:after="0"/>
+              <w:ind w:firstLine="0"/>
+              <w:rPr>
+                <w:sz w:val="28"/>
+                <w:szCs w:val="28"/>
+                <w:lang w:val="ru-RU"/>
+              </w:rPr>
+            </w:pPr>
+            <w:r>
+              <w:rPr>
+                <w:sz w:val="28"/>
+                <w:szCs w:val="28"/>
+                <w:lang w:val="ru-RU"/>
+              </w:rPr>
+              <w:t>5</w:t>
+            </w:r>
+          </w:p>
+        </w:tc>
+        <w:tc>
+          <w:tcPr>
+            <w:tcW w:w="2148" w:type="dxa"/>
+          </w:tcPr>
+          <w:p>
+            <w:pPr>
+              <w:spacing w:after="0"/>
+              <w:ind w:firstLine="0"/>
+              <w:rPr>
+                <w:sz w:val="28"/>
+                <w:szCs w:val="28"/>
+                <w:lang w:val="ru-RU"/>
+              </w:rPr>
+            </w:pPr>
+            <w:r>
+              <w:rPr>
+                <w:sz w:val="28"/>
+                <w:szCs w:val="28"/>
+                <w:lang w:val="ru-RU"/>
+              </w:rPr>
+              <w:t>Сотрудник</w:t>
+            </w:r>
+          </w:p>
+        </w:tc>
+        <w:tc>
+          <w:tcPr>
+            <w:tcW w:w="2551" w:type="dxa"/>
+          </w:tcPr>
+          <w:p>
+            <w:pPr>
+              <w:spacing w:after="0"/>
+              <w:ind w:firstLine="0"/>
+              <w:rPr>
+                <w:sz w:val="28"/>
+                <w:szCs w:val="28"/>
+                <w:lang w:val="ru-RU"/>
+              </w:rPr>
+            </w:pPr>
+            <w:r>
+              <w:rPr>
+                <w:sz w:val="28"/>
+                <w:szCs w:val="28"/>
+                <w:lang w:val="ru-RU"/>
+              </w:rPr>
+              <w:t>Сеанс</w:t>
+            </w:r>
+          </w:p>
+        </w:tc>
+        <w:tc>
+          <w:tcPr>
+            <w:tcW w:w="1418" w:type="dxa"/>
+          </w:tcPr>
+          <w:p>
+            <w:pPr>
+              <w:spacing w:after="0"/>
+              <w:ind w:firstLine="0"/>
+              <w:rPr>
+                <w:sz w:val="28"/>
+                <w:szCs w:val="28"/>
+                <w:lang w:val="en-US"/>
+              </w:rPr>
+            </w:pPr>
+            <w:r>
+              <w:rPr>
+                <w:sz w:val="28"/>
+                <w:szCs w:val="28"/>
+                <w:lang w:val="en-US"/>
+              </w:rPr>
+              <w:t>1:0…N</w:t>
+            </w:r>
+          </w:p>
+        </w:tc>
+        <w:tc>
+          <w:tcPr>
+            <w:tcW w:w="2942" w:type="dxa"/>
+          </w:tcPr>
+          <w:p>
+            <w:pPr>
+              <w:spacing w:after="0"/>
+              <w:ind w:firstLine="0"/>
+              <w:rPr>
+                <w:sz w:val="28"/>
+                <w:szCs w:val="28"/>
+                <w:lang w:val="ru-RU"/>
+              </w:rPr>
+            </w:pPr>
+            <w:r>
+              <w:rPr>
+                <w:sz w:val="28"/>
+                <w:szCs w:val="28"/>
+                <w:lang w:val="ru-RU"/>
+              </w:rPr>
+              <w:t>Один инструктор может провести множество сеансов, но каждый конкретный сеанс проводится только одним инструктором.</w:t>
+            </w:r>
+          </w:p>
+        </w:tc>
+      </w:tr>
+      <w:tr>
+        <w:tc>
+          <w:tcPr>
+            <w:tcW w:w="512" w:type="dxa"/>
+          </w:tcPr>
+          <w:p>
+            <w:pPr>
+              <w:spacing w:after="0"/>
+              <w:ind w:firstLine="0"/>
+              <w:rPr>
+                <w:sz w:val="28"/>
+                <w:szCs w:val="28"/>
+                <w:lang w:val="ru-RU"/>
+              </w:rPr>
+            </w:pPr>
+            <w:r>
+              <w:rPr>
+                <w:sz w:val="28"/>
+                <w:szCs w:val="28"/>
+                <w:lang w:val="ru-RU"/>
+              </w:rPr>
+              <w:t>6</w:t>
+            </w:r>
+          </w:p>
+        </w:tc>
+        <w:tc>
+          <w:tcPr>
+            <w:tcW w:w="2148" w:type="dxa"/>
+          </w:tcPr>
+          <w:p>
+            <w:pPr>
+              <w:spacing w:after="0"/>
+              <w:ind w:firstLine="0"/>
+              <w:rPr>
+                <w:sz w:val="28"/>
+                <w:szCs w:val="28"/>
+                <w:lang w:val="ru-RU"/>
+              </w:rPr>
+            </w:pPr>
+            <w:r>
+              <w:rPr>
+                <w:sz w:val="28"/>
+                <w:szCs w:val="28"/>
+                <w:lang w:val="ru-RU"/>
+              </w:rPr>
+              <w:t>Сеанс</w:t>
+            </w:r>
+          </w:p>
+        </w:tc>
+        <w:tc>
+          <w:tcPr>
+            <w:tcW w:w="2551" w:type="dxa"/>
+          </w:tcPr>
+          <w:p>
+            <w:pPr>
+              <w:spacing w:after="0"/>
+              <w:ind w:firstLine="0"/>
+              <w:rPr>
+                <w:sz w:val="28"/>
+                <w:szCs w:val="28"/>
+                <w:lang w:val="ru-RU"/>
+              </w:rPr>
+            </w:pPr>
+            <w:r>
+              <w:rPr>
+                <w:sz w:val="28"/>
+                <w:szCs w:val="28"/>
+              </w:rPr>
+              <w:t>Использование</w:t>
+            </w:r>
+            <w:r>
+              <w:rPr>
+                <w:sz w:val="28"/>
+                <w:szCs w:val="28"/>
+                <w:lang w:val="en-US"/>
+              </w:rPr>
+              <w:t>_</w:t>
+            </w:r>
+            <w:r>
+              <w:rPr>
+                <w:sz w:val="28"/>
+                <w:szCs w:val="28"/>
+              </w:rPr>
+              <w:t>оборудования</w:t>
+            </w:r>
+          </w:p>
+        </w:tc>
+        <w:tc>
+          <w:tcPr>
+            <w:tcW w:w="1418" w:type="dxa"/>
+          </w:tcPr>
+          <w:p>
+            <w:pPr>
+              <w:spacing w:after="0"/>
+              <w:ind w:firstLine="0"/>
+              <w:rPr>
+                <w:sz w:val="28"/>
+                <w:szCs w:val="28"/>
+                <w:lang w:val="en-US"/>
+              </w:rPr>
+            </w:pPr>
+            <w:r>
+              <w:rPr>
+                <w:sz w:val="28"/>
+                <w:szCs w:val="28"/>
+                <w:lang w:val="ru-RU"/>
+              </w:rPr>
+              <w:t>1:1</w:t>
+            </w:r>
+            <w:r>
+              <w:rPr>
+                <w:sz w:val="28"/>
+                <w:szCs w:val="28"/>
+                <w:lang w:val="en-US"/>
+              </w:rPr>
+              <w:t>…N</w:t>
+            </w:r>
+          </w:p>
+        </w:tc>
+        <w:tc>
+          <w:tcPr>
+            <w:tcW w:w="2942" w:type="dxa"/>
+          </w:tcPr>
+          <w:p>
+            <w:pPr>
+              <w:spacing w:after="0"/>
+              <w:ind w:firstLine="0"/>
+              <w:rPr>
+                <w:sz w:val="28"/>
+                <w:szCs w:val="28"/>
+                <w:lang w:val="ru-RU"/>
+              </w:rPr>
+            </w:pPr>
+            <w:r>
+              <w:rPr>
+                <w:sz w:val="28"/>
+                <w:szCs w:val="28"/>
+                <w:lang w:val="ru-RU"/>
+              </w:rPr>
+              <w:t>Один сеанс может задействовать несколько единиц оборудования.</w:t>
+            </w:r>
+          </w:p>
+        </w:tc>
+      </w:tr>
+      <w:tr>
+        <w:tc>
+          <w:tcPr>
+            <w:tcW w:w="512" w:type="dxa"/>
+          </w:tcPr>
+          <w:p>
+            <w:pPr>
+              <w:spacing w:after="0"/>
+              <w:ind w:firstLine="0"/>
+              <w:rPr>
+                <w:sz w:val="28"/>
+                <w:szCs w:val="28"/>
+                <w:lang w:val="ru-RU"/>
+              </w:rPr>
+            </w:pPr>
+            <w:r>
+              <w:rPr>
+                <w:sz w:val="28"/>
+                <w:szCs w:val="28"/>
+                <w:lang w:val="ru-RU"/>
+              </w:rPr>
+              <w:t>7</w:t>
+            </w:r>
+          </w:p>
+        </w:tc>
+        <w:tc>
+          <w:tcPr>
+            <w:tcW w:w="2148" w:type="dxa"/>
+          </w:tcPr>
+          <w:p>
+            <w:pPr>
+              <w:spacing w:after="0"/>
+              <w:ind w:firstLine="0"/>
+              <w:rPr>
+                <w:sz w:val="28"/>
+                <w:szCs w:val="28"/>
+                <w:lang w:val="ru-RU"/>
+              </w:rPr>
+            </w:pPr>
+            <w:r>
+              <w:rPr>
+                <w:sz w:val="28"/>
+                <w:szCs w:val="28"/>
+                <w:lang w:val="ru-RU"/>
+              </w:rPr>
+              <w:t>Оборудование</w:t>
+            </w:r>
+          </w:p>
+        </w:tc>
+        <w:tc>
+          <w:tcPr>
+            <w:tcW w:w="2551" w:type="dxa"/>
+          </w:tcPr>
+          <w:p>
+            <w:pPr>
+              <w:spacing w:after="0"/>
+              <w:ind w:firstLine="0"/>
+              <w:rPr>
+                <w:sz w:val="28"/>
+                <w:szCs w:val="28"/>
+                <w:lang w:val="ru-RU"/>
+              </w:rPr>
+            </w:pPr>
+            <w:r>
+              <w:rPr>
+                <w:sz w:val="28"/>
+                <w:szCs w:val="28"/>
+              </w:rPr>
+              <w:t>Использование</w:t>
+            </w:r>
+            <w:r>
+              <w:rPr>
+                <w:sz w:val="28"/>
+                <w:szCs w:val="28"/>
+                <w:lang w:val="ru-RU"/>
+              </w:rPr>
+              <w:t>_</w:t>
+            </w:r>
+            <w:r>
+              <w:rPr>
+                <w:sz w:val="28"/>
+                <w:szCs w:val="28"/>
+              </w:rPr>
+              <w:t>оборудования</w:t>
+            </w:r>
+          </w:p>
+        </w:tc>
+        <w:tc>
+          <w:tcPr>
+            <w:tcW w:w="1418" w:type="dxa"/>
+          </w:tcPr>
+          <w:p>
+            <w:pPr>
+              <w:spacing w:after="0"/>
+              <w:ind w:firstLine="0"/>
+              <w:rPr>
+                <w:sz w:val="28"/>
+                <w:szCs w:val="28"/>
+                <w:lang w:val="en-US"/>
+              </w:rPr>
+            </w:pPr>
+            <w:r>
+              <w:rPr>
+                <w:sz w:val="28"/>
+                <w:szCs w:val="28"/>
+                <w:lang w:val="en-US"/>
+              </w:rPr>
+              <w:t>1:0…N</w:t>
+            </w:r>
+          </w:p>
+        </w:tc>
+        <w:tc>
+          <w:tcPr>
+            <w:tcW w:w="2942" w:type="dxa"/>
+          </w:tcPr>
+          <w:p>
+            <w:pPr>
+              <w:spacing w:after="0"/>
+              <w:ind w:firstLine="0"/>
+              <w:rPr>
+                <w:sz w:val="28"/>
+                <w:szCs w:val="28"/>
+                <w:lang w:val="ru-RU"/>
+              </w:rPr>
+            </w:pPr>
+            <w:r>
+              <w:rPr>
+                <w:sz w:val="28"/>
+                <w:szCs w:val="28"/>
+                <w:lang w:val="ru-RU"/>
+              </w:rPr>
+              <w:t xml:space="preserve">Одна единица оборудования </w:t>
+            </w:r>
+            <w:r>
+              <w:rPr>
+                <w:sz w:val="28"/>
+                <w:szCs w:val="28"/>
+                <w:lang w:val="ru-RU"/>
+              </w:rPr>
+              <w:t>может использоваться на множестве разных сеансов за всё время.</w:t>
+            </w:r>
+          </w:p>
+        </w:tc>
+      </w:tr>
+    </w:tbl>
+    <w:p>
+      <w:pPr>
+        <w:spacing w:after="0" w:line="360" w:lineRule="auto"/>
+        <w:jc w:val="both"/>
+        <w:rPr>
+          <w:sz w:val="28"/>
+          <w:szCs w:val="28"/>
+          <w:lang w:val="ru-RU"/>
+        </w:rPr>
+      </w:pPr>
     </w:p>
     <w:p>
       <w:pPr>
@@ -8453,47 +12936,70 @@
           <w:szCs w:val="28"/>
           <w:lang w:val="ru-RU"/>
         </w:rPr>
-        <w:t>Для автома</w:t>
-      </w:r>
-      <w:r>
-        <w:rPr>
-          <w:sz w:val="28"/>
-          <w:szCs w:val="28"/>
-          <w:lang w:val="ru-RU"/>
-        </w:rPr>
-        <w:t>тизации операций из таблицы 1 разработаны два алгоритма. Они реализуют операции «</w:t>
-      </w:r>
-      <w:r>
-        <w:rPr>
-          <w:sz w:val="28"/>
-          <w:szCs w:val="28"/>
-          <w:lang w:val="ru-RU"/>
-        </w:rPr>
-        <w:t>Построение свободных окон в расписании на день</w:t>
-      </w:r>
-      <w:r>
-        <w:rPr>
-          <w:sz w:val="28"/>
-          <w:szCs w:val="28"/>
-          <w:lang w:val="ru-RU"/>
-        </w:rPr>
-        <w:t>» и «</w:t>
-      </w:r>
-      <w:r>
-        <w:rPr>
-          <w:sz w:val="28"/>
-          <w:szCs w:val="28"/>
-          <w:lang w:val="ru-RU"/>
-        </w:rPr>
-        <w:t>Расчёт стоимости сеанса с учётом тарифной сетки, скидок и пересечений по времени</w:t>
-      </w:r>
-      <w:r>
-        <w:rPr>
-          <w:sz w:val="28"/>
-          <w:szCs w:val="28"/>
-          <w:lang w:val="ru-RU"/>
-        </w:rPr>
-        <w:t>».</w:t>
+        <w:t xml:space="preserve">Логическая модель данных приведена к третьей нормальной форме (3НФ). При ней все атрибуты </w:t>
+      </w:r>
+      <w:proofErr w:type="spellStart"/>
+      <w:r>
+        <w:rPr>
+          <w:sz w:val="28"/>
+          <w:szCs w:val="28"/>
+          <w:lang w:val="ru-RU"/>
+        </w:rPr>
+        <w:t>атомарны</w:t>
+      </w:r>
+      <w:proofErr w:type="spellEnd"/>
+      <w:r>
+        <w:rPr>
+          <w:sz w:val="28"/>
+          <w:szCs w:val="28"/>
+          <w:lang w:val="ru-RU"/>
+        </w:rPr>
+        <w:t xml:space="preserve">, каждый </w:t>
+      </w:r>
+      <w:proofErr w:type="spellStart"/>
+      <w:r>
+        <w:rPr>
+          <w:sz w:val="28"/>
+          <w:szCs w:val="28"/>
+          <w:lang w:val="ru-RU"/>
+        </w:rPr>
+        <w:t>неключевой</w:t>
+      </w:r>
+      <w:proofErr w:type="spellEnd"/>
+      <w:r>
+        <w:rPr>
+          <w:sz w:val="28"/>
+          <w:szCs w:val="28"/>
+          <w:lang w:val="ru-RU"/>
+        </w:rPr>
+        <w:t xml:space="preserve"> атрибут зависит от </w:t>
+      </w:r>
+      <w:r>
+        <w:rPr>
+          <w:sz w:val="28"/>
+          <w:szCs w:val="28"/>
+          <w:lang w:val="ru-RU"/>
+        </w:rPr>
+        <w:lastRenderedPageBreak/>
+        <w:t xml:space="preserve">полного первичного ключа, и при этом отсутствуют транзитивные зависимости между </w:t>
+      </w:r>
+      <w:proofErr w:type="spellStart"/>
+      <w:r>
+        <w:rPr>
+          <w:sz w:val="28"/>
+          <w:szCs w:val="28"/>
+          <w:lang w:val="ru-RU"/>
+        </w:rPr>
+        <w:t>неключевым</w:t>
+      </w:r>
+      <w:proofErr w:type="spellEnd"/>
+      <w:r>
+        <w:rPr>
+          <w:sz w:val="28"/>
+          <w:szCs w:val="28"/>
+          <w:lang w:val="ru-RU"/>
+        </w:rPr>
+        <w:t xml:space="preserve"> атрибутами. Это позволяет устранить избыточность данных и предотвратить аномалии при их изменении.</w:t>
       </w:r>
     </w:p>
     <w:p>
@@ -8501,94 +13007,102 @@
         <w:spacing w:after="0" w:line="360" w:lineRule="auto"/>
         <w:jc w:val="both"/>
         <w:rPr>
-          <w:b/>
-          <w:sz w:val="28"/>
-          <w:szCs w:val="28"/>
-          <w:lang w:val="ru-RU"/>
-        </w:rPr>
-      </w:pPr>
-      <w:r>
-        <w:rPr>
-          <w:b/>
-          <w:sz w:val="28"/>
-          <w:szCs w:val="28"/>
-          <w:lang w:val="ru-RU"/>
-        </w:rPr>
-        <w:t>2.3.1 Алгоритм 1 «Построение свободных окон в расписании на день»</w:t>
-      </w:r>
+          <w:sz w:val="28"/>
+          <w:szCs w:val="28"/>
+          <w:lang w:val="ru-RU"/>
+        </w:rPr>
+      </w:pPr>
     </w:p>
     <w:p>
       <w:pPr>
         <w:spacing w:after="0" w:line="360" w:lineRule="auto"/>
         <w:jc w:val="both"/>
         <w:rPr>
-          <w:sz w:val="28"/>
-          <w:szCs w:val="28"/>
-          <w:lang w:val="ru-RU"/>
-        </w:rPr>
-      </w:pPr>
+          <w:b/>
+          <w:sz w:val="28"/>
+          <w:szCs w:val="28"/>
+          <w:lang w:val="ru-RU"/>
+        </w:rPr>
+      </w:pPr>
+      <w:r>
+        <w:rPr>
+          <w:b/>
+          <w:sz w:val="28"/>
+          <w:szCs w:val="28"/>
+          <w:lang w:val="ru-RU"/>
+        </w:rPr>
+        <w:t>2.</w:t>
+      </w:r>
+      <w:r>
+        <w:rPr>
+          <w:b/>
+          <w:sz w:val="28"/>
+          <w:szCs w:val="28"/>
+          <w:lang w:val="ru-RU"/>
+        </w:rPr>
+        <w:t>3</w:t>
+      </w:r>
+      <w:r>
+        <w:rPr>
+          <w:b/>
+          <w:sz w:val="28"/>
+          <w:szCs w:val="28"/>
+          <w:lang w:val="ru-RU"/>
+        </w:rPr>
+        <w:t xml:space="preserve">. </w:t>
+      </w:r>
+      <w:r>
+        <w:rPr>
+          <w:b/>
+          <w:sz w:val="28"/>
+          <w:szCs w:val="28"/>
+          <w:lang w:val="ru-RU"/>
+        </w:rPr>
+        <w:t>Алгоритмы</w:t>
+      </w:r>
     </w:p>
     <w:p>
       <w:pPr>
         <w:spacing w:after="0" w:line="360" w:lineRule="auto"/>
         <w:jc w:val="both"/>
         <w:rPr>
-          <w:b/>
-          <w:sz w:val="28"/>
-          <w:szCs w:val="28"/>
-          <w:lang w:val="ru-RU"/>
-        </w:rPr>
-      </w:pPr>
-      <w:r>
-        <w:rPr>
-          <w:b/>
-          <w:sz w:val="28"/>
-          <w:szCs w:val="28"/>
-          <w:lang w:val="ru-RU"/>
-        </w:rPr>
-        <w:t>2.3.2 Алгоритм 2 «Расчёт стоимости сеанса с учётом тарифной сетки, скидок и пересечений по времени»</w:t>
-      </w:r>
+          <w:sz w:val="28"/>
+          <w:szCs w:val="28"/>
+          <w:lang w:val="en-US"/>
+        </w:rPr>
+      </w:pPr>
     </w:p>
     <w:p>
       <w:pPr>
         <w:spacing w:after="0" w:line="360" w:lineRule="auto"/>
         <w:jc w:val="both"/>
         <w:rPr>
-          <w:sz w:val="28"/>
-          <w:szCs w:val="28"/>
-          <w:lang w:val="ru-RU"/>
-        </w:rPr>
-      </w:pPr>
+          <w:b/>
+          <w:sz w:val="28"/>
+          <w:szCs w:val="28"/>
+          <w:lang w:val="ru-RU"/>
+        </w:rPr>
+      </w:pPr>
+      <w:r>
+        <w:rPr>
+          <w:b/>
+          <w:sz w:val="28"/>
+          <w:szCs w:val="28"/>
+          <w:lang w:val="ru-RU"/>
+        </w:rPr>
+        <w:t>2.3.1 Алгоритм 1 «»</w:t>
+      </w:r>
     </w:p>
     <w:p>
       <w:pPr>
         <w:spacing w:after="0" w:line="360" w:lineRule="auto"/>
         <w:jc w:val="both"/>
         <w:rPr>
-          <w:b/>
-          <w:sz w:val="28"/>
-          <w:szCs w:val="28"/>
-          <w:lang w:val="ru-RU"/>
-        </w:rPr>
-      </w:pPr>
-      <w:r>
-        <w:rPr>
-          <w:b/>
-          <w:sz w:val="28"/>
-          <w:szCs w:val="28"/>
-          <w:lang w:val="ru-RU"/>
-        </w:rPr>
-        <w:t>2.</w:t>
-      </w:r>
-      <w:r>
-        <w:rPr>
-          <w:b/>
-          <w:sz w:val="28"/>
-          <w:szCs w:val="28"/>
-          <w:lang w:val="ru-RU"/>
-        </w:rPr>
-        <w:t>4. Процедурная реализация</w:t>
-      </w:r>
+          <w:sz w:val="28"/>
+          <w:szCs w:val="28"/>
+          <w:lang w:val="ru-RU"/>
+        </w:rPr>
+      </w:pPr>
     </w:p>
     <w:p>
       <w:pPr>
@@ -8608,7 +13122,7 @@
           <w:szCs w:val="28"/>
           <w:lang w:val="ru-RU"/>
         </w:rPr>
-        <w:t>2.4.1 Язык и среда разработки</w:t>
+        <w:t>2.3.2 Алгоритм 2 «»</w:t>
       </w:r>
     </w:p>
     <w:p>
@@ -8621,119 +13135,36 @@
           <w:lang w:val="ru-RU"/>
         </w:rPr>
       </w:pPr>
-      <w:r>
-        <w:rPr>
-          <w:sz w:val="28"/>
-          <w:szCs w:val="28"/>
-          <w:lang w:val="ru-RU"/>
-        </w:rPr>
-        <w:t>Как было указано выше</w:t>
-      </w:r>
-      <w:r>
-        <w:rPr>
-          <w:sz w:val="28"/>
-          <w:szCs w:val="28"/>
-          <w:lang w:val="ru-RU"/>
-        </w:rPr>
-        <w:t>,</w:t>
-      </w:r>
-      <w:r>
-        <w:rPr>
-          <w:sz w:val="28"/>
-          <w:szCs w:val="28"/>
-          <w:lang w:val="ru-RU"/>
-        </w:rPr>
-        <w:t xml:space="preserve"> для процедурной реализации выбран язык </w:t>
-      </w:r>
-      <w:r>
-        <w:rPr>
-          <w:sz w:val="28"/>
-          <w:szCs w:val="28"/>
-          <w:lang w:val="en-US"/>
-        </w:rPr>
-        <w:t>Python</w:t>
-      </w:r>
-      <w:r>
-        <w:rPr>
-          <w:sz w:val="28"/>
-          <w:szCs w:val="28"/>
-          <w:lang w:val="ru-RU"/>
-        </w:rPr>
-        <w:t xml:space="preserve"> 3.14.</w:t>
-      </w:r>
-      <w:r>
-        <w:rPr>
-          <w:sz w:val="28"/>
-          <w:szCs w:val="28"/>
-          <w:lang w:val="ru-RU"/>
-        </w:rPr>
-        <w:t xml:space="preserve"> Выбор обусловлен простотой синтаксиса и удобством процедурного стиля. Выбранная среда разработка - </w:t>
-      </w:r>
-      <w:proofErr w:type="spellStart"/>
-      <w:r>
-        <w:rPr>
-          <w:sz w:val="28"/>
-          <w:szCs w:val="28"/>
-          <w:lang w:val="ru-RU"/>
-        </w:rPr>
-        <w:t>PyCharm</w:t>
-      </w:r>
-      <w:proofErr w:type="spellEnd"/>
-      <w:r>
-        <w:rPr>
-          <w:sz w:val="28"/>
-          <w:szCs w:val="28"/>
-          <w:lang w:val="ru-RU"/>
-        </w:rPr>
-        <w:t xml:space="preserve"> </w:t>
-      </w:r>
-      <w:proofErr w:type="spellStart"/>
-      <w:r>
-        <w:rPr>
-          <w:sz w:val="28"/>
-          <w:szCs w:val="28"/>
-          <w:lang w:val="ru-RU"/>
-        </w:rPr>
-        <w:t>Community</w:t>
-      </w:r>
-      <w:proofErr w:type="spellEnd"/>
-      <w:r>
-        <w:rPr>
-          <w:sz w:val="28"/>
-          <w:szCs w:val="28"/>
-          <w:lang w:val="ru-RU"/>
-        </w:rPr>
-        <w:t xml:space="preserve"> </w:t>
-      </w:r>
-      <w:proofErr w:type="spellStart"/>
-      <w:r>
-        <w:rPr>
-          <w:sz w:val="28"/>
-          <w:szCs w:val="28"/>
-          <w:lang w:val="ru-RU"/>
-        </w:rPr>
-        <w:t>Edition</w:t>
-      </w:r>
-      <w:proofErr w:type="spellEnd"/>
-      <w:r>
-        <w:rPr>
-          <w:sz w:val="28"/>
-          <w:szCs w:val="28"/>
-          <w:lang w:val="ru-RU"/>
-        </w:rPr>
-        <w:t xml:space="preserve"> 2023.3.2.</w:t>
-      </w:r>
     </w:p>
     <w:p>
       <w:pPr>
         <w:spacing w:after="0" w:line="360" w:lineRule="auto"/>
         <w:jc w:val="both"/>
         <w:rPr>
-          <w:sz w:val="28"/>
-          <w:szCs w:val="28"/>
-          <w:lang w:val="ru-RU"/>
-        </w:rPr>
-      </w:pPr>
+          <w:b/>
+          <w:sz w:val="28"/>
+          <w:szCs w:val="28"/>
+          <w:lang w:val="ru-RU"/>
+        </w:rPr>
+      </w:pPr>
+      <w:r>
+        <w:rPr>
+          <w:b/>
+          <w:sz w:val="28"/>
+          <w:szCs w:val="28"/>
+          <w:lang w:val="ru-RU"/>
+        </w:rPr>
+        <w:t>2.</w:t>
+      </w:r>
+      <w:r>
+        <w:rPr>
+          <w:b/>
+          <w:sz w:val="28"/>
+          <w:szCs w:val="28"/>
+          <w:lang w:val="ru-RU"/>
+        </w:rPr>
+        <w:t>4. Процедурная реализация</w:t>
+      </w:r>
     </w:p>
     <w:p>
       <w:pPr>
@@ -8753,25 +13184,7 @@
           <w:szCs w:val="28"/>
           <w:lang w:val="ru-RU"/>
         </w:rPr>
-        <w:t>2.4.2</w:t>
-      </w:r>
-      <w:r>
-        <w:rPr>
-          <w:b/>
-          <w:sz w:val="28"/>
-          <w:szCs w:val="28"/>
-          <w:lang w:val="ru-RU"/>
-        </w:rPr>
-        <w:t xml:space="preserve"> </w:t>
-      </w:r>
-      <w:r>
-        <w:rPr>
-          <w:b/>
-          <w:sz w:val="28"/>
-          <w:szCs w:val="28"/>
-          <w:lang w:val="ru-RU"/>
-        </w:rPr>
-        <w:t>Структуры программы</w:t>
+        <w:t>2.4.1 Язык и среда разработки</w:t>
       </w:r>
     </w:p>
     <w:p>
@@ -8784,63 +13197,225 @@
           <w:lang w:val="ru-RU"/>
         </w:rPr>
       </w:pPr>
+      <w:r>
+        <w:rPr>
+          <w:sz w:val="28"/>
+          <w:szCs w:val="28"/>
+          <w:lang w:val="ru-RU"/>
+        </w:rPr>
+        <w:t>Как было указано выше</w:t>
+      </w:r>
+      <w:r>
+        <w:rPr>
+          <w:sz w:val="28"/>
+          <w:szCs w:val="28"/>
+          <w:lang w:val="ru-RU"/>
+        </w:rPr>
+        <w:t>,</w:t>
+      </w:r>
+      <w:r>
+        <w:rPr>
+          <w:sz w:val="28"/>
+          <w:szCs w:val="28"/>
+          <w:lang w:val="ru-RU"/>
+        </w:rPr>
+        <w:t xml:space="preserve"> для процедурной реализации выбран язык </w:t>
+      </w:r>
+      <w:r>
+        <w:rPr>
+          <w:sz w:val="28"/>
+          <w:szCs w:val="28"/>
+          <w:lang w:val="en-US"/>
+        </w:rPr>
+        <w:t>Python</w:t>
+      </w:r>
+      <w:r>
+        <w:rPr>
+          <w:sz w:val="28"/>
+          <w:szCs w:val="28"/>
+          <w:lang w:val="ru-RU"/>
+        </w:rPr>
+        <w:t xml:space="preserve"> 3.14.</w:t>
+      </w:r>
+      <w:r>
+        <w:rPr>
+          <w:sz w:val="28"/>
+          <w:szCs w:val="28"/>
+          <w:lang w:val="ru-RU"/>
+        </w:rPr>
+        <w:t xml:space="preserve"> Выбор обусловлен простотой синтаксиса и удобством процедурного стиля. Выбранная среда разработка - </w:t>
+      </w:r>
+      <w:proofErr w:type="spellStart"/>
+      <w:r>
+        <w:rPr>
+          <w:sz w:val="28"/>
+          <w:szCs w:val="28"/>
+          <w:lang w:val="ru-RU"/>
+        </w:rPr>
+        <w:t>PyCharm</w:t>
+      </w:r>
+      <w:proofErr w:type="spellEnd"/>
+      <w:r>
+        <w:rPr>
+          <w:sz w:val="28"/>
+          <w:szCs w:val="28"/>
+          <w:lang w:val="ru-RU"/>
+        </w:rPr>
+        <w:t xml:space="preserve"> </w:t>
+      </w:r>
+      <w:proofErr w:type="spellStart"/>
+      <w:r>
+        <w:rPr>
+          <w:sz w:val="28"/>
+          <w:szCs w:val="28"/>
+          <w:lang w:val="ru-RU"/>
+        </w:rPr>
+        <w:t>Community</w:t>
+      </w:r>
+      <w:proofErr w:type="spellEnd"/>
+      <w:r>
+        <w:rPr>
+          <w:sz w:val="28"/>
+          <w:szCs w:val="28"/>
+          <w:lang w:val="ru-RU"/>
+        </w:rPr>
+        <w:t xml:space="preserve"> </w:t>
+      </w:r>
+      <w:proofErr w:type="spellStart"/>
+      <w:r>
+        <w:rPr>
+          <w:sz w:val="28"/>
+          <w:szCs w:val="28"/>
+          <w:lang w:val="ru-RU"/>
+        </w:rPr>
+        <w:t>Edition</w:t>
+      </w:r>
+      <w:proofErr w:type="spellEnd"/>
+      <w:r>
+        <w:rPr>
+          <w:sz w:val="28"/>
+          <w:szCs w:val="28"/>
+          <w:lang w:val="ru-RU"/>
+        </w:rPr>
+        <w:t xml:space="preserve"> 2023.3.2.</w:t>
+      </w:r>
     </w:p>
     <w:p>
       <w:pPr>
         <w:spacing w:after="0" w:line="360" w:lineRule="auto"/>
         <w:jc w:val="both"/>
         <w:rPr>
-          <w:b/>
-          <w:sz w:val="28"/>
-          <w:szCs w:val="28"/>
-          <w:lang w:val="ru-RU"/>
-        </w:rPr>
-      </w:pPr>
-      <w:r>
-        <w:rPr>
-          <w:b/>
-          <w:sz w:val="28"/>
-          <w:szCs w:val="28"/>
-          <w:lang w:val="ru-RU"/>
-        </w:rPr>
-        <w:t>2.4.3</w:t>
-      </w:r>
-      <w:r>
-        <w:rPr>
-          <w:b/>
-          <w:sz w:val="28"/>
-          <w:szCs w:val="28"/>
-          <w:lang w:val="ru-RU"/>
-        </w:rPr>
-        <w:t xml:space="preserve"> </w:t>
-      </w:r>
-      <w:r>
-        <w:rPr>
-          <w:b/>
-          <w:sz w:val="28"/>
-          <w:szCs w:val="28"/>
-          <w:lang w:val="ru-RU"/>
-        </w:rPr>
-        <w:t>Фрагменты кода</w:t>
-      </w:r>
+          <w:sz w:val="28"/>
+          <w:szCs w:val="28"/>
+          <w:lang w:val="ru-RU"/>
+        </w:rPr>
+      </w:pPr>
     </w:p>
     <w:p>
       <w:pPr>
         <w:spacing w:after="0" w:line="360" w:lineRule="auto"/>
         <w:jc w:val="both"/>
         <w:rPr>
-          <w:sz w:val="28"/>
-          <w:szCs w:val="28"/>
-          <w:lang w:val="ru-RU"/>
-        </w:rPr>
-      </w:pPr>
-      <w:r>
-        <w:rPr>
-          <w:sz w:val="28"/>
-          <w:szCs w:val="28"/>
-          <w:lang w:val="ru-RU"/>
-        </w:rPr>
-        <w:lastRenderedPageBreak/>
+          <w:b/>
+          <w:sz w:val="28"/>
+          <w:szCs w:val="28"/>
+          <w:lang w:val="ru-RU"/>
+        </w:rPr>
+      </w:pPr>
+      <w:r>
+        <w:rPr>
+          <w:b/>
+          <w:sz w:val="28"/>
+          <w:szCs w:val="28"/>
+          <w:lang w:val="ru-RU"/>
+        </w:rPr>
+        <w:t>2.4.2</w:t>
+      </w:r>
+      <w:r>
+        <w:rPr>
+          <w:b/>
+          <w:sz w:val="28"/>
+          <w:szCs w:val="28"/>
+          <w:lang w:val="ru-RU"/>
+        </w:rPr>
+        <w:t xml:space="preserve"> </w:t>
+      </w:r>
+      <w:r>
+        <w:rPr>
+          <w:b/>
+          <w:sz w:val="28"/>
+          <w:szCs w:val="28"/>
+          <w:lang w:val="ru-RU"/>
+        </w:rPr>
+        <w:t>Структуры программы</w:t>
+      </w:r>
+    </w:p>
+    <w:p>
+      <w:pPr>
+        <w:spacing w:after="0" w:line="360" w:lineRule="auto"/>
+        <w:jc w:val="both"/>
+        <w:rPr>
+          <w:sz w:val="28"/>
+          <w:szCs w:val="28"/>
+          <w:lang w:val="ru-RU"/>
+        </w:rPr>
+      </w:pPr>
+    </w:p>
+    <w:p>
+      <w:pPr>
+        <w:spacing w:after="0" w:line="360" w:lineRule="auto"/>
+        <w:jc w:val="both"/>
+        <w:rPr>
+          <w:b/>
+          <w:sz w:val="28"/>
+          <w:szCs w:val="28"/>
+          <w:lang w:val="ru-RU"/>
+        </w:rPr>
+      </w:pPr>
+      <w:r>
+        <w:rPr>
+          <w:b/>
+          <w:sz w:val="28"/>
+          <w:szCs w:val="28"/>
+          <w:lang w:val="ru-RU"/>
+        </w:rPr>
+        <w:t>2.4.3</w:t>
+      </w:r>
+      <w:r>
+        <w:rPr>
+          <w:b/>
+          <w:sz w:val="28"/>
+          <w:szCs w:val="28"/>
+          <w:lang w:val="ru-RU"/>
+        </w:rPr>
+        <w:t xml:space="preserve"> </w:t>
+      </w:r>
+      <w:r>
+        <w:rPr>
+          <w:b/>
+          <w:sz w:val="28"/>
+          <w:szCs w:val="28"/>
+          <w:lang w:val="ru-RU"/>
+        </w:rPr>
+        <w:t>Фрагменты кода</w:t>
+      </w:r>
+    </w:p>
+    <w:p>
+      <w:pPr>
+        <w:spacing w:after="0" w:line="360" w:lineRule="auto"/>
+        <w:jc w:val="both"/>
+        <w:rPr>
+          <w:sz w:val="28"/>
+          <w:szCs w:val="28"/>
+          <w:lang w:val="ru-RU"/>
+        </w:rPr>
+      </w:pPr>
+      <w:r>
+        <w:rPr>
+          <w:sz w:val="28"/>
+          <w:szCs w:val="28"/>
+          <w:lang w:val="ru-RU"/>
+        </w:rPr>
         <w:t>Ниже приведены фрагменты кода, реализующие автоматизируемые операции из таблицы 1 и оба алгоритма из раздела 2.3.</w:t>
       </w:r>
     </w:p>
@@ -10087,6 +14662,38 @@
       <w:lang w:val="ru" w:eastAsia="ru-RU"/>
     </w:rPr>
   </w:style>
+  <w:style w:type="paragraph" w:styleId="a9">
+    <w:name w:val="caption"/>
+    <w:basedOn w:val="a"/>
+    <w:next w:val="a"/>
+    <w:uiPriority w:val="35"/>
+    <w:unhideWhenUsed/>
+    <w:qFormat/>
+    <w:rsid w:val="000E49B7"/>
+    <w:pPr>
+      <w:spacing w:after="200" w:line="240" w:lineRule="auto"/>
+    </w:pPr>
+    <w:rPr>
+      <w:b/>
+      <w:bCs/>
+      <w:color w:val="4F81BD" w:themeColor="accent1"/>
+      <w:sz w:val="18"/>
+      <w:szCs w:val="18"/>
+    </w:rPr>
+  </w:style>
+  <w:style w:type="character" w:styleId="HTML">
+    <w:name w:val="HTML Code"/>
+    <w:basedOn w:val="a0"/>
+    <w:uiPriority w:val="99"/>
+    <w:semiHidden/>
+    <w:unhideWhenUsed/>
+    <w:rsid w:val="00546005"/>
+    <w:rPr>
+      <w:rFonts w:ascii="Courier New" w:eastAsia="Times New Roman" w:hAnsi="Courier New" w:cs="Courier New"/>
+      <w:sz w:val="20"/>
+      <w:szCs w:val="20"/>
+    </w:rPr>
+  </w:style>
 </w:styles>
 </file>
 
@@ -10487,6 +15094,38 @@
       <w:lang w:val="ru" w:eastAsia="ru-RU"/>
     </w:rPr>
   </w:style>
+  <w:style w:type="paragraph" w:styleId="a9">
+    <w:name w:val="caption"/>
+    <w:basedOn w:val="a"/>
+    <w:next w:val="a"/>
+    <w:uiPriority w:val="35"/>
+    <w:unhideWhenUsed/>
+    <w:qFormat/>
+    <w:rsid w:val="000E49B7"/>
+    <w:pPr>
+      <w:spacing w:after="200" w:line="240" w:lineRule="auto"/>
+    </w:pPr>
+    <w:rPr>
+      <w:b/>
+      <w:bCs/>
+      <w:color w:val="4F81BD" w:themeColor="accent1"/>
+      <w:sz w:val="18"/>
+      <w:szCs w:val="18"/>
+    </w:rPr>
+  </w:style>
+  <w:style w:type="character" w:styleId="HTML">
+    <w:name w:val="HTML Code"/>
+    <w:basedOn w:val="a0"/>
+    <w:uiPriority w:val="99"/>
+    <w:semiHidden/>
+    <w:unhideWhenUsed/>
+    <w:rsid w:val="00546005"/>
+    <w:rPr>
+      <w:rFonts w:ascii="Courier New" w:eastAsia="Times New Roman" w:hAnsi="Courier New" w:cs="Courier New"/>
+      <w:sz w:val="20"/>
+      <w:szCs w:val="20"/>
+    </w:rPr>
+  </w:style>
 </w:styles>
 </file>
 

--- a/Отчет_ИКБО-31-24_ЖильцоваСО_КТ1.docx
+++ b/Отчет_ИКБО-31-24_ЖильцоваСО_КТ1.docx
@@ -8137,7 +8137,7 @@
         <w:rPr>
           <w:sz w:val="28"/>
           <w:szCs w:val="28"/>
-          <w:lang w:val="en-US"/>
+          <w:lang w:val="ru-RU"/>
         </w:rPr>
       </w:pPr>
     </w:p>
@@ -8834,14 +8834,7 @@
                 <w:sz w:val="28"/>
                 <w:szCs w:val="28"/>
               </w:rPr>
-              <w:t>Создаёт запись о брони, привязывает её к клиенту и слоту, бло</w:t>
-            </w:r>
-            <w:r>
-              <w:rPr>
-                <w:sz w:val="28"/>
-                <w:szCs w:val="28"/>
-              </w:rPr>
-              <w:t>кирует слот от повторной записи</w:t>
+              <w:t>Создаёт запись о брони, привязывает её к клиенту и слоту, блокирует слот от повторной записи</w:t>
             </w:r>
           </w:p>
         </w:tc>
@@ -10064,17 +10057,7 @@
                 <w:szCs w:val="28"/>
                 <w:lang w:val="en-US"/>
               </w:rPr>
-              <w:t>email</w:t>
-            </w:r>
-            <w:r>
-              <w:rPr>
-                <w:rStyle w:val="HTML"/>
-                <w:rFonts w:ascii="Times New Roman" w:eastAsia="Calibri" w:hAnsi="Times New Roman" w:cs="Times New Roman"/>
-                <w:sz w:val="28"/>
-                <w:szCs w:val="28"/>
-                <w:lang w:val="en-US"/>
-              </w:rPr>
-              <w:t>, position, salary</w:t>
+              <w:t>email, position, salary</w:t>
             </w:r>
           </w:p>
         </w:tc>
@@ -11386,17 +11369,7 @@
                 <w:szCs w:val="28"/>
                 <w:lang w:val="en-US"/>
               </w:rPr>
-              <w:t xml:space="preserve">, </w:t>
-            </w:r>
-            <w:r>
-              <w:rPr>
-                <w:rStyle w:val="HTML"/>
-                <w:rFonts w:ascii="Times New Roman" w:eastAsia="Calibri" w:hAnsi="Times New Roman" w:cs="Times New Roman"/>
-                <w:sz w:val="28"/>
-                <w:szCs w:val="28"/>
-                <w:lang w:val="en-US"/>
-              </w:rPr>
-              <w:t>status</w:t>
+              <w:t>, status</w:t>
             </w:r>
           </w:p>
         </w:tc>
@@ -11607,21 +11580,7 @@
                 <w:sz w:val="28"/>
                 <w:szCs w:val="28"/>
               </w:rPr>
-              <w:t>к</w:t>
-            </w:r>
-            <w:r>
-              <w:rPr>
-                <w:sz w:val="28"/>
-                <w:szCs w:val="28"/>
-              </w:rPr>
-              <w:t>а</w:t>
-            </w:r>
-            <w:r>
-              <w:rPr>
-                <w:sz w:val="28"/>
-                <w:szCs w:val="28"/>
-              </w:rPr>
-              <w:t>кое</w:t>
+              <w:t>какое</w:t>
             </w:r>
             <w:r>
               <w:rPr>
@@ -11636,14 +11595,7 @@
                 <w:sz w:val="28"/>
                 <w:szCs w:val="28"/>
               </w:rPr>
-              <w:t>оборуд</w:t>
-            </w:r>
-            <w:r>
-              <w:rPr>
-                <w:sz w:val="28"/>
-                <w:szCs w:val="28"/>
-              </w:rPr>
-              <w:t>ование</w:t>
+              <w:t>оборудование</w:t>
             </w:r>
             <w:r>
               <w:rPr>
@@ -11921,18 +11873,7 @@
                 <w:szCs w:val="28"/>
                 <w:lang w:val="ru-RU"/>
               </w:rPr>
-              <w:t>Дочер</w:t>
-            </w:r>
-            <w:bookmarkStart w:id="0" w:name="_GoBack"/>
-            <w:bookmarkEnd w:id="0"/>
-            <w:r>
-              <w:rPr>
-                <w:b/>
-                <w:sz w:val="28"/>
-                <w:szCs w:val="28"/>
-                <w:lang w:val="ru-RU"/>
-              </w:rPr>
-              <w:t>няя сущность</w:t>
+              <w:t>Дочерняя сущность</w:t>
             </w:r>
             <w:r>
               <w:rPr>
@@ -12923,6 +12864,7 @@
     <w:p>
       <w:pPr>
         <w:spacing w:after="0" w:line="360" w:lineRule="auto"/>
+        <w:ind w:firstLine="709"/>
         <w:jc w:val="both"/>
         <w:rPr>
           <w:sz w:val="28"/>
@@ -12972,7 +12914,7 @@
           <w:szCs w:val="28"/>
           <w:lang w:val="ru-RU"/>
         </w:rPr>
-        <w:t xml:space="preserve"> атрибут зависит от </w:t>
+        <w:t xml:space="preserve"> атрибут зависит </w:t>
       </w:r>
       <w:r>
         <w:rPr>
@@ -12981,6 +12923,14 @@
           <w:lang w:val="ru-RU"/>
         </w:rPr>
         <w:lastRenderedPageBreak/>
+        <w:t xml:space="preserve">от </w:t>
+      </w:r>
+      <w:r>
+        <w:rPr>
+          <w:sz w:val="28"/>
+          <w:szCs w:val="28"/>
+          <w:lang w:val="ru-RU"/>
+        </w:rPr>
         <w:t xml:space="preserve">полного первичного ключа, и при этом отсутствуют транзитивные зависимости между </w:t>
       </w:r>
       <w:proofErr w:type="spellStart"/>
@@ -13004,6 +12954,247 @@
     </w:p>
     <w:p>
       <w:pPr>
+        <w:spacing w:after="0" w:line="360" w:lineRule="auto"/>
+        <w:ind w:firstLine="709"/>
+        <w:jc w:val="both"/>
+        <w:rPr>
+          <w:sz w:val="28"/>
+          <w:szCs w:val="28"/>
+          <w:lang w:val="ru-RU"/>
+        </w:rPr>
+      </w:pPr>
+    </w:p>
+    <w:p>
+      <w:pPr>
+        <w:spacing w:after="0" w:line="360" w:lineRule="auto"/>
+        <w:ind w:firstLine="709"/>
+        <w:jc w:val="both"/>
+        <w:rPr>
+          <w:b/>
+          <w:sz w:val="28"/>
+          <w:szCs w:val="28"/>
+          <w:lang w:val="ru-RU"/>
+        </w:rPr>
+      </w:pPr>
+      <w:r>
+        <w:rPr>
+          <w:b/>
+          <w:sz w:val="28"/>
+          <w:szCs w:val="28"/>
+          <w:lang w:val="ru-RU"/>
+        </w:rPr>
+        <w:t>2.</w:t>
+      </w:r>
+      <w:r>
+        <w:rPr>
+          <w:b/>
+          <w:sz w:val="28"/>
+          <w:szCs w:val="28"/>
+          <w:lang w:val="ru-RU"/>
+        </w:rPr>
+        <w:t>3</w:t>
+      </w:r>
+      <w:r>
+        <w:rPr>
+          <w:b/>
+          <w:sz w:val="28"/>
+          <w:szCs w:val="28"/>
+          <w:lang w:val="ru-RU"/>
+        </w:rPr>
+        <w:t xml:space="preserve">. </w:t>
+      </w:r>
+      <w:r>
+        <w:rPr>
+          <w:b/>
+          <w:sz w:val="28"/>
+          <w:szCs w:val="28"/>
+          <w:lang w:val="ru-RU"/>
+        </w:rPr>
+        <w:t>Алгоритмы</w:t>
+      </w:r>
+    </w:p>
+    <w:p>
+      <w:pPr>
+        <w:spacing w:after="0" w:line="360" w:lineRule="auto"/>
+        <w:ind w:firstLine="709"/>
+        <w:jc w:val="both"/>
+        <w:rPr>
+          <w:sz w:val="28"/>
+          <w:szCs w:val="28"/>
+          <w:lang w:val="ru-RU"/>
+        </w:rPr>
+      </w:pPr>
+      <w:r>
+        <w:rPr>
+          <w:sz w:val="28"/>
+          <w:szCs w:val="28"/>
+          <w:lang w:val="ru-RU"/>
+        </w:rPr>
+        <w:t>Для реализации автоматизируемых операций были разработаны два алгоритма.</w:t>
+      </w:r>
+    </w:p>
+    <w:p>
+      <w:pPr>
+        <w:spacing w:after="0" w:line="360" w:lineRule="auto"/>
+        <w:ind w:firstLine="709"/>
+        <w:jc w:val="both"/>
+        <w:rPr>
+          <w:b/>
+          <w:sz w:val="28"/>
+          <w:szCs w:val="28"/>
+          <w:lang w:val="ru-RU"/>
+        </w:rPr>
+      </w:pPr>
+      <w:r>
+        <w:rPr>
+          <w:b/>
+          <w:sz w:val="28"/>
+          <w:szCs w:val="28"/>
+          <w:lang w:val="ru-RU"/>
+        </w:rPr>
+        <w:t>2.3.1 Алгоритм 1 «</w:t>
+      </w:r>
+      <w:r>
+        <w:rPr>
+          <w:b/>
+          <w:sz w:val="28"/>
+          <w:szCs w:val="28"/>
+          <w:lang w:val="ru-RU"/>
+        </w:rPr>
+        <w:t>Формирование списка доступных слотов на день</w:t>
+      </w:r>
+      <w:r>
+        <w:rPr>
+          <w:b/>
+          <w:sz w:val="28"/>
+          <w:szCs w:val="28"/>
+          <w:lang w:val="ru-RU"/>
+        </w:rPr>
+        <w:t>»</w:t>
+      </w:r>
+    </w:p>
+    <w:p>
+      <w:pPr>
+        <w:spacing w:after="0" w:line="360" w:lineRule="auto"/>
+        <w:ind w:firstLine="709"/>
+        <w:jc w:val="both"/>
+        <w:rPr>
+          <w:sz w:val="28"/>
+          <w:szCs w:val="28"/>
+          <w:lang w:val="ru-RU"/>
+        </w:rPr>
+      </w:pPr>
+      <w:r>
+        <w:rPr>
+          <w:sz w:val="28"/>
+          <w:szCs w:val="28"/>
+          <w:lang w:val="ru-RU"/>
+        </w:rPr>
+        <w:t>Данный алгоритм формирует список слотов, которые доступны для бронирования на выбранную дату, и сортирует их по времени начала. Это реализует операцию «</w:t>
+      </w:r>
+      <w:r>
+        <w:rPr>
+          <w:sz w:val="28"/>
+          <w:szCs w:val="28"/>
+        </w:rPr>
+        <w:t>Сверить расписание и свободные слоты</w:t>
+      </w:r>
+      <w:r>
+        <w:rPr>
+          <w:sz w:val="28"/>
+          <w:szCs w:val="28"/>
+          <w:lang w:val="ru-RU"/>
+        </w:rPr>
+        <w:t>». Благодаря этому алгоритму, клиент сразу будет видеть, какой слот он может выбрать и операции по достижению соглашения касательно времени больше не понадобятся.</w:t>
+      </w:r>
+    </w:p>
+    <w:p>
+      <w:pPr>
+        <w:spacing w:after="0" w:line="360" w:lineRule="auto"/>
+        <w:ind w:firstLine="709"/>
+        <w:jc w:val="both"/>
+        <w:rPr>
+          <w:sz w:val="28"/>
+          <w:szCs w:val="28"/>
+          <w:lang w:val="ru-RU"/>
+        </w:rPr>
+      </w:pPr>
+      <w:r>
+        <w:rPr>
+          <w:sz w:val="28"/>
+          <w:szCs w:val="28"/>
+          <w:lang w:val="ru-RU"/>
+        </w:rPr>
+        <w:t xml:space="preserve">Входными данными являются: </w:t>
+      </w:r>
+      <w:r>
+        <w:rPr>
+          <w:sz w:val="28"/>
+          <w:szCs w:val="28"/>
+          <w:lang w:val="ru-RU"/>
+        </w:rPr>
+        <w:t xml:space="preserve">список всех слотов в системе, </w:t>
+      </w:r>
+      <w:r>
+        <w:rPr>
+          <w:sz w:val="28"/>
+          <w:szCs w:val="28"/>
+          <w:lang w:val="ru-RU"/>
+        </w:rPr>
+        <w:t>выбранн</w:t>
+      </w:r>
+      <w:r>
+        <w:rPr>
+          <w:sz w:val="28"/>
+          <w:szCs w:val="28"/>
+          <w:lang w:val="ru-RU"/>
+        </w:rPr>
+        <w:t>ая дата</w:t>
+      </w:r>
+      <w:r>
+        <w:rPr>
+          <w:sz w:val="28"/>
+          <w:szCs w:val="28"/>
+          <w:lang w:val="ru-RU"/>
+        </w:rPr>
+        <w:t>, текущее время</w:t>
+      </w:r>
+      <w:r>
+        <w:rPr>
+          <w:sz w:val="28"/>
+          <w:szCs w:val="28"/>
+          <w:lang w:val="ru-RU"/>
+        </w:rPr>
+        <w:t>. Выходные данные – отсортированный список, содержащий только доступные в выбранную дату слоты.</w:t>
+      </w:r>
+    </w:p>
+    <w:p>
+      <w:pPr>
+        <w:spacing w:after="0" w:line="360" w:lineRule="auto"/>
+        <w:ind w:firstLine="709"/>
+        <w:jc w:val="both"/>
+        <w:rPr>
+          <w:sz w:val="28"/>
+          <w:szCs w:val="28"/>
+          <w:lang w:val="ru-RU"/>
+        </w:rPr>
+      </w:pPr>
+      <w:r>
+        <w:rPr>
+          <w:sz w:val="28"/>
+          <w:szCs w:val="28"/>
+          <w:lang w:val="ru-RU"/>
+        </w:rPr>
+        <w:t>Логика работы алгоритма:</w:t>
+      </w:r>
+    </w:p>
+    <w:p>
+      <w:pPr>
+        <w:pStyle w:val="a3"/>
+        <w:numPr>
+          <w:ilvl w:val="0"/>
+          <w:numId w:val="9"/>
+        </w:numPr>
         <w:spacing w:after="0" w:line="360" w:lineRule="auto"/>
         <w:jc w:val="both"/>
         <w:rPr>
@@ -13012,89 +13203,128 @@
           <w:lang w:val="ru-RU"/>
         </w:rPr>
       </w:pPr>
-    </w:p>
-    <w:p>
-      <w:pPr>
+      <w:r>
+        <w:rPr>
+          <w:sz w:val="28"/>
+          <w:szCs w:val="28"/>
+          <w:lang w:val="ru-RU"/>
+        </w:rPr>
+        <w:t xml:space="preserve">Пройти по всему списку слотов (цикл </w:t>
+      </w:r>
+      <w:r>
+        <w:rPr>
+          <w:sz w:val="28"/>
+          <w:szCs w:val="28"/>
+          <w:lang w:val="en-US"/>
+        </w:rPr>
+        <w:t>for</w:t>
+      </w:r>
+      <w:r>
+        <w:rPr>
+          <w:sz w:val="28"/>
+          <w:szCs w:val="28"/>
+          <w:lang w:val="ru-RU"/>
+        </w:rPr>
+        <w:t>),</w:t>
+      </w:r>
+    </w:p>
+    <w:p>
+      <w:pPr>
+        <w:pStyle w:val="a3"/>
+        <w:numPr>
+          <w:ilvl w:val="0"/>
+          <w:numId w:val="9"/>
+        </w:numPr>
         <w:spacing w:after="0" w:line="360" w:lineRule="auto"/>
         <w:jc w:val="both"/>
         <w:rPr>
-          <w:b/>
-          <w:sz w:val="28"/>
-          <w:szCs w:val="28"/>
-          <w:lang w:val="ru-RU"/>
-        </w:rPr>
-      </w:pPr>
-      <w:r>
-        <w:rPr>
-          <w:b/>
-          <w:sz w:val="28"/>
-          <w:szCs w:val="28"/>
-          <w:lang w:val="ru-RU"/>
-        </w:rPr>
-        <w:t>2.</w:t>
-      </w:r>
-      <w:r>
-        <w:rPr>
-          <w:b/>
-          <w:sz w:val="28"/>
-          <w:szCs w:val="28"/>
-          <w:lang w:val="ru-RU"/>
-        </w:rPr>
-        <w:t>3</w:t>
-      </w:r>
-      <w:r>
-        <w:rPr>
-          <w:b/>
-          <w:sz w:val="28"/>
-          <w:szCs w:val="28"/>
-          <w:lang w:val="ru-RU"/>
-        </w:rPr>
-        <w:t xml:space="preserve">. </w:t>
-      </w:r>
-      <w:r>
-        <w:rPr>
-          <w:b/>
-          <w:sz w:val="28"/>
-          <w:szCs w:val="28"/>
-          <w:lang w:val="ru-RU"/>
-        </w:rPr>
-        <w:t>Алгоритмы</w:t>
-      </w:r>
-    </w:p>
-    <w:p>
-      <w:pPr>
+          <w:sz w:val="28"/>
+          <w:szCs w:val="28"/>
+          <w:lang w:val="ru-RU"/>
+        </w:rPr>
+      </w:pPr>
+      <w:r>
+        <w:rPr>
+          <w:sz w:val="28"/>
+          <w:szCs w:val="28"/>
+          <w:lang w:val="ru-RU"/>
+        </w:rPr>
+        <w:t>Проверить, совпадает ли дата слота с выбранной датой и свободен ли он,</w:t>
+      </w:r>
+    </w:p>
+    <w:p>
+      <w:pPr>
+        <w:pStyle w:val="a3"/>
+        <w:numPr>
+          <w:ilvl w:val="0"/>
+          <w:numId w:val="9"/>
+        </w:numPr>
         <w:spacing w:after="0" w:line="360" w:lineRule="auto"/>
         <w:jc w:val="both"/>
         <w:rPr>
           <w:sz w:val="28"/>
           <w:szCs w:val="28"/>
-          <w:lang w:val="en-US"/>
-        </w:rPr>
-      </w:pPr>
-    </w:p>
-    <w:p>
-      <w:pPr>
+          <w:lang w:val="ru-RU"/>
+        </w:rPr>
+      </w:pPr>
+      <w:r>
+        <w:rPr>
+          <w:sz w:val="28"/>
+          <w:szCs w:val="28"/>
+          <w:lang w:val="ru-RU"/>
+        </w:rPr>
+        <w:t xml:space="preserve">Если дата совпадает с </w:t>
+      </w:r>
+      <w:proofErr w:type="gramStart"/>
+      <w:r>
+        <w:rPr>
+          <w:sz w:val="28"/>
+          <w:szCs w:val="28"/>
+          <w:lang w:val="ru-RU"/>
+        </w:rPr>
+        <w:t>текущей</w:t>
+      </w:r>
+      <w:proofErr w:type="gramEnd"/>
+      <w:r>
+        <w:rPr>
+          <w:sz w:val="28"/>
+          <w:szCs w:val="28"/>
+          <w:lang w:val="ru-RU"/>
+        </w:rPr>
+        <w:t>, то проверить, что время слота ещё не прошло,</w:t>
+      </w:r>
+    </w:p>
+    <w:p>
+      <w:pPr>
+        <w:pStyle w:val="a3"/>
+        <w:numPr>
+          <w:ilvl w:val="0"/>
+          <w:numId w:val="9"/>
+        </w:numPr>
         <w:spacing w:after="0" w:line="360" w:lineRule="auto"/>
         <w:jc w:val="both"/>
         <w:rPr>
-          <w:b/>
-          <w:sz w:val="28"/>
-          <w:szCs w:val="28"/>
-          <w:lang w:val="ru-RU"/>
-        </w:rPr>
-      </w:pPr>
-      <w:r>
-        <w:rPr>
-          <w:b/>
-          <w:sz w:val="28"/>
-          <w:szCs w:val="28"/>
-          <w:lang w:val="ru-RU"/>
-        </w:rPr>
-        <w:t>2.3.1 Алгоритм 1 «»</w:t>
-      </w:r>
-    </w:p>
-    <w:p>
-      <w:pPr>
+          <w:sz w:val="28"/>
+          <w:szCs w:val="28"/>
+          <w:lang w:val="ru-RU"/>
+        </w:rPr>
+      </w:pPr>
+      <w:r>
+        <w:rPr>
+          <w:sz w:val="28"/>
+          <w:szCs w:val="28"/>
+          <w:lang w:val="ru-RU"/>
+        </w:rPr>
+        <w:t>Если условия выполнены – добавить слот в результирующий список,</w:t>
+      </w:r>
+    </w:p>
+    <w:p>
+      <w:pPr>
+        <w:pStyle w:val="a3"/>
+        <w:numPr>
+          <w:ilvl w:val="0"/>
+          <w:numId w:val="9"/>
+        </w:numPr>
         <w:spacing w:after="0" w:line="360" w:lineRule="auto"/>
         <w:jc w:val="both"/>
         <w:rPr>
@@ -13103,30 +13333,619 @@
           <w:lang w:val="ru-RU"/>
         </w:rPr>
       </w:pPr>
-    </w:p>
-    <w:p>
-      <w:pPr>
+      <w:r>
+        <w:rPr>
+          <w:sz w:val="28"/>
+          <w:szCs w:val="28"/>
+          <w:lang w:val="ru-RU"/>
+        </w:rPr>
+        <w:t>Отсортировать полученный список по времени начала слота</w:t>
+      </w:r>
+      <w:r>
+        <w:rPr>
+          <w:sz w:val="28"/>
+          <w:szCs w:val="28"/>
+          <w:lang w:val="ru-RU"/>
+        </w:rPr>
+        <w:t>.</w:t>
+      </w:r>
+    </w:p>
+    <w:p>
+      <w:pPr>
+        <w:spacing w:after="0" w:line="360" w:lineRule="auto"/>
+        <w:ind w:left="708"/>
+        <w:jc w:val="both"/>
+        <w:rPr>
+          <w:sz w:val="28"/>
+          <w:szCs w:val="28"/>
+          <w:lang w:val="ru-RU"/>
+        </w:rPr>
+      </w:pPr>
+      <w:r>
+        <w:rPr>
+          <w:sz w:val="28"/>
+          <w:szCs w:val="28"/>
+          <w:lang w:val="ru-RU"/>
+        </w:rPr>
+        <w:t>Блок схема алгоритма представлена на рисунке 3.</w:t>
+      </w:r>
+    </w:p>
+    <w:p>
+      <w:pPr>
+        <w:spacing w:after="0" w:line="360" w:lineRule="auto"/>
+        <w:ind w:left="708"/>
+        <w:jc w:val="both"/>
+        <w:rPr>
+          <w:sz w:val="28"/>
+          <w:szCs w:val="28"/>
+          <w:lang w:val="ru-RU"/>
+        </w:rPr>
+      </w:pPr>
+      <w:r>
+        <w:rPr>
+          <w:noProof/>
+          <w:sz w:val="28"/>
+          <w:szCs w:val="28"/>
+          <w:lang w:val="ru-RU"/>
+        </w:rPr>
+        <w:lastRenderedPageBreak/>
+        <w:drawing>
+          <wp:inline distT="0" distB="0" distL="0" distR="0">
+            <wp:extent cx="2428875" cy="9248775"/>
+            <wp:effectExtent l="0" t="0" r="9525" b="9525"/>
+            <wp:docPr id="5" name="Рисунок 5" descr="C:\Users\Sofiya\Downloads\algo_1.png"/>
+            <wp:cNvGraphicFramePr>
+              <a:graphicFrameLocks xmlns:a="http://schemas.openxmlformats.org/drawingml/2006/main" noChangeAspect="1"/>
+            </wp:cNvGraphicFramePr>
+            <a:graphic xmlns:a="http://schemas.openxmlformats.org/drawingml/2006/main">
+              <a:graphicData uri="http://schemas.openxmlformats.org/drawingml/2006/picture">
+                <pic:pic xmlns:pic="http://schemas.openxmlformats.org/drawingml/2006/picture">
+                  <pic:nvPicPr>
+                    <pic:cNvPr id="0" name="Picture 1" descr="C:\Users\Sofiya\Downloads\algo_1.png"/>
+                    <pic:cNvPicPr>
+                      <a:picLocks noChangeAspect="1" noChangeArrowheads="1"/>
+                    </pic:cNvPicPr>
+                  </pic:nvPicPr>
+                  <pic:blipFill>
+                    <a:blip r:embed="rId9">
+                      <a:extLst>
+                        <a:ext uri="{28A0092B-C50C-407E-A947-70E740481C1C}">
+                          <a14:useLocalDpi xmlns:a14="http://schemas.microsoft.com/office/drawing/2010/main" val="0"/>
+                        </a:ext>
+                      </a:extLst>
+                    </a:blip>
+                    <a:srcRect/>
+                    <a:stretch>
+                      <a:fillRect/>
+                    </a:stretch>
+                  </pic:blipFill>
+                  <pic:spPr bwMode="auto">
+                    <a:xfrm>
+                      <a:off x="0" y="0"/>
+                      <a:ext cx="2428875" cy="9248775"/>
+                    </a:xfrm>
+                    <a:prstGeom prst="rect">
+                      <a:avLst/>
+                    </a:prstGeom>
+                    <a:noFill/>
+                    <a:ln>
+                      <a:noFill/>
+                    </a:ln>
+                  </pic:spPr>
+                </pic:pic>
+              </a:graphicData>
+            </a:graphic>
+          </wp:inline>
+        </w:drawing>
+      </w:r>
+    </w:p>
+    <w:p>
+      <w:pPr>
+        <w:spacing w:after="0" w:line="360" w:lineRule="auto"/>
+        <w:ind w:left="708"/>
+        <w:jc w:val="both"/>
+        <w:rPr>
+          <w:sz w:val="28"/>
+          <w:szCs w:val="28"/>
+          <w:lang w:val="ru-RU"/>
+        </w:rPr>
+      </w:pPr>
+      <w:r>
+        <w:rPr>
+          <w:sz w:val="28"/>
+          <w:szCs w:val="28"/>
+          <w:lang w:val="ru-RU"/>
+        </w:rPr>
+        <w:lastRenderedPageBreak/>
+        <w:t xml:space="preserve">Оценим сложность алгоритма. За </w:t>
+      </w:r>
+      <w:r>
+        <w:rPr>
+          <w:sz w:val="28"/>
+          <w:szCs w:val="28"/>
+          <w:lang w:val="en-US"/>
+        </w:rPr>
+        <w:t>n</w:t>
+      </w:r>
+      <w:r>
+        <w:rPr>
+          <w:sz w:val="28"/>
+          <w:szCs w:val="28"/>
+          <w:lang w:val="ru-RU"/>
+        </w:rPr>
+        <w:t xml:space="preserve"> обозначим общее количество слотов в системе</w:t>
+      </w:r>
+      <w:r>
+        <w:rPr>
+          <w:sz w:val="28"/>
+          <w:szCs w:val="28"/>
+          <w:lang w:val="ru-RU"/>
+        </w:rPr>
+        <w:t xml:space="preserve">, </w:t>
+      </w:r>
+      <w:r>
+        <w:rPr>
+          <w:sz w:val="28"/>
+          <w:szCs w:val="28"/>
+          <w:lang w:val="ru-RU"/>
+        </w:rPr>
+        <w:t xml:space="preserve">за </w:t>
+      </w:r>
+      <w:r>
+        <w:rPr>
+          <w:sz w:val="28"/>
+          <w:szCs w:val="28"/>
+          <w:lang w:val="en-US"/>
+        </w:rPr>
+        <w:t>k</w:t>
+      </w:r>
+      <w:r>
+        <w:rPr>
+          <w:sz w:val="28"/>
+          <w:szCs w:val="28"/>
+          <w:lang w:val="ru-RU"/>
+        </w:rPr>
+        <w:t xml:space="preserve"> – количество слотов, попавших в выборку (</w:t>
+      </w:r>
+      <w:r>
+        <w:rPr>
+          <w:sz w:val="28"/>
+          <w:szCs w:val="28"/>
+          <w:lang w:val="ru-RU"/>
+        </w:rPr>
+        <w:t>k ≤ n).</w:t>
+      </w:r>
+    </w:p>
+    <w:p>
+      <w:pPr>
+        <w:spacing w:after="0" w:line="360" w:lineRule="auto"/>
+        <w:ind w:left="708"/>
+        <w:jc w:val="both"/>
+        <w:rPr>
+          <w:sz w:val="28"/>
+          <w:szCs w:val="28"/>
+          <w:lang w:val="ru-RU"/>
+        </w:rPr>
+      </w:pPr>
+      <w:r>
+        <w:rPr>
+          <w:sz w:val="28"/>
+          <w:szCs w:val="28"/>
+          <w:lang w:val="ru-RU"/>
+        </w:rPr>
+        <w:t xml:space="preserve">Проход по списку (фильтрация) занимает </w:t>
+      </w:r>
+      <w:r>
+        <w:rPr>
+          <w:sz w:val="28"/>
+          <w:szCs w:val="28"/>
+          <w:lang w:val="en-US"/>
+        </w:rPr>
+        <w:t>O</w:t>
+      </w:r>
+      <w:r>
+        <w:rPr>
+          <w:sz w:val="28"/>
+          <w:szCs w:val="28"/>
+          <w:lang w:val="ru-RU"/>
+        </w:rPr>
+        <w:t>(</w:t>
+      </w:r>
+      <w:r>
+        <w:rPr>
+          <w:sz w:val="28"/>
+          <w:szCs w:val="28"/>
+          <w:lang w:val="en-US"/>
+        </w:rPr>
+        <w:t>n</w:t>
+      </w:r>
+      <w:r>
+        <w:rPr>
+          <w:sz w:val="28"/>
+          <w:szCs w:val="28"/>
+          <w:lang w:val="ru-RU"/>
+        </w:rPr>
+        <w:t>)</w:t>
+      </w:r>
+      <w:r>
+        <w:rPr>
+          <w:sz w:val="28"/>
+          <w:szCs w:val="28"/>
+          <w:lang w:val="ru-RU"/>
+        </w:rPr>
+        <w:t xml:space="preserve"> времени. Сортировка отфильтрованного списка – </w:t>
+      </w:r>
+      <w:r>
+        <w:rPr>
+          <w:sz w:val="28"/>
+          <w:szCs w:val="28"/>
+          <w:lang w:val="en-US"/>
+        </w:rPr>
+        <w:t>O</w:t>
+      </w:r>
+      <w:r>
+        <w:rPr>
+          <w:sz w:val="28"/>
+          <w:szCs w:val="28"/>
+          <w:lang w:val="ru-RU"/>
+        </w:rPr>
+        <w:t>(</w:t>
+      </w:r>
+      <w:r>
+        <w:rPr>
+          <w:sz w:val="28"/>
+          <w:szCs w:val="28"/>
+          <w:lang w:val="en-US"/>
+        </w:rPr>
+        <w:t>k</w:t>
+      </w:r>
+      <w:r>
+        <w:rPr>
+          <w:sz w:val="28"/>
+          <w:szCs w:val="28"/>
+          <w:lang w:val="ru-RU"/>
+        </w:rPr>
+        <w:t xml:space="preserve"> </w:t>
+      </w:r>
+      <w:proofErr w:type="spellStart"/>
+      <w:r>
+        <w:rPr>
+          <w:sz w:val="28"/>
+          <w:szCs w:val="28"/>
+          <w:lang w:val="en-US"/>
+        </w:rPr>
+        <w:t>logk</w:t>
+      </w:r>
+      <w:proofErr w:type="spellEnd"/>
+      <w:r>
+        <w:rPr>
+          <w:sz w:val="28"/>
+          <w:szCs w:val="28"/>
+          <w:lang w:val="ru-RU"/>
+        </w:rPr>
+        <w:t>)</w:t>
+      </w:r>
+      <w:r>
+        <w:rPr>
+          <w:sz w:val="28"/>
+          <w:szCs w:val="28"/>
+          <w:lang w:val="ru-RU"/>
+        </w:rPr>
+        <w:t xml:space="preserve"> времени. </w:t>
+      </w:r>
+      <w:r>
+        <w:rPr>
+          <w:sz w:val="28"/>
+          <w:szCs w:val="28"/>
+          <w:lang w:val="ru-RU"/>
+        </w:rPr>
+        <w:t xml:space="preserve">Итоговая временная сложность в худшем случае (когда все слоты на эту дату) равна </w:t>
+      </w:r>
+      <w:r>
+        <w:rPr>
+          <w:sz w:val="28"/>
+          <w:szCs w:val="28"/>
+          <w:lang w:val="en-US"/>
+        </w:rPr>
+        <w:t>O</w:t>
+      </w:r>
+      <w:r>
+        <w:rPr>
+          <w:sz w:val="28"/>
+          <w:szCs w:val="28"/>
+          <w:lang w:val="ru-RU"/>
+        </w:rPr>
+        <w:t>(</w:t>
+      </w:r>
+      <w:r>
+        <w:rPr>
+          <w:sz w:val="28"/>
+          <w:szCs w:val="28"/>
+          <w:lang w:val="en-US"/>
+        </w:rPr>
+        <w:t>n</w:t>
+      </w:r>
+      <w:r>
+        <w:rPr>
+          <w:sz w:val="28"/>
+          <w:szCs w:val="28"/>
+          <w:lang w:val="ru-RU"/>
+        </w:rPr>
+        <w:t xml:space="preserve"> </w:t>
+      </w:r>
+      <w:proofErr w:type="spellStart"/>
+      <w:r>
+        <w:rPr>
+          <w:sz w:val="28"/>
+          <w:szCs w:val="28"/>
+          <w:lang w:val="en-US"/>
+        </w:rPr>
+        <w:t>logn</w:t>
+      </w:r>
+      <w:proofErr w:type="spellEnd"/>
+      <w:r>
+        <w:rPr>
+          <w:sz w:val="28"/>
+          <w:szCs w:val="28"/>
+          <w:lang w:val="ru-RU"/>
+        </w:rPr>
+        <w:t>)</w:t>
+      </w:r>
+      <w:r>
+        <w:rPr>
+          <w:sz w:val="28"/>
+          <w:szCs w:val="28"/>
+          <w:lang w:val="ru-RU"/>
+        </w:rPr>
+        <w:t>.</w:t>
+      </w:r>
+    </w:p>
+    <w:p>
+      <w:pPr>
+        <w:spacing w:after="0" w:line="360" w:lineRule="auto"/>
+        <w:ind w:left="708"/>
+        <w:jc w:val="both"/>
+        <w:rPr>
+          <w:sz w:val="28"/>
+          <w:szCs w:val="28"/>
+          <w:lang w:val="ru-RU"/>
+        </w:rPr>
+      </w:pPr>
+      <w:r>
+        <w:rPr>
+          <w:sz w:val="28"/>
+          <w:szCs w:val="28"/>
+          <w:lang w:val="ru-RU"/>
+        </w:rPr>
+        <w:t xml:space="preserve">Сложность по память равна </w:t>
+      </w:r>
+      <w:r>
+        <w:rPr>
+          <w:sz w:val="28"/>
+          <w:szCs w:val="28"/>
+          <w:lang w:val="en-US"/>
+        </w:rPr>
+        <w:t>O</w:t>
+      </w:r>
+      <w:r>
+        <w:rPr>
+          <w:sz w:val="28"/>
+          <w:szCs w:val="28"/>
+          <w:lang w:val="ru-RU"/>
+        </w:rPr>
+        <w:t>(</w:t>
+      </w:r>
+      <w:r>
+        <w:rPr>
+          <w:sz w:val="28"/>
+          <w:szCs w:val="28"/>
+          <w:lang w:val="en-US"/>
+        </w:rPr>
+        <w:t>k</w:t>
+      </w:r>
+      <w:r>
+        <w:rPr>
+          <w:sz w:val="28"/>
+          <w:szCs w:val="28"/>
+          <w:lang w:val="ru-RU"/>
+        </w:rPr>
+        <w:t xml:space="preserve">) </w:t>
+      </w:r>
+      <w:r>
+        <w:rPr>
+          <w:sz w:val="28"/>
+          <w:szCs w:val="28"/>
+          <w:lang w:val="ru-RU"/>
+        </w:rPr>
+        <w:t>для хранения нового списка.</w:t>
+      </w:r>
+    </w:p>
+    <w:p>
+      <w:pPr>
+        <w:spacing w:after="0" w:line="360" w:lineRule="auto"/>
+        <w:ind w:firstLine="709"/>
+        <w:jc w:val="both"/>
+        <w:rPr>
+          <w:sz w:val="28"/>
+          <w:szCs w:val="28"/>
+          <w:lang w:val="ru-RU"/>
+        </w:rPr>
+      </w:pPr>
+    </w:p>
+    <w:p>
+      <w:pPr>
+        <w:spacing w:after="0" w:line="360" w:lineRule="auto"/>
+        <w:ind w:firstLine="709"/>
+        <w:jc w:val="both"/>
+        <w:rPr>
+          <w:b/>
+          <w:sz w:val="28"/>
+          <w:szCs w:val="28"/>
+          <w:lang w:val="ru-RU"/>
+        </w:rPr>
+      </w:pPr>
+      <w:r>
+        <w:rPr>
+          <w:b/>
+          <w:sz w:val="28"/>
+          <w:szCs w:val="28"/>
+          <w:lang w:val="ru-RU"/>
+        </w:rPr>
+        <w:t>2.3.2 Алгоритм 2 «</w:t>
+      </w:r>
+      <w:proofErr w:type="spellStart"/>
+      <w:r>
+        <w:rPr>
+          <w:b/>
+          <w:sz w:val="28"/>
+          <w:szCs w:val="28"/>
+          <w:lang w:val="ru-RU"/>
+        </w:rPr>
+        <w:t>Валидация</w:t>
+      </w:r>
+      <w:proofErr w:type="spellEnd"/>
+      <w:r>
+        <w:rPr>
+          <w:b/>
+          <w:sz w:val="28"/>
+          <w:szCs w:val="28"/>
+          <w:lang w:val="ru-RU"/>
+        </w:rPr>
+        <w:t xml:space="preserve"> заявки клиента</w:t>
+      </w:r>
+      <w:r>
+        <w:rPr>
+          <w:b/>
+          <w:sz w:val="28"/>
+          <w:szCs w:val="28"/>
+          <w:lang w:val="ru-RU"/>
+        </w:rPr>
+        <w:t>»</w:t>
+      </w:r>
+    </w:p>
+    <w:p>
+      <w:pPr>
+        <w:spacing w:after="0" w:line="360" w:lineRule="auto"/>
+        <w:ind w:firstLine="709"/>
+        <w:jc w:val="both"/>
+        <w:rPr>
+          <w:sz w:val="28"/>
+          <w:szCs w:val="28"/>
+          <w:lang w:val="ru-RU"/>
+        </w:rPr>
+      </w:pPr>
+      <w:r>
+        <w:rPr>
+          <w:sz w:val="28"/>
+          <w:szCs w:val="28"/>
+          <w:lang w:val="ru-RU"/>
+        </w:rPr>
+        <w:t>Данный алгоритм проверяет входящую заявку на наличие всех обязательных полей, корректность формата телефона, адекватность числа участников и т.д.</w:t>
+      </w:r>
+      <w:r>
+        <w:rPr>
+          <w:sz w:val="28"/>
+          <w:szCs w:val="28"/>
+          <w:lang w:val="ru-RU"/>
+        </w:rPr>
+        <w:t xml:space="preserve"> Это поможет система сразу видеть некорректные заявки и отбраковывать их, не тратя время на проверку вручную</w:t>
+      </w:r>
+    </w:p>
+    <w:p>
+      <w:pPr>
+        <w:spacing w:after="0" w:line="360" w:lineRule="auto"/>
+        <w:ind w:firstLine="709"/>
+        <w:jc w:val="both"/>
+        <w:rPr>
+          <w:sz w:val="28"/>
+          <w:szCs w:val="28"/>
+          <w:lang w:val="ru-RU"/>
+        </w:rPr>
+      </w:pPr>
+      <w:r>
+        <w:rPr>
+          <w:sz w:val="28"/>
+          <w:szCs w:val="28"/>
+          <w:lang w:val="ru-RU"/>
+        </w:rPr>
+        <w:t>Входными данными являются словарь с данными заявки</w:t>
+      </w:r>
+      <w:r>
+        <w:rPr>
+          <w:sz w:val="28"/>
+          <w:szCs w:val="28"/>
+          <w:lang w:val="ru-RU"/>
+        </w:rPr>
+        <w:t>, информация о сценариях</w:t>
+      </w:r>
+      <w:r>
+        <w:rPr>
+          <w:sz w:val="28"/>
+          <w:szCs w:val="28"/>
+          <w:lang w:val="ru-RU"/>
+        </w:rPr>
+        <w:t>.</w:t>
+      </w:r>
+      <w:r>
+        <w:rPr>
+          <w:sz w:val="28"/>
+          <w:szCs w:val="28"/>
+          <w:lang w:val="ru-RU"/>
+        </w:rPr>
+        <w:t xml:space="preserve"> Выходными – строка с результатом.</w:t>
+      </w:r>
+    </w:p>
+    <w:p>
+      <w:pPr>
+        <w:spacing w:after="0" w:line="360" w:lineRule="auto"/>
+        <w:ind w:firstLine="709"/>
+        <w:jc w:val="both"/>
+        <w:rPr>
+          <w:sz w:val="28"/>
+          <w:szCs w:val="28"/>
+          <w:lang w:val="ru-RU"/>
+        </w:rPr>
+      </w:pPr>
+      <w:r>
+        <w:rPr>
+          <w:sz w:val="28"/>
+          <w:szCs w:val="28"/>
+          <w:lang w:val="ru-RU"/>
+        </w:rPr>
+        <w:t>Логика работы алгоритма:</w:t>
+      </w:r>
+    </w:p>
+    <w:p>
+      <w:pPr>
+        <w:pStyle w:val="a3"/>
+        <w:numPr>
+          <w:ilvl w:val="0"/>
+          <w:numId w:val="10"/>
+        </w:numPr>
         <w:spacing w:after="0" w:line="360" w:lineRule="auto"/>
         <w:jc w:val="both"/>
         <w:rPr>
-          <w:b/>
-          <w:sz w:val="28"/>
-          <w:szCs w:val="28"/>
-          <w:lang w:val="ru-RU"/>
-        </w:rPr>
-      </w:pPr>
-      <w:r>
-        <w:rPr>
-          <w:b/>
-          <w:sz w:val="28"/>
-          <w:szCs w:val="28"/>
-          <w:lang w:val="ru-RU"/>
-        </w:rPr>
-        <w:t>2.3.2 Алгоритм 2 «»</w:t>
-      </w:r>
-    </w:p>
-    <w:p>
-      <w:pPr>
+          <w:sz w:val="28"/>
+          <w:szCs w:val="28"/>
+          <w:lang w:val="ru-RU"/>
+        </w:rPr>
+      </w:pPr>
+      <w:r>
+        <w:rPr>
+          <w:sz w:val="28"/>
+          <w:szCs w:val="28"/>
+          <w:lang w:val="ru-RU"/>
+        </w:rPr>
+        <w:t>В цикле проверяем, что в заявке нет пустых полей.</w:t>
+      </w:r>
+    </w:p>
+    <w:p>
+      <w:pPr>
+        <w:pStyle w:val="a3"/>
+        <w:numPr>
+          <w:ilvl w:val="0"/>
+          <w:numId w:val="10"/>
+        </w:numPr>
         <w:spacing w:after="0" w:line="360" w:lineRule="auto"/>
         <w:jc w:val="both"/>
         <w:rPr>
@@ -13135,56 +13954,97 @@
           <w:lang w:val="ru-RU"/>
         </w:rPr>
       </w:pPr>
-    </w:p>
-    <w:p>
-      <w:pPr>
+      <w:r>
+        <w:rPr>
+          <w:sz w:val="28"/>
+          <w:szCs w:val="28"/>
+          <w:lang w:val="ru-RU"/>
+        </w:rPr>
+        <w:t>Проверяем, что число участников не превышает максимальное число участников для выбранного сценария,</w:t>
+      </w:r>
+    </w:p>
+    <w:p>
+      <w:pPr>
+        <w:pStyle w:val="a3"/>
+        <w:numPr>
+          <w:ilvl w:val="0"/>
+          <w:numId w:val="10"/>
+        </w:numPr>
         <w:spacing w:after="0" w:line="360" w:lineRule="auto"/>
         <w:jc w:val="both"/>
         <w:rPr>
-          <w:b/>
-          <w:sz w:val="28"/>
-          <w:szCs w:val="28"/>
-          <w:lang w:val="ru-RU"/>
-        </w:rPr>
-      </w:pPr>
-      <w:r>
-        <w:rPr>
-          <w:b/>
-          <w:sz w:val="28"/>
-          <w:szCs w:val="28"/>
-          <w:lang w:val="ru-RU"/>
-        </w:rPr>
-        <w:t>2.</w:t>
-      </w:r>
-      <w:r>
-        <w:rPr>
-          <w:b/>
-          <w:sz w:val="28"/>
-          <w:szCs w:val="28"/>
-          <w:lang w:val="ru-RU"/>
-        </w:rPr>
-        <w:t>4. Процедурная реализация</w:t>
-      </w:r>
-    </w:p>
-    <w:p>
-      <w:pPr>
+          <w:sz w:val="28"/>
+          <w:szCs w:val="28"/>
+          <w:lang w:val="ru-RU"/>
+        </w:rPr>
+      </w:pPr>
+      <w:r>
+        <w:rPr>
+          <w:sz w:val="28"/>
+          <w:szCs w:val="28"/>
+          <w:lang w:val="ru-RU"/>
+        </w:rPr>
+        <w:t>Проверяем, что телефон содержит 11 цифр,</w:t>
+      </w:r>
+    </w:p>
+    <w:p>
+      <w:pPr>
+        <w:pStyle w:val="a3"/>
+        <w:numPr>
+          <w:ilvl w:val="0"/>
+          <w:numId w:val="10"/>
+        </w:numPr>
         <w:spacing w:after="0" w:line="360" w:lineRule="auto"/>
         <w:jc w:val="both"/>
         <w:rPr>
-          <w:b/>
-          <w:sz w:val="28"/>
-          <w:szCs w:val="28"/>
-          <w:lang w:val="ru-RU"/>
-        </w:rPr>
-      </w:pPr>
-      <w:r>
-        <w:rPr>
-          <w:b/>
-          <w:sz w:val="28"/>
-          <w:szCs w:val="28"/>
-          <w:lang w:val="ru-RU"/>
-        </w:rPr>
-        <w:t>2.4.1 Язык и среда разработки</w:t>
+          <w:sz w:val="28"/>
+          <w:szCs w:val="28"/>
+          <w:lang w:val="ru-RU"/>
+        </w:rPr>
+      </w:pPr>
+      <w:r>
+        <w:rPr>
+          <w:sz w:val="28"/>
+          <w:szCs w:val="28"/>
+          <w:lang w:val="ru-RU"/>
+        </w:rPr>
+        <w:t>Если на одном из этапов была найдена ошибка, то возвращаем сообщение о ней, иначе возвращаем сообщение об успехе.</w:t>
+      </w:r>
+    </w:p>
+    <w:p>
+      <w:pPr>
+        <w:spacing w:after="0" w:line="360" w:lineRule="auto"/>
+        <w:ind w:left="709"/>
+        <w:jc w:val="both"/>
+        <w:rPr>
+          <w:sz w:val="28"/>
+          <w:szCs w:val="28"/>
+          <w:lang w:val="ru-RU"/>
+        </w:rPr>
+      </w:pPr>
+      <w:r>
+        <w:rPr>
+          <w:sz w:val="28"/>
+          <w:szCs w:val="28"/>
+          <w:lang w:val="ru-RU"/>
+        </w:rPr>
+        <w:t>Блок схема алгоритма представлена</w:t>
+      </w:r>
+      <w:r>
+        <w:rPr>
+          <w:sz w:val="28"/>
+          <w:szCs w:val="28"/>
+          <w:lang w:val="ru-RU"/>
+        </w:rPr>
+        <w:t xml:space="preserve"> на рисунке 4</w:t>
+      </w:r>
+      <w:r>
+        <w:rPr>
+          <w:sz w:val="28"/>
+          <w:szCs w:val="28"/>
+          <w:lang w:val="ru-RU"/>
+        </w:rPr>
+        <w:t>.</w:t>
       </w:r>
     </w:p>
     <w:p>
@@ -13199,106 +14059,63 @@
       </w:pPr>
       <w:r>
         <w:rPr>
-          <w:sz w:val="28"/>
-          <w:szCs w:val="28"/>
-          <w:lang w:val="ru-RU"/>
-        </w:rPr>
-        <w:t>Как было указано выше</w:t>
-      </w:r>
-      <w:r>
-        <w:rPr>
-          <w:sz w:val="28"/>
-          <w:szCs w:val="28"/>
-          <w:lang w:val="ru-RU"/>
-        </w:rPr>
-        <w:t>,</w:t>
-      </w:r>
-      <w:r>
-        <w:rPr>
-          <w:sz w:val="28"/>
-          <w:szCs w:val="28"/>
-          <w:lang w:val="ru-RU"/>
-        </w:rPr>
-        <w:t xml:space="preserve"> для процедурной реализации выбран язык </w:t>
-      </w:r>
-      <w:r>
-        <w:rPr>
-          <w:sz w:val="28"/>
-          <w:szCs w:val="28"/>
-          <w:lang w:val="en-US"/>
-        </w:rPr>
-        <w:t>Python</w:t>
-      </w:r>
-      <w:r>
-        <w:rPr>
-          <w:sz w:val="28"/>
-          <w:szCs w:val="28"/>
-          <w:lang w:val="ru-RU"/>
-        </w:rPr>
-        <w:t xml:space="preserve"> 3.14.</w:t>
-      </w:r>
-      <w:r>
-        <w:rPr>
-          <w:sz w:val="28"/>
-          <w:szCs w:val="28"/>
-          <w:lang w:val="ru-RU"/>
-        </w:rPr>
-        <w:t xml:space="preserve"> Выбор обусловлен простотой синтаксиса и удобством процедурного стиля. Выбранная среда разработка - </w:t>
-      </w:r>
-      <w:proofErr w:type="spellStart"/>
-      <w:r>
-        <w:rPr>
-          <w:sz w:val="28"/>
-          <w:szCs w:val="28"/>
-          <w:lang w:val="ru-RU"/>
-        </w:rPr>
-        <w:t>PyCharm</w:t>
-      </w:r>
-      <w:proofErr w:type="spellEnd"/>
-      <w:r>
-        <w:rPr>
-          <w:sz w:val="28"/>
-          <w:szCs w:val="28"/>
-          <w:lang w:val="ru-RU"/>
-        </w:rPr>
-        <w:t xml:space="preserve"> </w:t>
-      </w:r>
-      <w:proofErr w:type="spellStart"/>
-      <w:r>
-        <w:rPr>
-          <w:sz w:val="28"/>
-          <w:szCs w:val="28"/>
-          <w:lang w:val="ru-RU"/>
-        </w:rPr>
-        <w:t>Community</w:t>
-      </w:r>
-      <w:proofErr w:type="spellEnd"/>
-      <w:r>
-        <w:rPr>
-          <w:sz w:val="28"/>
-          <w:szCs w:val="28"/>
-          <w:lang w:val="ru-RU"/>
-        </w:rPr>
-        <w:t xml:space="preserve"> </w:t>
-      </w:r>
-      <w:proofErr w:type="spellStart"/>
-      <w:r>
-        <w:rPr>
-          <w:sz w:val="28"/>
-          <w:szCs w:val="28"/>
-          <w:lang w:val="ru-RU"/>
-        </w:rPr>
-        <w:t>Edition</w:t>
-      </w:r>
-      <w:proofErr w:type="spellEnd"/>
-      <w:r>
-        <w:rPr>
-          <w:sz w:val="28"/>
-          <w:szCs w:val="28"/>
-          <w:lang w:val="ru-RU"/>
-        </w:rPr>
-        <w:t xml:space="preserve"> 2023.3.2.</w:t>
-      </w:r>
+          <w:noProof/>
+          <w:sz w:val="28"/>
+          <w:szCs w:val="28"/>
+          <w:lang w:val="ru-RU"/>
+        </w:rPr>
+        <w:lastRenderedPageBreak/>
+        <w:drawing>
+          <wp:inline distT="0" distB="0" distL="0" distR="0">
+            <wp:extent cx="5934075" cy="7029450"/>
+            <wp:effectExtent l="0" t="0" r="9525" b="0"/>
+            <wp:docPr id="6" name="Рисунок 6" descr="C:\Users\Sofiya\Downloads\algo_2.png"/>
+            <wp:cNvGraphicFramePr>
+              <a:graphicFrameLocks xmlns:a="http://schemas.openxmlformats.org/drawingml/2006/main" noChangeAspect="1"/>
+            </wp:cNvGraphicFramePr>
+            <a:graphic xmlns:a="http://schemas.openxmlformats.org/drawingml/2006/main">
+              <a:graphicData uri="http://schemas.openxmlformats.org/drawingml/2006/picture">
+                <pic:pic xmlns:pic="http://schemas.openxmlformats.org/drawingml/2006/picture">
+                  <pic:nvPicPr>
+                    <pic:cNvPr id="0" name="Picture 1" descr="C:\Users\Sofiya\Downloads\algo_2.png"/>
+                    <pic:cNvPicPr>
+                      <a:picLocks noChangeAspect="1" noChangeArrowheads="1"/>
+                    </pic:cNvPicPr>
+                  </pic:nvPicPr>
+                  <pic:blipFill>
+                    <a:blip r:embed="rId10">
+                      <a:extLst>
+                        <a:ext uri="{28A0092B-C50C-407E-A947-70E740481C1C}">
+                          <a14:useLocalDpi xmlns:a14="http://schemas.microsoft.com/office/drawing/2010/main" val="0"/>
+                        </a:ext>
+                      </a:extLst>
+                    </a:blip>
+                    <a:srcRect/>
+                    <a:stretch>
+                      <a:fillRect/>
+                    </a:stretch>
+                  </pic:blipFill>
+                  <pic:spPr bwMode="auto">
+                    <a:xfrm>
+                      <a:off x="0" y="0"/>
+                      <a:ext cx="5934075" cy="7029450"/>
+                    </a:xfrm>
+                    <a:prstGeom prst="rect">
+                      <a:avLst/>
+                    </a:prstGeom>
+                    <a:noFill/>
+                    <a:ln>
+                      <a:noFill/>
+                    </a:ln>
+                  </pic:spPr>
+                </pic:pic>
+              </a:graphicData>
+            </a:graphic>
+          </wp:inline>
+        </w:drawing>
+      </w:r>
+      <w:bookmarkStart w:id="0" w:name="_GoBack"/>
+      <w:bookmarkEnd w:id="0"/>
     </w:p>
     <w:p>
       <w:pPr>
@@ -13310,12 +14127,108 @@
           <w:lang w:val="ru-RU"/>
         </w:rPr>
       </w:pPr>
+      <w:r>
+        <w:rPr>
+          <w:sz w:val="28"/>
+          <w:szCs w:val="28"/>
+          <w:lang w:val="ru-RU"/>
+        </w:rPr>
+        <w:t xml:space="preserve">Оценим сложность алгоритма. За n обозначим количество полей в заявке. Цикл по полям – O(n). Проверка числа участников и телефона – </w:t>
+      </w:r>
+      <w:r>
+        <w:rPr>
+          <w:sz w:val="28"/>
+          <w:szCs w:val="28"/>
+          <w:lang w:val="en-US"/>
+        </w:rPr>
+        <w:t>O</w:t>
+      </w:r>
+      <w:r>
+        <w:rPr>
+          <w:sz w:val="28"/>
+          <w:szCs w:val="28"/>
+          <w:lang w:val="ru-RU"/>
+        </w:rPr>
+        <w:t>(1).</w:t>
+      </w:r>
+      <w:r>
+        <w:rPr>
+          <w:sz w:val="28"/>
+          <w:szCs w:val="28"/>
+          <w:lang w:val="ru-RU"/>
+        </w:rPr>
+        <w:t xml:space="preserve"> Итоговая временная сложность равна O(n), а так как у нас фиксированное число полей это эквивалентно </w:t>
+      </w:r>
+      <w:r>
+        <w:rPr>
+          <w:sz w:val="28"/>
+          <w:szCs w:val="28"/>
+          <w:lang w:val="en-US"/>
+        </w:rPr>
+        <w:t>O</w:t>
+      </w:r>
+      <w:r>
+        <w:rPr>
+          <w:sz w:val="28"/>
+          <w:szCs w:val="28"/>
+          <w:lang w:val="ru-RU"/>
+        </w:rPr>
+        <w:t>(1) (константное время).</w:t>
+      </w:r>
     </w:p>
     <w:p>
       <w:pPr>
         <w:spacing w:after="0" w:line="360" w:lineRule="auto"/>
         <w:jc w:val="both"/>
         <w:rPr>
+          <w:sz w:val="28"/>
+          <w:szCs w:val="28"/>
+          <w:lang w:val="ru-RU"/>
+        </w:rPr>
+      </w:pPr>
+      <w:r>
+        <w:rPr>
+          <w:sz w:val="28"/>
+          <w:szCs w:val="28"/>
+          <w:lang w:val="ru-RU"/>
+        </w:rPr>
+        <w:t xml:space="preserve">Сложность по памяти - </w:t>
+      </w:r>
+      <w:r>
+        <w:rPr>
+          <w:sz w:val="28"/>
+          <w:szCs w:val="28"/>
+          <w:lang w:val="en-US"/>
+        </w:rPr>
+        <w:t>O</w:t>
+      </w:r>
+      <w:r>
+        <w:rPr>
+          <w:sz w:val="28"/>
+          <w:szCs w:val="28"/>
+          <w:lang w:val="ru-RU"/>
+        </w:rPr>
+        <w:t>(1), так как дополнительная память не выделяется.</w:t>
+      </w:r>
+    </w:p>
+    <w:p>
+      <w:pPr>
+        <w:spacing w:after="0" w:line="360" w:lineRule="auto"/>
+        <w:ind w:firstLine="709"/>
+        <w:jc w:val="both"/>
+        <w:rPr>
+          <w:sz w:val="28"/>
+          <w:szCs w:val="28"/>
+          <w:lang w:val="ru-RU"/>
+        </w:rPr>
+      </w:pPr>
+    </w:p>
+    <w:p>
+      <w:pPr>
+        <w:spacing w:after="0" w:line="360" w:lineRule="auto"/>
+        <w:ind w:firstLine="709"/>
+        <w:jc w:val="both"/>
+        <w:rPr>
           <w:b/>
           <w:sz w:val="28"/>
           <w:szCs w:val="28"/>
@@ -13329,6 +14242,186 @@
           <w:szCs w:val="28"/>
           <w:lang w:val="ru-RU"/>
         </w:rPr>
+        <w:t>2.</w:t>
+      </w:r>
+      <w:r>
+        <w:rPr>
+          <w:b/>
+          <w:sz w:val="28"/>
+          <w:szCs w:val="28"/>
+          <w:lang w:val="ru-RU"/>
+        </w:rPr>
+        <w:t>4. Процедурная реализация</w:t>
+      </w:r>
+    </w:p>
+    <w:p>
+      <w:pPr>
+        <w:spacing w:after="0" w:line="360" w:lineRule="auto"/>
+        <w:ind w:firstLine="709"/>
+        <w:jc w:val="both"/>
+        <w:rPr>
+          <w:b/>
+          <w:sz w:val="28"/>
+          <w:szCs w:val="28"/>
+          <w:lang w:val="ru-RU"/>
+        </w:rPr>
+      </w:pPr>
+      <w:r>
+        <w:rPr>
+          <w:b/>
+          <w:sz w:val="28"/>
+          <w:szCs w:val="28"/>
+          <w:lang w:val="ru-RU"/>
+        </w:rPr>
+        <w:lastRenderedPageBreak/>
+        <w:t>2.4.1 Язык и среда разработки</w:t>
+      </w:r>
+    </w:p>
+    <w:p>
+      <w:pPr>
+        <w:spacing w:after="0" w:line="360" w:lineRule="auto"/>
+        <w:ind w:firstLine="709"/>
+        <w:jc w:val="both"/>
+        <w:rPr>
+          <w:sz w:val="28"/>
+          <w:szCs w:val="28"/>
+          <w:lang w:val="ru-RU"/>
+        </w:rPr>
+      </w:pPr>
+      <w:r>
+        <w:rPr>
+          <w:sz w:val="28"/>
+          <w:szCs w:val="28"/>
+          <w:lang w:val="ru-RU"/>
+        </w:rPr>
+        <w:t>Как было указано выше</w:t>
+      </w:r>
+      <w:r>
+        <w:rPr>
+          <w:sz w:val="28"/>
+          <w:szCs w:val="28"/>
+          <w:lang w:val="ru-RU"/>
+        </w:rPr>
+        <w:t>,</w:t>
+      </w:r>
+      <w:r>
+        <w:rPr>
+          <w:sz w:val="28"/>
+          <w:szCs w:val="28"/>
+          <w:lang w:val="ru-RU"/>
+        </w:rPr>
+        <w:t xml:space="preserve"> для процедурной реализации выбран язык </w:t>
+      </w:r>
+      <w:r>
+        <w:rPr>
+          <w:sz w:val="28"/>
+          <w:szCs w:val="28"/>
+          <w:lang w:val="en-US"/>
+        </w:rPr>
+        <w:t>Python</w:t>
+      </w:r>
+      <w:r>
+        <w:rPr>
+          <w:sz w:val="28"/>
+          <w:szCs w:val="28"/>
+          <w:lang w:val="ru-RU"/>
+        </w:rPr>
+        <w:t xml:space="preserve"> 3.14.</w:t>
+      </w:r>
+      <w:r>
+        <w:rPr>
+          <w:sz w:val="28"/>
+          <w:szCs w:val="28"/>
+          <w:lang w:val="ru-RU"/>
+        </w:rPr>
+        <w:t xml:space="preserve"> Выбор обусловлен простотой синтаксиса и удобством процедурного стиля. Выбранная среда разработка - </w:t>
+      </w:r>
+      <w:proofErr w:type="spellStart"/>
+      <w:r>
+        <w:rPr>
+          <w:sz w:val="28"/>
+          <w:szCs w:val="28"/>
+          <w:lang w:val="ru-RU"/>
+        </w:rPr>
+        <w:t>PyCharm</w:t>
+      </w:r>
+      <w:proofErr w:type="spellEnd"/>
+      <w:r>
+        <w:rPr>
+          <w:sz w:val="28"/>
+          <w:szCs w:val="28"/>
+          <w:lang w:val="ru-RU"/>
+        </w:rPr>
+        <w:t xml:space="preserve"> </w:t>
+      </w:r>
+      <w:proofErr w:type="spellStart"/>
+      <w:r>
+        <w:rPr>
+          <w:sz w:val="28"/>
+          <w:szCs w:val="28"/>
+          <w:lang w:val="ru-RU"/>
+        </w:rPr>
+        <w:t>Community</w:t>
+      </w:r>
+      <w:proofErr w:type="spellEnd"/>
+      <w:r>
+        <w:rPr>
+          <w:sz w:val="28"/>
+          <w:szCs w:val="28"/>
+          <w:lang w:val="ru-RU"/>
+        </w:rPr>
+        <w:t xml:space="preserve"> </w:t>
+      </w:r>
+      <w:proofErr w:type="spellStart"/>
+      <w:r>
+        <w:rPr>
+          <w:sz w:val="28"/>
+          <w:szCs w:val="28"/>
+          <w:lang w:val="ru-RU"/>
+        </w:rPr>
+        <w:t>Edition</w:t>
+      </w:r>
+      <w:proofErr w:type="spellEnd"/>
+      <w:r>
+        <w:rPr>
+          <w:sz w:val="28"/>
+          <w:szCs w:val="28"/>
+          <w:lang w:val="ru-RU"/>
+        </w:rPr>
+        <w:t xml:space="preserve"> 2023.3.2.</w:t>
+      </w:r>
+    </w:p>
+    <w:p>
+      <w:pPr>
+        <w:spacing w:after="0" w:line="360" w:lineRule="auto"/>
+        <w:ind w:firstLine="709"/>
+        <w:jc w:val="both"/>
+        <w:rPr>
+          <w:sz w:val="28"/>
+          <w:szCs w:val="28"/>
+          <w:lang w:val="ru-RU"/>
+        </w:rPr>
+      </w:pPr>
+    </w:p>
+    <w:p>
+      <w:pPr>
+        <w:spacing w:after="0" w:line="360" w:lineRule="auto"/>
+        <w:ind w:firstLine="709"/>
+        <w:jc w:val="both"/>
+        <w:rPr>
+          <w:b/>
+          <w:sz w:val="28"/>
+          <w:szCs w:val="28"/>
+          <w:lang w:val="ru-RU"/>
+        </w:rPr>
+      </w:pPr>
+      <w:r>
+        <w:rPr>
+          <w:b/>
+          <w:sz w:val="28"/>
+          <w:szCs w:val="28"/>
+          <w:lang w:val="ru-RU"/>
+        </w:rPr>
         <w:t>2.4.2</w:t>
       </w:r>
       <w:r>
@@ -13353,6 +14446,7 @@
     <w:p>
       <w:pPr>
         <w:spacing w:after="0" w:line="360" w:lineRule="auto"/>
+        <w:ind w:firstLine="709"/>
         <w:jc w:val="both"/>
         <w:rPr>
           <w:sz w:val="28"/>
@@ -13364,6 +14458,7 @@
     <w:p>
       <w:pPr>
         <w:spacing w:after="0" w:line="360" w:lineRule="auto"/>
+        <w:ind w:firstLine="709"/>
         <w:jc w:val="both"/>
         <w:rPr>
           <w:b/>
@@ -13403,6 +14498,7 @@
     <w:p>
       <w:pPr>
         <w:spacing w:after="0" w:line="360" w:lineRule="auto"/>
+        <w:ind w:firstLine="709"/>
         <w:jc w:val="both"/>
         <w:rPr>
           <w:sz w:val="28"/>
@@ -13422,6 +14518,7 @@
     <w:p>
       <w:pPr>
         <w:spacing w:after="0" w:line="360" w:lineRule="auto"/>
+        <w:ind w:firstLine="709"/>
         <w:jc w:val="both"/>
         <w:rPr>
           <w:sz w:val="28"/>
@@ -13433,6 +14530,7 @@
     <w:p>
       <w:pPr>
         <w:spacing w:after="0" w:line="360" w:lineRule="auto"/>
+        <w:ind w:firstLine="709"/>
         <w:jc w:val="both"/>
         <w:rPr>
           <w:b/>
@@ -13690,6 +14788,92 @@
     </w:lvl>
   </w:abstractNum>
   <w:abstractNum w:abstractNumId="2">
+    <w:nsid w:val="2B1914FD"/>
+    <w:multiLevelType w:val="hybridMultilevel"/>
+    <w:tmpl w:val="D9844A52"/>
+    <w:lvl w:ilvl="0" w:tplc="04190011">
+      <w:start w:val="1"/>
+      <w:numFmt w:val="decimal"/>
+      <w:lvlText w:val="%1)"/>
+      <w:lvlJc w:val="left"/>
+      <w:pPr>
+        <w:ind w:left="1429" w:hanging="360"/>
+      </w:pPr>
+    </w:lvl>
+    <w:lvl w:ilvl="1" w:tplc="04190019" w:tentative="1">
+      <w:start w:val="1"/>
+      <w:numFmt w:val="lowerLetter"/>
+      <w:lvlText w:val="%2."/>
+      <w:lvlJc w:val="left"/>
+      <w:pPr>
+        <w:ind w:left="2149" w:hanging="360"/>
+      </w:pPr>
+    </w:lvl>
+    <w:lvl w:ilvl="2" w:tplc="0419001B" w:tentative="1">
+      <w:start w:val="1"/>
+      <w:numFmt w:val="lowerRoman"/>
+      <w:lvlText w:val="%3."/>
+      <w:lvlJc w:val="right"/>
+      <w:pPr>
+        <w:ind w:left="2869" w:hanging="180"/>
+      </w:pPr>
+    </w:lvl>
+    <w:lvl w:ilvl="3" w:tplc="0419000F" w:tentative="1">
+      <w:start w:val="1"/>
+      <w:numFmt w:val="decimal"/>
+      <w:lvlText w:val="%4."/>
+      <w:lvlJc w:val="left"/>
+      <w:pPr>
+        <w:ind w:left="3589" w:hanging="360"/>
+      </w:pPr>
+    </w:lvl>
+    <w:lvl w:ilvl="4" w:tplc="04190019" w:tentative="1">
+      <w:start w:val="1"/>
+      <w:numFmt w:val="lowerLetter"/>
+      <w:lvlText w:val="%5."/>
+      <w:lvlJc w:val="left"/>
+      <w:pPr>
+        <w:ind w:left="4309" w:hanging="360"/>
+      </w:pPr>
+    </w:lvl>
+    <w:lvl w:ilvl="5" w:tplc="0419001B" w:tentative="1">
+      <w:start w:val="1"/>
+      <w:numFmt w:val="lowerRoman"/>
+      <w:lvlText w:val="%6."/>
+      <w:lvlJc w:val="right"/>
+      <w:pPr>
+        <w:ind w:left="5029" w:hanging="180"/>
+      </w:pPr>
+    </w:lvl>
+    <w:lvl w:ilvl="6" w:tplc="0419000F" w:tentative="1">
+      <w:start w:val="1"/>
+      <w:numFmt w:val="decimal"/>
+      <w:lvlText w:val="%7."/>
+      <w:lvlJc w:val="left"/>
+      <w:pPr>
+        <w:ind w:left="5749" w:hanging="360"/>
+      </w:pPr>
+    </w:lvl>
+    <w:lvl w:ilvl="7" w:tplc="04190019" w:tentative="1">
+      <w:start w:val="1"/>
+      <w:numFmt w:val="lowerLetter"/>
+      <w:lvlText w:val="%8."/>
+      <w:lvlJc w:val="left"/>
+      <w:pPr>
+        <w:ind w:left="6469" w:hanging="360"/>
+      </w:pPr>
+    </w:lvl>
+    <w:lvl w:ilvl="8" w:tplc="0419001B" w:tentative="1">
+      <w:start w:val="1"/>
+      <w:numFmt w:val="lowerRoman"/>
+      <w:lvlText w:val="%9."/>
+      <w:lvlJc w:val="right"/>
+      <w:pPr>
+        <w:ind w:left="7189" w:hanging="180"/>
+      </w:pPr>
+    </w:lvl>
+  </w:abstractNum>
+  <w:abstractNum w:abstractNumId="3">
     <w:nsid w:val="40B77C88"/>
     <w:multiLevelType w:val="hybridMultilevel"/>
     <w:tmpl w:val="307677F6"/>
@@ -13778,7 +14962,7 @@
       </w:pPr>
     </w:lvl>
   </w:abstractNum>
-  <w:abstractNum w:abstractNumId="3">
+  <w:abstractNum w:abstractNumId="4">
     <w:nsid w:val="47071D6C"/>
     <w:multiLevelType w:val="hybridMultilevel"/>
     <w:tmpl w:val="B720CB3A"/>
@@ -13864,7 +15048,7 @@
       </w:pPr>
     </w:lvl>
   </w:abstractNum>
-  <w:abstractNum w:abstractNumId="4">
+  <w:abstractNum w:abstractNumId="5">
     <w:nsid w:val="48CC7398"/>
     <w:multiLevelType w:val="hybridMultilevel"/>
     <w:tmpl w:val="C0483FF4"/>
@@ -13950,7 +15134,7 @@
       </w:pPr>
     </w:lvl>
   </w:abstractNum>
-  <w:abstractNum w:abstractNumId="5">
+  <w:abstractNum w:abstractNumId="6">
     <w:nsid w:val="506D23B6"/>
     <w:multiLevelType w:val="hybridMultilevel"/>
     <w:tmpl w:val="8286C274"/>
@@ -14039,7 +15223,7 @@
       </w:pPr>
     </w:lvl>
   </w:abstractNum>
-  <w:abstractNum w:abstractNumId="6">
+  <w:abstractNum w:abstractNumId="7">
     <w:nsid w:val="668B1E18"/>
     <w:multiLevelType w:val="multilevel"/>
     <w:tmpl w:val="45FC3722"/>
@@ -14152,7 +15336,7 @@
       </w:rPr>
     </w:lvl>
   </w:abstractNum>
-  <w:abstractNum w:abstractNumId="7">
+  <w:abstractNum w:abstractNumId="8">
     <w:nsid w:val="69B9318E"/>
     <w:multiLevelType w:val="hybridMultilevel"/>
     <w:tmpl w:val="8C0E7C94"/>
@@ -14238,29 +15422,121 @@
       </w:pPr>
     </w:lvl>
   </w:abstractNum>
+  <w:abstractNum w:abstractNumId="9">
+    <w:nsid w:val="70C163AC"/>
+    <w:multiLevelType w:val="hybridMultilevel"/>
+    <w:tmpl w:val="037E4376"/>
+    <w:lvl w:ilvl="0" w:tplc="04190011">
+      <w:start w:val="1"/>
+      <w:numFmt w:val="decimal"/>
+      <w:lvlText w:val="%1)"/>
+      <w:lvlJc w:val="left"/>
+      <w:pPr>
+        <w:ind w:left="1429" w:hanging="360"/>
+      </w:pPr>
+    </w:lvl>
+    <w:lvl w:ilvl="1" w:tplc="04190019" w:tentative="1">
+      <w:start w:val="1"/>
+      <w:numFmt w:val="lowerLetter"/>
+      <w:lvlText w:val="%2."/>
+      <w:lvlJc w:val="left"/>
+      <w:pPr>
+        <w:ind w:left="2149" w:hanging="360"/>
+      </w:pPr>
+    </w:lvl>
+    <w:lvl w:ilvl="2" w:tplc="0419001B" w:tentative="1">
+      <w:start w:val="1"/>
+      <w:numFmt w:val="lowerRoman"/>
+      <w:lvlText w:val="%3."/>
+      <w:lvlJc w:val="right"/>
+      <w:pPr>
+        <w:ind w:left="2869" w:hanging="180"/>
+      </w:pPr>
+    </w:lvl>
+    <w:lvl w:ilvl="3" w:tplc="0419000F" w:tentative="1">
+      <w:start w:val="1"/>
+      <w:numFmt w:val="decimal"/>
+      <w:lvlText w:val="%4."/>
+      <w:lvlJc w:val="left"/>
+      <w:pPr>
+        <w:ind w:left="3589" w:hanging="360"/>
+      </w:pPr>
+    </w:lvl>
+    <w:lvl w:ilvl="4" w:tplc="04190019" w:tentative="1">
+      <w:start w:val="1"/>
+      <w:numFmt w:val="lowerLetter"/>
+      <w:lvlText w:val="%5."/>
+      <w:lvlJc w:val="left"/>
+      <w:pPr>
+        <w:ind w:left="4309" w:hanging="360"/>
+      </w:pPr>
+    </w:lvl>
+    <w:lvl w:ilvl="5" w:tplc="0419001B" w:tentative="1">
+      <w:start w:val="1"/>
+      <w:numFmt w:val="lowerRoman"/>
+      <w:lvlText w:val="%6."/>
+      <w:lvlJc w:val="right"/>
+      <w:pPr>
+        <w:ind w:left="5029" w:hanging="180"/>
+      </w:pPr>
+    </w:lvl>
+    <w:lvl w:ilvl="6" w:tplc="0419000F" w:tentative="1">
+      <w:start w:val="1"/>
+      <w:numFmt w:val="decimal"/>
+      <w:lvlText w:val="%7."/>
+      <w:lvlJc w:val="left"/>
+      <w:pPr>
+        <w:ind w:left="5749" w:hanging="360"/>
+      </w:pPr>
+    </w:lvl>
+    <w:lvl w:ilvl="7" w:tplc="04190019" w:tentative="1">
+      <w:start w:val="1"/>
+      <w:numFmt w:val="lowerLetter"/>
+      <w:lvlText w:val="%8."/>
+      <w:lvlJc w:val="left"/>
+      <w:pPr>
+        <w:ind w:left="6469" w:hanging="360"/>
+      </w:pPr>
+    </w:lvl>
+    <w:lvl w:ilvl="8" w:tplc="0419001B" w:tentative="1">
+      <w:start w:val="1"/>
+      <w:numFmt w:val="lowerRoman"/>
+      <w:lvlText w:val="%9."/>
+      <w:lvlJc w:val="right"/>
+      <w:pPr>
+        <w:ind w:left="7189" w:hanging="180"/>
+      </w:pPr>
+    </w:lvl>
+  </w:abstractNum>
   <w:num w:numId="1">
     <w:abstractNumId w:val="1"/>
   </w:num>
   <w:num w:numId="2">
-    <w:abstractNumId w:val="5"/>
+    <w:abstractNumId w:val="6"/>
   </w:num>
   <w:num w:numId="3">
-    <w:abstractNumId w:val="2"/>
+    <w:abstractNumId w:val="3"/>
   </w:num>
   <w:num w:numId="4">
-    <w:abstractNumId w:val="6"/>
+    <w:abstractNumId w:val="7"/>
   </w:num>
   <w:num w:numId="5">
-    <w:abstractNumId w:val="7"/>
+    <w:abstractNumId w:val="8"/>
   </w:num>
   <w:num w:numId="6">
     <w:abstractNumId w:val="0"/>
   </w:num>
   <w:num w:numId="7">
-    <w:abstractNumId w:val="3"/>
+    <w:abstractNumId w:val="4"/>
   </w:num>
   <w:num w:numId="8">
-    <w:abstractNumId w:val="4"/>
+    <w:abstractNumId w:val="5"/>
+  </w:num>
+  <w:num w:numId="9">
+    <w:abstractNumId w:val="9"/>
+  </w:num>
+  <w:num w:numId="10">
+    <w:abstractNumId w:val="2"/>
   </w:num>
 </w:numbering>
 </file>

--- a/Отчет_ИКБО-31-24_ЖильцоваСО_КТ1.docx
+++ b/Отчет_ИКБО-31-24_ЖильцоваСО_КТ1.docx
@@ -12992,7 +12992,7 @@
           <w:szCs w:val="28"/>
           <w:lang w:val="ru-RU"/>
         </w:rPr>
-        <w:t>3</w:t>
+        <w:t>4</w:t>
       </w:r>
       <w:r>
         <w:rPr>
@@ -13052,7 +13052,16 @@
           <w:szCs w:val="28"/>
           <w:lang w:val="ru-RU"/>
         </w:rPr>
-        <w:t>2.3.1 Алгоритм 1 «</w:t>
+        <w:t>2.4</w:t>
+      </w:r>
+      <w:r>
+        <w:rPr>
+          <w:b/>
+          <w:sz w:val="28"/>
+          <w:szCs w:val="28"/>
+          <w:lang w:val="ru-RU"/>
+        </w:rPr>
+        <w:t>.1 Алгоритм 1 «</w:t>
       </w:r>
       <w:r>
         <w:rPr>
@@ -13791,7 +13800,16 @@
           <w:szCs w:val="28"/>
           <w:lang w:val="ru-RU"/>
         </w:rPr>
-        <w:t>2.3.2 Алгоритм 2 «</w:t>
+        <w:t>2.4</w:t>
+      </w:r>
+      <w:r>
+        <w:rPr>
+          <w:b/>
+          <w:sz w:val="28"/>
+          <w:szCs w:val="28"/>
+          <w:lang w:val="ru-RU"/>
+        </w:rPr>
+        <w:t>.2 Алгоритм 2 «</w:t>
       </w:r>
       <w:proofErr w:type="spellStart"/>
       <w:r>
@@ -14114,8 +14132,6 @@
           </wp:inline>
         </w:drawing>
       </w:r>
-      <w:bookmarkStart w:id="0" w:name="_GoBack"/>
-      <w:bookmarkEnd w:id="0"/>
     </w:p>
     <w:p>
       <w:pPr>
@@ -14251,7 +14267,16 @@
           <w:szCs w:val="28"/>
           <w:lang w:val="ru-RU"/>
         </w:rPr>
-        <w:t>4. Процедурная реализация</w:t>
+        <w:t>5</w:t>
+      </w:r>
+      <w:r>
+        <w:rPr>
+          <w:b/>
+          <w:sz w:val="28"/>
+          <w:szCs w:val="28"/>
+          <w:lang w:val="ru-RU"/>
+        </w:rPr>
+        <w:t>. Процедурная реализация</w:t>
       </w:r>
     </w:p>
     <w:p>
@@ -14274,7 +14299,16 @@
           <w:lang w:val="ru-RU"/>
         </w:rPr>
         <w:lastRenderedPageBreak/>
-        <w:t>2.4.1 Язык и среда разработки</w:t>
+        <w:t>2.5</w:t>
+      </w:r>
+      <w:r>
+        <w:rPr>
+          <w:b/>
+          <w:sz w:val="28"/>
+          <w:szCs w:val="28"/>
+          <w:lang w:val="ru-RU"/>
+        </w:rPr>
+        <w:t>.1 Язык и среда разработки</w:t>
       </w:r>
     </w:p>
     <w:p>
@@ -14422,7 +14456,16 @@
           <w:szCs w:val="28"/>
           <w:lang w:val="ru-RU"/>
         </w:rPr>
-        <w:t>2.4.2</w:t>
+        <w:t>2.5</w:t>
+      </w:r>
+      <w:r>
+        <w:rPr>
+          <w:b/>
+          <w:sz w:val="28"/>
+          <w:szCs w:val="28"/>
+          <w:lang w:val="ru-RU"/>
+        </w:rPr>
+        <w:t>.2</w:t>
       </w:r>
       <w:r>
         <w:rPr>
@@ -14454,6 +14497,294 @@
           <w:lang w:val="ru-RU"/>
         </w:rPr>
       </w:pPr>
+      <w:r>
+        <w:rPr>
+          <w:sz w:val="28"/>
+          <w:szCs w:val="28"/>
+          <w:lang w:val="ru-RU"/>
+        </w:rPr>
+        <w:t>Программа состоит из трех модулей:</w:t>
+      </w:r>
+    </w:p>
+    <w:p>
+      <w:pPr>
+        <w:pStyle w:val="a3"/>
+        <w:numPr>
+          <w:ilvl w:val="0"/>
+          <w:numId w:val="11"/>
+        </w:numPr>
+        <w:spacing w:after="0" w:line="360" w:lineRule="auto"/>
+        <w:ind w:left="0" w:firstLine="709"/>
+        <w:jc w:val="both"/>
+        <w:rPr>
+          <w:sz w:val="28"/>
+          <w:szCs w:val="28"/>
+          <w:lang w:val="ru-RU"/>
+        </w:rPr>
+      </w:pPr>
+      <w:r>
+        <w:rPr>
+          <w:sz w:val="28"/>
+          <w:szCs w:val="28"/>
+          <w:lang w:val="en-US"/>
+        </w:rPr>
+        <w:t>main</w:t>
+      </w:r>
+      <w:r>
+        <w:rPr>
+          <w:sz w:val="28"/>
+          <w:szCs w:val="28"/>
+          <w:lang w:val="ru-RU"/>
+        </w:rPr>
+        <w:t>.</w:t>
+      </w:r>
+      <w:proofErr w:type="spellStart"/>
+      <w:r>
+        <w:rPr>
+          <w:sz w:val="28"/>
+          <w:szCs w:val="28"/>
+          <w:lang w:val="en-US"/>
+        </w:rPr>
+        <w:t>py</w:t>
+      </w:r>
+      <w:proofErr w:type="spellEnd"/>
+      <w:r>
+        <w:rPr>
+          <w:sz w:val="28"/>
+          <w:szCs w:val="28"/>
+          <w:lang w:val="ru-RU"/>
+        </w:rPr>
+        <w:t xml:space="preserve"> – </w:t>
+      </w:r>
+      <w:r>
+        <w:rPr>
+          <w:sz w:val="28"/>
+          <w:szCs w:val="28"/>
+          <w:lang w:val="ru-RU"/>
+        </w:rPr>
+        <w:t>точка входа, разбор аргументов командной строки и запуск процесса,</w:t>
+      </w:r>
+    </w:p>
+    <w:p>
+      <w:pPr>
+        <w:pStyle w:val="a3"/>
+        <w:numPr>
+          <w:ilvl w:val="0"/>
+          <w:numId w:val="11"/>
+        </w:numPr>
+        <w:spacing w:after="0" w:line="360" w:lineRule="auto"/>
+        <w:ind w:left="0" w:firstLine="709"/>
+        <w:jc w:val="both"/>
+        <w:rPr>
+          <w:sz w:val="28"/>
+          <w:szCs w:val="28"/>
+          <w:lang w:val="en-US"/>
+        </w:rPr>
+      </w:pPr>
+      <w:r>
+        <w:rPr>
+          <w:sz w:val="28"/>
+          <w:szCs w:val="28"/>
+          <w:lang w:val="en-US"/>
+        </w:rPr>
+        <w:t>algorithms</w:t>
+      </w:r>
+      <w:r>
+        <w:rPr>
+          <w:sz w:val="28"/>
+          <w:szCs w:val="28"/>
+          <w:lang w:val="en-US"/>
+        </w:rPr>
+        <w:t>.</w:t>
+      </w:r>
+      <w:r>
+        <w:rPr>
+          <w:sz w:val="28"/>
+          <w:szCs w:val="28"/>
+          <w:lang w:val="en-US"/>
+        </w:rPr>
+        <w:t>py</w:t>
+      </w:r>
+      <w:r>
+        <w:rPr>
+          <w:sz w:val="28"/>
+          <w:szCs w:val="28"/>
+          <w:lang w:val="en-US"/>
+        </w:rPr>
+        <w:t xml:space="preserve"> – реализация </w:t>
+      </w:r>
+      <w:proofErr w:type="spellStart"/>
+      <w:r>
+        <w:rPr>
+          <w:sz w:val="28"/>
+          <w:szCs w:val="28"/>
+          <w:lang w:val="en-US"/>
+        </w:rPr>
+        <w:t>двух</w:t>
+      </w:r>
+      <w:proofErr w:type="spellEnd"/>
+      <w:r>
+        <w:rPr>
+          <w:sz w:val="28"/>
+          <w:szCs w:val="28"/>
+          <w:lang w:val="en-US"/>
+        </w:rPr>
+        <w:t xml:space="preserve"> </w:t>
+      </w:r>
+      <w:proofErr w:type="spellStart"/>
+      <w:r>
+        <w:rPr>
+          <w:sz w:val="28"/>
+          <w:szCs w:val="28"/>
+          <w:lang w:val="en-US"/>
+        </w:rPr>
+        <w:t>алгоритмов</w:t>
+      </w:r>
+      <w:proofErr w:type="spellEnd"/>
+      <w:r>
+        <w:rPr>
+          <w:sz w:val="28"/>
+          <w:szCs w:val="28"/>
+          <w:lang w:val="en-US"/>
+        </w:rPr>
+        <w:t xml:space="preserve"> (</w:t>
+      </w:r>
+      <w:proofErr w:type="spellStart"/>
+      <w:r>
+        <w:rPr>
+          <w:sz w:val="28"/>
+          <w:szCs w:val="28"/>
+          <w:lang w:val="en-US"/>
+        </w:rPr>
+        <w:t>find_free_slots</w:t>
+      </w:r>
+      <w:proofErr w:type="spellEnd"/>
+      <w:r>
+        <w:rPr>
+          <w:sz w:val="28"/>
+          <w:szCs w:val="28"/>
+          <w:lang w:val="en-US"/>
+        </w:rPr>
+        <w:t xml:space="preserve">, </w:t>
+      </w:r>
+      <w:proofErr w:type="spellStart"/>
+      <w:r>
+        <w:rPr>
+          <w:sz w:val="28"/>
+          <w:szCs w:val="28"/>
+          <w:lang w:val="en-US"/>
+        </w:rPr>
+        <w:t>validate_request</w:t>
+      </w:r>
+      <w:proofErr w:type="spellEnd"/>
+      <w:r>
+        <w:rPr>
+          <w:sz w:val="28"/>
+          <w:szCs w:val="28"/>
+          <w:lang w:val="en-US"/>
+        </w:rPr>
+        <w:t>),</w:t>
+      </w:r>
+    </w:p>
+    <w:p>
+      <w:pPr>
+        <w:pStyle w:val="a3"/>
+        <w:numPr>
+          <w:ilvl w:val="0"/>
+          <w:numId w:val="11"/>
+        </w:numPr>
+        <w:spacing w:after="0" w:line="360" w:lineRule="auto"/>
+        <w:ind w:left="0" w:firstLine="709"/>
+        <w:jc w:val="both"/>
+        <w:rPr>
+          <w:sz w:val="28"/>
+          <w:szCs w:val="28"/>
+          <w:lang w:val="en-US"/>
+        </w:rPr>
+      </w:pPr>
+      <w:r>
+        <w:rPr>
+          <w:sz w:val="28"/>
+          <w:szCs w:val="28"/>
+          <w:lang w:val="en-US"/>
+        </w:rPr>
+        <w:t>operations.py</w:t>
+      </w:r>
+      <w:r>
+        <w:rPr>
+          <w:sz w:val="28"/>
+          <w:szCs w:val="28"/>
+          <w:lang w:val="en-US"/>
+        </w:rPr>
+        <w:t xml:space="preserve"> –реализация автоматизированных операций,</w:t>
+      </w:r>
+    </w:p>
+    <w:p>
+      <w:pPr>
+        <w:pStyle w:val="a3"/>
+        <w:numPr>
+          <w:ilvl w:val="0"/>
+          <w:numId w:val="11"/>
+        </w:numPr>
+        <w:spacing w:after="0" w:line="360" w:lineRule="auto"/>
+        <w:ind w:left="0" w:firstLine="709"/>
+        <w:jc w:val="both"/>
+        <w:rPr>
+          <w:sz w:val="28"/>
+          <w:szCs w:val="28"/>
+          <w:lang w:val="ru-RU"/>
+        </w:rPr>
+      </w:pPr>
+      <w:r>
+        <w:rPr>
+          <w:sz w:val="28"/>
+          <w:szCs w:val="28"/>
+          <w:lang w:val="en-US"/>
+        </w:rPr>
+        <w:t>data</w:t>
+      </w:r>
+      <w:r>
+        <w:rPr>
+          <w:sz w:val="28"/>
+          <w:szCs w:val="28"/>
+          <w:lang w:val="ru-RU"/>
+        </w:rPr>
+        <w:t>.</w:t>
+      </w:r>
+      <w:proofErr w:type="spellStart"/>
+      <w:r>
+        <w:rPr>
+          <w:sz w:val="28"/>
+          <w:szCs w:val="28"/>
+          <w:lang w:val="en-US"/>
+        </w:rPr>
+        <w:t>py</w:t>
+      </w:r>
+      <w:proofErr w:type="spellEnd"/>
+      <w:r>
+        <w:rPr>
+          <w:sz w:val="28"/>
+          <w:szCs w:val="28"/>
+          <w:lang w:val="ru-RU"/>
+        </w:rPr>
+        <w:t xml:space="preserve"> – загрузка и сохранение данных в формате </w:t>
+      </w:r>
+      <w:r>
+        <w:rPr>
+          <w:sz w:val="28"/>
+          <w:szCs w:val="28"/>
+          <w:lang w:val="en-US"/>
+        </w:rPr>
+        <w:t>JSON</w:t>
+      </w:r>
+      <w:r>
+        <w:rPr>
+          <w:sz w:val="28"/>
+          <w:szCs w:val="28"/>
+          <w:lang w:val="ru-RU"/>
+        </w:rPr>
+        <w:t>.</w:t>
+      </w:r>
     </w:p>
     <w:p>
       <w:pPr>
@@ -14461,24 +14792,21 @@
         <w:ind w:firstLine="709"/>
         <w:jc w:val="both"/>
         <w:rPr>
-          <w:b/>
-          <w:sz w:val="28"/>
-          <w:szCs w:val="28"/>
-          <w:lang w:val="ru-RU"/>
-        </w:rPr>
-      </w:pPr>
-      <w:r>
-        <w:rPr>
-          <w:b/>
-          <w:sz w:val="28"/>
-          <w:szCs w:val="28"/>
-          <w:lang w:val="ru-RU"/>
-        </w:rPr>
-        <w:t>2.4.3</w:t>
-      </w:r>
-      <w:r>
-        <w:rPr>
-          <w:b/>
+          <w:sz w:val="28"/>
+          <w:szCs w:val="28"/>
+          <w:lang w:val="ru-RU"/>
+        </w:rPr>
+      </w:pPr>
+      <w:r>
+        <w:rPr>
+          <w:sz w:val="28"/>
+          <w:szCs w:val="28"/>
+          <w:lang w:val="ru-RU"/>
+        </w:rPr>
+        <w:t>Данные</w:t>
+      </w:r>
+      <w:r>
+        <w:rPr>
           <w:sz w:val="28"/>
           <w:szCs w:val="28"/>
           <w:lang w:val="ru-RU"/>
@@ -14487,13 +14815,253 @@
       </w:r>
       <w:r>
         <w:rPr>
-          <w:b/>
-          <w:sz w:val="28"/>
-          <w:szCs w:val="28"/>
-          <w:lang w:val="ru-RU"/>
-        </w:rPr>
-        <w:t>Фрагменты кода</w:t>
-      </w:r>
+          <w:sz w:val="28"/>
+          <w:szCs w:val="28"/>
+          <w:lang w:val="ru-RU"/>
+        </w:rPr>
+        <w:t>хранятся</w:t>
+      </w:r>
+      <w:r>
+        <w:rPr>
+          <w:sz w:val="28"/>
+          <w:szCs w:val="28"/>
+          <w:lang w:val="ru-RU"/>
+        </w:rPr>
+        <w:t xml:space="preserve"> </w:t>
+      </w:r>
+      <w:r>
+        <w:rPr>
+          <w:sz w:val="28"/>
+          <w:szCs w:val="28"/>
+          <w:lang w:val="ru-RU"/>
+        </w:rPr>
+        <w:t>в</w:t>
+      </w:r>
+      <w:r>
+        <w:rPr>
+          <w:sz w:val="28"/>
+          <w:szCs w:val="28"/>
+          <w:lang w:val="ru-RU"/>
+        </w:rPr>
+        <w:t xml:space="preserve"> </w:t>
+      </w:r>
+      <w:r>
+        <w:rPr>
+          <w:sz w:val="28"/>
+          <w:szCs w:val="28"/>
+          <w:lang w:val="ru-RU"/>
+        </w:rPr>
+        <w:t>файлах</w:t>
+      </w:r>
+      <w:r>
+        <w:rPr>
+          <w:sz w:val="28"/>
+          <w:szCs w:val="28"/>
+          <w:lang w:val="ru-RU"/>
+        </w:rPr>
+        <w:t xml:space="preserve"> clients.</w:t>
+      </w:r>
+      <w:proofErr w:type="spellStart"/>
+      <w:r>
+        <w:rPr>
+          <w:sz w:val="28"/>
+          <w:szCs w:val="28"/>
+          <w:lang w:val="ru-RU"/>
+        </w:rPr>
+        <w:t>json</w:t>
+      </w:r>
+      <w:proofErr w:type="spellEnd"/>
+      <w:r>
+        <w:rPr>
+          <w:sz w:val="28"/>
+          <w:szCs w:val="28"/>
+          <w:lang w:val="ru-RU"/>
+        </w:rPr>
+        <w:t xml:space="preserve">, </w:t>
+      </w:r>
+      <w:r>
+        <w:rPr>
+          <w:sz w:val="28"/>
+          <w:szCs w:val="28"/>
+          <w:lang w:val="ru-RU"/>
+        </w:rPr>
+        <w:t>employees.</w:t>
+      </w:r>
+      <w:proofErr w:type="spellStart"/>
+      <w:r>
+        <w:rPr>
+          <w:sz w:val="28"/>
+          <w:szCs w:val="28"/>
+          <w:lang w:val="ru-RU"/>
+        </w:rPr>
+        <w:t>json</w:t>
+      </w:r>
+      <w:proofErr w:type="spellEnd"/>
+      <w:r>
+        <w:rPr>
+          <w:sz w:val="28"/>
+          <w:szCs w:val="28"/>
+          <w:lang w:val="ru-RU"/>
+        </w:rPr>
+        <w:t xml:space="preserve">, </w:t>
+      </w:r>
+      <w:r>
+        <w:rPr>
+          <w:sz w:val="28"/>
+          <w:szCs w:val="28"/>
+          <w:lang w:val="ru-RU"/>
+        </w:rPr>
+        <w:t>scenarios.</w:t>
+      </w:r>
+      <w:proofErr w:type="spellStart"/>
+      <w:r>
+        <w:rPr>
+          <w:sz w:val="28"/>
+          <w:szCs w:val="28"/>
+          <w:lang w:val="ru-RU"/>
+        </w:rPr>
+        <w:t>json</w:t>
+      </w:r>
+      <w:proofErr w:type="spellEnd"/>
+      <w:r>
+        <w:rPr>
+          <w:sz w:val="28"/>
+          <w:szCs w:val="28"/>
+          <w:lang w:val="ru-RU"/>
+        </w:rPr>
+        <w:t>, slots.</w:t>
+      </w:r>
+      <w:proofErr w:type="spellStart"/>
+      <w:r>
+        <w:rPr>
+          <w:sz w:val="28"/>
+          <w:szCs w:val="28"/>
+          <w:lang w:val="ru-RU"/>
+        </w:rPr>
+        <w:t>json</w:t>
+      </w:r>
+      <w:proofErr w:type="spellEnd"/>
+      <w:r>
+        <w:rPr>
+          <w:sz w:val="28"/>
+          <w:szCs w:val="28"/>
+          <w:lang w:val="ru-RU"/>
+        </w:rPr>
+        <w:t>, bookings.</w:t>
+      </w:r>
+      <w:proofErr w:type="spellStart"/>
+      <w:r>
+        <w:rPr>
+          <w:sz w:val="28"/>
+          <w:szCs w:val="28"/>
+          <w:lang w:val="ru-RU"/>
+        </w:rPr>
+        <w:t>json</w:t>
+      </w:r>
+      <w:proofErr w:type="spellEnd"/>
+      <w:r>
+        <w:rPr>
+          <w:sz w:val="28"/>
+          <w:szCs w:val="28"/>
+          <w:lang w:val="ru-RU"/>
+        </w:rPr>
+        <w:t>, equipment.</w:t>
+      </w:r>
+      <w:proofErr w:type="spellStart"/>
+      <w:r>
+        <w:rPr>
+          <w:sz w:val="28"/>
+          <w:szCs w:val="28"/>
+          <w:lang w:val="ru-RU"/>
+        </w:rPr>
+        <w:t>json</w:t>
+      </w:r>
+      <w:proofErr w:type="spellEnd"/>
+      <w:r>
+        <w:rPr>
+          <w:sz w:val="28"/>
+          <w:szCs w:val="28"/>
+          <w:lang w:val="ru-RU"/>
+        </w:rPr>
+        <w:t xml:space="preserve">, </w:t>
+      </w:r>
+      <w:r>
+        <w:rPr>
+          <w:sz w:val="28"/>
+          <w:szCs w:val="28"/>
+          <w:lang w:val="ru-RU"/>
+        </w:rPr>
+        <w:t>sessions.</w:t>
+      </w:r>
+      <w:proofErr w:type="spellStart"/>
+      <w:r>
+        <w:rPr>
+          <w:sz w:val="28"/>
+          <w:szCs w:val="28"/>
+          <w:lang w:val="ru-RU"/>
+        </w:rPr>
+        <w:t>json</w:t>
+      </w:r>
+      <w:proofErr w:type="spellEnd"/>
+      <w:r>
+        <w:rPr>
+          <w:sz w:val="28"/>
+          <w:szCs w:val="28"/>
+          <w:lang w:val="ru-RU"/>
+        </w:rPr>
+        <w:t xml:space="preserve"> </w:t>
+      </w:r>
+      <w:r>
+        <w:rPr>
+          <w:sz w:val="28"/>
+          <w:szCs w:val="28"/>
+          <w:lang w:val="ru-RU"/>
+        </w:rPr>
+        <w:t>в</w:t>
+      </w:r>
+      <w:r>
+        <w:rPr>
+          <w:sz w:val="28"/>
+          <w:szCs w:val="28"/>
+          <w:lang w:val="ru-RU"/>
+        </w:rPr>
+        <w:t xml:space="preserve"> </w:t>
+      </w:r>
+      <w:r>
+        <w:rPr>
+          <w:sz w:val="28"/>
+          <w:szCs w:val="28"/>
+          <w:lang w:val="ru-RU"/>
+        </w:rPr>
+        <w:t>папке</w:t>
+      </w:r>
+      <w:r>
+        <w:rPr>
+          <w:sz w:val="28"/>
+          <w:szCs w:val="28"/>
+          <w:lang w:val="ru-RU"/>
+        </w:rPr>
+        <w:t xml:space="preserve"> data/. </w:t>
+      </w:r>
+      <w:r>
+        <w:rPr>
+          <w:sz w:val="28"/>
+          <w:szCs w:val="28"/>
+          <w:lang w:val="ru-RU"/>
+        </w:rPr>
+        <w:t>Структура данных полностью соответствует логической модели из раздела 2.3 (те же сущности и атрибуты).</w:t>
+      </w:r>
+    </w:p>
+    <w:p>
+      <w:pPr>
+        <w:spacing w:after="0" w:line="360" w:lineRule="auto"/>
+        <w:jc w:val="both"/>
+        <w:rPr>
+          <w:sz w:val="28"/>
+          <w:szCs w:val="28"/>
+          <w:lang w:val="ru-RU"/>
+        </w:rPr>
+      </w:pPr>
     </w:p>
     <w:p>
       <w:pPr>
@@ -14501,18 +15069,47 @@
         <w:ind w:firstLine="709"/>
         <w:jc w:val="both"/>
         <w:rPr>
-          <w:sz w:val="28"/>
-          <w:szCs w:val="28"/>
-          <w:lang w:val="ru-RU"/>
-        </w:rPr>
-      </w:pPr>
-      <w:r>
-        <w:rPr>
-          <w:sz w:val="28"/>
-          <w:szCs w:val="28"/>
-          <w:lang w:val="ru-RU"/>
-        </w:rPr>
-        <w:t>Ниже приведены фрагменты кода, реализующие автоматизируемые операции из таблицы 1 и оба алгоритма из раздела 2.3.</w:t>
+          <w:b/>
+          <w:sz w:val="28"/>
+          <w:szCs w:val="28"/>
+          <w:lang w:val="ru-RU"/>
+        </w:rPr>
+      </w:pPr>
+      <w:r>
+        <w:rPr>
+          <w:b/>
+          <w:sz w:val="28"/>
+          <w:szCs w:val="28"/>
+          <w:lang w:val="ru-RU"/>
+        </w:rPr>
+        <w:t>2.5</w:t>
+      </w:r>
+      <w:r>
+        <w:rPr>
+          <w:b/>
+          <w:sz w:val="28"/>
+          <w:szCs w:val="28"/>
+          <w:lang w:val="ru-RU"/>
+        </w:rPr>
+        <w:t>.3</w:t>
+      </w:r>
+      <w:r>
+        <w:rPr>
+          <w:b/>
+          <w:sz w:val="28"/>
+          <w:szCs w:val="28"/>
+          <w:lang w:val="ru-RU"/>
+        </w:rPr>
+        <w:t xml:space="preserve"> </w:t>
+      </w:r>
+      <w:r>
+        <w:rPr>
+          <w:b/>
+          <w:sz w:val="28"/>
+          <w:szCs w:val="28"/>
+          <w:lang w:val="ru-RU"/>
+        </w:rPr>
+        <w:t>Фрагменты кода</w:t>
       </w:r>
     </w:p>
     <w:p>
@@ -14526,6 +15123,30 @@
           <w:lang w:val="ru-RU"/>
         </w:rPr>
       </w:pPr>
+      <w:r>
+        <w:rPr>
+          <w:sz w:val="28"/>
+          <w:szCs w:val="28"/>
+          <w:lang w:val="ru-RU"/>
+        </w:rPr>
+        <w:t xml:space="preserve">Ниже приведены фрагменты кода, реализующие автоматизируемые операции из таблицы </w:t>
+      </w:r>
+      <w:r>
+        <w:rPr>
+          <w:sz w:val="28"/>
+          <w:szCs w:val="28"/>
+          <w:lang w:val="ru-RU"/>
+        </w:rPr>
+        <w:t>1 и оба алгоритма из раздела 2.4</w:t>
+      </w:r>
+      <w:r>
+        <w:rPr>
+          <w:sz w:val="28"/>
+          <w:szCs w:val="28"/>
+          <w:lang w:val="ru-RU"/>
+        </w:rPr>
+        <w:t>.</w:t>
+      </w:r>
     </w:p>
     <w:p>
       <w:pPr>
@@ -14533,6 +15154,32 @@
         <w:ind w:firstLine="709"/>
         <w:jc w:val="both"/>
         <w:rPr>
+          <w:sz w:val="28"/>
+          <w:szCs w:val="28"/>
+          <w:lang w:val="ru-RU"/>
+        </w:rPr>
+      </w:pPr>
+      <w:bookmarkStart w:id="0" w:name="_GoBack"/>
+      <w:bookmarkEnd w:id="0"/>
+    </w:p>
+    <w:p>
+      <w:pPr>
+        <w:spacing w:after="0" w:line="360" w:lineRule="auto"/>
+        <w:ind w:firstLine="709"/>
+        <w:jc w:val="both"/>
+        <w:rPr>
+          <w:sz w:val="28"/>
+          <w:szCs w:val="28"/>
+          <w:lang w:val="ru-RU"/>
+        </w:rPr>
+      </w:pPr>
+    </w:p>
+    <w:p>
+      <w:pPr>
+        <w:spacing w:after="0" w:line="360" w:lineRule="auto"/>
+        <w:ind w:firstLine="709"/>
+        <w:jc w:val="both"/>
+        <w:rPr>
           <w:b/>
           <w:sz w:val="28"/>
           <w:szCs w:val="28"/>
@@ -14546,7 +15193,16 @@
           <w:szCs w:val="28"/>
           <w:lang w:val="ru-RU"/>
         </w:rPr>
-        <w:t>2.4.4</w:t>
+        <w:t>2.5</w:t>
+      </w:r>
+      <w:r>
+        <w:rPr>
+          <w:b/>
+          <w:sz w:val="28"/>
+          <w:szCs w:val="28"/>
+          <w:lang w:val="ru-RU"/>
+        </w:rPr>
+        <w:t>.4</w:t>
       </w:r>
       <w:r>
         <w:rPr>
@@ -14613,6 +15269,119 @@
 <file path=word/numbering.xml><?xml version="1.0" encoding="utf-8"?>
 <w:numbering xmlns:wpc="http://schemas.microsoft.com/office/word/2010/wordprocessingCanvas" xmlns:mc="http://schemas.openxmlformats.org/markup-compatibility/2006" xmlns:o="urn:schemas-microsoft-com:office:office" xmlns:r="http://schemas.openxmlformats.org/officeDocument/2006/relationships" xmlns:m="http://schemas.openxmlformats.org/officeDocument/2006/math" xmlns:v="urn:schemas-microsoft-com:vml" xmlns:wp14="http://schemas.microsoft.com/office/word/2010/wordprocessingDrawing" xmlns:wp="http://schemas.openxmlformats.org/drawingml/2006/wordprocessingDrawing" xmlns:w10="urn:schemas-microsoft-com:office:word" xmlns:w="http://schemas.openxmlformats.org/wordprocessingml/2006/main" xmlns:w14="http://schemas.microsoft.com/office/word/2010/wordml" xmlns:wpg="http://schemas.microsoft.com/office/word/2010/wordprocessingGroup" xmlns:wpi="http://schemas.microsoft.com/office/word/2010/wordprocessingInk" xmlns:wne="http://schemas.microsoft.com/office/word/2006/wordml" xmlns:wps="http://schemas.microsoft.com/office/word/2010/wordprocessingShape" mc:Ignorable="w14 wp14">
   <w:abstractNum w:abstractNumId="0">
+    <w:nsid w:val="001D185F"/>
+    <w:multiLevelType w:val="hybridMultilevel"/>
+    <w:tmpl w:val="49245766"/>
+    <w:lvl w:ilvl="0" w:tplc="10CCC6FA">
+      <w:start w:val="1"/>
+      <w:numFmt w:val="bullet"/>
+      <w:lvlText w:val=""/>
+      <w:lvlJc w:val="left"/>
+      <w:pPr>
+        <w:ind w:left="1429" w:hanging="360"/>
+      </w:pPr>
+      <w:rPr>
+        <w:rFonts w:ascii="Symbol" w:hAnsi="Symbol" w:hint="default"/>
+      </w:rPr>
+    </w:lvl>
+    <w:lvl w:ilvl="1" w:tplc="04190003" w:tentative="1">
+      <w:start w:val="1"/>
+      <w:numFmt w:val="bullet"/>
+      <w:lvlText w:val="o"/>
+      <w:lvlJc w:val="left"/>
+      <w:pPr>
+        <w:ind w:left="2149" w:hanging="360"/>
+      </w:pPr>
+      <w:rPr>
+        <w:rFonts w:ascii="Courier New" w:hAnsi="Courier New" w:cs="Courier New" w:hint="default"/>
+      </w:rPr>
+    </w:lvl>
+    <w:lvl w:ilvl="2" w:tplc="04190005" w:tentative="1">
+      <w:start w:val="1"/>
+      <w:numFmt w:val="bullet"/>
+      <w:lvlText w:val=""/>
+      <w:lvlJc w:val="left"/>
+      <w:pPr>
+        <w:ind w:left="2869" w:hanging="360"/>
+      </w:pPr>
+      <w:rPr>
+        <w:rFonts w:ascii="Wingdings" w:hAnsi="Wingdings" w:hint="default"/>
+      </w:rPr>
+    </w:lvl>
+    <w:lvl w:ilvl="3" w:tplc="04190001" w:tentative="1">
+      <w:start w:val="1"/>
+      <w:numFmt w:val="bullet"/>
+      <w:lvlText w:val=""/>
+      <w:lvlJc w:val="left"/>
+      <w:pPr>
+        <w:ind w:left="3589" w:hanging="360"/>
+      </w:pPr>
+      <w:rPr>
+        <w:rFonts w:ascii="Symbol" w:hAnsi="Symbol" w:hint="default"/>
+      </w:rPr>
+    </w:lvl>
+    <w:lvl w:ilvl="4" w:tplc="04190003" w:tentative="1">
+      <w:start w:val="1"/>
+      <w:numFmt w:val="bullet"/>
+      <w:lvlText w:val="o"/>
+      <w:lvlJc w:val="left"/>
+      <w:pPr>
+        <w:ind w:left="4309" w:hanging="360"/>
+      </w:pPr>
+      <w:rPr>
+        <w:rFonts w:ascii="Courier New" w:hAnsi="Courier New" w:cs="Courier New" w:hint="default"/>
+      </w:rPr>
+    </w:lvl>
+    <w:lvl w:ilvl="5" w:tplc="04190005" w:tentative="1">
+      <w:start w:val="1"/>
+      <w:numFmt w:val="bullet"/>
+      <w:lvlText w:val=""/>
+      <w:lvlJc w:val="left"/>
+      <w:pPr>
+        <w:ind w:left="5029" w:hanging="360"/>
+      </w:pPr>
+      <w:rPr>
+        <w:rFonts w:ascii="Wingdings" w:hAnsi="Wingdings" w:hint="default"/>
+      </w:rPr>
+    </w:lvl>
+    <w:lvl w:ilvl="6" w:tplc="04190001" w:tentative="1">
+      <w:start w:val="1"/>
+      <w:numFmt w:val="bullet"/>
+      <w:lvlText w:val=""/>
+      <w:lvlJc w:val="left"/>
+      <w:pPr>
+        <w:ind w:left="5749" w:hanging="360"/>
+      </w:pPr>
+      <w:rPr>
+        <w:rFonts w:ascii="Symbol" w:hAnsi="Symbol" w:hint="default"/>
+      </w:rPr>
+    </w:lvl>
+    <w:lvl w:ilvl="7" w:tplc="04190003" w:tentative="1">
+      <w:start w:val="1"/>
+      <w:numFmt w:val="bullet"/>
+      <w:lvlText w:val="o"/>
+      <w:lvlJc w:val="left"/>
+      <w:pPr>
+        <w:ind w:left="6469" w:hanging="360"/>
+      </w:pPr>
+      <w:rPr>
+        <w:rFonts w:ascii="Courier New" w:hAnsi="Courier New" w:cs="Courier New" w:hint="default"/>
+      </w:rPr>
+    </w:lvl>
+    <w:lvl w:ilvl="8" w:tplc="04190005" w:tentative="1">
+      <w:start w:val="1"/>
+      <w:numFmt w:val="bullet"/>
+      <w:lvlText w:val=""/>
+      <w:lvlJc w:val="left"/>
+      <w:pPr>
+        <w:ind w:left="7189" w:hanging="360"/>
+      </w:pPr>
+      <w:rPr>
+        <w:rFonts w:ascii="Wingdings" w:hAnsi="Wingdings" w:hint="default"/>
+      </w:rPr>
+    </w:lvl>
+  </w:abstractNum>
+  <w:abstractNum w:abstractNumId="1">
     <w:nsid w:val="1C7B5D7F"/>
     <w:multiLevelType w:val="hybridMultilevel"/>
     <w:tmpl w:val="2B0CF598"/>
@@ -14698,7 +15467,7 @@
       </w:pPr>
     </w:lvl>
   </w:abstractNum>
-  <w:abstractNum w:abstractNumId="1">
+  <w:abstractNum w:abstractNumId="2">
     <w:nsid w:val="260B3F9A"/>
     <w:multiLevelType w:val="multilevel"/>
     <w:tmpl w:val="87F2EDEC"/>
@@ -14787,7 +15556,7 @@
       </w:pPr>
     </w:lvl>
   </w:abstractNum>
-  <w:abstractNum w:abstractNumId="2">
+  <w:abstractNum w:abstractNumId="3">
     <w:nsid w:val="2B1914FD"/>
     <w:multiLevelType w:val="hybridMultilevel"/>
     <w:tmpl w:val="D9844A52"/>
@@ -14873,7 +15642,7 @@
       </w:pPr>
     </w:lvl>
   </w:abstractNum>
-  <w:abstractNum w:abstractNumId="3">
+  <w:abstractNum w:abstractNumId="4">
     <w:nsid w:val="40B77C88"/>
     <w:multiLevelType w:val="hybridMultilevel"/>
     <w:tmpl w:val="307677F6"/>
@@ -14962,7 +15731,7 @@
       </w:pPr>
     </w:lvl>
   </w:abstractNum>
-  <w:abstractNum w:abstractNumId="4">
+  <w:abstractNum w:abstractNumId="5">
     <w:nsid w:val="47071D6C"/>
     <w:multiLevelType w:val="hybridMultilevel"/>
     <w:tmpl w:val="B720CB3A"/>
@@ -15048,7 +15817,7 @@
       </w:pPr>
     </w:lvl>
   </w:abstractNum>
-  <w:abstractNum w:abstractNumId="5">
+  <w:abstractNum w:abstractNumId="6">
     <w:nsid w:val="48CC7398"/>
     <w:multiLevelType w:val="hybridMultilevel"/>
     <w:tmpl w:val="C0483FF4"/>
@@ -15134,7 +15903,7 @@
       </w:pPr>
     </w:lvl>
   </w:abstractNum>
-  <w:abstractNum w:abstractNumId="6">
+  <w:abstractNum w:abstractNumId="7">
     <w:nsid w:val="506D23B6"/>
     <w:multiLevelType w:val="hybridMultilevel"/>
     <w:tmpl w:val="8286C274"/>
@@ -15223,7 +15992,7 @@
       </w:pPr>
     </w:lvl>
   </w:abstractNum>
-  <w:abstractNum w:abstractNumId="7">
+  <w:abstractNum w:abstractNumId="8">
     <w:nsid w:val="668B1E18"/>
     <w:multiLevelType w:val="multilevel"/>
     <w:tmpl w:val="45FC3722"/>
@@ -15336,7 +16105,7 @@
       </w:rPr>
     </w:lvl>
   </w:abstractNum>
-  <w:abstractNum w:abstractNumId="8">
+  <w:abstractNum w:abstractNumId="9">
     <w:nsid w:val="69B9318E"/>
     <w:multiLevelType w:val="hybridMultilevel"/>
     <w:tmpl w:val="8C0E7C94"/>
@@ -15422,7 +16191,7 @@
       </w:pPr>
     </w:lvl>
   </w:abstractNum>
-  <w:abstractNum w:abstractNumId="9">
+  <w:abstractNum w:abstractNumId="10">
     <w:nsid w:val="70C163AC"/>
     <w:multiLevelType w:val="hybridMultilevel"/>
     <w:tmpl w:val="037E4376"/>
@@ -15509,34 +16278,37 @@
     </w:lvl>
   </w:abstractNum>
   <w:num w:numId="1">
+    <w:abstractNumId w:val="2"/>
+  </w:num>
+  <w:num w:numId="2">
+    <w:abstractNumId w:val="7"/>
+  </w:num>
+  <w:num w:numId="3">
+    <w:abstractNumId w:val="4"/>
+  </w:num>
+  <w:num w:numId="4">
+    <w:abstractNumId w:val="8"/>
+  </w:num>
+  <w:num w:numId="5">
+    <w:abstractNumId w:val="9"/>
+  </w:num>
+  <w:num w:numId="6">
     <w:abstractNumId w:val="1"/>
   </w:num>
-  <w:num w:numId="2">
+  <w:num w:numId="7">
+    <w:abstractNumId w:val="5"/>
+  </w:num>
+  <w:num w:numId="8">
     <w:abstractNumId w:val="6"/>
   </w:num>
-  <w:num w:numId="3">
+  <w:num w:numId="9">
+    <w:abstractNumId w:val="10"/>
+  </w:num>
+  <w:num w:numId="10">
     <w:abstractNumId w:val="3"/>
   </w:num>
-  <w:num w:numId="4">
-    <w:abstractNumId w:val="7"/>
-  </w:num>
-  <w:num w:numId="5">
-    <w:abstractNumId w:val="8"/>
-  </w:num>
-  <w:num w:numId="6">
+  <w:num w:numId="11">
     <w:abstractNumId w:val="0"/>
-  </w:num>
-  <w:num w:numId="7">
-    <w:abstractNumId w:val="4"/>
-  </w:num>
-  <w:num w:numId="8">
-    <w:abstractNumId w:val="5"/>
-  </w:num>
-  <w:num w:numId="9">
-    <w:abstractNumId w:val="9"/>
-  </w:num>
-  <w:num w:numId="10">
-    <w:abstractNumId w:val="2"/>
   </w:num>
 </w:numbering>
 </file>
@@ -15970,6 +16742,54 @@
       <w:szCs w:val="20"/>
     </w:rPr>
   </w:style>
+  <w:style w:type="paragraph" w:styleId="HTML0">
+    <w:name w:val="HTML Preformatted"/>
+    <w:basedOn w:val="a"/>
+    <w:link w:val="HTML1"/>
+    <w:uiPriority w:val="99"/>
+    <w:unhideWhenUsed/>
+    <w:rsid w:val="00CD7CE8"/>
+    <w:pPr>
+      <w:tabs>
+        <w:tab w:val="left" w:pos="916"/>
+        <w:tab w:val="left" w:pos="1832"/>
+        <w:tab w:val="left" w:pos="2748"/>
+        <w:tab w:val="left" w:pos="3664"/>
+        <w:tab w:val="left" w:pos="4580"/>
+        <w:tab w:val="left" w:pos="5496"/>
+        <w:tab w:val="left" w:pos="6412"/>
+        <w:tab w:val="left" w:pos="7328"/>
+        <w:tab w:val="left" w:pos="8244"/>
+        <w:tab w:val="left" w:pos="9160"/>
+        <w:tab w:val="left" w:pos="10076"/>
+        <w:tab w:val="left" w:pos="10992"/>
+        <w:tab w:val="left" w:pos="11908"/>
+        <w:tab w:val="left" w:pos="12824"/>
+        <w:tab w:val="left" w:pos="13740"/>
+        <w:tab w:val="left" w:pos="14656"/>
+      </w:tabs>
+      <w:spacing w:after="0" w:line="240" w:lineRule="auto"/>
+    </w:pPr>
+    <w:rPr>
+      <w:rFonts w:ascii="Courier New" w:hAnsi="Courier New" w:cs="Courier New"/>
+      <w:sz w:val="20"/>
+      <w:szCs w:val="20"/>
+      <w:lang w:val="ru-RU"/>
+    </w:rPr>
+  </w:style>
+  <w:style w:type="character" w:customStyle="1" w:styleId="HTML1">
+    <w:name w:val="Стандартный HTML Знак"/>
+    <w:basedOn w:val="a0"/>
+    <w:link w:val="HTML0"/>
+    <w:uiPriority w:val="99"/>
+    <w:rsid w:val="00CD7CE8"/>
+    <w:rPr>
+      <w:rFonts w:ascii="Courier New" w:eastAsia="Times New Roman" w:hAnsi="Courier New" w:cs="Courier New"/>
+      <w:sz w:val="20"/>
+      <w:szCs w:val="20"/>
+      <w:lang w:eastAsia="ru-RU"/>
+    </w:rPr>
+  </w:style>
 </w:styles>
 </file>
 
@@ -16402,6 +17222,54 @@
       <w:szCs w:val="20"/>
     </w:rPr>
   </w:style>
+  <w:style w:type="paragraph" w:styleId="HTML0">
+    <w:name w:val="HTML Preformatted"/>
+    <w:basedOn w:val="a"/>
+    <w:link w:val="HTML1"/>
+    <w:uiPriority w:val="99"/>
+    <w:unhideWhenUsed/>
+    <w:rsid w:val="00CD7CE8"/>
+    <w:pPr>
+      <w:tabs>
+        <w:tab w:val="left" w:pos="916"/>
+        <w:tab w:val="left" w:pos="1832"/>
+        <w:tab w:val="left" w:pos="2748"/>
+        <w:tab w:val="left" w:pos="3664"/>
+        <w:tab w:val="left" w:pos="4580"/>
+        <w:tab w:val="left" w:pos="5496"/>
+        <w:tab w:val="left" w:pos="6412"/>
+        <w:tab w:val="left" w:pos="7328"/>
+        <w:tab w:val="left" w:pos="8244"/>
+        <w:tab w:val="left" w:pos="9160"/>
+        <w:tab w:val="left" w:pos="10076"/>
+        <w:tab w:val="left" w:pos="10992"/>
+        <w:tab w:val="left" w:pos="11908"/>
+        <w:tab w:val="left" w:pos="12824"/>
+        <w:tab w:val="left" w:pos="13740"/>
+        <w:tab w:val="left" w:pos="14656"/>
+      </w:tabs>
+      <w:spacing w:after="0" w:line="240" w:lineRule="auto"/>
+    </w:pPr>
+    <w:rPr>
+      <w:rFonts w:ascii="Courier New" w:hAnsi="Courier New" w:cs="Courier New"/>
+      <w:sz w:val="20"/>
+      <w:szCs w:val="20"/>
+      <w:lang w:val="ru-RU"/>
+    </w:rPr>
+  </w:style>
+  <w:style w:type="character" w:customStyle="1" w:styleId="HTML1">
+    <w:name w:val="Стандартный HTML Знак"/>
+    <w:basedOn w:val="a0"/>
+    <w:link w:val="HTML0"/>
+    <w:uiPriority w:val="99"/>
+    <w:rsid w:val="00CD7CE8"/>
+    <w:rPr>
+      <w:rFonts w:ascii="Courier New" w:eastAsia="Times New Roman" w:hAnsi="Courier New" w:cs="Courier New"/>
+      <w:sz w:val="20"/>
+      <w:szCs w:val="20"/>
+      <w:lang w:eastAsia="ru-RU"/>
+    </w:rPr>
+  </w:style>
 </w:styles>
 </file>
 
